--- a/sufficiency-handout.docx
+++ b/sufficiency-handout.docx
@@ -15,7 +15,7 @@
         <w:pStyle w:val="Date"/>
       </w:pPr>
       <w:r>
-        <w:t xml:space="preserve">Last modified: 2026-10-15 09:04:24 (PDT)</w:t>
+        <w:t xml:space="preserve">Last modified: 2026-10-15 09:35:18 (PDT)</w:t>
       </w:r>
     </w:p>
     <w:p>

--- a/sufficiency-handout.docx
+++ b/sufficiency-handout.docx
@@ -15,7 +15,7 @@
         <w:pStyle w:val="Date"/>
       </w:pPr>
       <w:r>
-        <w:t xml:space="preserve">Last modified: 2026-10-15 09:35:18 (PDT)</w:t>
+        <w:t xml:space="preserve">Last modified: 2026-10-15 12:42:47 (PDT)</w:t>
       </w:r>
     </w:p>
     <w:p>

--- a/sufficiency-handout.docx
+++ b/sufficiency-handout.docx
@@ -15,7 +15,7 @@
         <w:pStyle w:val="Date"/>
       </w:pPr>
       <w:r>
-        <w:t xml:space="preserve">Last modified: 2026-10-15 12:42:47 (PDT)</w:t>
+        <w:t xml:space="preserve">Last modified: 2026-10-15 12:56:30 (PDT)</w:t>
       </w:r>
     </w:p>
     <w:p>

--- a/sufficiency-handout.docx
+++ b/sufficiency-handout.docx
@@ -15,7 +15,7 @@
         <w:pStyle w:val="Date"/>
       </w:pPr>
       <w:r>
-        <w:t xml:space="preserve">Last modified: 2026-10-15 12:56:30 (PDT)</w:t>
+        <w:t xml:space="preserve">Last modified: 2026-10-15 13:11:03 (PDT)</w:t>
       </w:r>
     </w:p>
     <w:p>
@@ -67,7 +67,7 @@
         <w:t xml:space="preserve">without making it more biased.</w:t>
       </w:r>
     </w:p>
-    <w:bookmarkStart w:id="24" w:name="sec-sufficiency"/>
+    <w:bookmarkStart w:id="21" w:name="sec-sufficiency"/>
     <w:p>
       <w:pPr>
         <w:pStyle w:val="Heading2"/>
@@ -267,7 +267,7 @@
       </w:r>
     </w:p>
     <w:bookmarkEnd w:id="12"/>
-    <w:bookmarkStart w:id="17" w:name="def-sufficient"/>
+    <w:bookmarkStart w:id="14" w:name="def-sufficient"/>
     <w:p>
       <w:pPr>
         <w:pStyle w:val="BodyText"/>
@@ -708,139 +708,43 @@
       </m:oMathPara>
       <w:bookmarkEnd w:id="13"/>
     </w:p>
-    <w:tbl>
-      <w:tblPr>
-        <w:tblStyle w:val="Table"/>
-        <w:tblLook w:firstRow="0" w:lastRow="0" w:firstColumn="0" w:lastColumn="0" w:noHBand="0" w:noVBand="0" w:val="0000"/>
-        <w:tblBorders>
-          <w:top w:val="single" w:sz="4" w:space="0" w:color="0758E5"/>
-          <w:left w:val="single" w:sz="24" w:space="0" w:color="0758E5"/>
-          <w:bottom w:val="single" w:sz="4" w:space="0" w:color="0758E5"/>
-          <w:right w:val="single" w:sz="4" w:space="0" w:color="0758E5"/>
-        </w:tblBorders>
-        <w:tblCellMar>
-          <w:left w:w="144" w:type="dxa"/>
-          <w:right w:w="144" w:type="dxa"/>
-        </w:tblCellMar>
-        <w:tblLook w:firstRow="0" w:lastRow="0" w:firstColumn="0" w:lastColumn="0" w:noHBand="0" w:noVBand="0" w:val="0000"/>
-      </w:tblPr>
-      <w:tr>
-        <w:trPr>
-          <w:cantSplit/>
-        </w:trPr>
-        <w:tc>
-          <w:tcPr>
-            <w:shd w:color="auto" w:fill="dae6fb" w:val="clear"/>
-            <w:tcMar>
-              <w:top w:w="92" w:type="dxa"/>
-              <w:bottom w:w="92" w:type="dxa"/>
-            </w:tcMar>
-          </w:tcPr>
-          <w:p>
-            <w:pPr>
-              <w:pStyle w:val="FirstParagraph"/>
-            </w:pPr>
-            <w:pPr>
-              <w:spacing w:before="0" w:after="0"/>
-              <w:textAlignment w:val="center"/>
-            </w:pPr>
-            <w:r>
-              <w:drawing>
-                <wp:inline>
-                  <wp:extent cx="152400" cy="152400"/>
-                  <wp:effectExtent b="0" l="0" r="0" t="0"/>
-                  <wp:docPr descr="" title="" id="15" name="Picture"/>
-                  <a:graphic>
-                    <a:graphicData uri="http://schemas.openxmlformats.org/drawingml/2006/picture">
-                      <pic:pic>
-                        <pic:nvPicPr>
-                          <pic:cNvPr descr="/opt/quarto/share/formats/docx/note.png" id="16" name="Picture"/>
-                          <pic:cNvPicPr>
-                            <a:picLocks noChangeArrowheads="1" noChangeAspect="1"/>
-                          </pic:cNvPicPr>
-                        </pic:nvPicPr>
-                        <pic:blipFill>
-                          <a:blip r:embed="rId14"/>
-                          <a:stretch>
-                            <a:fillRect/>
-                          </a:stretch>
-                        </pic:blipFill>
-                        <pic:spPr bwMode="auto">
-                          <a:xfrm>
-                            <a:off x="0" y="0"/>
-                            <a:ext cx="152400" cy="152400"/>
-                          </a:xfrm>
-                          <a:prstGeom prst="rect">
-                            <a:avLst/>
-                          </a:prstGeom>
-                          <a:noFill/>
-                          <a:ln w="9525">
-                            <a:noFill/>
-                            <a:headEnd/>
-                            <a:tailEnd/>
-                          </a:ln>
-                        </pic:spPr>
-                      </pic:pic>
-                    </a:graphicData>
-                  </a:graphic>
-                </wp:inline>
-              </w:drawing>
-            </w:r>
-            <w:r>
-              <w:t xml:space="preserve"> </w:t>
-            </w:r>
-            <w:r>
-              <w:t xml:space="preserve"> </w:t>
-            </w:r>
-            <w:r>
-              <w:t xml:space="preserve">Source</w:t>
-            </w:r>
-          </w:p>
-        </w:tc>
-      </w:tr>
-      <w:tr>
-        <w:trPr>
-          <w:cantSplit/>
-        </w:trPr>
-        <w:tc>
-          <w:tcPr>
-            <w:tcMar>
-              <w:top w:w="108" w:type="dxa"/>
-              <w:bottom w:w="108" w:type="dxa"/>
-            </w:tcMar>
-          </w:tcPr>
-          <w:p>
-            <w:pPr>
-              <w:pStyle w:val="BodyText"/>
-            </w:pPr>
-            <w:pPr>
-              <w:spacing w:before="16" w:after="16"/>
-            </w:pPr>
-            <w:r>
-              <w:t xml:space="preserve">Fisher (1922)</w:t>
-            </w:r>
-            <w:r>
-              <w:t xml:space="preserve"> </w:t>
-            </w:r>
-            <w:r>
-              <w:t xml:space="preserve">introduced sufficiency;</w:t>
-            </w:r>
-            <w:r>
-              <w:t xml:space="preserve"> </w:t>
-            </w:r>
-            <w:r>
-              <w:t xml:space="preserve">Casella and Berger (2002, Def. 6.2.1, p. 272)</w:t>
-            </w:r>
-            <w:r>
-              <w:t xml:space="preserve">.</w:t>
-            </w:r>
-          </w:p>
-          <w:p/>
-        </w:tc>
-      </w:tr>
-    </w:tbl>
-    <w:bookmarkEnd w:id="17"/>
-    <w:bookmarkStart w:id="18" w:name="rem-sufficient-meaning"/>
+    <w:bookmarkEnd w:id="14"/>
+    <w:bookmarkStart w:id="15" w:name="rem-source-sufficient"/>
+    <w:p>
+      <w:pPr>
+        <w:pStyle w:val="FirstParagraph"/>
+      </w:pPr>
+      <w:r>
+        <w:rPr>
+          <w:i/>
+          <w:iCs/>
+        </w:rPr>
+        <w:t xml:space="preserve">Remark 2</w:t>
+      </w:r>
+      <w:r>
+        <w:t xml:space="preserve"> (Source: Sufficient statistic). </w:t>
+      </w:r>
+      <w:r>
+        <w:t xml:space="preserve">Fisher (1922)</w:t>
+      </w:r>
+      <w:r>
+        <w:t xml:space="preserve"> </w:t>
+      </w:r>
+      <w:r>
+        <w:t xml:space="preserve">introduced sufficiency;</w:t>
+      </w:r>
+      <w:r>
+        <w:t xml:space="preserve"> </w:t>
+      </w:r>
+      <w:r>
+        <w:t xml:space="preserve">Casella and Berger (2002, Def. 6.2.1, p. 272)</w:t>
+      </w:r>
+      <w:r>
+        <w:t xml:space="preserve">.</w:t>
+      </w:r>
+    </w:p>
+    <w:bookmarkEnd w:id="15"/>
+    <w:bookmarkStart w:id="16" w:name="rem-sufficient-meaning"/>
     <w:p>
       <w:pPr>
         <w:pStyle w:val="BodyText"/>
@@ -850,7 +754,7 @@
           <w:i/>
           <w:iCs/>
         </w:rPr>
-        <w:t xml:space="preserve">Remark 2</w:t>
+        <w:t xml:space="preserve">Remark 3</w:t>
       </w:r>
       <w:r>
         <w:t xml:space="preserve"> (What sufficiency says). </w:t>
@@ -1083,8 +987,8 @@
         <w:t xml:space="preserve">use densities and integrals instead of probability mass functions and sums.</w:t>
       </w:r>
     </w:p>
-    <w:bookmarkEnd w:id="18"/>
-    <w:bookmarkStart w:id="22" w:name="thm-factorization"/>
+    <w:bookmarkEnd w:id="16"/>
+    <w:bookmarkStart w:id="18" w:name="thm-factorization"/>
     <w:p>
       <w:pPr>
         <w:pStyle w:val="BodyText"/>
@@ -1320,7 +1224,7 @@
       <w:pPr>
         <w:pStyle w:val="BodyText"/>
       </w:pPr>
-      <w:bookmarkStart w:id="19" w:name="eq-factorization"/>
+      <w:bookmarkStart w:id="17" w:name="eq-factorization"/>
       <m:oMathPara>
         <m:oMathParaPr>
           <m:jc m:val="center"/>
@@ -1482,7 +1386,7 @@
           </m:r>
         </m:oMath>
       </m:oMathPara>
-      <w:bookmarkEnd w:id="19"/>
+      <w:bookmarkEnd w:id="17"/>
     </w:p>
     <w:p>
       <w:pPr>
@@ -1543,138 +1447,7 @@
         <w:t xml:space="preserve">.</w:t>
       </w:r>
     </w:p>
-    <w:tbl>
-      <w:tblPr>
-        <w:tblStyle w:val="Table"/>
-        <w:tblLook w:firstRow="0" w:lastRow="0" w:firstColumn="0" w:lastColumn="0" w:noHBand="0" w:noVBand="0" w:val="0000"/>
-        <w:tblBorders>
-          <w:top w:val="single" w:sz="4" w:space="0" w:color="0758E5"/>
-          <w:left w:val="single" w:sz="24" w:space="0" w:color="0758E5"/>
-          <w:bottom w:val="single" w:sz="4" w:space="0" w:color="0758E5"/>
-          <w:right w:val="single" w:sz="4" w:space="0" w:color="0758E5"/>
-        </w:tblBorders>
-        <w:tblCellMar>
-          <w:left w:w="144" w:type="dxa"/>
-          <w:right w:w="144" w:type="dxa"/>
-        </w:tblCellMar>
-        <w:tblLook w:firstRow="0" w:lastRow="0" w:firstColumn="0" w:lastColumn="0" w:noHBand="0" w:noVBand="0" w:val="0000"/>
-      </w:tblPr>
-      <w:tr>
-        <w:trPr>
-          <w:cantSplit/>
-        </w:trPr>
-        <w:tc>
-          <w:tcPr>
-            <w:shd w:color="auto" w:fill="dae6fb" w:val="clear"/>
-            <w:tcMar>
-              <w:top w:w="92" w:type="dxa"/>
-              <w:bottom w:w="92" w:type="dxa"/>
-            </w:tcMar>
-          </w:tcPr>
-          <w:p>
-            <w:pPr>
-              <w:pStyle w:val="BodyText"/>
-            </w:pPr>
-            <w:pPr>
-              <w:spacing w:before="0" w:after="0"/>
-              <w:textAlignment w:val="center"/>
-            </w:pPr>
-            <w:r>
-              <w:drawing>
-                <wp:inline>
-                  <wp:extent cx="152400" cy="152400"/>
-                  <wp:effectExtent b="0" l="0" r="0" t="0"/>
-                  <wp:docPr descr="" title="" id="20" name="Picture"/>
-                  <a:graphic>
-                    <a:graphicData uri="http://schemas.openxmlformats.org/drawingml/2006/picture">
-                      <pic:pic>
-                        <pic:nvPicPr>
-                          <pic:cNvPr descr="/opt/quarto/share/formats/docx/note.png" id="21" name="Picture"/>
-                          <pic:cNvPicPr>
-                            <a:picLocks noChangeArrowheads="1" noChangeAspect="1"/>
-                          </pic:cNvPicPr>
-                        </pic:nvPicPr>
-                        <pic:blipFill>
-                          <a:blip r:embed="rId14"/>
-                          <a:stretch>
-                            <a:fillRect/>
-                          </a:stretch>
-                        </pic:blipFill>
-                        <pic:spPr bwMode="auto">
-                          <a:xfrm>
-                            <a:off x="0" y="0"/>
-                            <a:ext cx="152400" cy="152400"/>
-                          </a:xfrm>
-                          <a:prstGeom prst="rect">
-                            <a:avLst/>
-                          </a:prstGeom>
-                          <a:noFill/>
-                          <a:ln w="9525">
-                            <a:noFill/>
-                            <a:headEnd/>
-                            <a:tailEnd/>
-                          </a:ln>
-                        </pic:spPr>
-                      </pic:pic>
-                    </a:graphicData>
-                  </a:graphic>
-                </wp:inline>
-              </w:drawing>
-            </w:r>
-            <w:r>
-              <w:t xml:space="preserve"> </w:t>
-            </w:r>
-            <w:r>
-              <w:t xml:space="preserve"> </w:t>
-            </w:r>
-            <w:r>
-              <w:t xml:space="preserve">Source</w:t>
-            </w:r>
-          </w:p>
-        </w:tc>
-      </w:tr>
-      <w:tr>
-        <w:trPr>
-          <w:cantSplit/>
-        </w:trPr>
-        <w:tc>
-          <w:tcPr>
-            <w:tcMar>
-              <w:top w:w="108" w:type="dxa"/>
-              <w:bottom w:w="108" w:type="dxa"/>
-            </w:tcMar>
-          </w:tcPr>
-          <w:p>
-            <w:pPr>
-              <w:pStyle w:val="BodyText"/>
-            </w:pPr>
-            <w:pPr>
-              <w:spacing w:before="16" w:after="16"/>
-            </w:pPr>
-            <w:r>
-              <w:t xml:space="preserve">Halmos and Savage (1949)</w:t>
-            </w:r>
-            <w:r>
-              <w:t xml:space="preserve">, whom</w:t>
-            </w:r>
-            <w:r>
-              <w:t xml:space="preserve"> </w:t>
-            </w:r>
-            <w:r>
-              <w:t xml:space="preserve">Casella and Berger (2002, Thm. 6.2.6, p. 276, and its footnote)</w:t>
-            </w:r>
-            <w:r>
-              <w:t xml:space="preserve"> </w:t>
-            </w:r>
-            <w:r>
-              <w:t xml:space="preserve">credit with the general form, and Neyman (1935) with an earlier one.</w:t>
-            </w:r>
-          </w:p>
-          <w:p/>
-        </w:tc>
-      </w:tr>
-    </w:tbl>
-    <w:bookmarkEnd w:id="22"/>
+    <w:bookmarkEnd w:id="18"/>
     <w:p>
       <w:pPr>
         <w:pStyle w:val="BodyText"/>
@@ -5352,7 +5125,42 @@
         <w:t xml:space="preserve">is sufficient.</w:t>
       </w:r>
     </w:p>
-    <w:bookmarkStart w:id="23" w:name="exm-poisson-sufficient"/>
+    <w:bookmarkStart w:id="19" w:name="rem-source-factorization"/>
+    <w:p>
+      <w:pPr>
+        <w:pStyle w:val="BodyText"/>
+      </w:pPr>
+      <w:r>
+        <w:rPr>
+          <w:i/>
+          <w:iCs/>
+        </w:rPr>
+        <w:t xml:space="preserve">Remark 4</w:t>
+      </w:r>
+      <w:r>
+        <w:t xml:space="preserve"> (Source: Factorization theorem). </w:t>
+      </w:r>
+      <w:r>
+        <w:t xml:space="preserve">Halmos and Savage (1949)</w:t>
+      </w:r>
+      <w:r>
+        <w:t xml:space="preserve">, whom</w:t>
+      </w:r>
+      <w:r>
+        <w:t xml:space="preserve"> </w:t>
+      </w:r>
+      <w:r>
+        <w:t xml:space="preserve">Casella and Berger (2002, Thm. 6.2.6, p. 276, and its footnote)</w:t>
+      </w:r>
+      <w:r>
+        <w:t xml:space="preserve"> </w:t>
+      </w:r>
+      <w:r>
+        <w:t xml:space="preserve">credit with the general form, and Neyman (1935) with an earlier one.</w:t>
+      </w:r>
+    </w:p>
+    <w:bookmarkEnd w:id="19"/>
+    <w:bookmarkStart w:id="20" w:name="exm-poisson-sufficient"/>
     <w:p>
       <w:pPr>
         <w:pStyle w:val="BodyText"/>
@@ -6208,9 +6016,9 @@
         <w:t xml:space="preserve">.</w:t>
       </w:r>
     </w:p>
-    <w:bookmarkEnd w:id="23"/>
-    <w:bookmarkEnd w:id="24"/>
-    <w:bookmarkStart w:id="49" w:name="sec-rao-blackwell"/>
+    <w:bookmarkEnd w:id="20"/>
+    <w:bookmarkEnd w:id="21"/>
+    <w:bookmarkStart w:id="45" w:name="sec-rao-blackwell"/>
     <w:p>
       <w:pPr>
         <w:pStyle w:val="Heading2"/>
@@ -6219,7 +6027,7 @@
         <w:t xml:space="preserve">2 The Rao–Blackwell theorem</w:t>
       </w:r>
     </w:p>
-    <w:bookmarkStart w:id="26" w:name="def-rao-blackwellized"/>
+    <w:bookmarkStart w:id="23" w:name="def-rao-blackwellized"/>
     <w:p>
       <w:pPr>
         <w:pStyle w:val="FirstParagraph"/>
@@ -6408,7 +6216,7 @@
       <w:pPr>
         <w:pStyle w:val="BodyText"/>
       </w:pPr>
-      <w:bookmarkStart w:id="25" w:name="eq-rao-blackwellized"/>
+      <w:bookmarkStart w:id="22" w:name="eq-rao-blackwellized"/>
       <m:oMathPara>
         <m:oMathParaPr>
           <m:jc m:val="center"/>
@@ -6548,10 +6356,10 @@
           </m:r>
         </m:oMath>
       </m:oMathPara>
-      <w:bookmarkEnd w:id="25"/>
+      <w:bookmarkEnd w:id="22"/>
     </w:p>
-    <w:bookmarkEnd w:id="26"/>
-    <w:bookmarkStart w:id="27" w:name="lem-rb-statistic"/>
+    <w:bookmarkEnd w:id="23"/>
+    <w:bookmarkStart w:id="24" w:name="lem-rb-statistic"/>
     <w:p>
       <w:pPr>
         <w:pStyle w:val="FirstParagraph"/>
@@ -6794,7 +6602,7 @@
         <w:t xml:space="preserve">and an estimator.</w:t>
       </w:r>
     </w:p>
-    <w:bookmarkEnd w:id="27"/>
+    <w:bookmarkEnd w:id="24"/>
     <w:p>
       <w:pPr>
         <w:pStyle w:val="BodyText"/>
@@ -7328,7 +7136,7 @@
         <w:t xml:space="preserve">.</w:t>
       </w:r>
     </w:p>
-    <w:bookmarkStart w:id="29" w:name="thm-rb-unbiased"/>
+    <w:bookmarkStart w:id="26" w:name="thm-rb-unbiased"/>
     <w:p>
       <w:pPr>
         <w:pStyle w:val="BodyText"/>
@@ -7370,7 +7178,7 @@
       <w:r>
         <w:t xml:space="preserve"> </w:t>
       </w:r>
-      <w:hyperlink r:id="rId28">
+      <w:hyperlink r:id="rId25">
         <w:r>
           <w:rPr>
             <w:rStyle w:val="Hyperlink"/>
@@ -7562,7 +7370,7 @@
         <w:t xml:space="preserve">.</w:t>
       </w:r>
     </w:p>
-    <w:bookmarkEnd w:id="29"/>
+    <w:bookmarkEnd w:id="26"/>
     <w:p>
       <w:pPr>
         <w:pStyle w:val="BodyText"/>
@@ -7583,7 +7391,7 @@
       <w:r>
         <w:t xml:space="preserve"> </w:t>
       </w:r>
-      <w:hyperlink r:id="rId30">
+      <w:hyperlink r:id="rId27">
         <w:r>
           <w:rPr>
             <w:rStyle w:val="Hyperlink"/>
@@ -7798,7 +7606,7 @@
         </m:oMath>
       </m:oMathPara>
     </w:p>
-    <w:bookmarkStart w:id="34" w:name="thm-rao-blackwell"/>
+    <w:bookmarkStart w:id="29" w:name="thm-rao-blackwell"/>
     <w:p>
       <w:pPr>
         <w:pStyle w:val="FirstParagraph"/>
@@ -7840,7 +7648,7 @@
       <w:r>
         <w:t xml:space="preserve"> </w:t>
       </w:r>
-      <w:hyperlink r:id="rId28">
+      <w:hyperlink r:id="rId25">
         <w:r>
           <w:rPr>
             <w:rStyle w:val="Hyperlink"/>
@@ -8005,7 +7813,7 @@
       <w:pPr>
         <w:pStyle w:val="BodyText"/>
       </w:pPr>
-      <w:bookmarkStart w:id="31" w:name="eq-rao-blackwell"/>
+      <w:bookmarkStart w:id="28" w:name="eq-rao-blackwell"/>
       <m:oMathPara>
         <m:oMathParaPr>
           <m:jc m:val="center"/>
@@ -8158,149 +7966,12 @@
           </m:r>
         </m:oMath>
       </m:oMathPara>
-      <w:bookmarkEnd w:id="31"/>
+      <w:bookmarkEnd w:id="28"/>
     </w:p>
-    <w:tbl>
-      <w:tblPr>
-        <w:tblStyle w:val="Table"/>
-        <w:tblLook w:firstRow="0" w:lastRow="0" w:firstColumn="0" w:lastColumn="0" w:noHBand="0" w:noVBand="0" w:val="0000"/>
-        <w:tblBorders>
-          <w:top w:val="single" w:sz="4" w:space="0" w:color="0758E5"/>
-          <w:left w:val="single" w:sz="24" w:space="0" w:color="0758E5"/>
-          <w:bottom w:val="single" w:sz="4" w:space="0" w:color="0758E5"/>
-          <w:right w:val="single" w:sz="4" w:space="0" w:color="0758E5"/>
-        </w:tblBorders>
-        <w:tblCellMar>
-          <w:left w:w="144" w:type="dxa"/>
-          <w:right w:w="144" w:type="dxa"/>
-        </w:tblCellMar>
-        <w:tblLook w:firstRow="0" w:lastRow="0" w:firstColumn="0" w:lastColumn="0" w:noHBand="0" w:noVBand="0" w:val="0000"/>
-      </w:tblPr>
-      <w:tr>
-        <w:trPr>
-          <w:cantSplit/>
-        </w:trPr>
-        <w:tc>
-          <w:tcPr>
-            <w:shd w:color="auto" w:fill="dae6fb" w:val="clear"/>
-            <w:tcMar>
-              <w:top w:w="92" w:type="dxa"/>
-              <w:bottom w:w="92" w:type="dxa"/>
-            </w:tcMar>
-          </w:tcPr>
-          <w:p>
-            <w:pPr>
-              <w:pStyle w:val="FirstParagraph"/>
-            </w:pPr>
-            <w:pPr>
-              <w:spacing w:before="0" w:after="0"/>
-              <w:textAlignment w:val="center"/>
-            </w:pPr>
-            <w:r>
-              <w:drawing>
-                <wp:inline>
-                  <wp:extent cx="152400" cy="152400"/>
-                  <wp:effectExtent b="0" l="0" r="0" t="0"/>
-                  <wp:docPr descr="" title="" id="32" name="Picture"/>
-                  <a:graphic>
-                    <a:graphicData uri="http://schemas.openxmlformats.org/drawingml/2006/picture">
-                      <pic:pic>
-                        <pic:nvPicPr>
-                          <pic:cNvPr descr="/opt/quarto/share/formats/docx/note.png" id="33" name="Picture"/>
-                          <pic:cNvPicPr>
-                            <a:picLocks noChangeArrowheads="1" noChangeAspect="1"/>
-                          </pic:cNvPicPr>
-                        </pic:nvPicPr>
-                        <pic:blipFill>
-                          <a:blip r:embed="rId14"/>
-                          <a:stretch>
-                            <a:fillRect/>
-                          </a:stretch>
-                        </pic:blipFill>
-                        <pic:spPr bwMode="auto">
-                          <a:xfrm>
-                            <a:off x="0" y="0"/>
-                            <a:ext cx="152400" cy="152400"/>
-                          </a:xfrm>
-                          <a:prstGeom prst="rect">
-                            <a:avLst/>
-                          </a:prstGeom>
-                          <a:noFill/>
-                          <a:ln w="9525">
-                            <a:noFill/>
-                            <a:headEnd/>
-                            <a:tailEnd/>
-                          </a:ln>
-                        </pic:spPr>
-                      </pic:pic>
-                    </a:graphicData>
-                  </a:graphic>
-                </wp:inline>
-              </w:drawing>
-            </w:r>
-            <w:r>
-              <w:t xml:space="preserve"> </w:t>
-            </w:r>
-            <w:r>
-              <w:t xml:space="preserve"> </w:t>
-            </w:r>
-            <w:r>
-              <w:t xml:space="preserve">Source</w:t>
-            </w:r>
-          </w:p>
-        </w:tc>
-      </w:tr>
-      <w:tr>
-        <w:trPr>
-          <w:cantSplit/>
-        </w:trPr>
-        <w:tc>
-          <w:tcPr>
-            <w:tcMar>
-              <w:top w:w="108" w:type="dxa"/>
-              <w:bottom w:w="108" w:type="dxa"/>
-            </w:tcMar>
-          </w:tcPr>
-          <w:p>
-            <w:pPr>
-              <w:pStyle w:val="BodyText"/>
-            </w:pPr>
-            <w:pPr>
-              <w:spacing w:before="16" w:after="16"/>
-            </w:pPr>
-            <w:r>
-              <w:t xml:space="preserve">Rao (1945)</w:t>
-            </w:r>
-            <w:r>
-              <w:t xml:space="preserve">;</w:t>
-            </w:r>
-            <w:r>
-              <w:t xml:space="preserve"> </w:t>
-            </w:r>
-            <w:r>
-              <w:t xml:space="preserve">Blackwell (1947)</w:t>
-            </w:r>
-            <w:r>
-              <w:t xml:space="preserve">;</w:t>
-            </w:r>
-            <w:r>
-              <w:t xml:space="preserve"> </w:t>
-            </w:r>
-            <w:r>
-              <w:t xml:space="preserve">Casella and Berger (2002, Thm. 7.3.17, p. 342)</w:t>
-            </w:r>
-            <w:r>
-              <w:t xml:space="preserve">.</w:t>
-            </w:r>
-          </w:p>
-          <w:p/>
-        </w:tc>
-      </w:tr>
-    </w:tbl>
-    <w:bookmarkEnd w:id="34"/>
+    <w:bookmarkEnd w:id="29"/>
     <w:p>
       <w:pPr>
-        <w:pStyle w:val="BodyText"/>
+        <w:pStyle w:val="FirstParagraph"/>
       </w:pPr>
       <w:r>
         <w:rPr>
@@ -8338,7 +8009,7 @@
       <w:r>
         <w:t xml:space="preserve"> </w:t>
       </w:r>
-      <w:hyperlink r:id="rId35">
+      <w:hyperlink r:id="rId30">
         <w:r>
           <w:rPr>
             <w:rStyle w:val="Hyperlink"/>
@@ -8717,10 +8388,51 @@
         </m:oMath>
       </m:oMathPara>
     </w:p>
-    <w:bookmarkStart w:id="37" w:name="exr-poisson-zero-conditional"/>
+    <w:bookmarkStart w:id="31" w:name="rem-source-rao-blackwell"/>
     <w:p>
       <w:pPr>
         <w:pStyle w:val="FirstParagraph"/>
+      </w:pPr>
+      <w:r>
+        <w:rPr>
+          <w:i/>
+          <w:iCs/>
+        </w:rPr>
+        <w:t xml:space="preserve">Remark 5</w:t>
+      </w:r>
+      <w:r>
+        <w:t xml:space="preserve"> (Source: Rao–Blackwell theorem). </w:t>
+      </w:r>
+      <w:r>
+        <w:t xml:space="preserve">Rao (1945)</w:t>
+      </w:r>
+      <w:r>
+        <w:t xml:space="preserve">;</w:t>
+      </w:r>
+      <w:r>
+        <w:t xml:space="preserve"> </w:t>
+      </w:r>
+      <w:r>
+        <w:t xml:space="preserve">Blackwell (1947)</w:t>
+      </w:r>
+      <w:r>
+        <w:t xml:space="preserve">;</w:t>
+      </w:r>
+      <w:r>
+        <w:t xml:space="preserve"> </w:t>
+      </w:r>
+      <w:r>
+        <w:t xml:space="preserve">Casella and Berger (2002, Thm. 7.3.17, p. 342)</w:t>
+      </w:r>
+      <w:r>
+        <w:t xml:space="preserve">.</w:t>
+      </w:r>
+    </w:p>
+    <w:bookmarkEnd w:id="31"/>
+    <w:bookmarkStart w:id="33" w:name="exr-poisson-zero-conditional"/>
+    <w:p>
+      <w:pPr>
+        <w:pStyle w:val="BodyText"/>
       </w:pPr>
       <w:r>
         <w:rPr>
@@ -9082,7 +8794,7 @@
       <w:r>
         <w:t xml:space="preserve"> </w:t>
       </w:r>
-      <w:hyperlink r:id="rId36">
+      <w:hyperlink r:id="rId32">
         <w:r>
           <w:rPr>
             <w:rStyle w:val="Hyperlink"/>
@@ -9108,8 +8820,8 @@
         <w:t xml:space="preserve">.</w:t>
       </w:r>
     </w:p>
-    <w:bookmarkEnd w:id="37"/>
-    <w:bookmarkStart w:id="38" w:name="sol-poisson-zero-conditional"/>
+    <w:bookmarkEnd w:id="33"/>
+    <w:bookmarkStart w:id="34" w:name="sol-poisson-zero-conditional"/>
     <w:p>
       <w:pPr>
         <w:pStyle w:val="BodyText"/>
@@ -10771,8 +10483,8 @@
         </m:oMath>
       </m:oMathPara>
     </w:p>
-    <w:bookmarkEnd w:id="38"/>
-    <w:bookmarkStart w:id="40" w:name="lem-poisson-zero-rb"/>
+    <w:bookmarkEnd w:id="34"/>
+    <w:bookmarkStart w:id="36" w:name="lem-poisson-zero-rb"/>
     <w:p>
       <w:pPr>
         <w:pStyle w:val="FirstParagraph"/>
@@ -10964,7 +10676,7 @@
       <w:pPr>
         <w:pStyle w:val="BodyText"/>
       </w:pPr>
-      <w:bookmarkStart w:id="39" w:name="eq-poisson-zero-conditional"/>
+      <w:bookmarkStart w:id="35" w:name="eq-poisson-zero-conditional"/>
       <m:oMathPara>
         <m:oMathParaPr>
           <m:jc m:val="center"/>
@@ -11106,7 +10818,7 @@
           </m:r>
         </m:oMath>
       </m:oMathPara>
-      <w:bookmarkEnd w:id="39"/>
+      <w:bookmarkEnd w:id="35"/>
     </w:p>
     <w:p>
       <w:pPr>
@@ -11166,7 +10878,7 @@
         <w:t xml:space="preserve">.</w:t>
       </w:r>
     </w:p>
-    <w:bookmarkEnd w:id="40"/>
+    <w:bookmarkEnd w:id="36"/>
     <w:p>
       <w:pPr>
         <w:pStyle w:val="BodyText"/>
@@ -11199,7 +10911,7 @@
         <w:t xml:space="preserve">.</w:t>
       </w:r>
     </w:p>
-    <w:bookmarkStart w:id="47" w:name="exm-rao-blackwell-poisson"/>
+    <w:bookmarkStart w:id="43" w:name="exm-rao-blackwell-poisson"/>
     <w:p>
       <w:pPr>
         <w:pStyle w:val="BodyText"/>
@@ -11259,7 +10971,7 @@
       <w:r>
         <w:t xml:space="preserve"> </w:t>
       </w:r>
-      <w:hyperlink r:id="rId41">
+      <w:hyperlink r:id="rId37">
         <w:r>
           <w:rPr>
             <w:rStyle w:val="VerbatimChar"/>
@@ -11291,7 +11003,7 @@
       <w:r>
         <w:t xml:space="preserve"> </w:t>
       </w:r>
-      <w:hyperlink r:id="rId42">
+      <w:hyperlink r:id="rId38">
         <w:r>
           <w:rPr>
             <w:rStyle w:val="VerbatimChar"/>
@@ -13469,7 +13181,7 @@
       <w:tr>
         <w:tc>
           <w:tcPr/>
-          <w:bookmarkStart w:id="46" w:name="fig-rao-blackwell-poisson"/>
+          <w:bookmarkStart w:id="42" w:name="fig-rao-blackwell-poisson"/>
           <w:p>
             <w:pPr>
               <w:pStyle w:val="SourceCode"/>
@@ -14085,18 +13797,18 @@
                 <wp:inline>
                   <wp:extent cx="4620126" cy="3696101"/>
                   <wp:effectExtent b="0" l="0" r="0" t="0"/>
-                  <wp:docPr descr="" title="" id="44" name="Picture"/>
+                  <wp:docPr descr="" title="" id="40" name="Picture"/>
                   <a:graphic>
                     <a:graphicData uri="http://schemas.openxmlformats.org/drawingml/2006/picture">
                       <pic:pic>
                         <pic:nvPicPr>
-                          <pic:cNvPr descr="sufficiency_files/figure-docx/rao-blackwell-poisson-plot-1.png" id="45" name="Picture"/>
+                          <pic:cNvPr descr="sufficiency_files/figure-docx/rao-blackwell-poisson-plot-1.png" id="41" name="Picture"/>
                           <pic:cNvPicPr>
                             <a:picLocks noChangeArrowheads="1" noChangeAspect="1"/>
                           </pic:cNvPicPr>
                         </pic:nvPicPr>
                         <pic:blipFill>
-                          <a:blip r:embed="rId43"/>
+                          <a:blip r:embed="rId39"/>
                           <a:stretch>
                             <a:fillRect/>
                           </a:stretch>
@@ -14153,12 +13865,12 @@
               <w:t xml:space="preserve">, 10,000 samples); the dashed line marks the estimand</w:t>
             </w:r>
           </w:p>
-          <w:bookmarkEnd w:id="46"/>
+          <w:bookmarkEnd w:id="42"/>
         </w:tc>
       </w:tr>
     </w:tbl>
-    <w:bookmarkEnd w:id="47"/>
-    <w:bookmarkStart w:id="48" w:name="rem-rb-insufficient"/>
+    <w:bookmarkEnd w:id="43"/>
+    <w:bookmarkStart w:id="44" w:name="rem-rb-insufficient"/>
     <w:p>
       <w:pPr>
         <w:pStyle w:val="BodyText"/>
@@ -14168,7 +13880,7 @@
           <w:i/>
           <w:iCs/>
         </w:rPr>
-        <w:t xml:space="preserve">Remark 3</w:t>
+        <w:t xml:space="preserve">Remark 6</w:t>
       </w:r>
       <w:r>
         <w:t xml:space="preserve"> (Sufficiency is needed). </w:t>
@@ -14324,9 +14036,9 @@
         <w:t xml:space="preserve">).</w:t>
       </w:r>
     </w:p>
-    <w:bookmarkEnd w:id="48"/>
-    <w:bookmarkEnd w:id="49"/>
-    <w:bookmarkStart w:id="61" w:name="references"/>
+    <w:bookmarkEnd w:id="44"/>
+    <w:bookmarkEnd w:id="45"/>
+    <w:bookmarkStart w:id="57" w:name="references"/>
     <w:p>
       <w:pPr>
         <w:pStyle w:val="Heading2"/>
@@ -14335,8 +14047,8 @@
         <w:t xml:space="preserve">References</w:t>
       </w:r>
     </w:p>
-    <w:bookmarkStart w:id="60" w:name="refs"/>
-    <w:bookmarkStart w:id="51" w:name="ref-blackwell1947conditional"/>
+    <w:bookmarkStart w:id="56" w:name="refs"/>
+    <w:bookmarkStart w:id="47" w:name="ref-blackwell1947conditional"/>
     <w:p>
       <w:pPr>
         <w:pStyle w:val="Bibliography"/>
@@ -14369,7 +14081,7 @@
       <w:r>
         <w:t xml:space="preserve"> </w:t>
       </w:r>
-      <w:hyperlink r:id="rId50">
+      <w:hyperlink r:id="rId46">
         <w:r>
           <w:rPr>
             <w:rStyle w:val="Hyperlink"/>
@@ -14381,8 +14093,8 @@
         <w:t xml:space="preserve">.</w:t>
       </w:r>
     </w:p>
-    <w:bookmarkEnd w:id="51"/>
-    <w:bookmarkStart w:id="53" w:name="ref-CaseBerg01"/>
+    <w:bookmarkEnd w:id="47"/>
+    <w:bookmarkStart w:id="49" w:name="ref-CaseBerg01"/>
     <w:p>
       <w:pPr>
         <w:pStyle w:val="Bibliography"/>
@@ -14406,7 +14118,7 @@
       <w:r>
         <w:t xml:space="preserve"> </w:t>
       </w:r>
-      <w:hyperlink r:id="rId52">
+      <w:hyperlink r:id="rId48">
         <w:r>
           <w:rPr>
             <w:rStyle w:val="Hyperlink"/>
@@ -14418,8 +14130,8 @@
         <w:t xml:space="preserve">.</w:t>
       </w:r>
     </w:p>
-    <w:bookmarkEnd w:id="53"/>
-    <w:bookmarkStart w:id="55" w:name="ref-fisher1922mathematical"/>
+    <w:bookmarkEnd w:id="49"/>
+    <w:bookmarkStart w:id="51" w:name="ref-fisher1922mathematical"/>
     <w:p>
       <w:pPr>
         <w:pStyle w:val="Bibliography"/>
@@ -14452,7 +14164,7 @@
       <w:r>
         <w:t xml:space="preserve"> </w:t>
       </w:r>
-      <w:hyperlink r:id="rId54">
+      <w:hyperlink r:id="rId50">
         <w:r>
           <w:rPr>
             <w:rStyle w:val="Hyperlink"/>
@@ -14464,8 +14176,8 @@
         <w:t xml:space="preserve">.</w:t>
       </w:r>
     </w:p>
-    <w:bookmarkEnd w:id="55"/>
-    <w:bookmarkStart w:id="57" w:name="ref-halmos1949application"/>
+    <w:bookmarkEnd w:id="51"/>
+    <w:bookmarkStart w:id="53" w:name="ref-halmos1949application"/>
     <w:p>
       <w:pPr>
         <w:pStyle w:val="Bibliography"/>
@@ -14510,7 +14222,7 @@
       <w:r>
         <w:t xml:space="preserve"> </w:t>
       </w:r>
-      <w:hyperlink r:id="rId56">
+      <w:hyperlink r:id="rId52">
         <w:r>
           <w:rPr>
             <w:rStyle w:val="Hyperlink"/>
@@ -14522,8 +14234,8 @@
         <w:t xml:space="preserve">.</w:t>
       </w:r>
     </w:p>
-    <w:bookmarkEnd w:id="57"/>
-    <w:bookmarkStart w:id="58" w:name="ref-hosmer1989applied"/>
+    <w:bookmarkEnd w:id="53"/>
+    <w:bookmarkStart w:id="54" w:name="ref-hosmer1989applied"/>
     <w:p>
       <w:pPr>
         <w:pStyle w:val="Bibliography"/>
@@ -14545,8 +14257,8 @@
         <w:t xml:space="preserve">. Wiley.</w:t>
       </w:r>
     </w:p>
-    <w:bookmarkEnd w:id="58"/>
-    <w:bookmarkStart w:id="59" w:name="ref-rao1945information"/>
+    <w:bookmarkEnd w:id="54"/>
+    <w:bookmarkStart w:id="55" w:name="ref-rao1945information"/>
     <w:p>
       <w:pPr>
         <w:pStyle w:val="Bibliography"/>
@@ -14577,9 +14289,9 @@
         <w:t xml:space="preserve">37: 81–91.</w:t>
       </w:r>
     </w:p>
-    <w:bookmarkEnd w:id="59"/>
-    <w:bookmarkEnd w:id="60"/>
-    <w:bookmarkEnd w:id="61"/>
+    <w:bookmarkEnd w:id="55"/>
+    <w:bookmarkEnd w:id="56"/>
+    <w:bookmarkEnd w:id="57"/>
     <w:sectPr>
       <w:footnotePr>
         <w:numRestart w:val="eachSect"/>

--- a/sufficiency-handout.docx
+++ b/sufficiency-handout.docx
@@ -15,7 +15,7 @@
         <w:pStyle w:val="Date"/>
       </w:pPr>
       <w:r>
-        <w:t xml:space="preserve">Last modified: 2026-10-15 13:11:03 (PDT)</w:t>
+        <w:t xml:space="preserve">Last modified: 2026-10-15 13:27:16 (PDT)</w:t>
       </w:r>
     </w:p>
     <w:p>

--- a/sufficiency-handout.docx
+++ b/sufficiency-handout.docx
@@ -15,7 +15,7 @@
         <w:pStyle w:val="Date"/>
       </w:pPr>
       <w:r>
-        <w:t xml:space="preserve">Last modified: 2026-10-15 13:27:16 (PDT)</w:t>
+        <w:t xml:space="preserve">Last modified: 2026-10-15 13:51:57 (PDT)</w:t>
       </w:r>
     </w:p>
     <w:p>

--- a/sufficiency-handout.docx
+++ b/sufficiency-handout.docx
@@ -15,7 +15,7 @@
         <w:pStyle w:val="Date"/>
       </w:pPr>
       <w:r>
-        <w:t xml:space="preserve">Last modified: 2026-10-15 13:51:57 (PDT)</w:t>
+        <w:t xml:space="preserve">Last modified: 2026-10-15 14:34:20 (PDT)</w:t>
       </w:r>
     </w:p>
     <w:p>

--- a/sufficiency-handout.docx
+++ b/sufficiency-handout.docx
@@ -15,7 +15,7 @@
         <w:pStyle w:val="Date"/>
       </w:pPr>
       <w:r>
-        <w:t xml:space="preserve">Last modified: 2026-10-15 14:34:20 (PDT)</w:t>
+        <w:t xml:space="preserve">Last modified: 2026-10-15 15:04:33 (PDT)</w:t>
       </w:r>
     </w:p>
     <w:p>

--- a/sufficiency-handout.docx
+++ b/sufficiency-handout.docx
@@ -15,7 +15,7 @@
         <w:pStyle w:val="Date"/>
       </w:pPr>
       <w:r>
-        <w:t xml:space="preserve">Last modified: 2026-10-15 15:04:33 (PDT)</w:t>
+        <w:t xml:space="preserve">Last modified: 2026-10-15 15:19:11 (PDT)</w:t>
       </w:r>
     </w:p>
     <w:p>

--- a/sufficiency-handout.docx
+++ b/sufficiency-handout.docx
@@ -15,7 +15,7 @@
         <w:pStyle w:val="Date"/>
       </w:pPr>
       <w:r>
-        <w:t xml:space="preserve">Last modified: 2026-10-15 15:19:11 (PDT)</w:t>
+        <w:t xml:space="preserve">Last modified: 2026-10-15 18:39:30 (PDT)</w:t>
       </w:r>
     </w:p>
     <w:p>

--- a/sufficiency-handout.docx
+++ b/sufficiency-handout.docx
@@ -15,7 +15,7 @@
         <w:pStyle w:val="Date"/>
       </w:pPr>
       <w:r>
-        <w:t xml:space="preserve">Last modified: 2026-10-15 18:39:30 (PDT)</w:t>
+        <w:t xml:space="preserve">Last modified: 2026-10-15 18:55:10 (PDT)</w:t>
       </w:r>
     </w:p>
     <w:p>
@@ -6018,7 +6018,7 @@
     </w:p>
     <w:bookmarkEnd w:id="20"/>
     <w:bookmarkEnd w:id="21"/>
-    <w:bookmarkStart w:id="45" w:name="sec-rao-blackwell"/>
+    <w:bookmarkStart w:id="44" w:name="sec-rao-blackwell"/>
     <w:p>
       <w:pPr>
         <w:pStyle w:val="Heading2"/>
@@ -7968,10 +7968,27 @@
       </m:oMathPara>
       <w:bookmarkEnd w:id="28"/>
     </w:p>
+    <w:p>
+      <w:pPr>
+        <w:pStyle w:val="FirstParagraph"/>
+      </w:pPr>
+      <w:r>
+        <w:t xml:space="preserve">Source:</w:t>
+      </w:r>
+      <w:r>
+        <w:t xml:space="preserve"> </w:t>
+      </w:r>
+      <w:r>
+        <w:t xml:space="preserve">(Rao 1945; Blackwell 1947; Casella and Berger 2002, Thm. 7.3.17, p. 342)</w:t>
+      </w:r>
+      <w:r>
+        <w:t xml:space="preserve">.</w:t>
+      </w:r>
+    </w:p>
     <w:bookmarkEnd w:id="29"/>
     <w:p>
       <w:pPr>
-        <w:pStyle w:val="FirstParagraph"/>
+        <w:pStyle w:val="BodyText"/>
       </w:pPr>
       <w:r>
         <w:rPr>
@@ -8388,51 +8405,10 @@
         </m:oMath>
       </m:oMathPara>
     </w:p>
-    <w:bookmarkStart w:id="31" w:name="rem-source-rao-blackwell"/>
+    <w:bookmarkStart w:id="32" w:name="exr-poisson-zero-conditional"/>
     <w:p>
       <w:pPr>
         <w:pStyle w:val="FirstParagraph"/>
-      </w:pPr>
-      <w:r>
-        <w:rPr>
-          <w:i/>
-          <w:iCs/>
-        </w:rPr>
-        <w:t xml:space="preserve">Remark 5</w:t>
-      </w:r>
-      <w:r>
-        <w:t xml:space="preserve"> (Source: Rao–Blackwell theorem). </w:t>
-      </w:r>
-      <w:r>
-        <w:t xml:space="preserve">Rao (1945)</w:t>
-      </w:r>
-      <w:r>
-        <w:t xml:space="preserve">;</w:t>
-      </w:r>
-      <w:r>
-        <w:t xml:space="preserve"> </w:t>
-      </w:r>
-      <w:r>
-        <w:t xml:space="preserve">Blackwell (1947)</w:t>
-      </w:r>
-      <w:r>
-        <w:t xml:space="preserve">;</w:t>
-      </w:r>
-      <w:r>
-        <w:t xml:space="preserve"> </w:t>
-      </w:r>
-      <w:r>
-        <w:t xml:space="preserve">Casella and Berger (2002, Thm. 7.3.17, p. 342)</w:t>
-      </w:r>
-      <w:r>
-        <w:t xml:space="preserve">.</w:t>
-      </w:r>
-    </w:p>
-    <w:bookmarkEnd w:id="31"/>
-    <w:bookmarkStart w:id="33" w:name="exr-poisson-zero-conditional"/>
-    <w:p>
-      <w:pPr>
-        <w:pStyle w:val="BodyText"/>
       </w:pPr>
       <w:r>
         <w:rPr>
@@ -8794,7 +8770,7 @@
       <w:r>
         <w:t xml:space="preserve"> </w:t>
       </w:r>
-      <w:hyperlink r:id="rId32">
+      <w:hyperlink r:id="rId31">
         <w:r>
           <w:rPr>
             <w:rStyle w:val="Hyperlink"/>
@@ -8820,8 +8796,8 @@
         <w:t xml:space="preserve">.</w:t>
       </w:r>
     </w:p>
-    <w:bookmarkEnd w:id="33"/>
-    <w:bookmarkStart w:id="34" w:name="sol-poisson-zero-conditional"/>
+    <w:bookmarkEnd w:id="32"/>
+    <w:bookmarkStart w:id="33" w:name="sol-poisson-zero-conditional"/>
     <w:p>
       <w:pPr>
         <w:pStyle w:val="BodyText"/>
@@ -10483,8 +10459,8 @@
         </m:oMath>
       </m:oMathPara>
     </w:p>
-    <w:bookmarkEnd w:id="34"/>
-    <w:bookmarkStart w:id="36" w:name="lem-poisson-zero-rb"/>
+    <w:bookmarkEnd w:id="33"/>
+    <w:bookmarkStart w:id="35" w:name="lem-poisson-zero-rb"/>
     <w:p>
       <w:pPr>
         <w:pStyle w:val="FirstParagraph"/>
@@ -10676,7 +10652,7 @@
       <w:pPr>
         <w:pStyle w:val="BodyText"/>
       </w:pPr>
-      <w:bookmarkStart w:id="35" w:name="eq-poisson-zero-conditional"/>
+      <w:bookmarkStart w:id="34" w:name="eq-poisson-zero-conditional"/>
       <m:oMathPara>
         <m:oMathParaPr>
           <m:jc m:val="center"/>
@@ -10818,7 +10794,7 @@
           </m:r>
         </m:oMath>
       </m:oMathPara>
-      <w:bookmarkEnd w:id="35"/>
+      <w:bookmarkEnd w:id="34"/>
     </w:p>
     <w:p>
       <w:pPr>
@@ -10878,7 +10854,7 @@
         <w:t xml:space="preserve">.</w:t>
       </w:r>
     </w:p>
-    <w:bookmarkEnd w:id="36"/>
+    <w:bookmarkEnd w:id="35"/>
     <w:p>
       <w:pPr>
         <w:pStyle w:val="BodyText"/>
@@ -10911,7 +10887,7 @@
         <w:t xml:space="preserve">.</w:t>
       </w:r>
     </w:p>
-    <w:bookmarkStart w:id="43" w:name="exm-rao-blackwell-poisson"/>
+    <w:bookmarkStart w:id="42" w:name="exm-rao-blackwell-poisson"/>
     <w:p>
       <w:pPr>
         <w:pStyle w:val="BodyText"/>
@@ -10971,7 +10947,7 @@
       <w:r>
         <w:t xml:space="preserve"> </w:t>
       </w:r>
-      <w:hyperlink r:id="rId37">
+      <w:hyperlink r:id="rId36">
         <w:r>
           <w:rPr>
             <w:rStyle w:val="VerbatimChar"/>
@@ -11003,7 +10979,7 @@
       <w:r>
         <w:t xml:space="preserve"> </w:t>
       </w:r>
-      <w:hyperlink r:id="rId38">
+      <w:hyperlink r:id="rId37">
         <w:r>
           <w:rPr>
             <w:rStyle w:val="VerbatimChar"/>
@@ -13181,7 +13157,7 @@
       <w:tr>
         <w:tc>
           <w:tcPr/>
-          <w:bookmarkStart w:id="42" w:name="fig-rao-blackwell-poisson"/>
+          <w:bookmarkStart w:id="41" w:name="fig-rao-blackwell-poisson"/>
           <w:p>
             <w:pPr>
               <w:pStyle w:val="SourceCode"/>
@@ -13797,18 +13773,18 @@
                 <wp:inline>
                   <wp:extent cx="4620126" cy="3696101"/>
                   <wp:effectExtent b="0" l="0" r="0" t="0"/>
-                  <wp:docPr descr="" title="" id="40" name="Picture"/>
+                  <wp:docPr descr="" title="" id="39" name="Picture"/>
                   <a:graphic>
                     <a:graphicData uri="http://schemas.openxmlformats.org/drawingml/2006/picture">
                       <pic:pic>
                         <pic:nvPicPr>
-                          <pic:cNvPr descr="sufficiency_files/figure-docx/rao-blackwell-poisson-plot-1.png" id="41" name="Picture"/>
+                          <pic:cNvPr descr="sufficiency_files/figure-docx/rao-blackwell-poisson-plot-1.png" id="40" name="Picture"/>
                           <pic:cNvPicPr>
                             <a:picLocks noChangeArrowheads="1" noChangeAspect="1"/>
                           </pic:cNvPicPr>
                         </pic:nvPicPr>
                         <pic:blipFill>
-                          <a:blip r:embed="rId39"/>
+                          <a:blip r:embed="rId38"/>
                           <a:stretch>
                             <a:fillRect/>
                           </a:stretch>
@@ -13865,12 +13841,12 @@
               <w:t xml:space="preserve">, 10,000 samples); the dashed line marks the estimand</w:t>
             </w:r>
           </w:p>
-          <w:bookmarkEnd w:id="42"/>
+          <w:bookmarkEnd w:id="41"/>
         </w:tc>
       </w:tr>
     </w:tbl>
-    <w:bookmarkEnd w:id="43"/>
-    <w:bookmarkStart w:id="44" w:name="rem-rb-insufficient"/>
+    <w:bookmarkEnd w:id="42"/>
+    <w:bookmarkStart w:id="43" w:name="rem-rb-insufficient"/>
     <w:p>
       <w:pPr>
         <w:pStyle w:val="BodyText"/>
@@ -13880,7 +13856,7 @@
           <w:i/>
           <w:iCs/>
         </w:rPr>
-        <w:t xml:space="preserve">Remark 6</w:t>
+        <w:t xml:space="preserve">Remark 5</w:t>
       </w:r>
       <w:r>
         <w:t xml:space="preserve"> (Sufficiency is needed). </w:t>
@@ -14036,9 +14012,9 @@
         <w:t xml:space="preserve">).</w:t>
       </w:r>
     </w:p>
+    <w:bookmarkEnd w:id="43"/>
     <w:bookmarkEnd w:id="44"/>
-    <w:bookmarkEnd w:id="45"/>
-    <w:bookmarkStart w:id="57" w:name="references"/>
+    <w:bookmarkStart w:id="56" w:name="references"/>
     <w:p>
       <w:pPr>
         <w:pStyle w:val="Heading2"/>
@@ -14047,8 +14023,8 @@
         <w:t xml:space="preserve">References</w:t>
       </w:r>
     </w:p>
-    <w:bookmarkStart w:id="56" w:name="refs"/>
-    <w:bookmarkStart w:id="47" w:name="ref-blackwell1947conditional"/>
+    <w:bookmarkStart w:id="55" w:name="refs"/>
+    <w:bookmarkStart w:id="46" w:name="ref-blackwell1947conditional"/>
     <w:p>
       <w:pPr>
         <w:pStyle w:val="Bibliography"/>
@@ -14081,7 +14057,7 @@
       <w:r>
         <w:t xml:space="preserve"> </w:t>
       </w:r>
-      <w:hyperlink r:id="rId46">
+      <w:hyperlink r:id="rId45">
         <w:r>
           <w:rPr>
             <w:rStyle w:val="Hyperlink"/>
@@ -14093,8 +14069,8 @@
         <w:t xml:space="preserve">.</w:t>
       </w:r>
     </w:p>
-    <w:bookmarkEnd w:id="47"/>
-    <w:bookmarkStart w:id="49" w:name="ref-CaseBerg01"/>
+    <w:bookmarkEnd w:id="46"/>
+    <w:bookmarkStart w:id="48" w:name="ref-CaseBerg01"/>
     <w:p>
       <w:pPr>
         <w:pStyle w:val="Bibliography"/>
@@ -14118,7 +14094,7 @@
       <w:r>
         <w:t xml:space="preserve"> </w:t>
       </w:r>
-      <w:hyperlink r:id="rId48">
+      <w:hyperlink r:id="rId47">
         <w:r>
           <w:rPr>
             <w:rStyle w:val="Hyperlink"/>
@@ -14130,8 +14106,8 @@
         <w:t xml:space="preserve">.</w:t>
       </w:r>
     </w:p>
-    <w:bookmarkEnd w:id="49"/>
-    <w:bookmarkStart w:id="51" w:name="ref-fisher1922mathematical"/>
+    <w:bookmarkEnd w:id="48"/>
+    <w:bookmarkStart w:id="50" w:name="ref-fisher1922mathematical"/>
     <w:p>
       <w:pPr>
         <w:pStyle w:val="Bibliography"/>
@@ -14164,7 +14140,7 @@
       <w:r>
         <w:t xml:space="preserve"> </w:t>
       </w:r>
-      <w:hyperlink r:id="rId50">
+      <w:hyperlink r:id="rId49">
         <w:r>
           <w:rPr>
             <w:rStyle w:val="Hyperlink"/>
@@ -14176,8 +14152,8 @@
         <w:t xml:space="preserve">.</w:t>
       </w:r>
     </w:p>
-    <w:bookmarkEnd w:id="51"/>
-    <w:bookmarkStart w:id="53" w:name="ref-halmos1949application"/>
+    <w:bookmarkEnd w:id="50"/>
+    <w:bookmarkStart w:id="52" w:name="ref-halmos1949application"/>
     <w:p>
       <w:pPr>
         <w:pStyle w:val="Bibliography"/>
@@ -14222,7 +14198,7 @@
       <w:r>
         <w:t xml:space="preserve"> </w:t>
       </w:r>
-      <w:hyperlink r:id="rId52">
+      <w:hyperlink r:id="rId51">
         <w:r>
           <w:rPr>
             <w:rStyle w:val="Hyperlink"/>
@@ -14234,8 +14210,8 @@
         <w:t xml:space="preserve">.</w:t>
       </w:r>
     </w:p>
-    <w:bookmarkEnd w:id="53"/>
-    <w:bookmarkStart w:id="54" w:name="ref-hosmer1989applied"/>
+    <w:bookmarkEnd w:id="52"/>
+    <w:bookmarkStart w:id="53" w:name="ref-hosmer1989applied"/>
     <w:p>
       <w:pPr>
         <w:pStyle w:val="Bibliography"/>
@@ -14257,8 +14233,8 @@
         <w:t xml:space="preserve">. Wiley.</w:t>
       </w:r>
     </w:p>
-    <w:bookmarkEnd w:id="54"/>
-    <w:bookmarkStart w:id="55" w:name="ref-rao1945information"/>
+    <w:bookmarkEnd w:id="53"/>
+    <w:bookmarkStart w:id="54" w:name="ref-rao1945information"/>
     <w:p>
       <w:pPr>
         <w:pStyle w:val="Bibliography"/>
@@ -14289,9 +14265,9 @@
         <w:t xml:space="preserve">37: 81–91.</w:t>
       </w:r>
     </w:p>
+    <w:bookmarkEnd w:id="54"/>
     <w:bookmarkEnd w:id="55"/>
     <w:bookmarkEnd w:id="56"/>
-    <w:bookmarkEnd w:id="57"/>
     <w:sectPr>
       <w:footnotePr>
         <w:numRestart w:val="eachSect"/>

--- a/sufficiency-handout.docx
+++ b/sufficiency-handout.docx
@@ -15,7 +15,7 @@
         <w:pStyle w:val="Date"/>
       </w:pPr>
       <w:r>
-        <w:t xml:space="preserve">Last modified: 2026-10-15 18:55:10 (PDT)</w:t>
+        <w:t xml:space="preserve">Last modified: 2026-10-16 00:14:28 (PDT)</w:t>
       </w:r>
     </w:p>
     <w:p>

--- a/sufficiency-handout.docx
+++ b/sufficiency-handout.docx
@@ -15,7 +15,7 @@
         <w:pStyle w:val="Date"/>
       </w:pPr>
       <w:r>
-        <w:t xml:space="preserve">Last modified: 2026-10-16 00:14:28 (PDT)</w:t>
+        <w:t xml:space="preserve">Last modified: 2026-10-16 00:48:26 (PDT)</w:t>
       </w:r>
     </w:p>
     <w:p>

--- a/sufficiency-handout.docx
+++ b/sufficiency-handout.docx
@@ -15,7 +15,7 @@
         <w:pStyle w:val="Date"/>
       </w:pPr>
       <w:r>
-        <w:t xml:space="preserve">Last modified: 2026-10-16 00:48:26 (PDT)</w:t>
+        <w:t xml:space="preserve">Last modified: 2026-10-16 01:43:36 (PDT)</w:t>
       </w:r>
     </w:p>
     <w:p>

--- a/sufficiency-handout.docx
+++ b/sufficiency-handout.docx
@@ -15,7 +15,7 @@
         <w:pStyle w:val="Date"/>
       </w:pPr>
       <w:r>
-        <w:t xml:space="preserve">Last modified: 2026-10-16 01:43:36 (PDT)</w:t>
+        <w:t xml:space="preserve">Last modified: 2026-10-16 01:57:23 (PDT)</w:t>
       </w:r>
     </w:p>
     <w:p>

--- a/sufficiency-handout.docx
+++ b/sufficiency-handout.docx
@@ -15,7 +15,7 @@
         <w:pStyle w:val="Date"/>
       </w:pPr>
       <w:r>
-        <w:t xml:space="preserve">Last modified: 2026-10-16 01:57:23 (PDT)</w:t>
+        <w:t xml:space="preserve">Last modified: 2026-10-16 02:11:28 (PDT)</w:t>
       </w:r>
     </w:p>
     <w:p>

--- a/sufficiency-handout.docx
+++ b/sufficiency-handout.docx
@@ -15,7 +15,7 @@
         <w:pStyle w:val="Date"/>
       </w:pPr>
       <w:r>
-        <w:t xml:space="preserve">Last modified: 2026-10-16 02:11:28 (PDT)</w:t>
+        <w:t xml:space="preserve">Last modified: 2026-10-16 02:26:19 (PDT)</w:t>
       </w:r>
     </w:p>
     <w:p>

--- a/sufficiency-handout.docx
+++ b/sufficiency-handout.docx
@@ -15,7 +15,7 @@
         <w:pStyle w:val="Date"/>
       </w:pPr>
       <w:r>
-        <w:t xml:space="preserve">Last modified: 2026-10-16 02:26:19 (PDT)</w:t>
+        <w:t xml:space="preserve">Last modified: 2026-10-16 02:40:23 (PDT)</w:t>
       </w:r>
     </w:p>
     <w:p>
@@ -128,16 +128,21 @@
             <m:grow/>
           </m:dPr>
           <m:e>
-            <m:acc>
-              <m:accPr>
-                <m:chr m:val="̃"/>
-              </m:accPr>
+            <m:limLow>
               <m:e>
                 <m:r>
                   <m:t>X</m:t>
                 </m:r>
               </m:e>
-            </m:acc>
+              <m:lim>
+                <m:r>
+                  <m:rPr>
+                    <m:sty m:val="p"/>
+                  </m:rPr>
+                  <m:t>∼</m:t>
+                </m:r>
+              </m:lim>
+            </m:limLow>
           </m:e>
         </m:d>
         <m:r>
@@ -177,16 +182,21 @@
             <m:grow/>
           </m:dPr>
           <m:e>
-            <m:acc>
-              <m:accPr>
-                <m:chr m:val="̃"/>
-              </m:accPr>
+            <m:limLow>
               <m:e>
                 <m:r>
                   <m:t>x</m:t>
                 </m:r>
               </m:e>
-            </m:acc>
+              <m:lim>
+                <m:r>
+                  <m:rPr>
+                    <m:sty m:val="p"/>
+                  </m:rPr>
+                  <m:t>∼</m:t>
+                </m:r>
+              </m:lim>
+            </m:limLow>
           </m:e>
         </m:d>
         <m:r>
@@ -289,16 +299,21 @@
         <w:t xml:space="preserve"> </w:t>
       </w:r>
       <m:oMath>
-        <m:acc>
-          <m:accPr>
-            <m:chr m:val="̃"/>
-          </m:accPr>
+        <m:limLow>
           <m:e>
             <m:r>
               <m:t>X</m:t>
             </m:r>
           </m:e>
-        </m:acc>
+          <m:lim>
+            <m:r>
+              <m:rPr>
+                <m:sty m:val="p"/>
+              </m:rPr>
+              <m:t>∼</m:t>
+            </m:r>
+          </m:lim>
+        </m:limLow>
       </m:oMath>
       <w:r>
         <w:t xml:space="preserve"> </w:t>
@@ -352,16 +367,21 @@
             <m:grow/>
           </m:dPr>
           <m:e>
-            <m:acc>
-              <m:accPr>
-                <m:chr m:val="̃"/>
-              </m:accPr>
+            <m:limLow>
               <m:e>
                 <m:r>
                   <m:t>X</m:t>
                 </m:r>
               </m:e>
-            </m:acc>
+              <m:lim>
+                <m:r>
+                  <m:rPr>
+                    <m:sty m:val="p"/>
+                  </m:rPr>
+                  <m:t>∼</m:t>
+                </m:r>
+              </m:lim>
+            </m:limLow>
           </m:e>
         </m:d>
         <m:r>
@@ -408,16 +428,21 @@
         <w:t xml:space="preserve"> </w:t>
       </w:r>
       <m:oMath>
-        <m:acc>
-          <m:accPr>
-            <m:chr m:val="̃"/>
-          </m:accPr>
+        <m:limLow>
           <m:e>
             <m:r>
               <m:t>x</m:t>
             </m:r>
           </m:e>
-        </m:acc>
+          <m:lim>
+            <m:r>
+              <m:rPr>
+                <m:sty m:val="p"/>
+              </m:rPr>
+              <m:t>∼</m:t>
+            </m:r>
+          </m:lim>
+        </m:limLow>
       </m:oMath>
       <w:r>
         <w:t xml:space="preserve"> </w:t>
@@ -513,32 +538,42 @@
               <m:grow/>
             </m:dPr>
             <m:e>
-              <m:acc>
-                <m:accPr>
-                  <m:chr m:val="̃"/>
-                </m:accPr>
+              <m:limLow>
                 <m:e>
                   <m:r>
                     <m:t>X</m:t>
                   </m:r>
                 </m:e>
-              </m:acc>
+                <m:lim>
+                  <m:r>
+                    <m:rPr>
+                      <m:sty m:val="p"/>
+                    </m:rPr>
+                    <m:t>∼</m:t>
+                  </m:r>
+                </m:lim>
+              </m:limLow>
               <m:r>
                 <m:rPr>
                   <m:sty m:val="p"/>
                 </m:rPr>
                 <m:t>=</m:t>
               </m:r>
-              <m:acc>
-                <m:accPr>
-                  <m:chr m:val="̃"/>
-                </m:accPr>
+              <m:limLow>
                 <m:e>
                   <m:r>
                     <m:t>x</m:t>
                   </m:r>
                 </m:e>
-              </m:acc>
+                <m:lim>
+                  <m:r>
+                    <m:rPr>
+                      <m:sty m:val="p"/>
+                    </m:rPr>
+                    <m:t>∼</m:t>
+                  </m:r>
+                </m:lim>
+              </m:limLow>
               <m:r>
                 <m:rPr>
                   <m:sty m:val="p"/>
@@ -559,16 +594,21 @@
                   <m:grow/>
                 </m:dPr>
                 <m:e>
-                  <m:acc>
-                    <m:accPr>
-                      <m:chr m:val="̃"/>
-                    </m:accPr>
+                  <m:limLow>
                     <m:e>
                       <m:r>
                         <m:t>X</m:t>
                       </m:r>
                     </m:e>
-                  </m:acc>
+                    <m:lim>
+                      <m:r>
+                        <m:rPr>
+                          <m:sty m:val="p"/>
+                        </m:rPr>
+                        <m:t>∼</m:t>
+                      </m:r>
+                    </m:lim>
+                  </m:limLow>
                 </m:e>
               </m:d>
               <m:r>
@@ -648,16 +688,21 @@
                   <m:grow/>
                 </m:dPr>
                 <m:e>
-                  <m:acc>
-                    <m:accPr>
-                      <m:chr m:val="̃"/>
-                    </m:accPr>
+                  <m:limLow>
                     <m:e>
                       <m:r>
                         <m:t>X</m:t>
                       </m:r>
                     </m:e>
-                  </m:acc>
+                    <m:lim>
+                      <m:r>
+                        <m:rPr>
+                          <m:sty m:val="p"/>
+                        </m:rPr>
+                        <m:t>∼</m:t>
+                      </m:r>
+                    </m:lim>
+                  </m:limLow>
                 </m:e>
               </m:d>
               <m:r>
@@ -780,16 +825,21 @@
             <m:grow/>
           </m:dPr>
           <m:e>
-            <m:acc>
-              <m:accPr>
-                <m:chr m:val="̃"/>
-              </m:accPr>
+            <m:limLow>
               <m:e>
                 <m:r>
                   <m:t>X</m:t>
                 </m:r>
               </m:e>
-            </m:acc>
+              <m:lim>
+                <m:r>
+                  <m:rPr>
+                    <m:sty m:val="p"/>
+                  </m:rPr>
+                  <m:t>∼</m:t>
+                </m:r>
+              </m:lim>
+            </m:limLow>
           </m:e>
         </m:d>
         <m:r>
@@ -843,16 +893,21 @@
             <m:grow/>
           </m:dPr>
           <m:e>
-            <m:acc>
-              <m:accPr>
-                <m:chr m:val="̃"/>
-              </m:accPr>
+            <m:limLow>
               <m:e>
                 <m:r>
                   <m:t>X</m:t>
                 </m:r>
               </m:e>
-            </m:acc>
+              <m:lim>
+                <m:r>
+                  <m:rPr>
+                    <m:sty m:val="p"/>
+                  </m:rPr>
+                  <m:t>∼</m:t>
+                </m:r>
+              </m:lim>
+            </m:limLow>
           </m:e>
         </m:d>
         <m:r>
@@ -905,16 +960,21 @@
             <m:grow/>
           </m:dPr>
           <m:e>
-            <m:acc>
-              <m:accPr>
-                <m:chr m:val="̃"/>
-              </m:accPr>
+            <m:limLow>
               <m:e>
                 <m:r>
                   <m:t>X</m:t>
                 </m:r>
               </m:e>
-            </m:acc>
+              <m:lim>
+                <m:r>
+                  <m:rPr>
+                    <m:sty m:val="p"/>
+                  </m:rPr>
+                  <m:t>∼</m:t>
+                </m:r>
+              </m:lim>
+            </m:limLow>
           </m:e>
         </m:d>
         <m:r>
@@ -926,16 +986,21 @@
           </m:rPr>
           <m:t>=</m:t>
         </m:r>
-        <m:acc>
-          <m:accPr>
-            <m:chr m:val="̃"/>
-          </m:accPr>
+        <m:limLow>
           <m:e>
             <m:r>
               <m:t>X</m:t>
             </m:r>
           </m:e>
-        </m:acc>
+          <m:lim>
+            <m:r>
+              <m:rPr>
+                <m:sty m:val="p"/>
+              </m:rPr>
+              <m:t>∼</m:t>
+            </m:r>
+          </m:lim>
+        </m:limLow>
       </m:oMath>
       <w:r>
         <w:t xml:space="preserve">, is always sufficient but does not reduce the data;</w:t>
@@ -1027,16 +1092,21 @@
             <m:grow/>
           </m:dPr>
           <m:e>
-            <m:acc>
-              <m:accPr>
-                <m:chr m:val="̃"/>
-              </m:accPr>
+            <m:limLow>
               <m:e>
                 <m:r>
                   <m:t>x</m:t>
                 </m:r>
               </m:e>
-            </m:acc>
+              <m:lim>
+                <m:r>
+                  <m:rPr>
+                    <m:sty m:val="p"/>
+                  </m:rPr>
+                  <m:t>∼</m:t>
+                </m:r>
+              </m:lim>
+            </m:limLow>
             <m:r>
               <m:rPr>
                 <m:sty m:val="p"/>
@@ -1062,16 +1132,21 @@
         <w:t xml:space="preserve"> </w:t>
       </w:r>
       <m:oMath>
-        <m:acc>
-          <m:accPr>
-            <m:chr m:val="̃"/>
-          </m:accPr>
+        <m:limLow>
           <m:e>
             <m:r>
               <m:t>X</m:t>
             </m:r>
           </m:e>
-        </m:acc>
+          <m:lim>
+            <m:r>
+              <m:rPr>
+                <m:sty m:val="p"/>
+              </m:rPr>
+              <m:t>∼</m:t>
+            </m:r>
+          </m:lim>
+        </m:limLow>
       </m:oMath>
       <w:r>
         <w:t xml:space="preserve">.</w:t>
@@ -1100,16 +1175,21 @@
             <m:grow/>
           </m:dPr>
           <m:e>
-            <m:acc>
-              <m:accPr>
-                <m:chr m:val="̃"/>
-              </m:accPr>
+            <m:limLow>
               <m:e>
                 <m:r>
                   <m:t>X</m:t>
                 </m:r>
               </m:e>
-            </m:acc>
+              <m:lim>
+                <m:r>
+                  <m:rPr>
+                    <m:sty m:val="p"/>
+                  </m:rPr>
+                  <m:t>∼</m:t>
+                </m:r>
+              </m:lim>
+            </m:limLow>
           </m:e>
         </m:d>
         <m:r>
@@ -1191,16 +1271,21 @@
         <w:t xml:space="preserve"> </w:t>
       </w:r>
       <m:oMath>
-        <m:acc>
-          <m:accPr>
-            <m:chr m:val="̃"/>
-          </m:accPr>
+        <m:limLow>
           <m:e>
             <m:r>
               <m:t>x</m:t>
             </m:r>
           </m:e>
-        </m:acc>
+          <m:lim>
+            <m:r>
+              <m:rPr>
+                <m:sty m:val="p"/>
+              </m:rPr>
+              <m:t>∼</m:t>
+            </m:r>
+          </m:lim>
+        </m:limLow>
       </m:oMath>
       <w:r>
         <w:t xml:space="preserve"> </w:t>
@@ -1247,16 +1332,21 @@
               <m:grow/>
             </m:dPr>
             <m:e>
-              <m:acc>
-                <m:accPr>
-                  <m:chr m:val="̃"/>
-                </m:accPr>
+              <m:limLow>
                 <m:e>
                   <m:r>
                     <m:t>x</m:t>
                   </m:r>
                 </m:e>
-              </m:acc>
+                <m:lim>
+                  <m:r>
+                    <m:rPr>
+                      <m:sty m:val="p"/>
+                    </m:rPr>
+                    <m:t>∼</m:t>
+                  </m:r>
+                </m:lim>
+              </m:limLow>
               <m:r>
                 <m:rPr>
                   <m:sty m:val="p"/>
@@ -1305,16 +1395,21 @@
                   <m:grow/>
                 </m:dPr>
                 <m:e>
-                  <m:acc>
-                    <m:accPr>
-                      <m:chr m:val="̃"/>
-                    </m:accPr>
+                  <m:limLow>
                     <m:e>
                       <m:r>
                         <m:t>x</m:t>
                       </m:r>
                     </m:e>
-                  </m:acc>
+                    <m:lim>
+                      <m:r>
+                        <m:rPr>
+                          <m:sty m:val="p"/>
+                        </m:rPr>
+                        <m:t>∼</m:t>
+                      </m:r>
+                    </m:lim>
+                  </m:limLow>
                 </m:e>
               </m:d>
               <m:r>
@@ -1351,16 +1446,21 @@
               <m:grow/>
             </m:dPr>
             <m:e>
-              <m:acc>
-                <m:accPr>
-                  <m:chr m:val="̃"/>
-                </m:accPr>
+              <m:limLow>
                 <m:e>
                   <m:r>
                     <m:t>x</m:t>
                   </m:r>
                 </m:e>
-              </m:acc>
+                <m:lim>
+                  <m:r>
+                    <m:rPr>
+                      <m:sty m:val="p"/>
+                    </m:rPr>
+                    <m:t>∼</m:t>
+                  </m:r>
+                </m:lim>
+              </m:limLow>
             </m:e>
           </m:d>
           <m:r>
@@ -1413,16 +1513,21 @@
             <m:grow/>
           </m:dPr>
           <m:e>
-            <m:acc>
-              <m:accPr>
-                <m:chr m:val="̃"/>
-              </m:accPr>
+            <m:limLow>
               <m:e>
                 <m:r>
                   <m:t>x</m:t>
                 </m:r>
               </m:e>
-            </m:acc>
+              <m:lim>
+                <m:r>
+                  <m:rPr>
+                    <m:sty m:val="p"/>
+                  </m:rPr>
+                  <m:t>∼</m:t>
+                </m:r>
+              </m:lim>
+            </m:limLow>
           </m:e>
         </m:d>
         <m:r>
@@ -1469,16 +1574,21 @@
         <w:t xml:space="preserve"> </w:t>
       </w:r>
       <m:oMath>
-        <m:acc>
-          <m:accPr>
-            <m:chr m:val="̃"/>
-          </m:accPr>
+        <m:limLow>
           <m:e>
             <m:r>
               <m:t>x</m:t>
             </m:r>
           </m:e>
-        </m:acc>
+          <m:lim>
+            <m:r>
+              <m:rPr>
+                <m:sty m:val="p"/>
+              </m:rPr>
+              <m:t>∼</m:t>
+            </m:r>
+          </m:lim>
+        </m:limLow>
       </m:oMath>
       <w:r>
         <w:t xml:space="preserve"> </w:t>
@@ -1526,16 +1636,21 @@
             <m:grow/>
           </m:dPr>
           <m:e>
-            <m:acc>
-              <m:accPr>
-                <m:chr m:val="̃"/>
-              </m:accPr>
+            <m:limLow>
               <m:e>
                 <m:r>
                   <m:t>x</m:t>
                 </m:r>
               </m:e>
-            </m:acc>
+              <m:lim>
+                <m:r>
+                  <m:rPr>
+                    <m:sty m:val="p"/>
+                  </m:rPr>
+                  <m:t>∼</m:t>
+                </m:r>
+              </m:lim>
+            </m:limLow>
           </m:e>
         </m:d>
         <m:r>
@@ -1555,32 +1670,42 @@
         <w:t xml:space="preserve"> </w:t>
       </w:r>
       <m:oMath>
-        <m:acc>
-          <m:accPr>
-            <m:chr m:val="̃"/>
-          </m:accPr>
+        <m:limLow>
           <m:e>
             <m:r>
               <m:t>X</m:t>
             </m:r>
           </m:e>
-        </m:acc>
+          <m:lim>
+            <m:r>
+              <m:rPr>
+                <m:sty m:val="p"/>
+              </m:rPr>
+              <m:t>∼</m:t>
+            </m:r>
+          </m:lim>
+        </m:limLow>
         <m:r>
           <m:rPr>
             <m:sty m:val="p"/>
           </m:rPr>
           <m:t>=</m:t>
         </m:r>
-        <m:acc>
-          <m:accPr>
-            <m:chr m:val="̃"/>
-          </m:accPr>
+        <m:limLow>
           <m:e>
             <m:r>
               <m:t>x</m:t>
             </m:r>
           </m:e>
-        </m:acc>
+          <m:lim>
+            <m:r>
+              <m:rPr>
+                <m:sty m:val="p"/>
+              </m:rPr>
+              <m:t>∼</m:t>
+            </m:r>
+          </m:lim>
+        </m:limLow>
       </m:oMath>
       <w:r>
         <w:t xml:space="preserve"> </w:t>
@@ -1606,16 +1731,21 @@
             <m:grow/>
           </m:dPr>
           <m:e>
-            <m:acc>
-              <m:accPr>
-                <m:chr m:val="̃"/>
-              </m:accPr>
+            <m:limLow>
               <m:e>
                 <m:r>
                   <m:t>X</m:t>
                 </m:r>
               </m:e>
-            </m:acc>
+              <m:lim>
+                <m:r>
+                  <m:rPr>
+                    <m:sty m:val="p"/>
+                  </m:rPr>
+                  <m:t>∼</m:t>
+                </m:r>
+              </m:lim>
+            </m:limLow>
           </m:e>
         </m:d>
         <m:r>
@@ -1746,16 +1876,21 @@
                 <m:grow/>
               </m:dPr>
               <m:e>
-                <m:acc>
-                  <m:accPr>
-                    <m:chr m:val="̃"/>
-                  </m:accPr>
+                <m:limLow>
                   <m:e>
                     <m:r>
                       <m:t>X</m:t>
                     </m:r>
                   </m:e>
-                </m:acc>
+                  <m:lim>
+                    <m:r>
+                      <m:rPr>
+                        <m:sty m:val="p"/>
+                      </m:rPr>
+                      <m:t>∼</m:t>
+                    </m:r>
+                  </m:lim>
+                </m:limLow>
               </m:e>
             </m:d>
             <m:r>
@@ -1800,16 +1935,21 @@
             <m:grow/>
           </m:dPr>
           <m:e>
-            <m:acc>
-              <m:accPr>
-                <m:chr m:val="̃"/>
-              </m:accPr>
+            <m:limLow>
               <m:e>
                 <m:r>
                   <m:t>x</m:t>
                 </m:r>
               </m:e>
-            </m:acc>
+              <m:lim>
+                <m:r>
+                  <m:rPr>
+                    <m:sty m:val="p"/>
+                  </m:rPr>
+                  <m:t>∼</m:t>
+                </m:r>
+              </m:lim>
+            </m:limLow>
           </m:e>
         </m:d>
         <m:r>
@@ -1852,32 +1992,42 @@
             <m:grow/>
           </m:dPr>
           <m:e>
-            <m:acc>
-              <m:accPr>
-                <m:chr m:val="̃"/>
-              </m:accPr>
+            <m:limLow>
               <m:e>
                 <m:r>
                   <m:t>X</m:t>
                 </m:r>
               </m:e>
-            </m:acc>
+              <m:lim>
+                <m:r>
+                  <m:rPr>
+                    <m:sty m:val="p"/>
+                  </m:rPr>
+                  <m:t>∼</m:t>
+                </m:r>
+              </m:lim>
+            </m:limLow>
             <m:r>
               <m:rPr>
                 <m:sty m:val="p"/>
               </m:rPr>
               <m:t>=</m:t>
             </m:r>
-            <m:acc>
-              <m:accPr>
-                <m:chr m:val="̃"/>
-              </m:accPr>
+            <m:limLow>
               <m:e>
                 <m:r>
                   <m:t>x</m:t>
                 </m:r>
               </m:e>
-            </m:acc>
+              <m:lim>
+                <m:r>
+                  <m:rPr>
+                    <m:sty m:val="p"/>
+                  </m:rPr>
+                  <m:t>∼</m:t>
+                </m:r>
+              </m:lim>
+            </m:limLow>
             <m:r>
               <m:rPr>
                 <m:sty m:val="p"/>
@@ -1898,16 +2048,21 @@
                 <m:grow/>
               </m:dPr>
               <m:e>
-                <m:acc>
-                  <m:accPr>
-                    <m:chr m:val="̃"/>
-                  </m:accPr>
+                <m:limLow>
                   <m:e>
                     <m:r>
                       <m:t>X</m:t>
                     </m:r>
                   </m:e>
-                </m:acc>
+                  <m:lim>
+                    <m:r>
+                      <m:rPr>
+                        <m:sty m:val="p"/>
+                      </m:rPr>
+                      <m:t>∼</m:t>
+                    </m:r>
+                  </m:lim>
+                </m:limLow>
               </m:e>
             </m:d>
             <m:r>
@@ -1992,16 +2147,21 @@
                 <m:grow/>
               </m:dPr>
               <m:e>
-                <m:acc>
-                  <m:accPr>
-                    <m:chr m:val="̃"/>
-                  </m:accPr>
+                <m:limLow>
                   <m:e>
                     <m:r>
                       <m:t>X</m:t>
                     </m:r>
                   </m:e>
-                </m:acc>
+                  <m:lim>
+                    <m:r>
+                      <m:rPr>
+                        <m:sty m:val="p"/>
+                      </m:rPr>
+                      <m:t>∼</m:t>
+                    </m:r>
+                  </m:lim>
+                </m:limLow>
               </m:e>
             </m:d>
             <m:r>
@@ -2072,16 +2232,21 @@
             <m:grow/>
           </m:dPr>
           <m:e>
-            <m:acc>
-              <m:accPr>
-                <m:chr m:val="̃"/>
-              </m:accPr>
+            <m:limLow>
               <m:e>
                 <m:r>
                   <m:t>x</m:t>
                 </m:r>
               </m:e>
-            </m:acc>
+              <m:lim>
+                <m:r>
+                  <m:rPr>
+                    <m:sty m:val="p"/>
+                  </m:rPr>
+                  <m:t>∼</m:t>
+                </m:r>
+              </m:lim>
+            </m:limLow>
           </m:e>
         </m:d>
         <m:r>
@@ -2158,16 +2323,21 @@
                 <m:grow/>
               </m:dPr>
               <m:e>
-                <m:acc>
-                  <m:accPr>
-                    <m:chr m:val="̃"/>
-                  </m:accPr>
+                <m:limLow>
                   <m:e>
                     <m:r>
                       <m:t>X</m:t>
                     </m:r>
                   </m:e>
-                </m:acc>
+                  <m:lim>
+                    <m:r>
+                      <m:rPr>
+                        <m:sty m:val="p"/>
+                      </m:rPr>
+                      <m:t>∼</m:t>
+                    </m:r>
+                  </m:lim>
+                </m:limLow>
               </m:e>
             </m:d>
             <m:r>
@@ -2232,16 +2402,21 @@
             <m:grow/>
           </m:dPr>
           <m:e>
-            <m:acc>
-              <m:accPr>
-                <m:chr m:val="̃"/>
-              </m:accPr>
+            <m:limLow>
               <m:e>
                 <m:r>
                   <m:t>x</m:t>
                 </m:r>
               </m:e>
-            </m:acc>
+              <m:lim>
+                <m:r>
+                  <m:rPr>
+                    <m:sty m:val="p"/>
+                  </m:rPr>
+                  <m:t>∼</m:t>
+                </m:r>
+              </m:lim>
+            </m:limLow>
           </m:e>
         </m:d>
         <m:r>
@@ -2337,16 +2512,21 @@
                 <m:grow/>
               </m:dPr>
               <m:e>
-                <m:acc>
-                  <m:accPr>
-                    <m:chr m:val="̃"/>
-                  </m:accPr>
+                <m:limLow>
                   <m:e>
                     <m:r>
                       <m:t>X</m:t>
                     </m:r>
                   </m:e>
-                </m:acc>
+                  <m:lim>
+                    <m:r>
+                      <m:rPr>
+                        <m:sty m:val="p"/>
+                      </m:rPr>
+                      <m:t>∼</m:t>
+                    </m:r>
+                  </m:lim>
+                </m:limLow>
               </m:e>
             </m:d>
             <m:r>
@@ -2403,32 +2583,42 @@
         <w:t xml:space="preserve"> </w:t>
       </w:r>
       <m:oMath>
-        <m:acc>
-          <m:accPr>
-            <m:chr m:val="̃"/>
-          </m:accPr>
+        <m:limLow>
           <m:e>
             <m:r>
               <m:t>X</m:t>
             </m:r>
           </m:e>
-        </m:acc>
+          <m:lim>
+            <m:r>
+              <m:rPr>
+                <m:sty m:val="p"/>
+              </m:rPr>
+              <m:t>∼</m:t>
+            </m:r>
+          </m:lim>
+        </m:limLow>
         <m:r>
           <m:rPr>
             <m:sty m:val="p"/>
           </m:rPr>
           <m:t>=</m:t>
         </m:r>
-        <m:acc>
-          <m:accPr>
-            <m:chr m:val="̃"/>
-          </m:accPr>
+        <m:limLow>
           <m:e>
             <m:r>
               <m:t>x</m:t>
             </m:r>
           </m:e>
-        </m:acc>
+          <m:lim>
+            <m:r>
+              <m:rPr>
+                <m:sty m:val="p"/>
+              </m:rPr>
+              <m:t>∼</m:t>
+            </m:r>
+          </m:lim>
+        </m:limLow>
       </m:oMath>
       <w:r>
         <w:t xml:space="preserve"> </w:t>
@@ -2454,16 +2644,21 @@
             <m:grow/>
           </m:dPr>
           <m:e>
-            <m:acc>
-              <m:accPr>
-                <m:chr m:val="̃"/>
-              </m:accPr>
+            <m:limLow>
               <m:e>
                 <m:r>
                   <m:t>X</m:t>
                 </m:r>
               </m:e>
-            </m:acc>
+              <m:lim>
+                <m:r>
+                  <m:rPr>
+                    <m:sty m:val="p"/>
+                  </m:rPr>
+                  <m:t>∼</m:t>
+                </m:r>
+              </m:lim>
+            </m:limLow>
           </m:e>
         </m:d>
         <m:r>
@@ -2528,16 +2723,21 @@
                   <m:grow/>
                 </m:dPr>
                 <m:e>
-                  <m:acc>
-                    <m:accPr>
-                      <m:chr m:val="̃"/>
-                    </m:accPr>
+                  <m:limLow>
                     <m:e>
                       <m:r>
                         <m:t>x</m:t>
                       </m:r>
                     </m:e>
-                  </m:acc>
+                    <m:lim>
+                      <m:r>
+                        <m:rPr>
+                          <m:sty m:val="p"/>
+                        </m:rPr>
+                        <m:t>∼</m:t>
+                      </m:r>
+                    </m:lim>
+                  </m:limLow>
                   <m:r>
                     <m:rPr>
                       <m:sty m:val="p"/>
@@ -2587,32 +2787,42 @@
                   <m:grow/>
                 </m:dPr>
                 <m:e>
-                  <m:acc>
-                    <m:accPr>
-                      <m:chr m:val="̃"/>
-                    </m:accPr>
+                  <m:limLow>
                     <m:e>
                       <m:r>
                         <m:t>X</m:t>
                       </m:r>
                     </m:e>
-                  </m:acc>
+                    <m:lim>
+                      <m:r>
+                        <m:rPr>
+                          <m:sty m:val="p"/>
+                        </m:rPr>
+                        <m:t>∼</m:t>
+                      </m:r>
+                    </m:lim>
+                  </m:limLow>
                   <m:r>
                     <m:rPr>
                       <m:sty m:val="p"/>
                     </m:rPr>
                     <m:t>=</m:t>
                   </m:r>
-                  <m:acc>
-                    <m:accPr>
-                      <m:chr m:val="̃"/>
-                    </m:accPr>
+                  <m:limLow>
                     <m:e>
                       <m:r>
                         <m:t>x</m:t>
                       </m:r>
                     </m:e>
-                  </m:acc>
+                    <m:lim>
+                      <m:r>
+                        <m:rPr>
+                          <m:sty m:val="p"/>
+                        </m:rPr>
+                        <m:t>∼</m:t>
+                      </m:r>
+                    </m:lim>
+                  </m:limLow>
                 </m:e>
               </m:d>
               <m:r>
@@ -2668,32 +2878,42 @@
                   <m:grow/>
                 </m:dPr>
                 <m:e>
-                  <m:acc>
-                    <m:accPr>
-                      <m:chr m:val="̃"/>
-                    </m:accPr>
+                  <m:limLow>
                     <m:e>
                       <m:r>
                         <m:t>X</m:t>
                       </m:r>
                     </m:e>
-                  </m:acc>
+                    <m:lim>
+                      <m:r>
+                        <m:rPr>
+                          <m:sty m:val="p"/>
+                        </m:rPr>
+                        <m:t>∼</m:t>
+                      </m:r>
+                    </m:lim>
+                  </m:limLow>
                   <m:r>
                     <m:rPr>
                       <m:sty m:val="p"/>
                     </m:rPr>
                     <m:t>=</m:t>
                   </m:r>
-                  <m:acc>
-                    <m:accPr>
-                      <m:chr m:val="̃"/>
-                    </m:accPr>
+                  <m:limLow>
                     <m:e>
                       <m:r>
                         <m:t>x</m:t>
                       </m:r>
                     </m:e>
-                  </m:acc>
+                    <m:lim>
+                      <m:r>
+                        <m:rPr>
+                          <m:sty m:val="p"/>
+                        </m:rPr>
+                        <m:t>∼</m:t>
+                      </m:r>
+                    </m:lim>
+                  </m:limLow>
                   <m:r>
                     <m:rPr>
                       <m:sty m:val="p"/>
@@ -2717,16 +2937,21 @@
                       <m:grow/>
                     </m:dPr>
                     <m:e>
-                      <m:acc>
-                        <m:accPr>
-                          <m:chr m:val="̃"/>
-                        </m:accPr>
+                      <m:limLow>
                         <m:e>
                           <m:r>
                             <m:t>X</m:t>
                           </m:r>
                         </m:e>
-                      </m:acc>
+                        <m:lim>
+                          <m:r>
+                            <m:rPr>
+                              <m:sty m:val="p"/>
+                            </m:rPr>
+                            <m:t>∼</m:t>
+                          </m:r>
+                        </m:lim>
+                      </m:limLow>
                     </m:e>
                   </m:d>
                   <m:r>
@@ -2810,16 +3035,21 @@
                       <m:grow/>
                     </m:dPr>
                     <m:e>
-                      <m:acc>
-                        <m:accPr>
-                          <m:chr m:val="̃"/>
-                        </m:accPr>
+                      <m:limLow>
                         <m:e>
                           <m:r>
                             <m:t>X</m:t>
                           </m:r>
                         </m:e>
-                      </m:acc>
+                        <m:lim>
+                          <m:r>
+                            <m:rPr>
+                              <m:sty m:val="p"/>
+                            </m:rPr>
+                            <m:t>∼</m:t>
+                          </m:r>
+                        </m:lim>
+                      </m:limLow>
                     </m:e>
                   </m:d>
                   <m:r>
@@ -2868,32 +3098,42 @@
                   <m:grow/>
                 </m:dPr>
                 <m:e>
-                  <m:acc>
-                    <m:accPr>
-                      <m:chr m:val="̃"/>
-                    </m:accPr>
+                  <m:limLow>
                     <m:e>
                       <m:r>
                         <m:t>X</m:t>
                       </m:r>
                     </m:e>
-                  </m:acc>
+                    <m:lim>
+                      <m:r>
+                        <m:rPr>
+                          <m:sty m:val="p"/>
+                        </m:rPr>
+                        <m:t>∼</m:t>
+                      </m:r>
+                    </m:lim>
+                  </m:limLow>
                   <m:r>
                     <m:rPr>
                       <m:sty m:val="p"/>
                     </m:rPr>
                     <m:t>=</m:t>
                   </m:r>
-                  <m:acc>
-                    <m:accPr>
-                      <m:chr m:val="̃"/>
-                    </m:accPr>
+                  <m:limLow>
                     <m:e>
                       <m:r>
                         <m:t>x</m:t>
                       </m:r>
                     </m:e>
-                  </m:acc>
+                    <m:lim>
+                      <m:r>
+                        <m:rPr>
+                          <m:sty m:val="p"/>
+                        </m:rPr>
+                        <m:t>∼</m:t>
+                      </m:r>
+                    </m:lim>
+                  </m:limLow>
                   <m:r>
                     <m:rPr>
                       <m:sty m:val="p"/>
@@ -2914,16 +3154,21 @@
                       <m:grow/>
                     </m:dPr>
                     <m:e>
-                      <m:acc>
-                        <m:accPr>
-                          <m:chr m:val="̃"/>
-                        </m:accPr>
+                      <m:limLow>
                         <m:e>
                           <m:r>
                             <m:t>X</m:t>
                           </m:r>
                         </m:e>
-                      </m:acc>
+                        <m:lim>
+                          <m:r>
+                            <m:rPr>
+                              <m:sty m:val="p"/>
+                            </m:rPr>
+                            <m:t>∼</m:t>
+                          </m:r>
+                        </m:lim>
+                      </m:limLow>
                     </m:e>
                   </m:d>
                   <m:r>
@@ -3015,16 +3260,21 @@
                   <m:grow/>
                 </m:dPr>
                 <m:e>
-                  <m:acc>
-                    <m:accPr>
-                      <m:chr m:val="̃"/>
-                    </m:accPr>
+                  <m:limLow>
                     <m:e>
                       <m:r>
                         <m:t>x</m:t>
                       </m:r>
                     </m:e>
-                  </m:acc>
+                    <m:lim>
+                      <m:r>
+                        <m:rPr>
+                          <m:sty m:val="p"/>
+                        </m:rPr>
+                        <m:t>∼</m:t>
+                      </m:r>
+                    </m:lim>
+                  </m:limLow>
                 </m:e>
               </m:d>
               <m:r>
@@ -3160,16 +3410,21 @@
                 <m:grow/>
               </m:dPr>
               <m:e>
-                <m:acc>
-                  <m:accPr>
-                    <m:chr m:val="̃"/>
-                  </m:accPr>
+                <m:limLow>
                   <m:e>
                     <m:r>
                       <m:t>X</m:t>
                     </m:r>
                   </m:e>
-                </m:acc>
+                  <m:lim>
+                    <m:r>
+                      <m:rPr>
+                        <m:sty m:val="p"/>
+                      </m:rPr>
+                      <m:t>∼</m:t>
+                    </m:r>
+                  </m:lim>
+                </m:limLow>
               </m:e>
             </m:d>
             <m:r>
@@ -3226,16 +3481,21 @@
             <m:grow/>
           </m:dPr>
           <m:e>
-            <m:acc>
-              <m:accPr>
-                <m:chr m:val="̃"/>
-              </m:accPr>
+            <m:limLow>
               <m:e>
                 <m:r>
                   <m:t>X</m:t>
                 </m:r>
               </m:e>
-            </m:acc>
+              <m:lim>
+                <m:r>
+                  <m:rPr>
+                    <m:sty m:val="p"/>
+                  </m:rPr>
+                  <m:t>∼</m:t>
+                </m:r>
+              </m:lim>
+            </m:limLow>
           </m:e>
         </m:d>
         <m:r>
@@ -3261,32 +3521,42 @@
         <w:t xml:space="preserve"> </w:t>
       </w:r>
       <m:oMath>
-        <m:acc>
-          <m:accPr>
-            <m:chr m:val="̃"/>
-          </m:accPr>
+        <m:limLow>
           <m:e>
             <m:r>
               <m:t>X</m:t>
             </m:r>
           </m:e>
-        </m:acc>
+          <m:lim>
+            <m:r>
+              <m:rPr>
+                <m:sty m:val="p"/>
+              </m:rPr>
+              <m:t>∼</m:t>
+            </m:r>
+          </m:lim>
+        </m:limLow>
         <m:r>
           <m:rPr>
             <m:sty m:val="p"/>
           </m:rPr>
           <m:t>=</m:t>
         </m:r>
-        <m:acc>
-          <m:accPr>
-            <m:chr m:val="̃"/>
-          </m:accPr>
+        <m:limLow>
           <m:e>
             <m:r>
               <m:t>y</m:t>
             </m:r>
           </m:e>
-        </m:acc>
+          <m:lim>
+            <m:r>
+              <m:rPr>
+                <m:sty m:val="p"/>
+              </m:rPr>
+              <m:t>∼</m:t>
+            </m:r>
+          </m:lim>
+        </m:limLow>
       </m:oMath>
       <w:r>
         <w:t xml:space="preserve"> </w:t>
@@ -3298,16 +3568,21 @@
         <w:t xml:space="preserve"> </w:t>
       </w:r>
       <m:oMath>
-        <m:acc>
-          <m:accPr>
-            <m:chr m:val="̃"/>
-          </m:accPr>
+        <m:limLow>
           <m:e>
             <m:r>
               <m:t>y</m:t>
             </m:r>
           </m:e>
-        </m:acc>
+          <m:lim>
+            <m:r>
+              <m:rPr>
+                <m:sty m:val="p"/>
+              </m:rPr>
+              <m:t>∼</m:t>
+            </m:r>
+          </m:lim>
+        </m:limLow>
       </m:oMath>
       <w:r>
         <w:t xml:space="preserve"> </w:t>
@@ -3333,16 +3608,21 @@
             <m:grow/>
           </m:dPr>
           <m:e>
-            <m:acc>
-              <m:accPr>
-                <m:chr m:val="̃"/>
-              </m:accPr>
+            <m:limLow>
               <m:e>
                 <m:r>
                   <m:t>y</m:t>
                 </m:r>
               </m:e>
-            </m:acc>
+              <m:lim>
+                <m:r>
+                  <m:rPr>
+                    <m:sty m:val="p"/>
+                  </m:rPr>
+                  <m:t>∼</m:t>
+                </m:r>
+              </m:lim>
+            </m:limLow>
           </m:e>
         </m:d>
         <m:r>
@@ -3413,16 +3693,21 @@
                       <m:grow/>
                     </m:dPr>
                     <m:e>
-                      <m:acc>
-                        <m:accPr>
-                          <m:chr m:val="̃"/>
-                        </m:accPr>
+                      <m:limLow>
                         <m:e>
                           <m:r>
                             <m:t>X</m:t>
                           </m:r>
                         </m:e>
-                      </m:acc>
+                        <m:lim>
+                          <m:r>
+                            <m:rPr>
+                              <m:sty m:val="p"/>
+                            </m:rPr>
+                            <m:t>∼</m:t>
+                          </m:r>
+                        </m:lim>
+                      </m:limLow>
                     </m:e>
                   </m:d>
                   <m:r>
@@ -3459,16 +3744,21 @@
                   <m:supHide m:val="on"/>
                 </m:naryPr>
                 <m:sub>
-                  <m:acc>
-                    <m:accPr>
-                      <m:chr m:val="̃"/>
-                    </m:accPr>
+                  <m:limLow>
                     <m:e>
                       <m:r>
                         <m:t>y</m:t>
                       </m:r>
                     </m:e>
-                  </m:acc>
+                    <m:lim>
+                      <m:r>
+                        <m:rPr>
+                          <m:sty m:val="p"/>
+                        </m:rPr>
+                        <m:t>∼</m:t>
+                      </m:r>
+                    </m:lim>
+                  </m:limLow>
                   <m:r>
                     <m:rPr>
                       <m:sty m:val="p"/>
@@ -3492,16 +3782,21 @@
                       <m:grow/>
                     </m:dPr>
                     <m:e>
-                      <m:acc>
-                        <m:accPr>
-                          <m:chr m:val="̃"/>
-                        </m:accPr>
+                      <m:limLow>
                         <m:e>
                           <m:r>
                             <m:t>y</m:t>
                           </m:r>
                         </m:e>
-                      </m:acc>
+                        <m:lim>
+                          <m:r>
+                            <m:rPr>
+                              <m:sty m:val="p"/>
+                            </m:rPr>
+                            <m:t>∼</m:t>
+                          </m:r>
+                        </m:lim>
+                      </m:limLow>
                     </m:e>
                   </m:d>
                   <m:r>
@@ -3542,16 +3837,21 @@
                   <m:grow/>
                 </m:dPr>
                 <m:e>
-                  <m:acc>
-                    <m:accPr>
-                      <m:chr m:val="̃"/>
-                    </m:accPr>
+                  <m:limLow>
                     <m:e>
                       <m:r>
                         <m:t>y</m:t>
                       </m:r>
                     </m:e>
-                  </m:acc>
+                    <m:lim>
+                      <m:r>
+                        <m:rPr>
+                          <m:sty m:val="p"/>
+                        </m:rPr>
+                        <m:t>∼</m:t>
+                      </m:r>
+                    </m:lim>
+                  </m:limLow>
                   <m:r>
                     <m:rPr>
                       <m:sty m:val="p"/>
@@ -3598,16 +3898,21 @@
                   <m:supHide m:val="on"/>
                 </m:naryPr>
                 <m:sub>
-                  <m:acc>
-                    <m:accPr>
-                      <m:chr m:val="̃"/>
-                    </m:accPr>
+                  <m:limLow>
                     <m:e>
                       <m:r>
                         <m:t>y</m:t>
                       </m:r>
                     </m:e>
-                  </m:acc>
+                    <m:lim>
+                      <m:r>
+                        <m:rPr>
+                          <m:sty m:val="p"/>
+                        </m:rPr>
+                        <m:t>∼</m:t>
+                      </m:r>
+                    </m:lim>
+                  </m:limLow>
                   <m:r>
                     <m:rPr>
                       <m:sty m:val="p"/>
@@ -3631,16 +3936,21 @@
                       <m:grow/>
                     </m:dPr>
                     <m:e>
-                      <m:acc>
-                        <m:accPr>
-                          <m:chr m:val="̃"/>
-                        </m:accPr>
+                      <m:limLow>
                         <m:e>
                           <m:r>
                             <m:t>y</m:t>
                           </m:r>
                         </m:e>
-                      </m:acc>
+                        <m:lim>
+                          <m:r>
+                            <m:rPr>
+                              <m:sty m:val="p"/>
+                            </m:rPr>
+                            <m:t>∼</m:t>
+                          </m:r>
+                        </m:lim>
+                      </m:limLow>
                     </m:e>
                   </m:d>
                   <m:r>
@@ -3692,16 +4002,21 @@
                       <m:grow/>
                     </m:dPr>
                     <m:e>
-                      <m:acc>
-                        <m:accPr>
-                          <m:chr m:val="̃"/>
-                        </m:accPr>
+                      <m:limLow>
                         <m:e>
                           <m:r>
                             <m:t>y</m:t>
                           </m:r>
                         </m:e>
-                      </m:acc>
+                        <m:lim>
+                          <m:r>
+                            <m:rPr>
+                              <m:sty m:val="p"/>
+                            </m:rPr>
+                            <m:t>∼</m:t>
+                          </m:r>
+                        </m:lim>
+                      </m:limLow>
                     </m:e>
                   </m:d>
                   <m:r>
@@ -3738,16 +4053,21 @@
                   <m:grow/>
                 </m:dPr>
                 <m:e>
-                  <m:acc>
-                    <m:accPr>
-                      <m:chr m:val="̃"/>
-                    </m:accPr>
+                  <m:limLow>
                     <m:e>
                       <m:r>
                         <m:t>y</m:t>
                       </m:r>
                     </m:e>
-                  </m:acc>
+                    <m:lim>
+                      <m:r>
+                        <m:rPr>
+                          <m:sty m:val="p"/>
+                        </m:rPr>
+                        <m:t>∼</m:t>
+                      </m:r>
+                    </m:lim>
+                  </m:limLow>
                 </m:e>
               </m:d>
               <m:r>
@@ -3785,16 +4105,21 @@
                   <m:supHide m:val="on"/>
                 </m:naryPr>
                 <m:sub>
-                  <m:acc>
-                    <m:accPr>
-                      <m:chr m:val="̃"/>
-                    </m:accPr>
+                  <m:limLow>
                     <m:e>
                       <m:r>
                         <m:t>y</m:t>
                       </m:r>
                     </m:e>
-                  </m:acc>
+                    <m:lim>
+                      <m:r>
+                        <m:rPr>
+                          <m:sty m:val="p"/>
+                        </m:rPr>
+                        <m:t>∼</m:t>
+                      </m:r>
+                    </m:lim>
+                  </m:limLow>
                   <m:r>
                     <m:rPr>
                       <m:sty m:val="p"/>
@@ -3818,16 +4143,21 @@
                       <m:grow/>
                     </m:dPr>
                     <m:e>
-                      <m:acc>
-                        <m:accPr>
-                          <m:chr m:val="̃"/>
-                        </m:accPr>
+                      <m:limLow>
                         <m:e>
                           <m:r>
                             <m:t>y</m:t>
                           </m:r>
                         </m:e>
-                      </m:acc>
+                        <m:lim>
+                          <m:r>
+                            <m:rPr>
+                              <m:sty m:val="p"/>
+                            </m:rPr>
+                            <m:t>∼</m:t>
+                          </m:r>
+                        </m:lim>
+                      </m:limLow>
                     </m:e>
                   </m:d>
                   <m:r>
@@ -3899,16 +4229,21 @@
                   <m:grow/>
                 </m:dPr>
                 <m:e>
-                  <m:acc>
-                    <m:accPr>
-                      <m:chr m:val="̃"/>
-                    </m:accPr>
+                  <m:limLow>
                     <m:e>
                       <m:r>
                         <m:t>y</m:t>
                       </m:r>
                     </m:e>
-                  </m:acc>
+                    <m:lim>
+                      <m:r>
+                        <m:rPr>
+                          <m:sty m:val="p"/>
+                        </m:rPr>
+                        <m:t>∼</m:t>
+                      </m:r>
+                    </m:lim>
+                  </m:limLow>
                 </m:e>
               </m:d>
               <m:r>
@@ -3941,16 +4276,21 @@
                   <m:grow/>
                 </m:dPr>
                 <m:e>
-                  <m:acc>
-                    <m:accPr>
-                      <m:chr m:val="̃"/>
-                    </m:accPr>
+                  <m:limLow>
                     <m:e>
                       <m:r>
                         <m:t>y</m:t>
                       </m:r>
                     </m:e>
-                  </m:acc>
+                    <m:lim>
+                      <m:r>
+                        <m:rPr>
+                          <m:sty m:val="p"/>
+                        </m:rPr>
+                        <m:t>∼</m:t>
+                      </m:r>
+                    </m:lim>
+                  </m:limLow>
                 </m:e>
               </m:d>
               <m:r>
@@ -4022,16 +4362,21 @@
                   <m:supHide m:val="on"/>
                 </m:naryPr>
                 <m:sub>
-                  <m:acc>
-                    <m:accPr>
-                      <m:chr m:val="̃"/>
-                    </m:accPr>
+                  <m:limLow>
                     <m:e>
                       <m:r>
                         <m:t>y</m:t>
                       </m:r>
                     </m:e>
-                  </m:acc>
+                    <m:lim>
+                      <m:r>
+                        <m:rPr>
+                          <m:sty m:val="p"/>
+                        </m:rPr>
+                        <m:t>∼</m:t>
+                      </m:r>
+                    </m:lim>
+                  </m:limLow>
                   <m:r>
                     <m:rPr>
                       <m:sty m:val="p"/>
@@ -4055,16 +4400,21 @@
                       <m:grow/>
                     </m:dPr>
                     <m:e>
-                      <m:acc>
-                        <m:accPr>
-                          <m:chr m:val="̃"/>
-                        </m:accPr>
+                      <m:limLow>
                         <m:e>
                           <m:r>
                             <m:t>y</m:t>
                           </m:r>
                         </m:e>
-                      </m:acc>
+                        <m:lim>
+                          <m:r>
+                            <m:rPr>
+                              <m:sty m:val="p"/>
+                            </m:rPr>
+                            <m:t>∼</m:t>
+                          </m:r>
+                        </m:lim>
+                      </m:limLow>
                     </m:e>
                   </m:d>
                   <m:r>
@@ -4102,16 +4452,21 @@
                   <m:grow/>
                 </m:dPr>
                 <m:e>
-                  <m:acc>
-                    <m:accPr>
-                      <m:chr m:val="̃"/>
-                    </m:accPr>
+                  <m:limLow>
                     <m:e>
                       <m:r>
                         <m:t>y</m:t>
                       </m:r>
                     </m:e>
-                  </m:acc>
+                    <m:lim>
+                      <m:r>
+                        <m:rPr>
+                          <m:sty m:val="p"/>
+                        </m:rPr>
+                        <m:t>∼</m:t>
+                      </m:r>
+                    </m:lim>
+                  </m:limLow>
                 </m:e>
               </m:d>
               <m:r>
@@ -4200,16 +4555,21 @@
         <w:t xml:space="preserve"> </w:t>
       </w:r>
       <m:oMath>
-        <m:acc>
-          <m:accPr>
-            <m:chr m:val="̃"/>
-          </m:accPr>
+        <m:limLow>
           <m:e>
             <m:r>
               <m:t>x</m:t>
             </m:r>
           </m:e>
-        </m:acc>
+          <m:lim>
+            <m:r>
+              <m:rPr>
+                <m:sty m:val="p"/>
+              </m:rPr>
+              <m:t>∼</m:t>
+            </m:r>
+          </m:lim>
+        </m:limLow>
       </m:oMath>
       <w:r>
         <w:t xml:space="preserve"> </w:t>
@@ -4235,16 +4595,21 @@
             <m:grow/>
           </m:dPr>
           <m:e>
-            <m:acc>
-              <m:accPr>
-                <m:chr m:val="̃"/>
-              </m:accPr>
+            <m:limLow>
               <m:e>
                 <m:r>
                   <m:t>x</m:t>
                 </m:r>
               </m:e>
-            </m:acc>
+              <m:lim>
+                <m:r>
+                  <m:rPr>
+                    <m:sty m:val="p"/>
+                  </m:rPr>
+                  <m:t>∼</m:t>
+                </m:r>
+              </m:lim>
+            </m:limLow>
           </m:e>
         </m:d>
         <m:r>
@@ -4301,32 +4666,42 @@
                   <m:grow/>
                 </m:dPr>
                 <m:e>
-                  <m:acc>
-                    <m:accPr>
-                      <m:chr m:val="̃"/>
-                    </m:accPr>
+                  <m:limLow>
                     <m:e>
                       <m:r>
                         <m:t>X</m:t>
                       </m:r>
                     </m:e>
-                  </m:acc>
+                    <m:lim>
+                      <m:r>
+                        <m:rPr>
+                          <m:sty m:val="p"/>
+                        </m:rPr>
+                        <m:t>∼</m:t>
+                      </m:r>
+                    </m:lim>
+                  </m:limLow>
                   <m:r>
                     <m:rPr>
                       <m:sty m:val="p"/>
                     </m:rPr>
                     <m:t>=</m:t>
                   </m:r>
-                  <m:acc>
-                    <m:accPr>
-                      <m:chr m:val="̃"/>
-                    </m:accPr>
+                  <m:limLow>
                     <m:e>
                       <m:r>
                         <m:t>x</m:t>
                       </m:r>
                     </m:e>
-                  </m:acc>
+                    <m:lim>
+                      <m:r>
+                        <m:rPr>
+                          <m:sty m:val="p"/>
+                        </m:rPr>
+                        <m:t>∼</m:t>
+                      </m:r>
+                    </m:lim>
+                  </m:limLow>
                   <m:r>
                     <m:rPr>
                       <m:sty m:val="p"/>
@@ -4347,16 +4722,21 @@
                       <m:grow/>
                     </m:dPr>
                     <m:e>
-                      <m:acc>
-                        <m:accPr>
-                          <m:chr m:val="̃"/>
-                        </m:accPr>
+                      <m:limLow>
                         <m:e>
                           <m:r>
                             <m:t>X</m:t>
                           </m:r>
                         </m:e>
-                      </m:acc>
+                        <m:lim>
+                          <m:r>
+                            <m:rPr>
+                              <m:sty m:val="p"/>
+                            </m:rPr>
+                            <m:t>∼</m:t>
+                          </m:r>
+                        </m:lim>
+                      </m:limLow>
                     </m:e>
                   </m:d>
                   <m:r>
@@ -4407,16 +4787,21 @@
                       <m:grow/>
                     </m:dPr>
                     <m:e>
-                      <m:acc>
-                        <m:accPr>
-                          <m:chr m:val="̃"/>
-                        </m:accPr>
+                      <m:limLow>
                         <m:e>
                           <m:r>
                             <m:t>x</m:t>
                           </m:r>
                         </m:e>
-                      </m:acc>
+                        <m:lim>
+                          <m:r>
+                            <m:rPr>
+                              <m:sty m:val="p"/>
+                            </m:rPr>
+                            <m:t>∼</m:t>
+                          </m:r>
+                        </m:lim>
+                      </m:limLow>
                       <m:r>
                         <m:rPr>
                           <m:sty m:val="p"/>
@@ -4473,16 +4858,21 @@
                           <m:grow/>
                         </m:dPr>
                         <m:e>
-                          <m:acc>
-                            <m:accPr>
-                              <m:chr m:val="̃"/>
-                            </m:accPr>
+                          <m:limLow>
                             <m:e>
                               <m:r>
                                 <m:t>X</m:t>
                               </m:r>
                             </m:e>
-                          </m:acc>
+                            <m:lim>
+                              <m:r>
+                                <m:rPr>
+                                  <m:sty m:val="p"/>
+                                </m:rPr>
+                                <m:t>∼</m:t>
+                              </m:r>
+                            </m:lim>
+                          </m:limLow>
                         </m:e>
                       </m:d>
                       <m:r>
@@ -4581,16 +4971,21 @@
                       <m:grow/>
                     </m:dPr>
                     <m:e>
-                      <m:acc>
-                        <m:accPr>
-                          <m:chr m:val="̃"/>
-                        </m:accPr>
+                      <m:limLow>
                         <m:e>
                           <m:r>
                             <m:t>x</m:t>
                           </m:r>
                         </m:e>
-                      </m:acc>
+                        <m:lim>
+                          <m:r>
+                            <m:rPr>
+                              <m:sty m:val="p"/>
+                            </m:rPr>
+                            <m:t>∼</m:t>
+                          </m:r>
+                        </m:lim>
+                      </m:limLow>
                     </m:e>
                   </m:d>
                   <m:r>
@@ -4637,16 +5032,21 @@
                       <m:supHide m:val="on"/>
                     </m:naryPr>
                     <m:sub>
-                      <m:acc>
-                        <m:accPr>
-                          <m:chr m:val="̃"/>
-                        </m:accPr>
+                      <m:limLow>
                         <m:e>
                           <m:r>
                             <m:t>y</m:t>
                           </m:r>
                         </m:e>
-                      </m:acc>
+                        <m:lim>
+                          <m:r>
+                            <m:rPr>
+                              <m:sty m:val="p"/>
+                            </m:rPr>
+                            <m:t>∼</m:t>
+                          </m:r>
+                        </m:lim>
+                      </m:limLow>
                       <m:r>
                         <m:rPr>
                           <m:sty m:val="p"/>
@@ -4670,16 +5070,21 @@
                           <m:grow/>
                         </m:dPr>
                         <m:e>
-                          <m:acc>
-                            <m:accPr>
-                              <m:chr m:val="̃"/>
-                            </m:accPr>
+                          <m:limLow>
                             <m:e>
                               <m:r>
                                 <m:t>y</m:t>
                               </m:r>
                             </m:e>
-                          </m:acc>
+                            <m:lim>
+                              <m:r>
+                                <m:rPr>
+                                  <m:sty m:val="p"/>
+                                </m:rPr>
+                                <m:t>∼</m:t>
+                              </m:r>
+                            </m:lim>
+                          </m:limLow>
                         </m:e>
                       </m:d>
                       <m:r>
@@ -4717,16 +5122,21 @@
                       <m:grow/>
                     </m:dPr>
                     <m:e>
-                      <m:acc>
-                        <m:accPr>
-                          <m:chr m:val="̃"/>
-                        </m:accPr>
+                      <m:limLow>
                         <m:e>
                           <m:r>
                             <m:t>y</m:t>
                           </m:r>
                         </m:e>
-                      </m:acc>
+                        <m:lim>
+                          <m:r>
+                            <m:rPr>
+                              <m:sty m:val="p"/>
+                            </m:rPr>
+                            <m:t>∼</m:t>
+                          </m:r>
+                        </m:lim>
+                      </m:limLow>
                     </m:e>
                   </m:d>
                   <m:r>
@@ -4777,16 +5187,21 @@
                       <m:grow/>
                     </m:dPr>
                     <m:e>
-                      <m:acc>
-                        <m:accPr>
-                          <m:chr m:val="̃"/>
-                        </m:accPr>
+                      <m:limLow>
                         <m:e>
                           <m:r>
                             <m:t>x</m:t>
                           </m:r>
                         </m:e>
-                      </m:acc>
+                        <m:lim>
+                          <m:r>
+                            <m:rPr>
+                              <m:sty m:val="p"/>
+                            </m:rPr>
+                            <m:t>∼</m:t>
+                          </m:r>
+                        </m:lim>
+                      </m:limLow>
                     </m:e>
                   </m:d>
                   <m:r>
@@ -4802,16 +5217,21 @@
                       <m:supHide m:val="on"/>
                     </m:naryPr>
                     <m:sub>
-                      <m:acc>
-                        <m:accPr>
-                          <m:chr m:val="̃"/>
-                        </m:accPr>
+                      <m:limLow>
                         <m:e>
                           <m:r>
                             <m:t>y</m:t>
                           </m:r>
                         </m:e>
-                      </m:acc>
+                        <m:lim>
+                          <m:r>
+                            <m:rPr>
+                              <m:sty m:val="p"/>
+                            </m:rPr>
+                            <m:t>∼</m:t>
+                          </m:r>
+                        </m:lim>
+                      </m:limLow>
                       <m:r>
                         <m:rPr>
                           <m:sty m:val="p"/>
@@ -4835,16 +5255,21 @@
                           <m:grow/>
                         </m:dPr>
                         <m:e>
-                          <m:acc>
-                            <m:accPr>
-                              <m:chr m:val="̃"/>
-                            </m:accPr>
+                          <m:limLow>
                             <m:e>
                               <m:r>
                                 <m:t>y</m:t>
                               </m:r>
                             </m:e>
-                          </m:acc>
+                            <m:lim>
+                              <m:r>
+                                <m:rPr>
+                                  <m:sty m:val="p"/>
+                                </m:rPr>
+                                <m:t>∼</m:t>
+                              </m:r>
+                            </m:lim>
+                          </m:limLow>
                         </m:e>
                       </m:d>
                       <m:r>
@@ -4882,16 +5307,21 @@
                       <m:grow/>
                     </m:dPr>
                     <m:e>
-                      <m:acc>
-                        <m:accPr>
-                          <m:chr m:val="̃"/>
-                        </m:accPr>
+                      <m:limLow>
                         <m:e>
                           <m:r>
                             <m:t>y</m:t>
                           </m:r>
                         </m:e>
-                      </m:acc>
+                        <m:lim>
+                          <m:r>
+                            <m:rPr>
+                              <m:sty m:val="p"/>
+                            </m:rPr>
+                            <m:t>∼</m:t>
+                          </m:r>
+                        </m:lim>
+                      </m:limLow>
                     </m:e>
                   </m:d>
                   <m:r>
@@ -4992,16 +5422,21 @@
         <w:t xml:space="preserve"> </w:t>
       </w:r>
       <m:oMath>
-        <m:acc>
-          <m:accPr>
-            <m:chr m:val="̃"/>
-          </m:accPr>
+        <m:limLow>
           <m:e>
             <m:r>
               <m:t>x</m:t>
             </m:r>
           </m:e>
-        </m:acc>
+          <m:lim>
+            <m:r>
+              <m:rPr>
+                <m:sty m:val="p"/>
+              </m:rPr>
+              <m:t>∼</m:t>
+            </m:r>
+          </m:lim>
+        </m:limLow>
       </m:oMath>
       <w:r>
         <w:t xml:space="preserve"> </w:t>
@@ -5027,16 +5462,21 @@
             <m:grow/>
           </m:dPr>
           <m:e>
-            <m:acc>
-              <m:accPr>
-                <m:chr m:val="̃"/>
-              </m:accPr>
+            <m:limLow>
               <m:e>
                 <m:r>
                   <m:t>x</m:t>
                 </m:r>
               </m:e>
-            </m:acc>
+              <m:lim>
+                <m:r>
+                  <m:rPr>
+                    <m:sty m:val="p"/>
+                  </m:rPr>
+                  <m:t>∼</m:t>
+                </m:r>
+              </m:lim>
+            </m:limLow>
           </m:e>
         </m:d>
         <m:r>
@@ -5102,16 +5542,21 @@
             <m:grow/>
           </m:dPr>
           <m:e>
-            <m:acc>
-              <m:accPr>
-                <m:chr m:val="̃"/>
-              </m:accPr>
+            <m:limLow>
               <m:e>
                 <m:r>
                   <m:t>X</m:t>
                 </m:r>
               </m:e>
-            </m:acc>
+              <m:lim>
+                <m:r>
+                  <m:rPr>
+                    <m:sty m:val="p"/>
+                  </m:rPr>
+                  <m:t>∼</m:t>
+                </m:r>
+              </m:lim>
+            </m:limLow>
           </m:e>
         </m:d>
         <m:r>
@@ -5382,16 +5827,21 @@
                   <m:grow/>
                 </m:dPr>
                 <m:e>
-                  <m:acc>
-                    <m:accPr>
-                      <m:chr m:val="̃"/>
-                    </m:accPr>
+                  <m:limLow>
                     <m:e>
                       <m:r>
                         <m:t>x</m:t>
                       </m:r>
                     </m:e>
-                  </m:acc>
+                    <m:lim>
+                      <m:r>
+                        <m:rPr>
+                          <m:sty m:val="p"/>
+                        </m:rPr>
+                        <m:t>∼</m:t>
+                      </m:r>
+                    </m:lim>
+                  </m:limLow>
                   <m:r>
                     <m:rPr>
                       <m:sty m:val="p"/>
@@ -5805,16 +6255,21 @@
             <m:grow/>
           </m:dPr>
           <m:e>
-            <m:acc>
-              <m:accPr>
-                <m:chr m:val="̃"/>
-              </m:accPr>
+            <m:limLow>
               <m:e>
                 <m:r>
                   <m:t>x</m:t>
                 </m:r>
               </m:e>
-            </m:acc>
+              <m:lim>
+                <m:r>
+                  <m:rPr>
+                    <m:sty m:val="p"/>
+                  </m:rPr>
+                  <m:t>∼</m:t>
+                </m:r>
+              </m:lim>
+            </m:limLow>
           </m:e>
         </m:d>
         <m:r>
@@ -6118,16 +6573,21 @@
             <m:grow/>
           </m:dPr>
           <m:e>
-            <m:acc>
-              <m:accPr>
-                <m:chr m:val="̃"/>
-              </m:accPr>
+            <m:limLow>
               <m:e>
                 <m:r>
                   <m:t>X</m:t>
                 </m:r>
               </m:e>
-            </m:acc>
+              <m:lim>
+                <m:r>
+                  <m:rPr>
+                    <m:sty m:val="p"/>
+                  </m:rPr>
+                  <m:t>∼</m:t>
+                </m:r>
+              </m:lim>
+            </m:limLow>
           </m:e>
         </m:d>
         <m:r>
@@ -6316,16 +6776,21 @@
                   <m:grow/>
                 </m:dPr>
                 <m:e>
-                  <m:acc>
-                    <m:accPr>
-                      <m:chr m:val="̃"/>
-                    </m:accPr>
+                  <m:limLow>
                     <m:e>
                       <m:r>
                         <m:t>X</m:t>
                       </m:r>
                     </m:e>
-                  </m:acc>
+                    <m:lim>
+                      <m:r>
+                        <m:rPr>
+                          <m:sty m:val="p"/>
+                        </m:rPr>
+                        <m:t>∼</m:t>
+                      </m:r>
+                    </m:lim>
+                  </m:limLow>
                 </m:e>
               </m:d>
               <m:r>
@@ -6395,16 +6860,21 @@
             <m:grow/>
           </m:dPr>
           <m:e>
-            <m:acc>
-              <m:accPr>
-                <m:chr m:val="̃"/>
-              </m:accPr>
+            <m:limLow>
               <m:e>
                 <m:r>
                   <m:t>X</m:t>
                 </m:r>
               </m:e>
-            </m:acc>
+              <m:lim>
+                <m:r>
+                  <m:rPr>
+                    <m:sty m:val="p"/>
+                  </m:rPr>
+                  <m:t>∼</m:t>
+                </m:r>
+              </m:lim>
+            </m:limLow>
           </m:e>
         </m:d>
         <m:r>
@@ -6540,16 +7010,21 @@
                 <m:grow/>
               </m:dPr>
               <m:e>
-                <m:acc>
-                  <m:accPr>
-                    <m:chr m:val="̃"/>
-                  </m:accPr>
+                <m:limLow>
                   <m:e>
                     <m:r>
                       <m:t>X</m:t>
                     </m:r>
                   </m:e>
-                </m:acc>
+                  <m:lim>
+                    <m:r>
+                      <m:rPr>
+                        <m:sty m:val="p"/>
+                      </m:rPr>
+                      <m:t>∼</m:t>
+                    </m:r>
+                  </m:lim>
+                </m:limLow>
               </m:e>
             </m:d>
             <m:r>
@@ -6652,16 +7127,21 @@
             <m:grow/>
           </m:dPr>
           <m:e>
-            <m:acc>
-              <m:accPr>
-                <m:chr m:val="̃"/>
-              </m:accPr>
+            <m:limLow>
               <m:e>
                 <m:r>
                   <m:t>X</m:t>
                 </m:r>
               </m:e>
-            </m:acc>
+              <m:lim>
+                <m:r>
+                  <m:rPr>
+                    <m:sty m:val="p"/>
+                  </m:rPr>
+                  <m:t>∼</m:t>
+                </m:r>
+              </m:lim>
+            </m:limLow>
           </m:e>
         </m:d>
         <m:r>
@@ -6721,16 +7201,21 @@
             <m:grow/>
           </m:dPr>
           <m:e>
-            <m:acc>
-              <m:accPr>
-                <m:chr m:val="̃"/>
-              </m:accPr>
+            <m:limLow>
               <m:e>
                 <m:r>
                   <m:t>X</m:t>
                 </m:r>
               </m:e>
-            </m:acc>
+              <m:lim>
+                <m:r>
+                  <m:rPr>
+                    <m:sty m:val="p"/>
+                  </m:rPr>
+                  <m:t>∼</m:t>
+                </m:r>
+              </m:lim>
+            </m:limLow>
           </m:e>
         </m:d>
         <m:r>
@@ -6799,16 +7284,21 @@
                       <m:grow/>
                     </m:dPr>
                     <m:e>
-                      <m:acc>
-                        <m:accPr>
-                          <m:chr m:val="̃"/>
-                        </m:accPr>
+                      <m:limLow>
                         <m:e>
                           <m:r>
                             <m:t>X</m:t>
                           </m:r>
                         </m:e>
-                      </m:acc>
+                        <m:lim>
+                          <m:r>
+                            <m:rPr>
+                              <m:sty m:val="p"/>
+                            </m:rPr>
+                            <m:t>∼</m:t>
+                          </m:r>
+                        </m:lim>
+                      </m:limLow>
                     </m:e>
                   </m:d>
                   <m:r>
@@ -6845,16 +7335,21 @@
                   <m:supHide m:val="on"/>
                 </m:naryPr>
                 <m:sub>
-                  <m:acc>
-                    <m:accPr>
-                      <m:chr m:val="̃"/>
-                    </m:accPr>
+                  <m:limLow>
                     <m:e>
                       <m:r>
                         <m:t>x</m:t>
                       </m:r>
                     </m:e>
-                  </m:acc>
+                    <m:lim>
+                      <m:r>
+                        <m:rPr>
+                          <m:sty m:val="p"/>
+                        </m:rPr>
+                        <m:t>∼</m:t>
+                      </m:r>
+                    </m:lim>
+                  </m:limLow>
                 </m:sub>
                 <m:sup>
                   <m:r>
@@ -6885,16 +7380,21 @@
                   <m:grow/>
                 </m:dPr>
                 <m:e>
-                  <m:acc>
-                    <m:accPr>
-                      <m:chr m:val="̃"/>
-                    </m:accPr>
+                  <m:limLow>
                     <m:e>
                       <m:r>
                         <m:t>x</m:t>
                       </m:r>
                     </m:e>
-                  </m:acc>
+                    <m:lim>
+                      <m:r>
+                        <m:rPr>
+                          <m:sty m:val="p"/>
+                        </m:rPr>
+                        <m:t>∼</m:t>
+                      </m:r>
+                    </m:lim>
+                  </m:limLow>
                 </m:e>
               </m:d>
               <m:r>
@@ -6929,32 +7429,42 @@
                   <m:grow/>
                 </m:dPr>
                 <m:e>
-                  <m:acc>
-                    <m:accPr>
-                      <m:chr m:val="̃"/>
-                    </m:accPr>
+                  <m:limLow>
                     <m:e>
                       <m:r>
                         <m:t>X</m:t>
                       </m:r>
                     </m:e>
-                  </m:acc>
+                    <m:lim>
+                      <m:r>
+                        <m:rPr>
+                          <m:sty m:val="p"/>
+                        </m:rPr>
+                        <m:t>∼</m:t>
+                      </m:r>
+                    </m:lim>
+                  </m:limLow>
                   <m:r>
                     <m:rPr>
                       <m:sty m:val="p"/>
                     </m:rPr>
                     <m:t>=</m:t>
                   </m:r>
-                  <m:acc>
-                    <m:accPr>
-                      <m:chr m:val="̃"/>
-                    </m:accPr>
+                  <m:limLow>
                     <m:e>
                       <m:r>
                         <m:t>x</m:t>
                       </m:r>
                     </m:e>
-                  </m:acc>
+                    <m:lim>
+                      <m:r>
+                        <m:rPr>
+                          <m:sty m:val="p"/>
+                        </m:rPr>
+                        <m:t>∼</m:t>
+                      </m:r>
+                    </m:lim>
+                  </m:limLow>
                   <m:r>
                     <m:rPr>
                       <m:sty m:val="p"/>
@@ -6975,16 +7485,21 @@
                       <m:grow/>
                     </m:dPr>
                     <m:e>
-                      <m:acc>
-                        <m:accPr>
-                          <m:chr m:val="̃"/>
-                        </m:accPr>
+                      <m:limLow>
                         <m:e>
                           <m:r>
                             <m:t>X</m:t>
                           </m:r>
                         </m:e>
-                      </m:acc>
+                        <m:lim>
+                          <m:r>
+                            <m:rPr>
+                              <m:sty m:val="p"/>
+                            </m:rPr>
+                            <m:t>∼</m:t>
+                          </m:r>
+                        </m:lim>
+                      </m:limLow>
                     </m:e>
                   </m:d>
                   <m:r>
@@ -7054,16 +7569,21 @@
             <m:grow/>
           </m:dPr>
           <m:e>
-            <m:acc>
-              <m:accPr>
-                <m:chr m:val="̃"/>
-              </m:accPr>
+            <m:limLow>
               <m:e>
                 <m:r>
                   <m:t>x</m:t>
                 </m:r>
               </m:e>
-            </m:acc>
+              <m:lim>
+                <m:r>
+                  <m:rPr>
+                    <m:sty m:val="p"/>
+                  </m:rPr>
+                  <m:t>∼</m:t>
+                </m:r>
+              </m:lim>
+            </m:limLow>
           </m:e>
         </m:d>
         <m:r>
@@ -7224,16 +7744,21 @@
             <m:grow/>
           </m:dPr>
           <m:e>
-            <m:acc>
-              <m:accPr>
-                <m:chr m:val="̃"/>
-              </m:accPr>
+            <m:limLow>
               <m:e>
                 <m:r>
                   <m:t>X</m:t>
                 </m:r>
               </m:e>
-            </m:acc>
+              <m:lim>
+                <m:r>
+                  <m:rPr>
+                    <m:sty m:val="p"/>
+                  </m:rPr>
+                  <m:t>∼</m:t>
+                </m:r>
+              </m:lim>
+            </m:limLow>
           </m:e>
         </m:d>
         <m:r>
@@ -7331,16 +7856,21 @@
                 <m:grow/>
               </m:dPr>
               <m:e>
-                <m:acc>
-                  <m:accPr>
-                    <m:chr m:val="̃"/>
-                  </m:accPr>
+                <m:limLow>
                   <m:e>
                     <m:r>
                       <m:t>X</m:t>
                     </m:r>
                   </m:e>
-                </m:acc>
+                  <m:lim>
+                    <m:r>
+                      <m:rPr>
+                        <m:sty m:val="p"/>
+                      </m:rPr>
+                      <m:t>∼</m:t>
+                    </m:r>
+                  </m:lim>
+                </m:limLow>
               </m:e>
             </m:d>
             <m:r>
@@ -7478,16 +8008,21 @@
                           <m:grow/>
                         </m:dPr>
                         <m:e>
-                          <m:acc>
-                            <m:accPr>
-                              <m:chr m:val="̃"/>
-                            </m:accPr>
+                          <m:limLow>
                             <m:e>
                               <m:r>
                                 <m:t>X</m:t>
                               </m:r>
                             </m:e>
-                          </m:acc>
+                            <m:lim>
+                              <m:r>
+                                <m:rPr>
+                                  <m:sty m:val="p"/>
+                                </m:rPr>
+                                <m:t>∼</m:t>
+                              </m:r>
+                            </m:lim>
+                          </m:limLow>
                         </m:e>
                       </m:d>
                       <m:r>
@@ -7700,16 +8235,21 @@
             <m:grow/>
           </m:dPr>
           <m:e>
-            <m:acc>
-              <m:accPr>
-                <m:chr m:val="̃"/>
-              </m:accPr>
+            <m:limLow>
               <m:e>
                 <m:r>
                   <m:t>X</m:t>
                 </m:r>
               </m:e>
-            </m:acc>
+              <m:lim>
+                <m:r>
+                  <m:rPr>
+                    <m:sty m:val="p"/>
+                  </m:rPr>
+                  <m:t>∼</m:t>
+                </m:r>
+              </m:lim>
+            </m:limLow>
           </m:e>
         </m:d>
         <m:r>
@@ -7883,16 +8423,21 @@
                       <m:grow/>
                     </m:dPr>
                     <m:e>
-                      <m:acc>
-                        <m:accPr>
-                          <m:chr m:val="̃"/>
-                        </m:accPr>
+                      <m:limLow>
                         <m:e>
                           <m:r>
                             <m:t>X</m:t>
                           </m:r>
                         </m:e>
-                      </m:acc>
+                        <m:lim>
+                          <m:r>
+                            <m:rPr>
+                              <m:sty m:val="p"/>
+                            </m:rPr>
+                            <m:t>∼</m:t>
+                          </m:r>
+                        </m:lim>
+                      </m:limLow>
                     </m:e>
                   </m:d>
                   <m:r>
@@ -8154,16 +8699,21 @@
                           <m:grow/>
                         </m:dPr>
                         <m:e>
-                          <m:acc>
-                            <m:accPr>
-                              <m:chr m:val="̃"/>
-                            </m:accPr>
+                          <m:limLow>
                             <m:e>
                               <m:r>
                                 <m:t>X</m:t>
                               </m:r>
                             </m:e>
-                          </m:acc>
+                            <m:lim>
+                              <m:r>
+                                <m:rPr>
+                                  <m:sty m:val="p"/>
+                                </m:rPr>
+                                <m:t>∼</m:t>
+                              </m:r>
+                            </m:lim>
+                          </m:limLow>
                         </m:e>
                       </m:d>
                       <m:r>
@@ -8249,16 +8799,21 @@
                           <m:grow/>
                         </m:dPr>
                         <m:e>
-                          <m:acc>
-                            <m:accPr>
-                              <m:chr m:val="̃"/>
-                            </m:accPr>
+                          <m:limLow>
                             <m:e>
                               <m:r>
                                 <m:t>X</m:t>
                               </m:r>
                             </m:e>
-                          </m:acc>
+                            <m:lim>
+                              <m:r>
+                                <m:rPr>
+                                  <m:sty m:val="p"/>
+                                </m:rPr>
+                                <m:t>∼</m:t>
+                              </m:r>
+                            </m:lim>
+                          </m:limLow>
                         </m:e>
                       </m:d>
                       <m:r>
@@ -8362,16 +8917,21 @@
                           <m:grow/>
                         </m:dPr>
                         <m:e>
-                          <m:acc>
-                            <m:accPr>
-                              <m:chr m:val="̃"/>
-                            </m:accPr>
+                          <m:limLow>
                             <m:e>
                               <m:r>
                                 <m:t>X</m:t>
                               </m:r>
                             </m:e>
-                          </m:acc>
+                            <m:lim>
+                              <m:r>
+                                <m:rPr>
+                                  <m:sty m:val="p"/>
+                                </m:rPr>
+                                <m:t>∼</m:t>
+                              </m:r>
+                            </m:lim>
+                          </m:limLow>
                         </m:e>
                       </m:d>
                       <m:r>
@@ -13882,16 +14442,21 @@
             <m:grow/>
           </m:dPr>
           <m:e>
-            <m:acc>
-              <m:accPr>
-                <m:chr m:val="̃"/>
-              </m:accPr>
+            <m:limLow>
               <m:e>
                 <m:r>
                   <m:t>X</m:t>
                 </m:r>
               </m:e>
-            </m:acc>
+              <m:lim>
+                <m:r>
+                  <m:rPr>
+                    <m:sty m:val="p"/>
+                  </m:rPr>
+                  <m:t>∼</m:t>
+                </m:r>
+              </m:lim>
+            </m:limLow>
           </m:e>
         </m:d>
         <m:r>
@@ -13955,16 +14520,21 @@
                 <m:grow/>
               </m:dPr>
               <m:e>
-                <m:acc>
-                  <m:accPr>
-                    <m:chr m:val="̃"/>
-                  </m:accPr>
+                <m:limLow>
                   <m:e>
                     <m:r>
                       <m:t>X</m:t>
                     </m:r>
                   </m:e>
-                </m:acc>
+                  <m:lim>
+                    <m:r>
+                      <m:rPr>
+                        <m:sty m:val="p"/>
+                      </m:rPr>
+                      <m:t>∼</m:t>
+                    </m:r>
+                  </m:lim>
+                </m:limLow>
               </m:e>
             </m:d>
             <m:r>

--- a/sufficiency-handout.docx
+++ b/sufficiency-handout.docx
@@ -15,7 +15,7 @@
         <w:pStyle w:val="Date"/>
       </w:pPr>
       <w:r>
-        <w:t xml:space="preserve">Last modified: 2026-10-16 02:40:23 (PDT)</w:t>
+        <w:t xml:space="preserve">Last modified: 2026-10-16 02:59:55 (PDT)</w:t>
       </w:r>
     </w:p>
     <w:p>

--- a/sufficiency-handout.docx
+++ b/sufficiency-handout.docx
@@ -15,7 +15,7 @@
         <w:pStyle w:val="Date"/>
       </w:pPr>
       <w:r>
-        <w:t xml:space="preserve">Last modified: 2026-10-16 02:59:55 (PDT)</w:t>
+        <w:t xml:space="preserve">Last modified: 2026-10-16 03:14:48 (PDT)</w:t>
       </w:r>
     </w:p>
     <w:p>

--- a/sufficiency-handout.docx
+++ b/sufficiency-handout.docx
@@ -15,7 +15,7 @@
         <w:pStyle w:val="Date"/>
       </w:pPr>
       <w:r>
-        <w:t xml:space="preserve">Last modified: 2026-10-16 03:14:48 (PDT)</w:t>
+        <w:t xml:space="preserve">Last modified: 2026-10-16 03:31:39 (PDT)</w:t>
       </w:r>
     </w:p>
     <w:p>

--- a/sufficiency-handout.docx
+++ b/sufficiency-handout.docx
@@ -15,7 +15,7 @@
         <w:pStyle w:val="Date"/>
       </w:pPr>
       <w:r>
-        <w:t xml:space="preserve">Last modified: 2026-10-16 03:31:39 (PDT)</w:t>
+        <w:t xml:space="preserve">Last modified: 2026-10-16 03:46:21 (PDT)</w:t>
       </w:r>
     </w:p>
     <w:p>

--- a/sufficiency-handout.docx
+++ b/sufficiency-handout.docx
@@ -15,7 +15,7 @@
         <w:pStyle w:val="Date"/>
       </w:pPr>
       <w:r>
-        <w:t xml:space="preserve">Last modified: 2026-10-16 03:46:21 (PDT)</w:t>
+        <w:t xml:space="preserve">Last modified: 2026-10-16 04:05:26 (PDT)</w:t>
       </w:r>
     </w:p>
     <w:p>
@@ -14584,17 +14584,70 @@
     </w:p>
     <w:bookmarkEnd w:id="43"/>
     <w:bookmarkEnd w:id="44"/>
-    <w:bookmarkStart w:id="56" w:name="references"/>
+    <w:bookmarkStart w:id="46" w:name="sec-sufficiency-reading"/>
     <w:p>
       <w:pPr>
         <w:pStyle w:val="Heading2"/>
       </w:pPr>
       <w:r>
+        <w:t xml:space="preserve">3 Further reading</w:t>
+      </w:r>
+    </w:p>
+    <w:p>
+      <w:pPr>
+        <w:pStyle w:val="Compact"/>
+        <w:numPr>
+          <w:ilvl w:val="0"/>
+          <w:numId w:val="1001"/>
+        </w:numPr>
+      </w:pPr>
+      <w:r>
+        <w:t xml:space="preserve">The</w:t>
+      </w:r>
+      <w:r>
+        <w:t xml:space="preserve"> </w:t>
+      </w:r>
+      <w:hyperlink r:id="rId45">
+        <w:r>
+          <w:rPr>
+            <w:rStyle w:val="Hyperlink"/>
+          </w:rPr>
+          <w:t xml:space="preserve">Fall 2024 course site for UC Berkeley’s Stat 210A,</w:t>
+        </w:r>
+        <w:r>
+          <w:rPr>
+            <w:rStyle w:val="Hyperlink"/>
+          </w:rPr>
+          <w:t xml:space="preserve"> </w:t>
+        </w:r>
+        <w:r>
+          <w:rPr>
+            <w:rStyle w:val="Hyperlink"/>
+            <w:i/>
+            <w:iCs/>
+          </w:rPr>
+          <w:t xml:space="preserve">Theoretical Statistics</w:t>
+        </w:r>
+      </w:hyperlink>
+      <w:r>
+        <w:t xml:space="preserve"> </w:t>
+      </w:r>
+      <w:r>
+        <w:t xml:space="preserve">(Will Fithian) has a course reader on exponential families, sufficiency, completeness and unbiased estimation.</w:t>
+      </w:r>
+    </w:p>
+    <w:bookmarkEnd w:id="46"/>
+    <w:bookmarkStart w:id="58" w:name="references"/>
+    <w:p>
+      <w:pPr>
+        <w:pStyle w:val="Heading2"/>
+      </w:pPr>
+      <w:r>
         <w:t xml:space="preserve">References</w:t>
       </w:r>
     </w:p>
-    <w:bookmarkStart w:id="55" w:name="refs"/>
-    <w:bookmarkStart w:id="46" w:name="ref-blackwell1947conditional"/>
+    <w:bookmarkStart w:id="57" w:name="refs"/>
+    <w:bookmarkStart w:id="48" w:name="ref-blackwell1947conditional"/>
     <w:p>
       <w:pPr>
         <w:pStyle w:val="Bibliography"/>
@@ -14627,7 +14680,7 @@
       <w:r>
         <w:t xml:space="preserve"> </w:t>
       </w:r>
-      <w:hyperlink r:id="rId45">
+      <w:hyperlink r:id="rId47">
         <w:r>
           <w:rPr>
             <w:rStyle w:val="Hyperlink"/>
@@ -14639,8 +14692,8 @@
         <w:t xml:space="preserve">.</w:t>
       </w:r>
     </w:p>
-    <w:bookmarkEnd w:id="46"/>
-    <w:bookmarkStart w:id="48" w:name="ref-CaseBerg01"/>
+    <w:bookmarkEnd w:id="48"/>
+    <w:bookmarkStart w:id="50" w:name="ref-CaseBerg01"/>
     <w:p>
       <w:pPr>
         <w:pStyle w:val="Bibliography"/>
@@ -14664,7 +14717,7 @@
       <w:r>
         <w:t xml:space="preserve"> </w:t>
       </w:r>
-      <w:hyperlink r:id="rId47">
+      <w:hyperlink r:id="rId49">
         <w:r>
           <w:rPr>
             <w:rStyle w:val="Hyperlink"/>
@@ -14676,8 +14729,8 @@
         <w:t xml:space="preserve">.</w:t>
       </w:r>
     </w:p>
-    <w:bookmarkEnd w:id="48"/>
-    <w:bookmarkStart w:id="50" w:name="ref-fisher1922mathematical"/>
+    <w:bookmarkEnd w:id="50"/>
+    <w:bookmarkStart w:id="52" w:name="ref-fisher1922mathematical"/>
     <w:p>
       <w:pPr>
         <w:pStyle w:val="Bibliography"/>
@@ -14710,7 +14763,7 @@
       <w:r>
         <w:t xml:space="preserve"> </w:t>
       </w:r>
-      <w:hyperlink r:id="rId49">
+      <w:hyperlink r:id="rId51">
         <w:r>
           <w:rPr>
             <w:rStyle w:val="Hyperlink"/>
@@ -14722,8 +14775,8 @@
         <w:t xml:space="preserve">.</w:t>
       </w:r>
     </w:p>
-    <w:bookmarkEnd w:id="50"/>
-    <w:bookmarkStart w:id="52" w:name="ref-halmos1949application"/>
+    <w:bookmarkEnd w:id="52"/>
+    <w:bookmarkStart w:id="54" w:name="ref-halmos1949application"/>
     <w:p>
       <w:pPr>
         <w:pStyle w:val="Bibliography"/>
@@ -14768,7 +14821,7 @@
       <w:r>
         <w:t xml:space="preserve"> </w:t>
       </w:r>
-      <w:hyperlink r:id="rId51">
+      <w:hyperlink r:id="rId53">
         <w:r>
           <w:rPr>
             <w:rStyle w:val="Hyperlink"/>
@@ -14780,8 +14833,8 @@
         <w:t xml:space="preserve">.</w:t>
       </w:r>
     </w:p>
-    <w:bookmarkEnd w:id="52"/>
-    <w:bookmarkStart w:id="53" w:name="ref-hosmer1989applied"/>
+    <w:bookmarkEnd w:id="54"/>
+    <w:bookmarkStart w:id="55" w:name="ref-hosmer1989applied"/>
     <w:p>
       <w:pPr>
         <w:pStyle w:val="Bibliography"/>
@@ -14803,8 +14856,8 @@
         <w:t xml:space="preserve">. Wiley.</w:t>
       </w:r>
     </w:p>
-    <w:bookmarkEnd w:id="53"/>
-    <w:bookmarkStart w:id="54" w:name="ref-rao1945information"/>
+    <w:bookmarkEnd w:id="55"/>
+    <w:bookmarkStart w:id="56" w:name="ref-rao1945information"/>
     <w:p>
       <w:pPr>
         <w:pStyle w:val="Bibliography"/>
@@ -14835,9 +14888,9 @@
         <w:t xml:space="preserve">37: 81–91.</w:t>
       </w:r>
     </w:p>
-    <w:bookmarkEnd w:id="54"/>
-    <w:bookmarkEnd w:id="55"/>
     <w:bookmarkEnd w:id="56"/>
+    <w:bookmarkEnd w:id="57"/>
+    <w:bookmarkEnd w:id="58"/>
     <w:sectPr>
       <w:footnotePr>
         <w:numRestart w:val="eachSect"/>
@@ -14948,8 +15001,114 @@
       </w:pPr>
     </w:lvl>
   </w:abstractNum>
+  <w:abstractNum w:abstractNumId="991">
+    <w:nsid w:val="0000A991"/>
+    <w:multiLevelType w:val="multilevel"/>
+    <w:lvl w:ilvl="0">
+      <w:numFmt w:val="bullet"/>
+      <w:lvlText w:val=""/>
+      <w:lvlJc w:val="left"/>
+      <w:pPr>
+        <w:ind w:left="720" w:hanging="360"/>
+      </w:pPr>
+      <w:rPr>
+        <w:rFonts w:ascii="Symbol" w:hAnsi="Symbol" w:cs="Symbol" w:hint="default"/>
+      </w:rPr>
+    </w:lvl>
+    <w:lvl w:ilvl="1">
+      <w:numFmt w:val="bullet"/>
+      <w:lvlText w:val="o"/>
+      <w:lvlJc w:val="left"/>
+      <w:pPr>
+        <w:ind w:left="1440" w:hanging="360"/>
+      </w:pPr>
+      <w:rPr>
+        <w:rFonts w:ascii="Courier New" w:hAnsi="Courier New" w:cs="Courier New" w:hint="default"/>
+      </w:rPr>
+    </w:lvl>
+    <w:lvl w:ilvl="2">
+      <w:numFmt w:val="bullet"/>
+      <w:lvlText w:val=""/>
+      <w:lvlJc w:val="left"/>
+      <w:pPr>
+        <w:ind w:left="2160" w:hanging="360"/>
+      </w:pPr>
+      <w:rPr>
+        <w:rFonts w:ascii="Wingdings" w:hAnsi="Wingdings" w:cs="Wingdings" w:hint="default"/>
+      </w:rPr>
+    </w:lvl>
+    <w:lvl w:ilvl="3">
+      <w:numFmt w:val="bullet"/>
+      <w:lvlText w:val=""/>
+      <w:lvlJc w:val="left"/>
+      <w:pPr>
+        <w:ind w:left="2880" w:hanging="360"/>
+      </w:pPr>
+      <w:rPr>
+        <w:rFonts w:ascii="Symbol" w:hAnsi="Symbol" w:cs="Symbol" w:hint="default"/>
+      </w:rPr>
+    </w:lvl>
+    <w:lvl w:ilvl="4">
+      <w:numFmt w:val="bullet"/>
+      <w:lvlText w:val="o"/>
+      <w:lvlJc w:val="left"/>
+      <w:pPr>
+        <w:ind w:left="3600" w:hanging="360"/>
+      </w:pPr>
+      <w:rPr>
+        <w:rFonts w:ascii="Courier New" w:hAnsi="Courier New" w:cs="Courier New" w:hint="default"/>
+      </w:rPr>
+    </w:lvl>
+    <w:lvl w:ilvl="5">
+      <w:numFmt w:val="bullet"/>
+      <w:lvlText w:val=""/>
+      <w:lvlJc w:val="left"/>
+      <w:pPr>
+        <w:ind w:left="4320" w:hanging="360"/>
+      </w:pPr>
+      <w:rPr>
+        <w:rFonts w:ascii="Wingdings" w:hAnsi="Wingdings" w:cs="Wingdings" w:hint="default"/>
+      </w:rPr>
+    </w:lvl>
+    <w:lvl w:ilvl="6">
+      <w:numFmt w:val="bullet"/>
+      <w:lvlText w:val=""/>
+      <w:lvlJc w:val="left"/>
+      <w:pPr>
+        <w:ind w:left="5040" w:hanging="360"/>
+      </w:pPr>
+      <w:rPr>
+        <w:rFonts w:ascii="Symbol" w:hAnsi="Symbol" w:cs="Symbol" w:hint="default"/>
+      </w:rPr>
+    </w:lvl>
+    <w:lvl w:ilvl="7">
+      <w:numFmt w:val="bullet"/>
+      <w:lvlText w:val="o"/>
+      <w:lvlJc w:val="left"/>
+      <w:pPr>
+        <w:ind w:left="5760" w:hanging="360"/>
+      </w:pPr>
+      <w:rPr>
+        <w:rFonts w:ascii="Courier New" w:hAnsi="Courier New" w:cs="Courier New" w:hint="default"/>
+      </w:rPr>
+    </w:lvl>
+    <w:lvl w:ilvl="8">
+      <w:numFmt w:val="bullet"/>
+      <w:lvlText w:val=""/>
+      <w:lvlJc w:val="left"/>
+      <w:pPr>
+        <w:ind w:left="6480" w:hanging="360"/>
+      </w:pPr>
+      <w:rPr>
+        <w:rFonts w:ascii="Wingdings" w:hAnsi="Wingdings" w:cs="Wingdings" w:hint="default"/>
+      </w:rPr>
+    </w:lvl>
+  </w:abstractNum>
   <w:num w:numId="1000">
     <w:abstractNumId w:val="990"/>
+  </w:num>
+  <w:num w:numId="1001">
+    <w:abstractNumId w:val="991"/>
   </w:num>
 </w:numbering>
 </file>

--- a/sufficiency-handout.docx
+++ b/sufficiency-handout.docx
@@ -15,7 +15,7 @@
         <w:pStyle w:val="Date"/>
       </w:pPr>
       <w:r>
-        <w:t xml:space="preserve">Last modified: 2026-10-16 04:05:26 (PDT)</w:t>
+        <w:t xml:space="preserve">Last modified: 2026-10-16 04:15:16 (PDT)</w:t>
       </w:r>
     </w:p>
     <w:p>

--- a/sufficiency-handout.docx
+++ b/sufficiency-handout.docx
@@ -15,7 +15,7 @@
         <w:pStyle w:val="Date"/>
       </w:pPr>
       <w:r>
-        <w:t xml:space="preserve">Last modified: 2026-10-16 04:15:16 (PDT)</w:t>
+        <w:t xml:space="preserve">Last modified: 2026-10-16 04:40:51 (PDT)</w:t>
       </w:r>
     </w:p>
     <w:p>

--- a/sufficiency-handout.docx
+++ b/sufficiency-handout.docx
@@ -15,7 +15,7 @@
         <w:pStyle w:val="Date"/>
       </w:pPr>
       <w:r>
-        <w:t xml:space="preserve">Last modified: 2026-10-16 04:40:51 (PDT)</w:t>
+        <w:t xml:space="preserve">Last modified: 2026-10-16 04:59:09 (PDT)</w:t>
       </w:r>
     </w:p>
     <w:p>

--- a/sufficiency-handout.docx
+++ b/sufficiency-handout.docx
@@ -15,7 +15,7 @@
         <w:pStyle w:val="Date"/>
       </w:pPr>
       <w:r>
-        <w:t xml:space="preserve">Last modified: 2026-10-16 04:59:09 (PDT)</w:t>
+        <w:t xml:space="preserve">Last modified: 2026-10-16 05:11:27 (PDT)</w:t>
       </w:r>
     </w:p>
     <w:p>

--- a/sufficiency-handout.docx
+++ b/sufficiency-handout.docx
@@ -15,7 +15,7 @@
         <w:pStyle w:val="Date"/>
       </w:pPr>
       <w:r>
-        <w:t xml:space="preserve">Last modified: 2026-10-16 05:11:27 (PDT)</w:t>
+        <w:t xml:space="preserve">Last modified: 2026-10-16 05:21:29 (PDT)</w:t>
       </w:r>
     </w:p>
     <w:p>

--- a/sufficiency-handout.docx
+++ b/sufficiency-handout.docx
@@ -15,7 +15,7 @@
         <w:pStyle w:val="Date"/>
       </w:pPr>
       <w:r>
-        <w:t xml:space="preserve">Last modified: 2026-10-16 05:21:29 (PDT)</w:t>
+        <w:t xml:space="preserve">Last modified: 2026-10-16 05:36:08 (PDT)</w:t>
       </w:r>
     </w:p>
     <w:p>
@@ -11669,7 +11669,7 @@
         <w:t xml:space="preserve"> </w:t>
       </w:r>
       <w:r>
-        <w:t xml:space="preserve">equal to the mean of</w:t>
+        <w:t xml:space="preserve">equal to the sample mean of</w:t>
       </w:r>
       <w:r>
         <w:t xml:space="preserve"> </w:t>
@@ -12365,7 +12365,7 @@
         <w:t xml:space="preserve"> </w:t>
       </w:r>
       <w:r>
-        <w:t xml:space="preserve">and report each one’s mean (with a 95% confidence interval)</w:t>
+        <w:t xml:space="preserve">and report each one’s sample mean (with a 95% confidence interval)</w:t>
       </w:r>
       <w:r>
         <w:t xml:space="preserve"> </w:t>
@@ -13655,7 +13655,7 @@
         <w:t xml:space="preserve"> </w:t>
       </w:r>
       <w:r>
-        <w:t xml:space="preserve">Both estimators have simulated means near it, as</w:t>
+        <w:t xml:space="preserve">Both estimators have simulated sample means near it, as</w:t>
       </w:r>
       <w:r>
         <w:t xml:space="preserve"> </w:t>

--- a/sufficiency-handout.docx
+++ b/sufficiency-handout.docx
@@ -15,7 +15,7 @@
         <w:pStyle w:val="Date"/>
       </w:pPr>
       <w:r>
-        <w:t xml:space="preserve">Last modified: 2026-10-16 05:36:08 (PDT)</w:t>
+        <w:t xml:space="preserve">Last modified: 2026-10-16 07:21:05 (PDT)</w:t>
       </w:r>
     </w:p>
     <w:p>

--- a/sufficiency-handout.docx
+++ b/sufficiency-handout.docx
@@ -15,7 +15,7 @@
         <w:pStyle w:val="Date"/>
       </w:pPr>
       <w:r>
-        <w:t xml:space="preserve">Last modified: 2026-10-16 07:21:05 (PDT)</w:t>
+        <w:t xml:space="preserve">Last modified: 2026-10-16 10:06:09 (PDT)</w:t>
       </w:r>
     </w:p>
     <w:p>

--- a/sufficiency-handout.docx
+++ b/sufficiency-handout.docx
@@ -15,7 +15,7 @@
         <w:pStyle w:val="Date"/>
       </w:pPr>
       <w:r>
-        <w:t xml:space="preserve">Last modified: 2026-10-16 10:06:09 (PDT)</w:t>
+        <w:t xml:space="preserve">Last modified: 2026-10-16 10:20:46 (PDT)</w:t>
       </w:r>
     </w:p>
     <w:p>

--- a/sufficiency-handout.docx
+++ b/sufficiency-handout.docx
@@ -15,7 +15,7 @@
         <w:pStyle w:val="Date"/>
       </w:pPr>
       <w:r>
-        <w:t xml:space="preserve">Last modified: 2026-10-16 10:20:46 (PDT)</w:t>
+        <w:t xml:space="preserve">Last modified: 2026-10-16 11:26:47 (PDT)</w:t>
       </w:r>
     </w:p>
     <w:p>

--- a/sufficiency-handout.docx
+++ b/sufficiency-handout.docx
@@ -15,7 +15,7 @@
         <w:pStyle w:val="Date"/>
       </w:pPr>
       <w:r>
-        <w:t xml:space="preserve">Last modified: 2026-10-16 11:26:47 (PDT)</w:t>
+        <w:t xml:space="preserve">Last modified: 2026-10-16 16:37:17 (PDT)</w:t>
       </w:r>
     </w:p>
     <w:p>

--- a/sufficiency-handout.docx
+++ b/sufficiency-handout.docx
@@ -15,7 +15,7 @@
         <w:pStyle w:val="Date"/>
       </w:pPr>
       <w:r>
-        <w:t xml:space="preserve">Last modified: 2026-10-16 16:37:17 (PDT)</w:t>
+        <w:t xml:space="preserve">Last modified: 2026-10-16 18:58:08 (PDT)</w:t>
       </w:r>
     </w:p>
     <w:p>
@@ -113,9 +113,1129 @@
       <w:r>
         <w:t xml:space="preserve"> </w:t>
       </w:r>
+      <w:r>
+        <w:t xml:space="preserve">$T\mathopen{}\left(\mathord{\smash[b]{\underset{\raise.3ex\hbox{$\scriptstyle\sim$}}{X}}\vphantom{X}}\right)\mathclose{}$</w:t>
+      </w:r>
+      <w:r>
+        <w:t xml:space="preserve">,</w:t>
+      </w:r>
+      <w:r>
+        <w:t xml:space="preserve"> </w:t>
+      </w:r>
+      <w:r>
+        <w:t xml:space="preserve">that does not depend on any unknown parameter.</w:t>
+      </w:r>
+      <w:r>
+        <w:t xml:space="preserve"> </w:t>
+      </w:r>
+      <w:r>
+        <w:t xml:space="preserve">Its value at the observed data,</w:t>
+      </w:r>
+      <w:r>
+        <w:t xml:space="preserve"> </w:t>
+      </w:r>
+      <w:r>
+        <w:t xml:space="preserve">$T\mathopen{}\left(\mathord{\smash[b]{\underset{\raise.3ex\hbox{$\scriptstyle\sim$}}{x}}\vphantom{x}}\right)\mathclose{}$</w:t>
+      </w:r>
+      <w:r>
+        <w:t xml:space="preserve">, is a number or vector we can compute.</w:t>
+      </w:r>
+    </w:p>
+    <w:bookmarkEnd w:id="9"/>
+    <w:bookmarkStart w:id="12" w:name="rem-statistic-estimator"/>
+    <w:p>
+      <w:pPr>
+        <w:pStyle w:val="BodyText"/>
+      </w:pPr>
+      <w:r>
+        <w:rPr>
+          <w:i/>
+          <w:iCs/>
+        </w:rPr>
+        <w:t xml:space="preserve">Remark 1</w:t>
+      </w:r>
+      <w:r>
+        <w:t xml:space="preserve"> (Estimators are statistics). </w:t>
+      </w:r>
+      <w:r>
+        <w:t xml:space="preserve">Every</w:t>
+      </w:r>
+      <w:r>
+        <w:t xml:space="preserve"> </w:t>
+      </w:r>
+      <w:hyperlink r:id="rId10">
+        <w:r>
+          <w:rPr>
+            <w:rStyle w:val="Hyperlink"/>
+          </w:rPr>
+          <w:t xml:space="preserve">estimator</w:t>
+        </w:r>
+      </w:hyperlink>
+      <w:r>
+        <w:t xml:space="preserve"> </w:t>
+      </w:r>
+      <w:r>
+        <w:t xml:space="preserve">is a statistic,</w:t>
+      </w:r>
+      <w:r>
+        <w:t xml:space="preserve"> </w:t>
+      </w:r>
+      <w:r>
+        <w:t xml:space="preserve">one chosen to land close to an</w:t>
+      </w:r>
+      <w:r>
+        <w:t xml:space="preserve"> </w:t>
+      </w:r>
+      <w:hyperlink r:id="rId11">
+        <w:r>
+          <w:rPr>
+            <w:rStyle w:val="Hyperlink"/>
+          </w:rPr>
+          <w:t xml:space="preserve">estimand</w:t>
+        </w:r>
+      </w:hyperlink>
+      <w:r>
+        <w:t xml:space="preserve">.</w:t>
+      </w:r>
+      <w:r>
+        <w:t xml:space="preserve"> </w:t>
+      </w:r>
+      <w:r>
+        <w:t xml:space="preserve">This page asks which statistics lose no information about the parameter,</w:t>
+      </w:r>
+      <w:r>
+        <w:t xml:space="preserve"> </w:t>
+      </w:r>
+      <w:r>
+        <w:t xml:space="preserve">and how to use one to improve an estimator.</w:t>
+      </w:r>
+    </w:p>
+    <w:bookmarkEnd w:id="12"/>
+    <w:bookmarkStart w:id="14" w:name="def-sufficient"/>
+    <w:p>
+      <w:pPr>
+        <w:pStyle w:val="BodyText"/>
+      </w:pPr>
+      <w:r>
+        <w:rPr>
+          <w:b/>
+          <w:bCs/>
+        </w:rPr>
+        <w:t xml:space="preserve">Definition 2 (Sufficient statistic)</w:t>
+      </w:r>
+      <w:r>
+        <w:t xml:space="preserve"> </w:t>
+      </w:r>
+      <w:r>
+        <w:t xml:space="preserve">Let</w:t>
+      </w:r>
+      <w:r>
+        <w:t xml:space="preserve"> </w:t>
+      </w:r>
+      <w:r>
+        <w:t xml:space="preserve">$\mathord{\smash[b]{\underset{\raise.3ex\hbox{$\scriptstyle\sim$}}{X}}\vphantom{X}}$</w:t>
+      </w:r>
+      <w:r>
+        <w:t xml:space="preserve"> </w:t>
+      </w:r>
+      <w:r>
+        <w:t xml:space="preserve">be a discrete sample whose distribution depends on a parameter</w:t>
+      </w:r>
+      <w:r>
+        <w:t xml:space="preserve"> </w:t>
+      </w:r>
       <m:oMath>
         <m:r>
-          <m:t>T</m:t>
+          <m:t>θ</m:t>
+        </m:r>
+      </m:oMath>
+      <w:r>
+        <w:t xml:space="preserve">.</w:t>
+      </w:r>
+      <w:r>
+        <w:t xml:space="preserve"> </w:t>
+      </w:r>
+      <w:r>
+        <w:t xml:space="preserve">A</w:t>
+      </w:r>
+      <w:r>
+        <w:t xml:space="preserve"> </w:t>
+      </w:r>
+      <w:hyperlink w:anchor="def-statistic">
+        <w:r>
+          <w:rPr>
+            <w:rStyle w:val="Hyperlink"/>
+          </w:rPr>
+          <w:t xml:space="preserve">statistic</w:t>
+        </w:r>
+      </w:hyperlink>
+      <w:r>
+        <w:t xml:space="preserve"> </w:t>
+      </w:r>
+      <w:r>
+        <w:t xml:space="preserve">$T\mathopen{}\left(\mathord{\smash[b]{\underset{\raise.3ex\hbox{$\scriptstyle\sim$}}{X}}\vphantom{X}}\right)\mathclose{}$</w:t>
+      </w:r>
+      <w:r>
+        <w:t xml:space="preserve"> </w:t>
+      </w:r>
+      <w:r>
+        <w:t xml:space="preserve">is</w:t>
+      </w:r>
+      <w:r>
+        <w:t xml:space="preserve"> </w:t>
+      </w:r>
+      <w:r>
+        <w:rPr>
+          <w:b/>
+          <w:bCs/>
+        </w:rPr>
+        <w:t xml:space="preserve">sufficient</w:t>
+      </w:r>
+      <w:r>
+        <w:t xml:space="preserve"> </w:t>
+      </w:r>
+      <w:r>
+        <w:t xml:space="preserve">for</w:t>
+      </w:r>
+      <w:r>
+        <w:t xml:space="preserve"> </w:t>
+      </w:r>
+      <m:oMath>
+        <m:r>
+          <m:t>θ</m:t>
+        </m:r>
+      </m:oMath>
+      <w:r>
+        <w:t xml:space="preserve"> </w:t>
+      </w:r>
+      <w:r>
+        <w:t xml:space="preserve">if, for every sample</w:t>
+      </w:r>
+      <w:r>
+        <w:t xml:space="preserve"> </w:t>
+      </w:r>
+      <w:r>
+        <w:t xml:space="preserve">$\mathord{\smash[b]{\underset{\raise.3ex\hbox{$\scriptstyle\sim$}}{x}}\vphantom{x}}$</w:t>
+      </w:r>
+      <w:r>
+        <w:t xml:space="preserve"> </w:t>
+      </w:r>
+      <w:r>
+        <w:t xml:space="preserve">and every value</w:t>
+      </w:r>
+      <w:r>
+        <w:t xml:space="preserve"> </w:t>
+      </w:r>
+      <m:oMath>
+        <m:r>
+          <m:t>t</m:t>
+        </m:r>
+      </m:oMath>
+      <w:r>
+        <w:t xml:space="preserve">,</w:t>
+      </w:r>
+      <w:r>
+        <w:t xml:space="preserve"> </w:t>
+      </w:r>
+      <w:r>
+        <w:t xml:space="preserve">the conditional probability of the sample given the statistic</w:t>
+      </w:r>
+      <w:r>
+        <w:t xml:space="preserve"> </w:t>
+      </w:r>
+      <w:r>
+        <w:t xml:space="preserve">is the same for every value of</w:t>
+      </w:r>
+      <w:r>
+        <w:t xml:space="preserve"> </w:t>
+      </w:r>
+      <m:oMath>
+        <m:r>
+          <m:t>θ</m:t>
+        </m:r>
+      </m:oMath>
+      <w:r>
+        <w:t xml:space="preserve"> </w:t>
+      </w:r>
+      <w:r>
+        <w:t xml:space="preserve">at which the statistic takes the value</w:t>
+      </w:r>
+      <w:r>
+        <w:t xml:space="preserve"> </w:t>
+      </w:r>
+      <m:oMath>
+        <m:r>
+          <m:t>t</m:t>
+        </m:r>
+      </m:oMath>
+      <w:r>
+        <w:t xml:space="preserve"> </w:t>
+      </w:r>
+      <w:r>
+        <w:t xml:space="preserve">with positive probability:</w:t>
+      </w:r>
+    </w:p>
+    <w:p>
+      <w:pPr>
+        <w:pStyle w:val="BodyText"/>
+      </w:pPr>
+      <w:bookmarkStart w:id="13" w:name="eq-sufficient"/>
+      <w:r>
+        <w:t xml:space="preserve">$$
+    \Pr_{\theta}\mathopen{}\left(\mathord{\smash[b]{\underset{\raise.3ex\hbox{$\scriptstyle\sim$}}{X}}\vphantom{X}}= \mathord{\smash[b]{\underset{\raise.3ex\hbox{$\scriptstyle\sim$}}{x}}\vphantom{x}}\mid T\mathopen{}\left(\mathord{\smash[b]{\underset{\raise.3ex\hbox{$\scriptstyle\sim$}}{X}}\vphantom{X}}\right)\mathclose{} = t\right)\mathclose{}
+    \text{ does not depend on } \theta
+    \quad \text{wherever } \Pr_{\theta}\mathopen{}\left(T\mathopen{}\left(\mathord{\smash[b]{\underset{\raise.3ex\hbox{$\scriptstyle\sim$}}{X}}\vphantom{X}}\right)\mathclose{} = t\right)\mathclose{} &gt; 0
+     \qquad(1)$$</w:t>
+      </w:r>
+      <w:bookmarkEnd w:id="13"/>
+    </w:p>
+    <w:bookmarkEnd w:id="14"/>
+    <w:bookmarkStart w:id="15" w:name="rem-source-sufficient"/>
+    <w:p>
+      <w:pPr>
+        <w:pStyle w:val="FirstParagraph"/>
+      </w:pPr>
+      <w:r>
+        <w:rPr>
+          <w:i/>
+          <w:iCs/>
+        </w:rPr>
+        <w:t xml:space="preserve">Remark 2</w:t>
+      </w:r>
+      <w:r>
+        <w:t xml:space="preserve"> (Source: Sufficient statistic). </w:t>
+      </w:r>
+      <w:r>
+        <w:t xml:space="preserve">Fisher (1922)</w:t>
+      </w:r>
+      <w:r>
+        <w:t xml:space="preserve"> </w:t>
+      </w:r>
+      <w:r>
+        <w:t xml:space="preserve">introduced sufficiency;</w:t>
+      </w:r>
+      <w:r>
+        <w:t xml:space="preserve"> </w:t>
+      </w:r>
+      <w:r>
+        <w:t xml:space="preserve">Casella and Berger (2002, Def. 6.2.1, p. 272)</w:t>
+      </w:r>
+      <w:r>
+        <w:t xml:space="preserve">.</w:t>
+      </w:r>
+    </w:p>
+    <w:bookmarkEnd w:id="15"/>
+    <w:bookmarkStart w:id="16" w:name="rem-sufficient-meaning"/>
+    <w:p>
+      <w:pPr>
+        <w:pStyle w:val="BodyText"/>
+      </w:pPr>
+      <w:r>
+        <w:rPr>
+          <w:i/>
+          <w:iCs/>
+        </w:rPr>
+        <w:t xml:space="preserve">Remark 3</w:t>
+      </w:r>
+      <w:r>
+        <w:t xml:space="preserve"> (What sufficiency says). </w:t>
+      </w:r>
+      <w:r>
+        <w:t xml:space="preserve">Once we know</w:t>
+      </w:r>
+      <w:r>
+        <w:t xml:space="preserve"> </w:t>
+      </w:r>
+      <w:r>
+        <w:t xml:space="preserve">$T\mathopen{}\left(\mathord{\smash[b]{\underset{\raise.3ex\hbox{$\scriptstyle\sim$}}{X}}\vphantom{X}}\right)\mathclose{}$</w:t>
+      </w:r>
+      <w:r>
+        <w:t xml:space="preserve">, the remaining randomness in the sample</w:t>
+      </w:r>
+      <w:r>
+        <w:t xml:space="preserve"> </w:t>
+      </w:r>
+      <w:r>
+        <w:t xml:space="preserve">has the same distribution whatever the parameter is,</w:t>
+      </w:r>
+      <w:r>
+        <w:t xml:space="preserve"> </w:t>
+      </w:r>
+      <w:r>
+        <w:t xml:space="preserve">so the sample carries no further information about</w:t>
+      </w:r>
+      <w:r>
+        <w:t xml:space="preserve"> </w:t>
+      </w:r>
+      <m:oMath>
+        <m:r>
+          <m:t>θ</m:t>
+        </m:r>
+      </m:oMath>
+      <w:r>
+        <w:t xml:space="preserve"> </w:t>
+      </w:r>
+      <w:r>
+        <w:t xml:space="preserve">beyond</w:t>
+      </w:r>
+      <w:r>
+        <w:t xml:space="preserve"> </w:t>
+      </w:r>
+      <w:r>
+        <w:t xml:space="preserve">$T\mathopen{}\left(\mathord{\smash[b]{\underset{\raise.3ex\hbox{$\scriptstyle\sim$}}{X}}\vphantom{X}}\right)\mathclose{}$</w:t>
+      </w:r>
+      <w:r>
+        <w:t xml:space="preserve">.</w:t>
+      </w:r>
+      <w:r>
+        <w:t xml:space="preserve"> </w:t>
+      </w:r>
+      <w:r>
+        <w:t xml:space="preserve">A statistic can therefore stand in for the whole sample when we estimate</w:t>
+      </w:r>
+      <w:r>
+        <w:t xml:space="preserve"> </w:t>
+      </w:r>
+      <m:oMath>
+        <m:r>
+          <m:t>θ</m:t>
+        </m:r>
+      </m:oMath>
+      <w:r>
+        <w:t xml:space="preserve">.</w:t>
+      </w:r>
+    </w:p>
+    <w:p>
+      <w:pPr>
+        <w:pStyle w:val="BodyText"/>
+      </w:pPr>
+      <w:r>
+        <w:t xml:space="preserve">The sample itself, taking</w:t>
+      </w:r>
+      <w:r>
+        <w:t xml:space="preserve"> </w:t>
+      </w:r>
+      <w:r>
+        <w:t xml:space="preserve">$T\mathopen{}\left(\mathord{\smash[b]{\underset{\raise.3ex\hbox{$\scriptstyle\sim$}}{X}}\vphantom{X}}\right)\mathclose{} = \mathord{\smash[b]{\underset{\raise.3ex\hbox{$\scriptstyle\sim$}}{X}}\vphantom{X}}$</w:t>
+      </w:r>
+      <w:r>
+        <w:t xml:space="preserve">, is always sufficient but does not reduce the data;</w:t>
+      </w:r>
+      <w:r>
+        <w:t xml:space="preserve"> </w:t>
+      </w:r>
+      <w:r>
+        <w:t xml:space="preserve">a useful sufficient statistic is a much shorter summary,</w:t>
+      </w:r>
+      <w:r>
+        <w:t xml:space="preserve"> </w:t>
+      </w:r>
+      <w:r>
+        <w:t xml:space="preserve">such as a sum or a mean.</w:t>
+      </w:r>
+    </w:p>
+    <w:p>
+      <w:pPr>
+        <w:pStyle w:val="BodyText"/>
+      </w:pPr>
+      <w:r>
+        <w:t xml:space="preserve">Sufficiency by itself does not give a best estimator:</w:t>
+      </w:r>
+      <w:r>
+        <w:t xml:space="preserve"> </w:t>
+      </w:r>
+      <w:r>
+        <w:t xml:space="preserve">it says which summaries lose nothing, not which function of them to use.</w:t>
+      </w:r>
+      <w:r>
+        <w:t xml:space="preserve"> </w:t>
+      </w:r>
+      <w:r>
+        <w:t xml:space="preserve">The Rao–Blackwell theorem below shows how to improve a given unbiased estimator.</w:t>
+      </w:r>
+    </w:p>
+    <w:p>
+      <w:pPr>
+        <w:pStyle w:val="BodyText"/>
+      </w:pPr>
+      <w:r>
+        <w:t xml:space="preserve">For a continuous sample, the definition, the factorization theorem and the conditional expectations below</w:t>
+      </w:r>
+      <w:r>
+        <w:t xml:space="preserve"> </w:t>
+      </w:r>
+      <w:r>
+        <w:t xml:space="preserve">use densities and integrals instead of probability mass functions and sums.</w:t>
+      </w:r>
+    </w:p>
+    <w:bookmarkEnd w:id="16"/>
+    <w:bookmarkStart w:id="18" w:name="thm-factorization"/>
+    <w:p>
+      <w:pPr>
+        <w:pStyle w:val="BodyText"/>
+      </w:pPr>
+      <w:r>
+        <w:rPr>
+          <w:b/>
+          <w:bCs/>
+        </w:rPr>
+        <w:t xml:space="preserve">Theorem 1 (Factorization theorem)</w:t>
+      </w:r>
+      <w:r>
+        <w:t xml:space="preserve"> </w:t>
+      </w:r>
+      <w:r>
+        <w:t xml:space="preserve">Let</w:t>
+      </w:r>
+      <w:r>
+        <w:t xml:space="preserve"> </w:t>
+      </w:r>
+      <w:r>
+        <w:t xml:space="preserve">$\operatorname{f}\mathopen{}\left(\mathord{\smash[b]{\underset{\raise.3ex\hbox{$\scriptstyle\sim$}}{x}}\vphantom{x}}; \theta\right)\mathclose{}$</w:t>
+      </w:r>
+      <w:r>
+        <w:t xml:space="preserve"> </w:t>
+      </w:r>
+      <w:r>
+        <w:t xml:space="preserve">be the joint probability mass function of a discrete sample</w:t>
+      </w:r>
+      <w:r>
+        <w:t xml:space="preserve"> </w:t>
+      </w:r>
+      <w:r>
+        <w:t xml:space="preserve">$\mathord{\smash[b]{\underset{\raise.3ex\hbox{$\scriptstyle\sim$}}{X}}\vphantom{X}}$</w:t>
+      </w:r>
+      <w:r>
+        <w:t xml:space="preserve">.</w:t>
+      </w:r>
+      <w:r>
+        <w:t xml:space="preserve"> </w:t>
+      </w:r>
+      <w:r>
+        <w:t xml:space="preserve">A statistic</w:t>
+      </w:r>
+      <w:r>
+        <w:t xml:space="preserve"> </w:t>
+      </w:r>
+      <w:r>
+        <w:t xml:space="preserve">$T\mathopen{}\left(\mathord{\smash[b]{\underset{\raise.3ex\hbox{$\scriptstyle\sim$}}{X}}\vphantom{X}}\right)\mathclose{}$</w:t>
+      </w:r>
+      <w:r>
+        <w:t xml:space="preserve"> </w:t>
+      </w:r>
+      <w:r>
+        <w:t xml:space="preserve">is</w:t>
+      </w:r>
+      <w:r>
+        <w:t xml:space="preserve"> </w:t>
+      </w:r>
+      <w:hyperlink w:anchor="def-sufficient">
+        <w:r>
+          <w:rPr>
+            <w:rStyle w:val="Hyperlink"/>
+          </w:rPr>
+          <w:t xml:space="preserve">sufficient</w:t>
+        </w:r>
+      </w:hyperlink>
+      <w:r>
+        <w:t xml:space="preserve"> </w:t>
+      </w:r>
+      <w:r>
+        <w:t xml:space="preserve">for</w:t>
+      </w:r>
+      <w:r>
+        <w:t xml:space="preserve"> </w:t>
+      </w:r>
+      <m:oMath>
+        <m:r>
+          <m:t>θ</m:t>
+        </m:r>
+      </m:oMath>
+      <w:r>
+        <w:t xml:space="preserve"> </w:t>
+      </w:r>
+      <w:r>
+        <w:t xml:space="preserve">if and only if there are nonnegative functions</w:t>
+      </w:r>
+      <w:r>
+        <w:t xml:space="preserve"> </w:t>
+      </w:r>
+      <m:oMath>
+        <m:r>
+          <m:t>g</m:t>
+        </m:r>
+      </m:oMath>
+      <w:r>
+        <w:t xml:space="preserve"> </w:t>
+      </w:r>
+      <w:r>
+        <w:t xml:space="preserve">and</w:t>
+      </w:r>
+      <w:r>
+        <w:t xml:space="preserve"> </w:t>
+      </w:r>
+      <m:oMath>
+        <m:r>
+          <m:t>h</m:t>
+        </m:r>
+      </m:oMath>
+      <w:r>
+        <w:t xml:space="preserve"> </w:t>
+      </w:r>
+      <w:r>
+        <w:t xml:space="preserve">such that,</w:t>
+      </w:r>
+      <w:r>
+        <w:t xml:space="preserve"> </w:t>
+      </w:r>
+      <w:r>
+        <w:t xml:space="preserve">for every sample</w:t>
+      </w:r>
+      <w:r>
+        <w:t xml:space="preserve"> </w:t>
+      </w:r>
+      <w:r>
+        <w:t xml:space="preserve">$\mathord{\smash[b]{\underset{\raise.3ex\hbox{$\scriptstyle\sim$}}{x}}\vphantom{x}}$</w:t>
+      </w:r>
+      <w:r>
+        <w:t xml:space="preserve"> </w:t>
+      </w:r>
+      <w:r>
+        <w:t xml:space="preserve">and every</w:t>
+      </w:r>
+      <w:r>
+        <w:t xml:space="preserve"> </w:t>
+      </w:r>
+      <m:oMath>
+        <m:r>
+          <m:t>θ</m:t>
+        </m:r>
+      </m:oMath>
+      <w:r>
+        <w:t xml:space="preserve">,</w:t>
+      </w:r>
+    </w:p>
+    <w:p>
+      <w:pPr>
+        <w:pStyle w:val="BodyText"/>
+      </w:pPr>
+      <w:bookmarkStart w:id="17" w:name="eq-factorization"/>
+      <w:r>
+        <w:t xml:space="preserve">$$
+    \operatorname{f}\mathopen{}\left(\mathord{\smash[b]{\underset{\raise.3ex\hbox{$\scriptstyle\sim$}}{x}}\vphantom{x}}; \theta\right)\mathclose{} = g\mathopen{}\left(T\mathopen{}\left(\mathord{\smash[b]{\underset{\raise.3ex\hbox{$\scriptstyle\sim$}}{x}}\vphantom{x}}\right)\mathclose{} ; \theta\right)\mathclose{} \, h\mathopen{}\left(\mathord{\smash[b]{\underset{\raise.3ex\hbox{$\scriptstyle\sim$}}{x}}\vphantom{x}}\right)\mathclose{}
+     \qquad(2)$$</w:t>
+      </w:r>
+      <w:bookmarkEnd w:id="17"/>
+    </w:p>
+    <w:p>
+      <w:pPr>
+        <w:pStyle w:val="FirstParagraph"/>
+      </w:pPr>
+      <w:r>
+        <w:t xml:space="preserve">where</w:t>
+      </w:r>
+      <w:r>
+        <w:t xml:space="preserve"> </w:t>
+      </w:r>
+      <w:r>
+        <w:t xml:space="preserve">$h\mathopen{}\left(\mathord{\smash[b]{\underset{\raise.3ex\hbox{$\scriptstyle\sim$}}{x}}\vphantom{x}}\right)\mathclose{}$</w:t>
+      </w:r>
+      <w:r>
+        <w:t xml:space="preserve"> </w:t>
+      </w:r>
+      <w:r>
+        <w:t xml:space="preserve">does not depend on</w:t>
+      </w:r>
+      <w:r>
+        <w:t xml:space="preserve"> </w:t>
+      </w:r>
+      <m:oMath>
+        <m:r>
+          <m:t>θ</m:t>
+        </m:r>
+      </m:oMath>
+      <w:r>
+        <w:t xml:space="preserve">.</w:t>
+      </w:r>
+    </w:p>
+    <w:bookmarkEnd w:id="18"/>
+    <w:p>
+      <w:pPr>
+        <w:pStyle w:val="BodyText"/>
+      </w:pPr>
+      <w:r>
+        <w:rPr>
+          <w:i/>
+          <w:iCs/>
+        </w:rPr>
+        <w:t xml:space="preserve">Proof</w:t>
+      </w:r>
+      <w:r>
+        <w:t xml:space="preserve">. </w:t>
+      </w:r>
+      <w:r>
+        <w:t xml:space="preserve">Fix a sample</w:t>
+      </w:r>
+      <w:r>
+        <w:t xml:space="preserve"> </w:t>
+      </w:r>
+      <w:r>
+        <w:t xml:space="preserve">$\mathord{\smash[b]{\underset{\raise.3ex\hbox{$\scriptstyle\sim$}}{x}}\vphantom{x}}$</w:t>
+      </w:r>
+      <w:r>
+        <w:t xml:space="preserve"> </w:t>
+      </w:r>
+      <w:r>
+        <w:t xml:space="preserve">and write</w:t>
+      </w:r>
+      <w:r>
+        <w:t xml:space="preserve"> </w:t>
+      </w:r>
+      <w:r>
+        <w:t xml:space="preserve">$t \stackrel{\text{def}}{=}T\mathopen{}\left(\mathord{\smash[b]{\underset{\raise.3ex\hbox{$\scriptstyle\sim$}}{x}}\vphantom{x}}\right)\mathclose{}$</w:t>
+      </w:r>
+      <w:r>
+        <w:t xml:space="preserve">.</w:t>
+      </w:r>
+      <w:r>
+        <w:t xml:space="preserve"> </w:t>
+      </w:r>
+      <w:r>
+        <w:t xml:space="preserve">The event</w:t>
+      </w:r>
+      <w:r>
+        <w:t xml:space="preserve"> </w:t>
+      </w:r>
+      <w:r>
+        <w:t xml:space="preserve">$\mathord{\smash[b]{\underset{\raise.3ex\hbox{$\scriptstyle\sim$}}{X}}\vphantom{X}}= \mathord{\smash[b]{\underset{\raise.3ex\hbox{$\scriptstyle\sim$}}{x}}\vphantom{x}}$</w:t>
+      </w:r>
+      <w:r>
+        <w:t xml:space="preserve"> </w:t>
+      </w:r>
+      <w:r>
+        <w:t xml:space="preserve">lies inside the event</w:t>
+      </w:r>
+      <w:r>
+        <w:t xml:space="preserve"> </w:t>
+      </w:r>
+      <w:r>
+        <w:t xml:space="preserve">$T\mathopen{}\left(\mathord{\smash[b]{\underset{\raise.3ex\hbox{$\scriptstyle\sim$}}{X}}\vphantom{X}}\right)\mathclose{} = t$</w:t>
+      </w:r>
+      <w:r>
+        <w:t xml:space="preserve">.</w:t>
+      </w:r>
+    </w:p>
+    <w:p>
+      <w:pPr>
+        <w:pStyle w:val="BodyText"/>
+      </w:pPr>
+      <w:r>
+        <w:rPr>
+          <w:b/>
+          <w:bCs/>
+        </w:rPr>
+        <w:t xml:space="preserve">Sufficient implies a factorization.</w:t>
+      </w:r>
+      <w:r>
+        <w:t xml:space="preserve"> </w:t>
+      </w:r>
+      <w:r>
+        <w:t xml:space="preserve">Define</w:t>
+      </w:r>
+      <w:r>
+        <w:t xml:space="preserve"> </w:t>
+      </w:r>
+      <w:r>
+        <w:t xml:space="preserve">$g\mathopen{}\left(t ; \theta\right)\mathclose{} \stackrel{\text{def}}{=}\Pr_{\theta}\mathopen{}\left(T\mathopen{}\left(\mathord{\smash[b]{\underset{\raise.3ex\hbox{$\scriptstyle\sim$}}{X}}\vphantom{X}}\right)\mathclose{} = t\right)\mathclose{}$</w:t>
+      </w:r>
+      <w:r>
+        <w:t xml:space="preserve"> </w:t>
+      </w:r>
+      <w:r>
+        <w:t xml:space="preserve">and let</w:t>
+      </w:r>
+      <w:r>
+        <w:t xml:space="preserve"> </w:t>
+      </w:r>
+      <w:r>
+        <w:t xml:space="preserve">$h\mathopen{}\left(\mathord{\smash[b]{\underset{\raise.3ex\hbox{$\scriptstyle\sim$}}{x}}\vphantom{x}}\right)\mathclose{}$</w:t>
+      </w:r>
+      <w:r>
+        <w:t xml:space="preserve"> </w:t>
+      </w:r>
+      <w:r>
+        <w:t xml:space="preserve">be the conditional probability</w:t>
+      </w:r>
+      <w:r>
+        <w:t xml:space="preserve"> </w:t>
+      </w:r>
+      <w:r>
+        <w:t xml:space="preserve">$\Pr_{\theta}\mathopen{}\left(\mathord{\smash[b]{\underset{\raise.3ex\hbox{$\scriptstyle\sim$}}{X}}\vphantom{X}}= \mathord{\smash[b]{\underset{\raise.3ex\hbox{$\scriptstyle\sim$}}{x}}\vphantom{x}}\mid T\mathopen{}\left(\mathord{\smash[b]{\underset{\raise.3ex\hbox{$\scriptstyle\sim$}}{X}}\vphantom{X}}\right)\mathclose{} = t\right)\mathclose{}$</w:t>
+      </w:r>
+      <w:r>
+        <w:t xml:space="preserve"> </w:t>
+      </w:r>
+      <w:r>
+        <w:t xml:space="preserve">at any</w:t>
+      </w:r>
+      <w:r>
+        <w:t xml:space="preserve"> </w:t>
+      </w:r>
+      <m:oMath>
+        <m:r>
+          <m:t>θ</m:t>
+        </m:r>
+      </m:oMath>
+      <w:r>
+        <w:t xml:space="preserve"> </w:t>
+      </w:r>
+      <w:r>
+        <w:t xml:space="preserve">with</w:t>
+      </w:r>
+      <w:r>
+        <w:t xml:space="preserve"> </w:t>
+      </w:r>
+      <w:r>
+        <w:t xml:space="preserve">$\Pr_{\theta}\mathopen{}\left(T\mathopen{}\left(\mathord{\smash[b]{\underset{\raise.3ex\hbox{$\scriptstyle\sim$}}{X}}\vphantom{X}}\right)\mathclose{} = t\right)\mathclose{} &gt; 0$</w:t>
+      </w:r>
+      <w:r>
+        <w:t xml:space="preserve">.</w:t>
+      </w:r>
+      <w:r>
+        <w:t xml:space="preserve"> </w:t>
+      </w:r>
+      <w:r>
+        <w:t xml:space="preserve">By</w:t>
+      </w:r>
+      <w:r>
+        <w:t xml:space="preserve"> </w:t>
+      </w:r>
+      <w:hyperlink w:anchor="eq-sufficient">
+        <w:r>
+          <w:rPr>
+            <w:rStyle w:val="Hyperlink"/>
+          </w:rPr>
+          <w:t xml:space="preserve">sufficiency</w:t>
+        </w:r>
+      </w:hyperlink>
+      <w:r>
+        <w:t xml:space="preserve">,</w:t>
+      </w:r>
+      <w:r>
+        <w:t xml:space="preserve"> </w:t>
+      </w:r>
+      <w:r>
+        <w:t xml:space="preserve">$h\mathopen{}\left(\mathord{\smash[b]{\underset{\raise.3ex\hbox{$\scriptstyle\sim$}}{x}}\vphantom{x}}\right)\mathclose{}$</w:t>
+      </w:r>
+      <w:r>
+        <w:t xml:space="preserve"> </w:t>
+      </w:r>
+      <w:r>
+        <w:t xml:space="preserve">does not depend on which such</w:t>
+      </w:r>
+      <w:r>
+        <w:t xml:space="preserve"> </w:t>
+      </w:r>
+      <m:oMath>
+        <m:r>
+          <m:t>θ</m:t>
+        </m:r>
+      </m:oMath>
+      <w:r>
+        <w:t xml:space="preserve"> </w:t>
+      </w:r>
+      <w:r>
+        <w:t xml:space="preserve">we use.</w:t>
+      </w:r>
+      <w:r>
+        <w:t xml:space="preserve"> </w:t>
+      </w:r>
+      <w:r>
+        <w:t xml:space="preserve">(If</w:t>
+      </w:r>
+      <w:r>
+        <w:t xml:space="preserve"> </w:t>
+      </w:r>
+      <w:r>
+        <w:t xml:space="preserve">$\Pr_{\theta}\mathopen{}\left(T\mathopen{}\left(\mathord{\smash[b]{\underset{\raise.3ex\hbox{$\scriptstyle\sim$}}{X}}\vphantom{X}}\right)\mathclose{} = t\right)\mathclose{} = 0$</w:t>
+      </w:r>
+      <w:r>
+        <w:t xml:space="preserve"> </w:t>
+      </w:r>
+      <w:r>
+        <w:t xml:space="preserve">for every</w:t>
+      </w:r>
+      <w:r>
+        <w:t xml:space="preserve"> </w:t>
+      </w:r>
+      <m:oMath>
+        <m:r>
+          <m:t>θ</m:t>
+        </m:r>
+      </m:oMath>
+      <w:r>
+        <w:t xml:space="preserve">, set</w:t>
+      </w:r>
+      <w:r>
+        <w:t xml:space="preserve"> </w:t>
+      </w:r>
+      <w:r>
+        <w:t xml:space="preserve">$h\mathopen{}\left(\mathord{\smash[b]{\underset{\raise.3ex\hbox{$\scriptstyle\sim$}}{x}}\vphantom{x}}\right)\mathclose{} \stackrel{\text{def}}{=}0$</w:t>
+      </w:r>
+      <w:r>
+        <w:t xml:space="preserve">.)</w:t>
+      </w:r>
+      <w:r>
+        <w:t xml:space="preserve"> </w:t>
+      </w:r>
+      <w:r>
+        <w:t xml:space="preserve">Both functions are nonnegative, and at a</w:t>
+      </w:r>
+      <w:r>
+        <w:t xml:space="preserve"> </w:t>
+      </w:r>
+      <m:oMath>
+        <m:r>
+          <m:t>θ</m:t>
+        </m:r>
+      </m:oMath>
+      <w:r>
+        <w:t xml:space="preserve"> </w:t>
+      </w:r>
+      <w:r>
+        <w:t xml:space="preserve">with</w:t>
+      </w:r>
+      <w:r>
+        <w:t xml:space="preserve"> </w:t>
+      </w:r>
+      <w:r>
+        <w:t xml:space="preserve">$\Pr_{\theta}\mathopen{}\left(T\mathopen{}\left(\mathord{\smash[b]{\underset{\raise.3ex\hbox{$\scriptstyle\sim$}}{X}}\vphantom{X}}\right)\mathclose{} = t\right)\mathclose{} = 0$</w:t>
+      </w:r>
+      <w:r>
+        <w:t xml:space="preserve"> </w:t>
+      </w:r>
+      <w:r>
+        <w:t xml:space="preserve">both sides of</w:t>
+      </w:r>
+      <w:r>
+        <w:t xml:space="preserve"> </w:t>
+      </w:r>
+      <w:hyperlink w:anchor="eq-factorization">
+        <w:r>
+          <w:rPr>
+            <w:rStyle w:val="Hyperlink"/>
+          </w:rPr>
+          <w:t xml:space="preserve">Equation 2</w:t>
+        </w:r>
+      </w:hyperlink>
+      <w:r>
+        <w:t xml:space="preserve"> </w:t>
+      </w:r>
+      <w:r>
+        <w:t xml:space="preserve">are zero, because the event</w:t>
+      </w:r>
+      <w:r>
+        <w:t xml:space="preserve"> </w:t>
+      </w:r>
+      <w:r>
+        <w:t xml:space="preserve">$\mathord{\smash[b]{\underset{\raise.3ex\hbox{$\scriptstyle\sim$}}{X}}\vphantom{X}}= \mathord{\smash[b]{\underset{\raise.3ex\hbox{$\scriptstyle\sim$}}{x}}\vphantom{x}}$</w:t>
+      </w:r>
+      <w:r>
+        <w:t xml:space="preserve"> </w:t>
+      </w:r>
+      <w:r>
+        <w:t xml:space="preserve">lies inside the event</w:t>
+      </w:r>
+      <w:r>
+        <w:t xml:space="preserve"> </w:t>
+      </w:r>
+      <w:r>
+        <w:t xml:space="preserve">$T\mathopen{}\left(\mathord{\smash[b]{\underset{\raise.3ex\hbox{$\scriptstyle\sim$}}{X}}\vphantom{X}}\right)\mathclose{} = t$</w:t>
+      </w:r>
+      <w:r>
+        <w:t xml:space="preserve">.</w:t>
+      </w:r>
+      <w:r>
+        <w:t xml:space="preserve"> </w:t>
+      </w:r>
+      <w:r>
+        <w:t xml:space="preserve">At every other</w:t>
+      </w:r>
+      <w:r>
+        <w:t xml:space="preserve"> </w:t>
+      </w:r>
+      <m:oMath>
+        <m:r>
+          <m:t>θ</m:t>
+        </m:r>
+      </m:oMath>
+      <w:r>
+        <w:t xml:space="preserve">,</w:t>
+      </w:r>
+    </w:p>
+    <w:p>
+      <w:pPr>
+        <w:pStyle w:val="BodyText"/>
+      </w:pPr>
+      <w:r>
+        <w:t xml:space="preserve">$$
+    \begin{aligned}
+    \operatorname{f}\mathopen{}\left(\mathord{\smash[b]{\underset{\raise.3ex\hbox{$\scriptstyle\sim$}}{x}}\vphantom{x}}; \theta\right)\mathclose{}
+    &amp;= \Pr_{\theta}\mathopen{}\left(\mathord{\smash[b]{\underset{\raise.3ex\hbox{$\scriptstyle\sim$}}{X}}\vphantom{X}}= \mathord{\smash[b]{\underset{\raise.3ex\hbox{$\scriptstyle\sim$}}{x}}\vphantom{x}}\right)\mathclose{}
+    &amp;&amp; \text{(definition of the joint mass function)}\\
+    &amp;= \Pr_{\theta}\mathopen{}\left(\mathord{\smash[b]{\underset{\raise.3ex\hbox{$\scriptstyle\sim$}}{X}}\vphantom{X}}= \mathord{\smash[b]{\underset{\raise.3ex\hbox{$\scriptstyle\sim$}}{x}}\vphantom{x}},\ T\mathopen{}\left(\mathord{\smash[b]{\underset{\raise.3ex\hbox{$\scriptstyle\sim$}}{X}}\vphantom{X}}\right)\mathclose{} = t\right)\mathclose{}
+    &amp;&amp; \text{(the first event is inside the second)}\\
+    &amp;= \Pr_{\theta}\mathopen{}\left(T\mathopen{}\left(\mathord{\smash[b]{\underset{\raise.3ex\hbox{$\scriptstyle\sim$}}{X}}\vphantom{X}}\right)\mathclose{} = t\right)\mathclose{} \,
+       \Pr_{\theta}\mathopen{}\left(\mathord{\smash[b]{\underset{\raise.3ex\hbox{$\scriptstyle\sim$}}{X}}\vphantom{X}}= \mathord{\smash[b]{\underset{\raise.3ex\hbox{$\scriptstyle\sim$}}{x}}\vphantom{x}}\mid T\mathopen{}\left(\mathord{\smash[b]{\underset{\raise.3ex\hbox{$\scriptstyle\sim$}}{X}}\vphantom{X}}\right)\mathclose{} = t\right)\mathclose{}
+    &amp;&amp; \text{(conditional probability)}\\
+    &amp;= g\mathopen{}\left(t ; \theta\right)\mathclose{} \, h\mathopen{}\left(\mathord{\smash[b]{\underset{\raise.3ex\hbox{$\scriptstyle\sim$}}{x}}\vphantom{x}}\right)\mathclose{}
+    &amp;&amp; \text{(definitions of $g$ and $h$)}
+    \end{aligned}
+    $$</w:t>
+      </w:r>
+    </w:p>
+    <w:p>
+      <w:pPr>
+        <w:pStyle w:val="FirstParagraph"/>
+      </w:pPr>
+      <w:r>
+        <w:rPr>
+          <w:b/>
+          <w:bCs/>
+        </w:rPr>
+        <w:t xml:space="preserve">A factorization implies sufficient.</w:t>
+      </w:r>
+      <w:r>
+        <w:t xml:space="preserve"> </w:t>
+      </w:r>
+      <w:r>
+        <w:t xml:space="preserve">Suppose</w:t>
+      </w:r>
+      <w:r>
+        <w:t xml:space="preserve"> </w:t>
+      </w:r>
+      <w:hyperlink w:anchor="eq-factorization">
+        <w:r>
+          <w:rPr>
+            <w:rStyle w:val="Hyperlink"/>
+          </w:rPr>
+          <w:t xml:space="preserve">Equation 2</w:t>
+        </w:r>
+      </w:hyperlink>
+      <w:r>
+        <w:t xml:space="preserve"> </w:t>
+      </w:r>
+      <w:r>
+        <w:t xml:space="preserve">holds, and let</w:t>
+      </w:r>
+      <w:r>
+        <w:t xml:space="preserve"> </w:t>
+      </w:r>
+      <m:oMath>
+        <m:r>
+          <m:t>t</m:t>
+        </m:r>
+      </m:oMath>
+      <w:r>
+        <w:t xml:space="preserve"> </w:t>
+      </w:r>
+      <w:r>
+        <w:t xml:space="preserve">be a value with</w:t>
+      </w:r>
+      <w:r>
+        <w:t xml:space="preserve"> </w:t>
+      </w:r>
+      <w:r>
+        <w:t xml:space="preserve">$\Pr_{\theta}\mathopen{}\left(T\mathopen{}\left(\mathord{\smash[b]{\underset{\raise.3ex\hbox{$\scriptstyle\sim$}}{X}}\vphantom{X}}\right)\mathclose{} = t\right)\mathclose{} &gt; 0$</w:t>
+      </w:r>
+      <w:r>
+        <w:t xml:space="preserve">.</w:t>
+      </w:r>
+      <w:r>
+        <w:t xml:space="preserve"> </w:t>
+      </w:r>
+      <w:r>
+        <w:t xml:space="preserve">The event</w:t>
+      </w:r>
+      <w:r>
+        <w:t xml:space="preserve"> </w:t>
+      </w:r>
+      <w:r>
+        <w:t xml:space="preserve">$T\mathopen{}\left(\mathord{\smash[b]{\underset{\raise.3ex\hbox{$\scriptstyle\sim$}}{X}}\vphantom{X}}\right)\mathclose{} = t$</w:t>
+      </w:r>
+      <w:r>
+        <w:t xml:space="preserve"> </w:t>
+      </w:r>
+      <w:r>
+        <w:t xml:space="preserve">is the union of the disjoint events</w:t>
+      </w:r>
+      <w:r>
+        <w:t xml:space="preserve"> </w:t>
+      </w:r>
+      <w:r>
+        <w:t xml:space="preserve">$\mathord{\smash[b]{\underset{\raise.3ex\hbox{$\scriptstyle\sim$}}{X}}\vphantom{X}}= \mathord{\smash[b]{\underset{\raise.3ex\hbox{$\scriptstyle\sim$}}{y}}\vphantom{y}}$</w:t>
+      </w:r>
+      <w:r>
+        <w:t xml:space="preserve"> </w:t>
+      </w:r>
+      <w:r>
+        <w:t xml:space="preserve">over the samples</w:t>
+      </w:r>
+      <w:r>
+        <w:t xml:space="preserve"> </w:t>
+      </w:r>
+      <w:r>
+        <w:t xml:space="preserve">$\mathord{\smash[b]{\underset{\raise.3ex\hbox{$\scriptstyle\sim$}}{y}}\vphantom{y}}$</w:t>
+      </w:r>
+      <w:r>
+        <w:t xml:space="preserve"> </w:t>
+      </w:r>
+      <w:r>
+        <w:t xml:space="preserve">with</w:t>
+      </w:r>
+      <w:r>
+        <w:t xml:space="preserve"> </w:t>
+      </w:r>
+      <w:r>
+        <w:t xml:space="preserve">$T\mathopen{}\left(\mathord{\smash[b]{\underset{\raise.3ex\hbox{$\scriptstyle\sim$}}{y}}\vphantom{y}}\right)\mathclose{} = t$</w:t>
+      </w:r>
+      <w:r>
+        <w:t xml:space="preserve">, so</w:t>
+      </w:r>
+    </w:p>
+    <w:p>
+      <w:pPr>
+        <w:pStyle w:val="BodyText"/>
+      </w:pPr>
+      <w:r>
+        <w:t xml:space="preserve">$$
+    \begin{aligned}
+    \Pr_{\theta}\mathopen{}\left(T\mathopen{}\left(\mathord{\smash[b]{\underset{\raise.3ex\hbox{$\scriptstyle\sim$}}{X}}\vphantom{X}}\right)\mathclose{} = t\right)\mathclose{}
+    &amp;= \sum_{\mathord{\smash[b]{\underset{\raise.3ex\hbox{$\scriptstyle\sim$}}{y}}\vphantom{y}}:\, T\mathopen{}\left(\mathord{\smash[b]{\underset{\raise.3ex\hbox{$\scriptstyle\sim$}}{y}}\vphantom{y}}\right)\mathclose{} = t} \operatorname{f}\mathopen{}\left(\mathord{\smash[b]{\underset{\raise.3ex\hbox{$\scriptstyle\sim$}}{y}}\vphantom{y}}; \theta\right)\mathclose{}
+    &amp;&amp; \text{(disjoint events add)}\\
+    &amp;= \sum_{\mathord{\smash[b]{\underset{\raise.3ex\hbox{$\scriptstyle\sim$}}{y}}\vphantom{y}}:\, T\mathopen{}\left(\mathord{\smash[b]{\underset{\raise.3ex\hbox{$\scriptstyle\sim$}}{y}}\vphantom{y}}\right)\mathclose{} = t} g\mathopen{}\left(T\mathopen{}\left(\mathord{\smash[b]{\underset{\raise.3ex\hbox{$\scriptstyle\sim$}}{y}}\vphantom{y}}\right)\mathclose{} ; \theta\right)\mathclose{} \, h\mathopen{}\left(\mathord{\smash[b]{\underset{\raise.3ex\hbox{$\scriptstyle\sim$}}{y}}\vphantom{y}}\right)\mathclose{}
+    &amp;&amp; \text{(factorization)}\\
+    &amp;= \sum_{\mathord{\smash[b]{\underset{\raise.3ex\hbox{$\scriptstyle\sim$}}{y}}\vphantom{y}}:\, T\mathopen{}\left(\mathord{\smash[b]{\underset{\raise.3ex\hbox{$\scriptstyle\sim$}}{y}}\vphantom{y}}\right)\mathclose{} = t} g\mathopen{}\left(t ; \theta\right)\mathclose{} \, h\mathopen{}\left(\mathord{\smash[b]{\underset{\raise.3ex\hbox{$\scriptstyle\sim$}}{y}}\vphantom{y}}\right)\mathclose{}
+    &amp;&amp; \text{(each term has $T\mathopen{}\left(\mathord{\smash[b]{\underset{\raise.3ex\hbox{$\scriptstyle\sim$}}{y}}\vphantom{y}}\right)\mathclose{} = t$)}\\
+    &amp;= g\mathopen{}\left(t ; \theta\right)\mathclose{} \sum_{\mathord{\smash[b]{\underset{\raise.3ex\hbox{$\scriptstyle\sim$}}{y}}\vphantom{y}}:\, T\mathopen{}\left(\mathord{\smash[b]{\underset{\raise.3ex\hbox{$\scriptstyle\sim$}}{y}}\vphantom{y}}\right)\mathclose{} = t} h\mathopen{}\left(\mathord{\smash[b]{\underset{\raise.3ex\hbox{$\scriptstyle\sim$}}{y}}\vphantom{y}}\right)\mathclose{}
+    &amp;&amp; \text{(factor out the common term)}
+    \end{aligned}
+    $$</w:t>
+      </w:r>
+    </w:p>
+    <w:p>
+      <w:pPr>
+        <w:pStyle w:val="FirstParagraph"/>
+      </w:pPr>
+      <w:r>
+        <w:t xml:space="preserve">This is positive, so</w:t>
+      </w:r>
+      <w:r>
+        <w:t xml:space="preserve"> </w:t>
+      </w:r>
+      <m:oMath>
+        <m:r>
+          <m:t>g</m:t>
         </m:r>
         <m:r>
           <m:t>​</m:t>
@@ -128,1417 +1248,136 @@
             <m:grow/>
           </m:dPr>
           <m:e>
-            <m:limLow>
-              <m:e>
-                <m:r>
-                  <m:t>X</m:t>
-                </m:r>
-              </m:e>
-              <m:lim>
-                <m:r>
-                  <m:rPr>
-                    <m:sty m:val="p"/>
-                  </m:rPr>
-                  <m:t>∼</m:t>
-                </m:r>
-              </m:lim>
-            </m:limLow>
-          </m:e>
-        </m:d>
-        <m:r>
-          <m:t>​</m:t>
-        </m:r>
-      </m:oMath>
-      <w:r>
-        <w:t xml:space="preserve">,</w:t>
-      </w:r>
-      <w:r>
-        <w:t xml:space="preserve"> </w:t>
-      </w:r>
-      <w:r>
-        <w:t xml:space="preserve">that does not depend on any unknown parameter.</w:t>
-      </w:r>
-      <w:r>
-        <w:t xml:space="preserve"> </w:t>
-      </w:r>
-      <w:r>
-        <w:t xml:space="preserve">Its value at the observed data,</w:t>
-      </w:r>
-      <w:r>
-        <w:t xml:space="preserve"> </w:t>
-      </w:r>
-      <m:oMath>
-        <m:r>
-          <m:t>T</m:t>
-        </m:r>
-        <m:r>
-          <m:t>​</m:t>
-        </m:r>
-        <m:d>
-          <m:dPr>
-            <m:begChr m:val="("/>
-            <m:sepChr m:val=""/>
-            <m:endChr m:val=")"/>
-            <m:grow/>
-          </m:dPr>
-          <m:e>
-            <m:limLow>
-              <m:e>
-                <m:r>
-                  <m:t>x</m:t>
-                </m:r>
-              </m:e>
-              <m:lim>
-                <m:r>
-                  <m:rPr>
-                    <m:sty m:val="p"/>
-                  </m:rPr>
-                  <m:t>∼</m:t>
-                </m:r>
-              </m:lim>
-            </m:limLow>
-          </m:e>
-        </m:d>
-        <m:r>
-          <m:t>​</m:t>
-        </m:r>
-      </m:oMath>
-      <w:r>
-        <w:t xml:space="preserve">, is a number or vector we can compute.</w:t>
-      </w:r>
-    </w:p>
-    <w:bookmarkEnd w:id="9"/>
-    <w:bookmarkStart w:id="12" w:name="rem-statistic-estimator"/>
-    <w:p>
-      <w:pPr>
-        <w:pStyle w:val="BodyText"/>
-      </w:pPr>
-      <w:r>
-        <w:rPr>
-          <w:i/>
-          <w:iCs/>
-        </w:rPr>
-        <w:t xml:space="preserve">Remark 1</w:t>
-      </w:r>
-      <w:r>
-        <w:t xml:space="preserve"> (Estimators are statistics). </w:t>
-      </w:r>
-      <w:r>
-        <w:t xml:space="preserve">Every</w:t>
-      </w:r>
-      <w:r>
-        <w:t xml:space="preserve"> </w:t>
-      </w:r>
-      <w:hyperlink r:id="rId10">
-        <w:r>
-          <w:rPr>
-            <w:rStyle w:val="Hyperlink"/>
-          </w:rPr>
-          <w:t xml:space="preserve">estimator</w:t>
-        </w:r>
-      </w:hyperlink>
-      <w:r>
-        <w:t xml:space="preserve"> </w:t>
-      </w:r>
-      <w:r>
-        <w:t xml:space="preserve">is a statistic,</w:t>
-      </w:r>
-      <w:r>
-        <w:t xml:space="preserve"> </w:t>
-      </w:r>
-      <w:r>
-        <w:t xml:space="preserve">one chosen to land close to an</w:t>
-      </w:r>
-      <w:r>
-        <w:t xml:space="preserve"> </w:t>
-      </w:r>
-      <w:hyperlink r:id="rId11">
-        <w:r>
-          <w:rPr>
-            <w:rStyle w:val="Hyperlink"/>
-          </w:rPr>
-          <w:t xml:space="preserve">estimand</w:t>
-        </w:r>
-      </w:hyperlink>
-      <w:r>
-        <w:t xml:space="preserve">.</w:t>
-      </w:r>
-      <w:r>
-        <w:t xml:space="preserve"> </w:t>
-      </w:r>
-      <w:r>
-        <w:t xml:space="preserve">This page asks which statistics lose no information about the parameter,</w:t>
-      </w:r>
-      <w:r>
-        <w:t xml:space="preserve"> </w:t>
-      </w:r>
-      <w:r>
-        <w:t xml:space="preserve">and how to use one to improve an estimator.</w:t>
-      </w:r>
-    </w:p>
-    <w:bookmarkEnd w:id="12"/>
-    <w:bookmarkStart w:id="14" w:name="def-sufficient"/>
-    <w:p>
-      <w:pPr>
-        <w:pStyle w:val="BodyText"/>
-      </w:pPr>
-      <w:r>
-        <w:rPr>
-          <w:b/>
-          <w:bCs/>
-        </w:rPr>
-        <w:t xml:space="preserve">Definition 2 (Sufficient statistic)</w:t>
-      </w:r>
-      <w:r>
-        <w:t xml:space="preserve"> </w:t>
-      </w:r>
-      <w:r>
-        <w:t xml:space="preserve">Let</w:t>
-      </w:r>
-      <w:r>
-        <w:t xml:space="preserve"> </w:t>
-      </w:r>
-      <m:oMath>
-        <m:limLow>
-          <m:e>
-            <m:r>
-              <m:t>X</m:t>
-            </m:r>
-          </m:e>
-          <m:lim>
+            <m:r>
+              <m:t>t</m:t>
+            </m:r>
             <m:r>
               <m:rPr>
                 <m:sty m:val="p"/>
               </m:rPr>
-              <m:t>∼</m:t>
-            </m:r>
-          </m:lim>
-        </m:limLow>
-      </m:oMath>
-      <w:r>
-        <w:t xml:space="preserve"> </w:t>
-      </w:r>
-      <w:r>
-        <w:t xml:space="preserve">be a discrete sample whose distribution depends on a parameter</w:t>
-      </w:r>
-      <w:r>
-        <w:t xml:space="preserve"> </w:t>
-      </w:r>
-      <m:oMath>
-        <m:r>
-          <m:t>θ</m:t>
-        </m:r>
-      </m:oMath>
-      <w:r>
-        <w:t xml:space="preserve">.</w:t>
-      </w:r>
-      <w:r>
-        <w:t xml:space="preserve"> </w:t>
-      </w:r>
-      <w:r>
-        <w:t xml:space="preserve">A</w:t>
-      </w:r>
-      <w:r>
-        <w:t xml:space="preserve"> </w:t>
-      </w:r>
-      <w:hyperlink w:anchor="def-statistic">
-        <w:r>
-          <w:rPr>
-            <w:rStyle w:val="Hyperlink"/>
-          </w:rPr>
-          <w:t xml:space="preserve">statistic</w:t>
-        </w:r>
-      </w:hyperlink>
-      <w:r>
-        <w:t xml:space="preserve"> </w:t>
-      </w:r>
-      <m:oMath>
-        <m:r>
-          <m:t>T</m:t>
-        </m:r>
-        <m:r>
-          <m:t>​</m:t>
-        </m:r>
-        <m:d>
-          <m:dPr>
-            <m:begChr m:val="("/>
-            <m:sepChr m:val=""/>
-            <m:endChr m:val=")"/>
-            <m:grow/>
-          </m:dPr>
-          <m:e>
-            <m:limLow>
-              <m:e>
-                <m:r>
-                  <m:t>X</m:t>
-                </m:r>
-              </m:e>
-              <m:lim>
-                <m:r>
-                  <m:rPr>
-                    <m:sty m:val="p"/>
-                  </m:rPr>
-                  <m:t>∼</m:t>
-                </m:r>
-              </m:lim>
-            </m:limLow>
+              <m:t>;</m:t>
+            </m:r>
+            <m:r>
+              <m:t>θ</m:t>
+            </m:r>
           </m:e>
         </m:d>
         <m:r>
           <m:t>​</m:t>
         </m:r>
+        <m:r>
+          <m:rPr>
+            <m:sty m:val="p"/>
+          </m:rPr>
+          <m:t>&gt;</m:t>
+        </m:r>
+        <m:r>
+          <m:t>0</m:t>
+        </m:r>
       </m:oMath>
       <w:r>
-        <w:t xml:space="preserve"> </w:t>
-      </w:r>
-      <w:r>
-        <w:t xml:space="preserve">is</w:t>
-      </w:r>
-      <w:r>
-        <w:t xml:space="preserve"> </w:t>
-      </w:r>
-      <w:r>
-        <w:rPr>
-          <w:b/>
-          <w:bCs/>
-        </w:rPr>
-        <w:t xml:space="preserve">sufficient</w:t>
-      </w:r>
-      <w:r>
-        <w:t xml:space="preserve"> </w:t>
-      </w:r>
-      <w:r>
-        <w:t xml:space="preserve">for</w:t>
-      </w:r>
-      <w:r>
-        <w:t xml:space="preserve"> </w:t>
-      </w:r>
-      <m:oMath>
-        <m:r>
-          <m:t>θ</m:t>
-        </m:r>
-      </m:oMath>
-      <w:r>
-        <w:t xml:space="preserve"> </w:t>
-      </w:r>
-      <w:r>
-        <w:t xml:space="preserve">if, for every sample</w:t>
-      </w:r>
-      <w:r>
-        <w:t xml:space="preserve"> </w:t>
-      </w:r>
-      <m:oMath>
-        <m:limLow>
-          <m:e>
-            <m:r>
-              <m:t>x</m:t>
-            </m:r>
-          </m:e>
-          <m:lim>
-            <m:r>
-              <m:rPr>
-                <m:sty m:val="p"/>
-              </m:rPr>
-              <m:t>∼</m:t>
-            </m:r>
-          </m:lim>
-        </m:limLow>
-      </m:oMath>
-      <w:r>
-        <w:t xml:space="preserve"> </w:t>
-      </w:r>
-      <w:r>
-        <w:t xml:space="preserve">and every value</w:t>
-      </w:r>
-      <w:r>
-        <w:t xml:space="preserve"> </w:t>
-      </w:r>
-      <m:oMath>
-        <m:r>
-          <m:t>t</m:t>
-        </m:r>
-      </m:oMath>
+        <w:t xml:space="preserve">.</w:t>
+      </w:r>
+      <w:r>
+        <w:t xml:space="preserve"> </w:t>
+      </w:r>
+      <w:r>
+        <w:t xml:space="preserve">For a sample</w:t>
+      </w:r>
+      <w:r>
+        <w:t xml:space="preserve"> </w:t>
+      </w:r>
+      <w:r>
+        <w:t xml:space="preserve">$\mathord{\smash[b]{\underset{\raise.3ex\hbox{$\scriptstyle\sim$}}{x}}\vphantom{x}}$</w:t>
+      </w:r>
+      <w:r>
+        <w:t xml:space="preserve"> </w:t>
+      </w:r>
+      <w:r>
+        <w:t xml:space="preserve">with</w:t>
+      </w:r>
+      <w:r>
+        <w:t xml:space="preserve"> </w:t>
+      </w:r>
+      <w:r>
+        <w:t xml:space="preserve">$T\mathopen{}\left(\mathord{\smash[b]{\underset{\raise.3ex\hbox{$\scriptstyle\sim$}}{x}}\vphantom{x}}\right)\mathclose{} = t$</w:t>
+      </w:r>
       <w:r>
         <w:t xml:space="preserve">,</w:t>
-      </w:r>
-      <w:r>
-        <w:t xml:space="preserve"> </w:t>
-      </w:r>
-      <w:r>
-        <w:t xml:space="preserve">the conditional probability of the sample given the statistic</w:t>
-      </w:r>
-      <w:r>
-        <w:t xml:space="preserve"> </w:t>
-      </w:r>
-      <w:r>
-        <w:t xml:space="preserve">is the same for every value of</w:t>
-      </w:r>
-      <w:r>
-        <w:t xml:space="preserve"> </w:t>
-      </w:r>
-      <m:oMath>
-        <m:r>
-          <m:t>θ</m:t>
-        </m:r>
-      </m:oMath>
-      <w:r>
-        <w:t xml:space="preserve"> </w:t>
-      </w:r>
-      <w:r>
-        <w:t xml:space="preserve">at which the statistic takes the value</w:t>
-      </w:r>
-      <w:r>
-        <w:t xml:space="preserve"> </w:t>
-      </w:r>
-      <m:oMath>
-        <m:r>
-          <m:t>t</m:t>
-        </m:r>
-      </m:oMath>
-      <w:r>
-        <w:t xml:space="preserve"> </w:t>
-      </w:r>
-      <w:r>
-        <w:t xml:space="preserve">with positive probability:</w:t>
       </w:r>
     </w:p>
     <w:p>
       <w:pPr>
         <w:pStyle w:val="BodyText"/>
       </w:pPr>
-      <w:bookmarkStart w:id="13" w:name="eq-sufficient"/>
-      <m:oMathPara>
-        <m:oMathParaPr>
-          <m:jc m:val="center"/>
-        </m:oMathParaPr>
-        <m:oMath>
-          <m:limLow>
-            <m:e>
-              <m:r>
-                <m:rPr>
-                  <m:sty m:val="p"/>
-                </m:rPr>
-                <m:t>Pr</m:t>
-              </m:r>
-            </m:e>
-            <m:lim>
-              <m:r>
-                <m:t>θ</m:t>
-              </m:r>
-            </m:lim>
-          </m:limLow>
-          <m:r>
-            <m:t>​</m:t>
-          </m:r>
-          <m:d>
-            <m:dPr>
-              <m:begChr m:val="("/>
-              <m:sepChr m:val=""/>
-              <m:endChr m:val=")"/>
-              <m:grow/>
-            </m:dPr>
-            <m:e>
-              <m:limLow>
-                <m:e>
-                  <m:r>
-                    <m:t>X</m:t>
-                  </m:r>
-                </m:e>
-                <m:lim>
-                  <m:r>
-                    <m:rPr>
-                      <m:sty m:val="p"/>
-                    </m:rPr>
-                    <m:t>∼</m:t>
-                  </m:r>
-                </m:lim>
-              </m:limLow>
-              <m:r>
-                <m:rPr>
-                  <m:sty m:val="p"/>
-                </m:rPr>
-                <m:t>=</m:t>
-              </m:r>
-              <m:limLow>
-                <m:e>
-                  <m:r>
-                    <m:t>x</m:t>
-                  </m:r>
-                </m:e>
-                <m:lim>
-                  <m:r>
-                    <m:rPr>
-                      <m:sty m:val="p"/>
-                    </m:rPr>
-                    <m:t>∼</m:t>
-                  </m:r>
-                </m:lim>
-              </m:limLow>
-              <m:r>
-                <m:rPr>
-                  <m:sty m:val="p"/>
-                </m:rPr>
-                <m:t>∣</m:t>
-              </m:r>
-              <m:r>
-                <m:t>T</m:t>
-              </m:r>
-              <m:r>
-                <m:t>​</m:t>
-              </m:r>
-              <m:d>
-                <m:dPr>
-                  <m:begChr m:val="("/>
-                  <m:sepChr m:val=""/>
-                  <m:endChr m:val=")"/>
-                  <m:grow/>
-                </m:dPr>
-                <m:e>
-                  <m:limLow>
-                    <m:e>
-                      <m:r>
-                        <m:t>X</m:t>
-                      </m:r>
-                    </m:e>
-                    <m:lim>
-                      <m:r>
-                        <m:rPr>
-                          <m:sty m:val="p"/>
-                        </m:rPr>
-                        <m:t>∼</m:t>
-                      </m:r>
-                    </m:lim>
-                  </m:limLow>
-                </m:e>
-              </m:d>
-              <m:r>
-                <m:t>​</m:t>
-              </m:r>
-              <m:r>
-                <m:rPr>
-                  <m:sty m:val="p"/>
-                </m:rPr>
-                <m:t>=</m:t>
-              </m:r>
-              <m:r>
-                <m:t>t</m:t>
-              </m:r>
-            </m:e>
-          </m:d>
-          <m:r>
-            <m:t>​</m:t>
-          </m:r>
-          <m:r>
-            <m:rPr>
-              <m:nor/>
-              <m:sty m:val="p"/>
-            </m:rPr>
-            <m:t> does not depend on </m:t>
-          </m:r>
-          <m:r>
-            <m:t>θ</m:t>
-          </m:r>
-          <m:r>
-            <m:t> </m:t>
-          </m:r>
-          <m:r>
-            <m:rPr>
-              <m:nor/>
-              <m:sty m:val="p"/>
-            </m:rPr>
-            <m:t>wherever </m:t>
-          </m:r>
-          <m:limLow>
-            <m:e>
-              <m:r>
-                <m:rPr>
-                  <m:sty m:val="p"/>
-                </m:rPr>
-                <m:t>Pr</m:t>
-              </m:r>
-            </m:e>
-            <m:lim>
-              <m:r>
-                <m:t>θ</m:t>
-              </m:r>
-            </m:lim>
-          </m:limLow>
-          <m:r>
-            <m:t>​</m:t>
-          </m:r>
-          <m:d>
-            <m:dPr>
-              <m:begChr m:val="("/>
-              <m:sepChr m:val=""/>
-              <m:endChr m:val=")"/>
-              <m:grow/>
-            </m:dPr>
-            <m:e>
-              <m:r>
-                <m:t>T</m:t>
-              </m:r>
-              <m:r>
-                <m:t>​</m:t>
-              </m:r>
-              <m:d>
-                <m:dPr>
-                  <m:begChr m:val="("/>
-                  <m:sepChr m:val=""/>
-                  <m:endChr m:val=")"/>
-                  <m:grow/>
-                </m:dPr>
-                <m:e>
-                  <m:limLow>
-                    <m:e>
-                      <m:r>
-                        <m:t>X</m:t>
-                      </m:r>
-                    </m:e>
-                    <m:lim>
-                      <m:r>
-                        <m:rPr>
-                          <m:sty m:val="p"/>
-                        </m:rPr>
-                        <m:t>∼</m:t>
-                      </m:r>
-                    </m:lim>
-                  </m:limLow>
-                </m:e>
-              </m:d>
-              <m:r>
-                <m:t>​</m:t>
-              </m:r>
-              <m:r>
-                <m:rPr>
-                  <m:sty m:val="p"/>
-                </m:rPr>
-                <m:t>=</m:t>
-              </m:r>
-              <m:r>
-                <m:t>t</m:t>
-              </m:r>
-            </m:e>
-          </m:d>
-          <m:r>
-            <m:t>​</m:t>
-          </m:r>
-          <m:r>
-            <m:rPr>
-              <m:sty m:val="p"/>
-            </m:rPr>
-            <m:t>&gt;</m:t>
-          </m:r>
-          <m:r>
-            <m:t>0</m:t>
-          </m:r>
-          <m:r>
-            <m:t>  </m:t>
-          </m:r>
-          <m:r>
-            <m:rPr>
-              <m:sty m:val="p"/>
-            </m:rPr>
-            <m:t>(</m:t>
-          </m:r>
-          <m:r>
-            <m:t>1</m:t>
-          </m:r>
-          <m:r>
-            <m:rPr>
-              <m:sty m:val="p"/>
-            </m:rPr>
-            <m:t>)</m:t>
-          </m:r>
-        </m:oMath>
-      </m:oMathPara>
-      <w:bookmarkEnd w:id="13"/>
-    </w:p>
-    <w:bookmarkEnd w:id="14"/>
-    <w:bookmarkStart w:id="15" w:name="rem-source-sufficient"/>
-    <w:p>
-      <w:pPr>
-        <w:pStyle w:val="FirstParagraph"/>
-      </w:pPr>
-      <w:r>
-        <w:rPr>
-          <w:i/>
-          <w:iCs/>
-        </w:rPr>
-        <w:t xml:space="preserve">Remark 2</w:t>
-      </w:r>
-      <w:r>
-        <w:t xml:space="preserve"> (Source: Sufficient statistic). </w:t>
-      </w:r>
-      <w:r>
-        <w:t xml:space="preserve">Fisher (1922)</w:t>
-      </w:r>
-      <w:r>
-        <w:t xml:space="preserve"> </w:t>
-      </w:r>
-      <w:r>
-        <w:t xml:space="preserve">introduced sufficiency;</w:t>
-      </w:r>
-      <w:r>
-        <w:t xml:space="preserve"> </w:t>
-      </w:r>
-      <w:r>
-        <w:t xml:space="preserve">Casella and Berger (2002, Def. 6.2.1, p. 272)</w:t>
-      </w:r>
-      <w:r>
-        <w:t xml:space="preserve">.</w:t>
-      </w:r>
-    </w:p>
-    <w:bookmarkEnd w:id="15"/>
-    <w:bookmarkStart w:id="16" w:name="rem-sufficient-meaning"/>
-    <w:p>
-      <w:pPr>
-        <w:pStyle w:val="BodyText"/>
-      </w:pPr>
-      <w:r>
-        <w:rPr>
-          <w:i/>
-          <w:iCs/>
-        </w:rPr>
-        <w:t xml:space="preserve">Remark 3</w:t>
-      </w:r>
-      <w:r>
-        <w:t xml:space="preserve"> (What sufficiency says). </w:t>
-      </w:r>
-      <w:r>
-        <w:t xml:space="preserve">Once we know</w:t>
-      </w:r>
-      <w:r>
-        <w:t xml:space="preserve"> </w:t>
-      </w:r>
-      <m:oMath>
-        <m:r>
-          <m:t>T</m:t>
-        </m:r>
-        <m:r>
-          <m:t>​</m:t>
-        </m:r>
-        <m:d>
-          <m:dPr>
-            <m:begChr m:val="("/>
-            <m:sepChr m:val=""/>
-            <m:endChr m:val=")"/>
-            <m:grow/>
-          </m:dPr>
-          <m:e>
-            <m:limLow>
-              <m:e>
-                <m:r>
-                  <m:t>X</m:t>
-                </m:r>
-              </m:e>
-              <m:lim>
-                <m:r>
-                  <m:rPr>
-                    <m:sty m:val="p"/>
-                  </m:rPr>
-                  <m:t>∼</m:t>
-                </m:r>
-              </m:lim>
-            </m:limLow>
-          </m:e>
-        </m:d>
-        <m:r>
-          <m:t>​</m:t>
-        </m:r>
-      </m:oMath>
-      <w:r>
-        <w:t xml:space="preserve">, the remaining randomness in the sample</w:t>
-      </w:r>
-      <w:r>
-        <w:t xml:space="preserve"> </w:t>
-      </w:r>
-      <w:r>
-        <w:t xml:space="preserve">has the same distribution whatever the parameter is,</w:t>
-      </w:r>
-      <w:r>
-        <w:t xml:space="preserve"> </w:t>
-      </w:r>
-      <w:r>
-        <w:t xml:space="preserve">so the sample carries no further information about</w:t>
-      </w:r>
-      <w:r>
-        <w:t xml:space="preserve"> </w:t>
-      </w:r>
-      <m:oMath>
-        <m:r>
-          <m:t>θ</m:t>
-        </m:r>
-      </m:oMath>
-      <w:r>
-        <w:t xml:space="preserve"> </w:t>
-      </w:r>
-      <w:r>
-        <w:t xml:space="preserve">beyond</w:t>
-      </w:r>
-      <w:r>
-        <w:t xml:space="preserve"> </w:t>
-      </w:r>
-      <m:oMath>
-        <m:r>
-          <m:t>T</m:t>
-        </m:r>
-        <m:r>
-          <m:t>​</m:t>
-        </m:r>
-        <m:d>
-          <m:dPr>
-            <m:begChr m:val="("/>
-            <m:sepChr m:val=""/>
-            <m:endChr m:val=")"/>
-            <m:grow/>
-          </m:dPr>
-          <m:e>
-            <m:limLow>
-              <m:e>
-                <m:r>
-                  <m:t>X</m:t>
-                </m:r>
-              </m:e>
-              <m:lim>
-                <m:r>
-                  <m:rPr>
-                    <m:sty m:val="p"/>
-                  </m:rPr>
-                  <m:t>∼</m:t>
-                </m:r>
-              </m:lim>
-            </m:limLow>
-          </m:e>
-        </m:d>
-        <m:r>
-          <m:t>​</m:t>
-        </m:r>
-      </m:oMath>
-      <w:r>
-        <w:t xml:space="preserve">.</w:t>
-      </w:r>
-      <w:r>
-        <w:t xml:space="preserve"> </w:t>
-      </w:r>
-      <w:r>
-        <w:t xml:space="preserve">A statistic can therefore stand in for the whole sample when we estimate</w:t>
-      </w:r>
-      <w:r>
-        <w:t xml:space="preserve"> </w:t>
-      </w:r>
-      <m:oMath>
-        <m:r>
-          <m:t>θ</m:t>
-        </m:r>
-      </m:oMath>
-      <w:r>
-        <w:t xml:space="preserve">.</w:t>
-      </w:r>
-    </w:p>
-    <w:p>
-      <w:pPr>
-        <w:pStyle w:val="BodyText"/>
-      </w:pPr>
-      <w:r>
-        <w:t xml:space="preserve">The sample itself, taking</w:t>
-      </w:r>
-      <w:r>
-        <w:t xml:space="preserve"> </w:t>
-      </w:r>
-      <m:oMath>
-        <m:r>
-          <m:t>T</m:t>
-        </m:r>
-        <m:r>
-          <m:t>​</m:t>
-        </m:r>
-        <m:d>
-          <m:dPr>
-            <m:begChr m:val="("/>
-            <m:sepChr m:val=""/>
-            <m:endChr m:val=")"/>
-            <m:grow/>
-          </m:dPr>
-          <m:e>
-            <m:limLow>
-              <m:e>
-                <m:r>
-                  <m:t>X</m:t>
-                </m:r>
-              </m:e>
-              <m:lim>
-                <m:r>
-                  <m:rPr>
-                    <m:sty m:val="p"/>
-                  </m:rPr>
-                  <m:t>∼</m:t>
-                </m:r>
-              </m:lim>
-            </m:limLow>
-          </m:e>
-        </m:d>
-        <m:r>
-          <m:t>​</m:t>
-        </m:r>
-        <m:r>
-          <m:rPr>
-            <m:sty m:val="p"/>
-          </m:rPr>
-          <m:t>=</m:t>
-        </m:r>
-        <m:limLow>
-          <m:e>
-            <m:r>
-              <m:t>X</m:t>
-            </m:r>
-          </m:e>
-          <m:lim>
-            <m:r>
-              <m:rPr>
-                <m:sty m:val="p"/>
-              </m:rPr>
-              <m:t>∼</m:t>
-            </m:r>
-          </m:lim>
-        </m:limLow>
-      </m:oMath>
-      <w:r>
-        <w:t xml:space="preserve">, is always sufficient but does not reduce the data;</w:t>
-      </w:r>
-      <w:r>
-        <w:t xml:space="preserve"> </w:t>
-      </w:r>
-      <w:r>
-        <w:t xml:space="preserve">a useful sufficient statistic is a much shorter summary,</w:t>
-      </w:r>
-      <w:r>
-        <w:t xml:space="preserve"> </w:t>
-      </w:r>
-      <w:r>
-        <w:t xml:space="preserve">such as a sum or a mean.</w:t>
-      </w:r>
-    </w:p>
-    <w:p>
-      <w:pPr>
-        <w:pStyle w:val="BodyText"/>
-      </w:pPr>
-      <w:r>
-        <w:t xml:space="preserve">Sufficiency by itself does not give a best estimator:</w:t>
-      </w:r>
-      <w:r>
-        <w:t xml:space="preserve"> </w:t>
-      </w:r>
-      <w:r>
-        <w:t xml:space="preserve">it says which summaries lose nothing, not which function of them to use.</w:t>
-      </w:r>
-      <w:r>
-        <w:t xml:space="preserve"> </w:t>
-      </w:r>
-      <w:r>
-        <w:t xml:space="preserve">The Rao–Blackwell theorem below shows how to improve a given unbiased estimator.</w:t>
-      </w:r>
-    </w:p>
-    <w:p>
-      <w:pPr>
-        <w:pStyle w:val="BodyText"/>
-      </w:pPr>
-      <w:r>
-        <w:t xml:space="preserve">For a continuous sample, the definition, the factorization theorem and the conditional expectations below</w:t>
-      </w:r>
-      <w:r>
-        <w:t xml:space="preserve"> </w:t>
-      </w:r>
-      <w:r>
-        <w:t xml:space="preserve">use densities and integrals instead of probability mass functions and sums.</w:t>
-      </w:r>
-    </w:p>
-    <w:bookmarkEnd w:id="16"/>
-    <w:bookmarkStart w:id="18" w:name="thm-factorization"/>
-    <w:p>
-      <w:pPr>
-        <w:pStyle w:val="BodyText"/>
-      </w:pPr>
-      <w:r>
-        <w:rPr>
-          <w:b/>
-          <w:bCs/>
-        </w:rPr>
-        <w:t xml:space="preserve">Theorem 1 (Factorization theorem)</w:t>
-      </w:r>
-      <w:r>
-        <w:t xml:space="preserve"> </w:t>
-      </w:r>
-      <w:r>
-        <w:t xml:space="preserve">Let</w:t>
-      </w:r>
-      <w:r>
-        <w:t xml:space="preserve"> </w:t>
-      </w:r>
-      <m:oMath>
-        <m:r>
-          <m:rPr>
-            <m:sty m:val="p"/>
-          </m:rPr>
-          <m:t>f</m:t>
-        </m:r>
-        <m:r>
-          <m:t>​</m:t>
-        </m:r>
-        <m:d>
-          <m:dPr>
-            <m:begChr m:val="("/>
-            <m:sepChr m:val=""/>
-            <m:endChr m:val=")"/>
-            <m:grow/>
-          </m:dPr>
-          <m:e>
-            <m:limLow>
-              <m:e>
-                <m:r>
-                  <m:t>x</m:t>
-                </m:r>
-              </m:e>
-              <m:lim>
-                <m:r>
-                  <m:rPr>
-                    <m:sty m:val="p"/>
-                  </m:rPr>
-                  <m:t>∼</m:t>
-                </m:r>
-              </m:lim>
-            </m:limLow>
-            <m:r>
-              <m:rPr>
-                <m:sty m:val="p"/>
-              </m:rPr>
-              <m:t>;</m:t>
-            </m:r>
-            <m:r>
-              <m:t>θ</m:t>
-            </m:r>
-          </m:e>
-        </m:d>
-        <m:r>
-          <m:t>​</m:t>
-        </m:r>
-      </m:oMath>
-      <w:r>
-        <w:t xml:space="preserve"> </w:t>
-      </w:r>
-      <w:r>
-        <w:t xml:space="preserve">be the joint probability mass function of a discrete sample</w:t>
-      </w:r>
-      <w:r>
-        <w:t xml:space="preserve"> </w:t>
-      </w:r>
-      <m:oMath>
-        <m:limLow>
-          <m:e>
-            <m:r>
-              <m:t>X</m:t>
-            </m:r>
-          </m:e>
-          <m:lim>
-            <m:r>
-              <m:rPr>
-                <m:sty m:val="p"/>
-              </m:rPr>
-              <m:t>∼</m:t>
-            </m:r>
-          </m:lim>
-        </m:limLow>
-      </m:oMath>
-      <w:r>
-        <w:t xml:space="preserve">.</w:t>
-      </w:r>
-      <w:r>
-        <w:t xml:space="preserve"> </w:t>
-      </w:r>
-      <w:r>
-        <w:t xml:space="preserve">A statistic</w:t>
-      </w:r>
-      <w:r>
-        <w:t xml:space="preserve"> </w:t>
-      </w:r>
-      <m:oMath>
-        <m:r>
-          <m:t>T</m:t>
-        </m:r>
-        <m:r>
-          <m:t>​</m:t>
-        </m:r>
-        <m:d>
-          <m:dPr>
-            <m:begChr m:val="("/>
-            <m:sepChr m:val=""/>
-            <m:endChr m:val=")"/>
-            <m:grow/>
-          </m:dPr>
-          <m:e>
-            <m:limLow>
-              <m:e>
-                <m:r>
-                  <m:t>X</m:t>
-                </m:r>
-              </m:e>
-              <m:lim>
-                <m:r>
-                  <m:rPr>
-                    <m:sty m:val="p"/>
-                  </m:rPr>
-                  <m:t>∼</m:t>
-                </m:r>
-              </m:lim>
-            </m:limLow>
-          </m:e>
-        </m:d>
-        <m:r>
-          <m:t>​</m:t>
-        </m:r>
-      </m:oMath>
-      <w:r>
-        <w:t xml:space="preserve"> </w:t>
-      </w:r>
-      <w:r>
-        <w:t xml:space="preserve">is</w:t>
-      </w:r>
-      <w:r>
-        <w:t xml:space="preserve"> </w:t>
-      </w:r>
-      <w:hyperlink w:anchor="def-sufficient">
-        <w:r>
-          <w:rPr>
-            <w:rStyle w:val="Hyperlink"/>
-          </w:rPr>
-          <w:t xml:space="preserve">sufficient</w:t>
-        </w:r>
-      </w:hyperlink>
-      <w:r>
-        <w:t xml:space="preserve"> </w:t>
-      </w:r>
-      <w:r>
-        <w:t xml:space="preserve">for</w:t>
-      </w:r>
-      <w:r>
-        <w:t xml:space="preserve"> </w:t>
-      </w:r>
-      <m:oMath>
-        <m:r>
-          <m:t>θ</m:t>
-        </m:r>
-      </m:oMath>
-      <w:r>
-        <w:t xml:space="preserve"> </w:t>
-      </w:r>
-      <w:r>
-        <w:t xml:space="preserve">if and only if there are nonnegative functions</w:t>
-      </w:r>
-      <w:r>
-        <w:t xml:space="preserve"> </w:t>
-      </w:r>
-      <m:oMath>
-        <m:r>
-          <m:t>g</m:t>
-        </m:r>
-      </m:oMath>
-      <w:r>
-        <w:t xml:space="preserve"> </w:t>
-      </w:r>
-      <w:r>
-        <w:t xml:space="preserve">and</w:t>
-      </w:r>
-      <w:r>
-        <w:t xml:space="preserve"> </w:t>
-      </w:r>
-      <m:oMath>
-        <m:r>
-          <m:t>h</m:t>
-        </m:r>
-      </m:oMath>
-      <w:r>
-        <w:t xml:space="preserve"> </w:t>
-      </w:r>
-      <w:r>
-        <w:t xml:space="preserve">such that,</w:t>
-      </w:r>
-      <w:r>
-        <w:t xml:space="preserve"> </w:t>
-      </w:r>
-      <w:r>
-        <w:t xml:space="preserve">for every sample</w:t>
-      </w:r>
-      <w:r>
-        <w:t xml:space="preserve"> </w:t>
-      </w:r>
-      <m:oMath>
-        <m:limLow>
-          <m:e>
-            <m:r>
-              <m:t>x</m:t>
-            </m:r>
-          </m:e>
-          <m:lim>
-            <m:r>
-              <m:rPr>
-                <m:sty m:val="p"/>
-              </m:rPr>
-              <m:t>∼</m:t>
-            </m:r>
-          </m:lim>
-        </m:limLow>
-      </m:oMath>
-      <w:r>
-        <w:t xml:space="preserve"> </w:t>
-      </w:r>
-      <w:r>
-        <w:t xml:space="preserve">and every</w:t>
-      </w:r>
-      <w:r>
-        <w:t xml:space="preserve"> </w:t>
-      </w:r>
-      <m:oMath>
-        <m:r>
-          <m:t>θ</m:t>
-        </m:r>
-      </m:oMath>
-      <w:r>
-        <w:t xml:space="preserve">,</w:t>
-      </w:r>
-    </w:p>
-    <w:p>
-      <w:pPr>
-        <w:pStyle w:val="BodyText"/>
-      </w:pPr>
-      <w:bookmarkStart w:id="17" w:name="eq-factorization"/>
-      <m:oMathPara>
-        <m:oMathParaPr>
-          <m:jc m:val="center"/>
-        </m:oMathParaPr>
-        <m:oMath>
-          <m:r>
-            <m:rPr>
-              <m:sty m:val="p"/>
-            </m:rPr>
-            <m:t>f</m:t>
-          </m:r>
-          <m:r>
-            <m:t>​</m:t>
-          </m:r>
-          <m:d>
-            <m:dPr>
-              <m:begChr m:val="("/>
-              <m:sepChr m:val=""/>
-              <m:endChr m:val=")"/>
-              <m:grow/>
-            </m:dPr>
-            <m:e>
-              <m:limLow>
-                <m:e>
-                  <m:r>
-                    <m:t>x</m:t>
-                  </m:r>
-                </m:e>
-                <m:lim>
-                  <m:r>
-                    <m:rPr>
-                      <m:sty m:val="p"/>
-                    </m:rPr>
-                    <m:t>∼</m:t>
-                  </m:r>
-                </m:lim>
-              </m:limLow>
-              <m:r>
-                <m:rPr>
-                  <m:sty m:val="p"/>
-                </m:rPr>
-                <m:t>;</m:t>
-              </m:r>
-              <m:r>
-                <m:t>θ</m:t>
-              </m:r>
-            </m:e>
-          </m:d>
-          <m:r>
-            <m:t>​</m:t>
-          </m:r>
-          <m:r>
-            <m:rPr>
-              <m:sty m:val="p"/>
-            </m:rPr>
-            <m:t>=</m:t>
-          </m:r>
-          <m:r>
-            <m:t>g</m:t>
-          </m:r>
-          <m:r>
-            <m:t>​</m:t>
-          </m:r>
-          <m:d>
-            <m:dPr>
-              <m:begChr m:val="("/>
-              <m:sepChr m:val=""/>
-              <m:endChr m:val=")"/>
-              <m:grow/>
-            </m:dPr>
-            <m:e>
-              <m:r>
-                <m:t>T</m:t>
-              </m:r>
-              <m:r>
-                <m:t>​</m:t>
-              </m:r>
-              <m:d>
-                <m:dPr>
-                  <m:begChr m:val="("/>
-                  <m:sepChr m:val=""/>
-                  <m:endChr m:val=")"/>
-                  <m:grow/>
-                </m:dPr>
-                <m:e>
-                  <m:limLow>
-                    <m:e>
-                      <m:r>
-                        <m:t>x</m:t>
-                      </m:r>
-                    </m:e>
-                    <m:lim>
-                      <m:r>
-                        <m:rPr>
-                          <m:sty m:val="p"/>
-                        </m:rPr>
-                        <m:t>∼</m:t>
-                      </m:r>
-                    </m:lim>
-                  </m:limLow>
-                </m:e>
-              </m:d>
-              <m:r>
-                <m:t>​</m:t>
-              </m:r>
-              <m:r>
-                <m:rPr>
-                  <m:sty m:val="p"/>
-                </m:rPr>
-                <m:t>;</m:t>
-              </m:r>
-              <m:r>
-                <m:t>θ</m:t>
-              </m:r>
-            </m:e>
-          </m:d>
-          <m:r>
-            <m:t>​</m:t>
-          </m:r>
-          <m:r>
-            <m:t> </m:t>
-          </m:r>
-          <m:r>
-            <m:t>h</m:t>
-          </m:r>
-          <m:r>
-            <m:t>​</m:t>
-          </m:r>
-          <m:d>
-            <m:dPr>
-              <m:begChr m:val="("/>
-              <m:sepChr m:val=""/>
-              <m:endChr m:val=")"/>
-              <m:grow/>
-            </m:dPr>
-            <m:e>
-              <m:limLow>
-                <m:e>
-                  <m:r>
-                    <m:t>x</m:t>
-                  </m:r>
-                </m:e>
-                <m:lim>
-                  <m:r>
-                    <m:rPr>
-                      <m:sty m:val="p"/>
-                    </m:rPr>
-                    <m:t>∼</m:t>
-                  </m:r>
-                </m:lim>
-              </m:limLow>
-            </m:e>
-          </m:d>
-          <m:r>
-            <m:t>​</m:t>
-          </m:r>
-          <m:r>
-            <m:t>  </m:t>
-          </m:r>
-          <m:r>
-            <m:rPr>
-              <m:sty m:val="p"/>
-            </m:rPr>
-            <m:t>(</m:t>
-          </m:r>
-          <m:r>
-            <m:t>2</m:t>
-          </m:r>
-          <m:r>
-            <m:rPr>
-              <m:sty m:val="p"/>
-            </m:rPr>
-            <m:t>)</m:t>
-          </m:r>
-        </m:oMath>
-      </m:oMathPara>
-      <w:bookmarkEnd w:id="17"/>
+      <w:r>
+        <w:t xml:space="preserve">$$
+    \begin{aligned}
+    \Pr_{\theta}\mathopen{}\left(\mathord{\smash[b]{\underset{\raise.3ex\hbox{$\scriptstyle\sim$}}{X}}\vphantom{X}}= \mathord{\smash[b]{\underset{\raise.3ex\hbox{$\scriptstyle\sim$}}{x}}\vphantom{x}}\mid T\mathopen{}\left(\mathord{\smash[b]{\underset{\raise.3ex\hbox{$\scriptstyle\sim$}}{X}}\vphantom{X}}\right)\mathclose{} = t\right)\mathclose{}
+    &amp;= \frac{\operatorname{f}\mathopen{}\left(\mathord{\smash[b]{\underset{\raise.3ex\hbox{$\scriptstyle\sim$}}{x}}\vphantom{x}}; \theta\right)\mathclose{}}{\Pr_{\theta}\mathopen{}\left(T\mathopen{}\left(\mathord{\smash[b]{\underset{\raise.3ex\hbox{$\scriptstyle\sim$}}{X}}\vphantom{X}}\right)\mathclose{} = t\right)\mathclose{}}
+    &amp;&amp; \text{(conditional probability)}\\
+    &amp;= \frac{g\mathopen{}\left(t ; \theta\right)\mathclose{} \, h\mathopen{}\left(\mathord{\smash[b]{\underset{\raise.3ex\hbox{$\scriptstyle\sim$}}{x}}\vphantom{x}}\right)\mathclose{}}
+            {g\mathopen{}\left(t ; \theta\right)\mathclose{} \sum_{\mathord{\smash[b]{\underset{\raise.3ex\hbox{$\scriptstyle\sim$}}{y}}\vphantom{y}}:\, T\mathopen{}\left(\mathord{\smash[b]{\underset{\raise.3ex\hbox{$\scriptstyle\sim$}}{y}}\vphantom{y}}\right)\mathclose{} = t} h\mathopen{}\left(\mathord{\smash[b]{\underset{\raise.3ex\hbox{$\scriptstyle\sim$}}{y}}\vphantom{y}}\right)\mathclose{}}
+    &amp;&amp; \text{(factorization, and the display above)}\\
+    &amp;= \frac{h\mathopen{}\left(\mathord{\smash[b]{\underset{\raise.3ex\hbox{$\scriptstyle\sim$}}{x}}\vphantom{x}}\right)\mathclose{}}{\sum_{\mathord{\smash[b]{\underset{\raise.3ex\hbox{$\scriptstyle\sim$}}{y}}\vphantom{y}}:\, T\mathopen{}\left(\mathord{\smash[b]{\underset{\raise.3ex\hbox{$\scriptstyle\sim$}}{y}}\vphantom{y}}\right)\mathclose{} = t} h\mathopen{}\left(\mathord{\smash[b]{\underset{\raise.3ex\hbox{$\scriptstyle\sim$}}{y}}\vphantom{y}}\right)\mathclose{}}
+    &amp;&amp; \text{(divide by $g\mathopen{}\left(t ; \theta\right)\mathclose{} &gt; 0$)}
+    \end{aligned}
+    $$</w:t>
+      </w:r>
     </w:p>
     <w:p>
       <w:pPr>
         <w:pStyle w:val="FirstParagraph"/>
       </w:pPr>
       <w:r>
-        <w:t xml:space="preserve">where</w:t>
+        <w:t xml:space="preserve">which does not depend on</w:t>
       </w:r>
       <w:r>
         <w:t xml:space="preserve"> </w:t>
       </w:r>
       <m:oMath>
         <m:r>
-          <m:t>h</m:t>
-        </m:r>
-        <m:r>
-          <m:t>​</m:t>
-        </m:r>
-        <m:d>
-          <m:dPr>
-            <m:begChr m:val="("/>
-            <m:sepChr m:val=""/>
-            <m:endChr m:val=")"/>
-            <m:grow/>
-          </m:dPr>
-          <m:e>
-            <m:limLow>
-              <m:e>
-                <m:r>
-                  <m:t>x</m:t>
-                </m:r>
-              </m:e>
-              <m:lim>
-                <m:r>
-                  <m:rPr>
-                    <m:sty m:val="p"/>
-                  </m:rPr>
-                  <m:t>∼</m:t>
-                </m:r>
-              </m:lim>
-            </m:limLow>
-          </m:e>
-        </m:d>
-        <m:r>
-          <m:t>​</m:t>
+          <m:t>θ</m:t>
         </m:r>
       </m:oMath>
       <w:r>
-        <w:t xml:space="preserve"> </w:t>
-      </w:r>
-      <w:r>
-        <w:t xml:space="preserve">does not depend on</w:t>
+        <w:t xml:space="preserve">.</w:t>
+      </w:r>
+      <w:r>
+        <w:t xml:space="preserve"> </w:t>
+      </w:r>
+      <w:r>
+        <w:t xml:space="preserve">For a sample</w:t>
+      </w:r>
+      <w:r>
+        <w:t xml:space="preserve"> </w:t>
+      </w:r>
+      <w:r>
+        <w:t xml:space="preserve">$\mathord{\smash[b]{\underset{\raise.3ex\hbox{$\scriptstyle\sim$}}{x}}\vphantom{x}}$</w:t>
+      </w:r>
+      <w:r>
+        <w:t xml:space="preserve"> </w:t>
+      </w:r>
+      <w:r>
+        <w:t xml:space="preserve">with</w:t>
+      </w:r>
+      <w:r>
+        <w:t xml:space="preserve"> </w:t>
+      </w:r>
+      <w:r>
+        <w:t xml:space="preserve">$T\mathopen{}\left(\mathord{\smash[b]{\underset{\raise.3ex\hbox{$\scriptstyle\sim$}}{x}}\vphantom{x}}\right)\mathclose{} \neq t$</w:t>
+      </w:r>
+      <w:r>
+        <w:t xml:space="preserve"> </w:t>
+      </w:r>
+      <w:r>
+        <w:t xml:space="preserve">the conditional probability is zero,</w:t>
+      </w:r>
+      <w:r>
+        <w:t xml:space="preserve"> </w:t>
+      </w:r>
+      <w:r>
+        <w:t xml:space="preserve">which does not depend on</w:t>
       </w:r>
       <w:r>
         <w:t xml:space="preserve"> </w:t>
@@ -1549,3970 +1388,6 @@
         </m:r>
       </m:oMath>
       <w:r>
-        <w:t xml:space="preserve">.</w:t>
-      </w:r>
-    </w:p>
-    <w:bookmarkEnd w:id="18"/>
-    <w:p>
-      <w:pPr>
-        <w:pStyle w:val="BodyText"/>
-      </w:pPr>
-      <w:r>
-        <w:rPr>
-          <w:i/>
-          <w:iCs/>
-        </w:rPr>
-        <w:t xml:space="preserve">Proof</w:t>
-      </w:r>
-      <w:r>
-        <w:t xml:space="preserve">. </w:t>
-      </w:r>
-      <w:r>
-        <w:t xml:space="preserve">Fix a sample</w:t>
-      </w:r>
-      <w:r>
-        <w:t xml:space="preserve"> </w:t>
-      </w:r>
-      <m:oMath>
-        <m:limLow>
-          <m:e>
-            <m:r>
-              <m:t>x</m:t>
-            </m:r>
-          </m:e>
-          <m:lim>
-            <m:r>
-              <m:rPr>
-                <m:sty m:val="p"/>
-              </m:rPr>
-              <m:t>∼</m:t>
-            </m:r>
-          </m:lim>
-        </m:limLow>
-      </m:oMath>
-      <w:r>
-        <w:t xml:space="preserve"> </w:t>
-      </w:r>
-      <w:r>
-        <w:t xml:space="preserve">and write</w:t>
-      </w:r>
-      <w:r>
-        <w:t xml:space="preserve"> </w:t>
-      </w:r>
-      <m:oMath>
-        <m:r>
-          <m:t>t</m:t>
-        </m:r>
-        <m:limUpp>
-          <m:e>
-            <m:r>
-              <m:rPr>
-                <m:sty m:val="p"/>
-              </m:rPr>
-              <m:t>=</m:t>
-            </m:r>
-          </m:e>
-          <m:lim>
-            <m:r>
-              <m:rPr>
-                <m:nor/>
-                <m:sty m:val="p"/>
-              </m:rPr>
-              <m:t>def</m:t>
-            </m:r>
-          </m:lim>
-        </m:limUpp>
-        <m:r>
-          <m:t>T</m:t>
-        </m:r>
-        <m:r>
-          <m:t>​</m:t>
-        </m:r>
-        <m:d>
-          <m:dPr>
-            <m:begChr m:val="("/>
-            <m:sepChr m:val=""/>
-            <m:endChr m:val=")"/>
-            <m:grow/>
-          </m:dPr>
-          <m:e>
-            <m:limLow>
-              <m:e>
-                <m:r>
-                  <m:t>x</m:t>
-                </m:r>
-              </m:e>
-              <m:lim>
-                <m:r>
-                  <m:rPr>
-                    <m:sty m:val="p"/>
-                  </m:rPr>
-                  <m:t>∼</m:t>
-                </m:r>
-              </m:lim>
-            </m:limLow>
-          </m:e>
-        </m:d>
-        <m:r>
-          <m:t>​</m:t>
-        </m:r>
-      </m:oMath>
-      <w:r>
-        <w:t xml:space="preserve">.</w:t>
-      </w:r>
-      <w:r>
-        <w:t xml:space="preserve"> </w:t>
-      </w:r>
-      <w:r>
-        <w:t xml:space="preserve">The event</w:t>
-      </w:r>
-      <w:r>
-        <w:t xml:space="preserve"> </w:t>
-      </w:r>
-      <m:oMath>
-        <m:limLow>
-          <m:e>
-            <m:r>
-              <m:t>X</m:t>
-            </m:r>
-          </m:e>
-          <m:lim>
-            <m:r>
-              <m:rPr>
-                <m:sty m:val="p"/>
-              </m:rPr>
-              <m:t>∼</m:t>
-            </m:r>
-          </m:lim>
-        </m:limLow>
-        <m:r>
-          <m:rPr>
-            <m:sty m:val="p"/>
-          </m:rPr>
-          <m:t>=</m:t>
-        </m:r>
-        <m:limLow>
-          <m:e>
-            <m:r>
-              <m:t>x</m:t>
-            </m:r>
-          </m:e>
-          <m:lim>
-            <m:r>
-              <m:rPr>
-                <m:sty m:val="p"/>
-              </m:rPr>
-              <m:t>∼</m:t>
-            </m:r>
-          </m:lim>
-        </m:limLow>
-      </m:oMath>
-      <w:r>
-        <w:t xml:space="preserve"> </w:t>
-      </w:r>
-      <w:r>
-        <w:t xml:space="preserve">lies inside the event</w:t>
-      </w:r>
-      <w:r>
-        <w:t xml:space="preserve"> </w:t>
-      </w:r>
-      <m:oMath>
-        <m:r>
-          <m:t>T</m:t>
-        </m:r>
-        <m:r>
-          <m:t>​</m:t>
-        </m:r>
-        <m:d>
-          <m:dPr>
-            <m:begChr m:val="("/>
-            <m:sepChr m:val=""/>
-            <m:endChr m:val=")"/>
-            <m:grow/>
-          </m:dPr>
-          <m:e>
-            <m:limLow>
-              <m:e>
-                <m:r>
-                  <m:t>X</m:t>
-                </m:r>
-              </m:e>
-              <m:lim>
-                <m:r>
-                  <m:rPr>
-                    <m:sty m:val="p"/>
-                  </m:rPr>
-                  <m:t>∼</m:t>
-                </m:r>
-              </m:lim>
-            </m:limLow>
-          </m:e>
-        </m:d>
-        <m:r>
-          <m:t>​</m:t>
-        </m:r>
-        <m:r>
-          <m:rPr>
-            <m:sty m:val="p"/>
-          </m:rPr>
-          <m:t>=</m:t>
-        </m:r>
-        <m:r>
-          <m:t>t</m:t>
-        </m:r>
-      </m:oMath>
-      <w:r>
-        <w:t xml:space="preserve">.</w:t>
-      </w:r>
-    </w:p>
-    <w:p>
-      <w:pPr>
-        <w:pStyle w:val="BodyText"/>
-      </w:pPr>
-      <w:r>
-        <w:rPr>
-          <w:b/>
-          <w:bCs/>
-        </w:rPr>
-        <w:t xml:space="preserve">Sufficient implies a factorization.</w:t>
-      </w:r>
-      <w:r>
-        <w:t xml:space="preserve"> </w:t>
-      </w:r>
-      <w:r>
-        <w:t xml:space="preserve">Define</w:t>
-      </w:r>
-      <w:r>
-        <w:t xml:space="preserve"> </w:t>
-      </w:r>
-      <m:oMath>
-        <m:r>
-          <m:t>g</m:t>
-        </m:r>
-        <m:r>
-          <m:t>​</m:t>
-        </m:r>
-        <m:d>
-          <m:dPr>
-            <m:begChr m:val="("/>
-            <m:sepChr m:val=""/>
-            <m:endChr m:val=")"/>
-            <m:grow/>
-          </m:dPr>
-          <m:e>
-            <m:r>
-              <m:t>t</m:t>
-            </m:r>
-            <m:r>
-              <m:rPr>
-                <m:sty m:val="p"/>
-              </m:rPr>
-              <m:t>;</m:t>
-            </m:r>
-            <m:r>
-              <m:t>θ</m:t>
-            </m:r>
-          </m:e>
-        </m:d>
-        <m:r>
-          <m:t>​</m:t>
-        </m:r>
-        <m:limUpp>
-          <m:e>
-            <m:r>
-              <m:rPr>
-                <m:sty m:val="p"/>
-              </m:rPr>
-              <m:t>=</m:t>
-            </m:r>
-          </m:e>
-          <m:lim>
-            <m:r>
-              <m:rPr>
-                <m:nor/>
-                <m:sty m:val="p"/>
-              </m:rPr>
-              <m:t>def</m:t>
-            </m:r>
-          </m:lim>
-        </m:limUpp>
-        <m:sSub>
-          <m:e>
-            <m:r>
-              <m:rPr>
-                <m:sty m:val="p"/>
-              </m:rPr>
-              <m:t>Pr</m:t>
-            </m:r>
-          </m:e>
-          <m:sub>
-            <m:r>
-              <m:t>θ</m:t>
-            </m:r>
-          </m:sub>
-        </m:sSub>
-        <m:r>
-          <m:t>​</m:t>
-        </m:r>
-        <m:d>
-          <m:dPr>
-            <m:begChr m:val="("/>
-            <m:sepChr m:val=""/>
-            <m:endChr m:val=")"/>
-            <m:grow/>
-          </m:dPr>
-          <m:e>
-            <m:r>
-              <m:t>T</m:t>
-            </m:r>
-            <m:r>
-              <m:t>​</m:t>
-            </m:r>
-            <m:d>
-              <m:dPr>
-                <m:begChr m:val="("/>
-                <m:sepChr m:val=""/>
-                <m:endChr m:val=")"/>
-                <m:grow/>
-              </m:dPr>
-              <m:e>
-                <m:limLow>
-                  <m:e>
-                    <m:r>
-                      <m:t>X</m:t>
-                    </m:r>
-                  </m:e>
-                  <m:lim>
-                    <m:r>
-                      <m:rPr>
-                        <m:sty m:val="p"/>
-                      </m:rPr>
-                      <m:t>∼</m:t>
-                    </m:r>
-                  </m:lim>
-                </m:limLow>
-              </m:e>
-            </m:d>
-            <m:r>
-              <m:t>​</m:t>
-            </m:r>
-            <m:r>
-              <m:rPr>
-                <m:sty m:val="p"/>
-              </m:rPr>
-              <m:t>=</m:t>
-            </m:r>
-            <m:r>
-              <m:t>t</m:t>
-            </m:r>
-          </m:e>
-        </m:d>
-        <m:r>
-          <m:t>​</m:t>
-        </m:r>
-      </m:oMath>
-      <w:r>
-        <w:t xml:space="preserve"> </w:t>
-      </w:r>
-      <w:r>
-        <w:t xml:space="preserve">and let</w:t>
-      </w:r>
-      <w:r>
-        <w:t xml:space="preserve"> </w:t>
-      </w:r>
-      <m:oMath>
-        <m:r>
-          <m:t>h</m:t>
-        </m:r>
-        <m:r>
-          <m:t>​</m:t>
-        </m:r>
-        <m:d>
-          <m:dPr>
-            <m:begChr m:val="("/>
-            <m:sepChr m:val=""/>
-            <m:endChr m:val=")"/>
-            <m:grow/>
-          </m:dPr>
-          <m:e>
-            <m:limLow>
-              <m:e>
-                <m:r>
-                  <m:t>x</m:t>
-                </m:r>
-              </m:e>
-              <m:lim>
-                <m:r>
-                  <m:rPr>
-                    <m:sty m:val="p"/>
-                  </m:rPr>
-                  <m:t>∼</m:t>
-                </m:r>
-              </m:lim>
-            </m:limLow>
-          </m:e>
-        </m:d>
-        <m:r>
-          <m:t>​</m:t>
-        </m:r>
-      </m:oMath>
-      <w:r>
-        <w:t xml:space="preserve"> </w:t>
-      </w:r>
-      <w:r>
-        <w:t xml:space="preserve">be the conditional probability</w:t>
-      </w:r>
-      <w:r>
-        <w:t xml:space="preserve"> </w:t>
-      </w:r>
-      <m:oMath>
-        <m:sSub>
-          <m:e>
-            <m:r>
-              <m:rPr>
-                <m:sty m:val="p"/>
-              </m:rPr>
-              <m:t>Pr</m:t>
-            </m:r>
-          </m:e>
-          <m:sub>
-            <m:r>
-              <m:t>θ</m:t>
-            </m:r>
-          </m:sub>
-        </m:sSub>
-        <m:r>
-          <m:t>​</m:t>
-        </m:r>
-        <m:d>
-          <m:dPr>
-            <m:begChr m:val="("/>
-            <m:sepChr m:val=""/>
-            <m:endChr m:val=")"/>
-            <m:grow/>
-          </m:dPr>
-          <m:e>
-            <m:limLow>
-              <m:e>
-                <m:r>
-                  <m:t>X</m:t>
-                </m:r>
-              </m:e>
-              <m:lim>
-                <m:r>
-                  <m:rPr>
-                    <m:sty m:val="p"/>
-                  </m:rPr>
-                  <m:t>∼</m:t>
-                </m:r>
-              </m:lim>
-            </m:limLow>
-            <m:r>
-              <m:rPr>
-                <m:sty m:val="p"/>
-              </m:rPr>
-              <m:t>=</m:t>
-            </m:r>
-            <m:limLow>
-              <m:e>
-                <m:r>
-                  <m:t>x</m:t>
-                </m:r>
-              </m:e>
-              <m:lim>
-                <m:r>
-                  <m:rPr>
-                    <m:sty m:val="p"/>
-                  </m:rPr>
-                  <m:t>∼</m:t>
-                </m:r>
-              </m:lim>
-            </m:limLow>
-            <m:r>
-              <m:rPr>
-                <m:sty m:val="p"/>
-              </m:rPr>
-              <m:t>∣</m:t>
-            </m:r>
-            <m:r>
-              <m:t>T</m:t>
-            </m:r>
-            <m:r>
-              <m:t>​</m:t>
-            </m:r>
-            <m:d>
-              <m:dPr>
-                <m:begChr m:val="("/>
-                <m:sepChr m:val=""/>
-                <m:endChr m:val=")"/>
-                <m:grow/>
-              </m:dPr>
-              <m:e>
-                <m:limLow>
-                  <m:e>
-                    <m:r>
-                      <m:t>X</m:t>
-                    </m:r>
-                  </m:e>
-                  <m:lim>
-                    <m:r>
-                      <m:rPr>
-                        <m:sty m:val="p"/>
-                      </m:rPr>
-                      <m:t>∼</m:t>
-                    </m:r>
-                  </m:lim>
-                </m:limLow>
-              </m:e>
-            </m:d>
-            <m:r>
-              <m:t>​</m:t>
-            </m:r>
-            <m:r>
-              <m:rPr>
-                <m:sty m:val="p"/>
-              </m:rPr>
-              <m:t>=</m:t>
-            </m:r>
-            <m:r>
-              <m:t>t</m:t>
-            </m:r>
-          </m:e>
-        </m:d>
-        <m:r>
-          <m:t>​</m:t>
-        </m:r>
-      </m:oMath>
-      <w:r>
-        <w:t xml:space="preserve"> </w:t>
-      </w:r>
-      <w:r>
-        <w:t xml:space="preserve">at any</w:t>
-      </w:r>
-      <w:r>
-        <w:t xml:space="preserve"> </w:t>
-      </w:r>
-      <m:oMath>
-        <m:r>
-          <m:t>θ</m:t>
-        </m:r>
-      </m:oMath>
-      <w:r>
-        <w:t xml:space="preserve"> </w:t>
-      </w:r>
-      <w:r>
-        <w:t xml:space="preserve">with</w:t>
-      </w:r>
-      <w:r>
-        <w:t xml:space="preserve"> </w:t>
-      </w:r>
-      <m:oMath>
-        <m:sSub>
-          <m:e>
-            <m:r>
-              <m:rPr>
-                <m:sty m:val="p"/>
-              </m:rPr>
-              <m:t>Pr</m:t>
-            </m:r>
-          </m:e>
-          <m:sub>
-            <m:r>
-              <m:t>θ</m:t>
-            </m:r>
-          </m:sub>
-        </m:sSub>
-        <m:r>
-          <m:t>​</m:t>
-        </m:r>
-        <m:d>
-          <m:dPr>
-            <m:begChr m:val="("/>
-            <m:sepChr m:val=""/>
-            <m:endChr m:val=")"/>
-            <m:grow/>
-          </m:dPr>
-          <m:e>
-            <m:r>
-              <m:t>T</m:t>
-            </m:r>
-            <m:r>
-              <m:t>​</m:t>
-            </m:r>
-            <m:d>
-              <m:dPr>
-                <m:begChr m:val="("/>
-                <m:sepChr m:val=""/>
-                <m:endChr m:val=")"/>
-                <m:grow/>
-              </m:dPr>
-              <m:e>
-                <m:limLow>
-                  <m:e>
-                    <m:r>
-                      <m:t>X</m:t>
-                    </m:r>
-                  </m:e>
-                  <m:lim>
-                    <m:r>
-                      <m:rPr>
-                        <m:sty m:val="p"/>
-                      </m:rPr>
-                      <m:t>∼</m:t>
-                    </m:r>
-                  </m:lim>
-                </m:limLow>
-              </m:e>
-            </m:d>
-            <m:r>
-              <m:t>​</m:t>
-            </m:r>
-            <m:r>
-              <m:rPr>
-                <m:sty m:val="p"/>
-              </m:rPr>
-              <m:t>=</m:t>
-            </m:r>
-            <m:r>
-              <m:t>t</m:t>
-            </m:r>
-          </m:e>
-        </m:d>
-        <m:r>
-          <m:t>​</m:t>
-        </m:r>
-        <m:r>
-          <m:rPr>
-            <m:sty m:val="p"/>
-          </m:rPr>
-          <m:t>&gt;</m:t>
-        </m:r>
-        <m:r>
-          <m:t>0</m:t>
-        </m:r>
-      </m:oMath>
-      <w:r>
-        <w:t xml:space="preserve">.</w:t>
-      </w:r>
-      <w:r>
-        <w:t xml:space="preserve"> </w:t>
-      </w:r>
-      <w:r>
-        <w:t xml:space="preserve">By</w:t>
-      </w:r>
-      <w:r>
-        <w:t xml:space="preserve"> </w:t>
-      </w:r>
-      <w:hyperlink w:anchor="eq-sufficient">
-        <w:r>
-          <w:rPr>
-            <w:rStyle w:val="Hyperlink"/>
-          </w:rPr>
-          <w:t xml:space="preserve">sufficiency</w:t>
-        </w:r>
-      </w:hyperlink>
-      <w:r>
-        <w:t xml:space="preserve">,</w:t>
-      </w:r>
-      <w:r>
-        <w:t xml:space="preserve"> </w:t>
-      </w:r>
-      <m:oMath>
-        <m:r>
-          <m:t>h</m:t>
-        </m:r>
-        <m:r>
-          <m:t>​</m:t>
-        </m:r>
-        <m:d>
-          <m:dPr>
-            <m:begChr m:val="("/>
-            <m:sepChr m:val=""/>
-            <m:endChr m:val=")"/>
-            <m:grow/>
-          </m:dPr>
-          <m:e>
-            <m:limLow>
-              <m:e>
-                <m:r>
-                  <m:t>x</m:t>
-                </m:r>
-              </m:e>
-              <m:lim>
-                <m:r>
-                  <m:rPr>
-                    <m:sty m:val="p"/>
-                  </m:rPr>
-                  <m:t>∼</m:t>
-                </m:r>
-              </m:lim>
-            </m:limLow>
-          </m:e>
-        </m:d>
-        <m:r>
-          <m:t>​</m:t>
-        </m:r>
-      </m:oMath>
-      <w:r>
-        <w:t xml:space="preserve"> </w:t>
-      </w:r>
-      <w:r>
-        <w:t xml:space="preserve">does not depend on which such</w:t>
-      </w:r>
-      <w:r>
-        <w:t xml:space="preserve"> </w:t>
-      </w:r>
-      <m:oMath>
-        <m:r>
-          <m:t>θ</m:t>
-        </m:r>
-      </m:oMath>
-      <w:r>
-        <w:t xml:space="preserve"> </w:t>
-      </w:r>
-      <w:r>
-        <w:t xml:space="preserve">we use.</w:t>
-      </w:r>
-      <w:r>
-        <w:t xml:space="preserve"> </w:t>
-      </w:r>
-      <w:r>
-        <w:t xml:space="preserve">(If</w:t>
-      </w:r>
-      <w:r>
-        <w:t xml:space="preserve"> </w:t>
-      </w:r>
-      <m:oMath>
-        <m:sSub>
-          <m:e>
-            <m:r>
-              <m:rPr>
-                <m:sty m:val="p"/>
-              </m:rPr>
-              <m:t>Pr</m:t>
-            </m:r>
-          </m:e>
-          <m:sub>
-            <m:r>
-              <m:t>θ</m:t>
-            </m:r>
-          </m:sub>
-        </m:sSub>
-        <m:r>
-          <m:t>​</m:t>
-        </m:r>
-        <m:d>
-          <m:dPr>
-            <m:begChr m:val="("/>
-            <m:sepChr m:val=""/>
-            <m:endChr m:val=")"/>
-            <m:grow/>
-          </m:dPr>
-          <m:e>
-            <m:r>
-              <m:t>T</m:t>
-            </m:r>
-            <m:r>
-              <m:t>​</m:t>
-            </m:r>
-            <m:d>
-              <m:dPr>
-                <m:begChr m:val="("/>
-                <m:sepChr m:val=""/>
-                <m:endChr m:val=")"/>
-                <m:grow/>
-              </m:dPr>
-              <m:e>
-                <m:limLow>
-                  <m:e>
-                    <m:r>
-                      <m:t>X</m:t>
-                    </m:r>
-                  </m:e>
-                  <m:lim>
-                    <m:r>
-                      <m:rPr>
-                        <m:sty m:val="p"/>
-                      </m:rPr>
-                      <m:t>∼</m:t>
-                    </m:r>
-                  </m:lim>
-                </m:limLow>
-              </m:e>
-            </m:d>
-            <m:r>
-              <m:t>​</m:t>
-            </m:r>
-            <m:r>
-              <m:rPr>
-                <m:sty m:val="p"/>
-              </m:rPr>
-              <m:t>=</m:t>
-            </m:r>
-            <m:r>
-              <m:t>t</m:t>
-            </m:r>
-          </m:e>
-        </m:d>
-        <m:r>
-          <m:t>​</m:t>
-        </m:r>
-        <m:r>
-          <m:rPr>
-            <m:sty m:val="p"/>
-          </m:rPr>
-          <m:t>=</m:t>
-        </m:r>
-        <m:r>
-          <m:t>0</m:t>
-        </m:r>
-      </m:oMath>
-      <w:r>
-        <w:t xml:space="preserve"> </w:t>
-      </w:r>
-      <w:r>
-        <w:t xml:space="preserve">for every</w:t>
-      </w:r>
-      <w:r>
-        <w:t xml:space="preserve"> </w:t>
-      </w:r>
-      <m:oMath>
-        <m:r>
-          <m:t>θ</m:t>
-        </m:r>
-      </m:oMath>
-      <w:r>
-        <w:t xml:space="preserve">, set</w:t>
-      </w:r>
-      <w:r>
-        <w:t xml:space="preserve"> </w:t>
-      </w:r>
-      <m:oMath>
-        <m:r>
-          <m:t>h</m:t>
-        </m:r>
-        <m:r>
-          <m:t>​</m:t>
-        </m:r>
-        <m:d>
-          <m:dPr>
-            <m:begChr m:val="("/>
-            <m:sepChr m:val=""/>
-            <m:endChr m:val=")"/>
-            <m:grow/>
-          </m:dPr>
-          <m:e>
-            <m:limLow>
-              <m:e>
-                <m:r>
-                  <m:t>x</m:t>
-                </m:r>
-              </m:e>
-              <m:lim>
-                <m:r>
-                  <m:rPr>
-                    <m:sty m:val="p"/>
-                  </m:rPr>
-                  <m:t>∼</m:t>
-                </m:r>
-              </m:lim>
-            </m:limLow>
-          </m:e>
-        </m:d>
-        <m:r>
-          <m:t>​</m:t>
-        </m:r>
-        <m:limUpp>
-          <m:e>
-            <m:r>
-              <m:rPr>
-                <m:sty m:val="p"/>
-              </m:rPr>
-              <m:t>=</m:t>
-            </m:r>
-          </m:e>
-          <m:lim>
-            <m:r>
-              <m:rPr>
-                <m:nor/>
-                <m:sty m:val="p"/>
-              </m:rPr>
-              <m:t>def</m:t>
-            </m:r>
-          </m:lim>
-        </m:limUpp>
-        <m:r>
-          <m:t>0</m:t>
-        </m:r>
-      </m:oMath>
-      <w:r>
-        <w:t xml:space="preserve">.)</w:t>
-      </w:r>
-      <w:r>
-        <w:t xml:space="preserve"> </w:t>
-      </w:r>
-      <w:r>
-        <w:t xml:space="preserve">Both functions are nonnegative, and at a</w:t>
-      </w:r>
-      <w:r>
-        <w:t xml:space="preserve"> </w:t>
-      </w:r>
-      <m:oMath>
-        <m:r>
-          <m:t>θ</m:t>
-        </m:r>
-      </m:oMath>
-      <w:r>
-        <w:t xml:space="preserve"> </w:t>
-      </w:r>
-      <w:r>
-        <w:t xml:space="preserve">with</w:t>
-      </w:r>
-      <w:r>
-        <w:t xml:space="preserve"> </w:t>
-      </w:r>
-      <m:oMath>
-        <m:sSub>
-          <m:e>
-            <m:r>
-              <m:rPr>
-                <m:sty m:val="p"/>
-              </m:rPr>
-              <m:t>Pr</m:t>
-            </m:r>
-          </m:e>
-          <m:sub>
-            <m:r>
-              <m:t>θ</m:t>
-            </m:r>
-          </m:sub>
-        </m:sSub>
-        <m:r>
-          <m:t>​</m:t>
-        </m:r>
-        <m:d>
-          <m:dPr>
-            <m:begChr m:val="("/>
-            <m:sepChr m:val=""/>
-            <m:endChr m:val=")"/>
-            <m:grow/>
-          </m:dPr>
-          <m:e>
-            <m:r>
-              <m:t>T</m:t>
-            </m:r>
-            <m:r>
-              <m:t>​</m:t>
-            </m:r>
-            <m:d>
-              <m:dPr>
-                <m:begChr m:val="("/>
-                <m:sepChr m:val=""/>
-                <m:endChr m:val=")"/>
-                <m:grow/>
-              </m:dPr>
-              <m:e>
-                <m:limLow>
-                  <m:e>
-                    <m:r>
-                      <m:t>X</m:t>
-                    </m:r>
-                  </m:e>
-                  <m:lim>
-                    <m:r>
-                      <m:rPr>
-                        <m:sty m:val="p"/>
-                      </m:rPr>
-                      <m:t>∼</m:t>
-                    </m:r>
-                  </m:lim>
-                </m:limLow>
-              </m:e>
-            </m:d>
-            <m:r>
-              <m:t>​</m:t>
-            </m:r>
-            <m:r>
-              <m:rPr>
-                <m:sty m:val="p"/>
-              </m:rPr>
-              <m:t>=</m:t>
-            </m:r>
-            <m:r>
-              <m:t>t</m:t>
-            </m:r>
-          </m:e>
-        </m:d>
-        <m:r>
-          <m:t>​</m:t>
-        </m:r>
-        <m:r>
-          <m:rPr>
-            <m:sty m:val="p"/>
-          </m:rPr>
-          <m:t>=</m:t>
-        </m:r>
-        <m:r>
-          <m:t>0</m:t>
-        </m:r>
-      </m:oMath>
-      <w:r>
-        <w:t xml:space="preserve"> </w:t>
-      </w:r>
-      <w:r>
-        <w:t xml:space="preserve">both sides of</w:t>
-      </w:r>
-      <w:r>
-        <w:t xml:space="preserve"> </w:t>
-      </w:r>
-      <w:hyperlink w:anchor="eq-factorization">
-        <w:r>
-          <w:rPr>
-            <w:rStyle w:val="Hyperlink"/>
-          </w:rPr>
-          <w:t xml:space="preserve">Equation 2</w:t>
-        </w:r>
-      </w:hyperlink>
-      <w:r>
-        <w:t xml:space="preserve"> </w:t>
-      </w:r>
-      <w:r>
-        <w:t xml:space="preserve">are zero, because the event</w:t>
-      </w:r>
-      <w:r>
-        <w:t xml:space="preserve"> </w:t>
-      </w:r>
-      <m:oMath>
-        <m:limLow>
-          <m:e>
-            <m:r>
-              <m:t>X</m:t>
-            </m:r>
-          </m:e>
-          <m:lim>
-            <m:r>
-              <m:rPr>
-                <m:sty m:val="p"/>
-              </m:rPr>
-              <m:t>∼</m:t>
-            </m:r>
-          </m:lim>
-        </m:limLow>
-        <m:r>
-          <m:rPr>
-            <m:sty m:val="p"/>
-          </m:rPr>
-          <m:t>=</m:t>
-        </m:r>
-        <m:limLow>
-          <m:e>
-            <m:r>
-              <m:t>x</m:t>
-            </m:r>
-          </m:e>
-          <m:lim>
-            <m:r>
-              <m:rPr>
-                <m:sty m:val="p"/>
-              </m:rPr>
-              <m:t>∼</m:t>
-            </m:r>
-          </m:lim>
-        </m:limLow>
-      </m:oMath>
-      <w:r>
-        <w:t xml:space="preserve"> </w:t>
-      </w:r>
-      <w:r>
-        <w:t xml:space="preserve">lies inside the event</w:t>
-      </w:r>
-      <w:r>
-        <w:t xml:space="preserve"> </w:t>
-      </w:r>
-      <m:oMath>
-        <m:r>
-          <m:t>T</m:t>
-        </m:r>
-        <m:r>
-          <m:t>​</m:t>
-        </m:r>
-        <m:d>
-          <m:dPr>
-            <m:begChr m:val="("/>
-            <m:sepChr m:val=""/>
-            <m:endChr m:val=")"/>
-            <m:grow/>
-          </m:dPr>
-          <m:e>
-            <m:limLow>
-              <m:e>
-                <m:r>
-                  <m:t>X</m:t>
-                </m:r>
-              </m:e>
-              <m:lim>
-                <m:r>
-                  <m:rPr>
-                    <m:sty m:val="p"/>
-                  </m:rPr>
-                  <m:t>∼</m:t>
-                </m:r>
-              </m:lim>
-            </m:limLow>
-          </m:e>
-        </m:d>
-        <m:r>
-          <m:t>​</m:t>
-        </m:r>
-        <m:r>
-          <m:rPr>
-            <m:sty m:val="p"/>
-          </m:rPr>
-          <m:t>=</m:t>
-        </m:r>
-        <m:r>
-          <m:t>t</m:t>
-        </m:r>
-      </m:oMath>
-      <w:r>
-        <w:t xml:space="preserve">.</w:t>
-      </w:r>
-      <w:r>
-        <w:t xml:space="preserve"> </w:t>
-      </w:r>
-      <w:r>
-        <w:t xml:space="preserve">At every other</w:t>
-      </w:r>
-      <w:r>
-        <w:t xml:space="preserve"> </w:t>
-      </w:r>
-      <m:oMath>
-        <m:r>
-          <m:t>θ</m:t>
-        </m:r>
-      </m:oMath>
-      <w:r>
-        <w:t xml:space="preserve">,</w:t>
-      </w:r>
-    </w:p>
-    <w:p>
-      <w:pPr>
-        <w:pStyle w:val="BodyText"/>
-      </w:pPr>
-      <m:oMathPara>
-        <m:oMathParaPr>
-          <m:jc m:val="center"/>
-        </m:oMathParaPr>
-        <m:oMath>
-          <m:eqArr>
-            <m:e>
-              <m:r>
-                <m:rPr>
-                  <m:sty m:val="p"/>
-                </m:rPr>
-                <m:t>f</m:t>
-              </m:r>
-              <m:r>
-                <m:t>​</m:t>
-              </m:r>
-              <m:d>
-                <m:dPr>
-                  <m:begChr m:val="("/>
-                  <m:sepChr m:val=""/>
-                  <m:endChr m:val=")"/>
-                  <m:grow/>
-                </m:dPr>
-                <m:e>
-                  <m:limLow>
-                    <m:e>
-                      <m:r>
-                        <m:t>x</m:t>
-                      </m:r>
-                    </m:e>
-                    <m:lim>
-                      <m:r>
-                        <m:rPr>
-                          <m:sty m:val="p"/>
-                        </m:rPr>
-                        <m:t>∼</m:t>
-                      </m:r>
-                    </m:lim>
-                  </m:limLow>
-                  <m:r>
-                    <m:rPr>
-                      <m:sty m:val="p"/>
-                    </m:rPr>
-                    <m:t>;</m:t>
-                  </m:r>
-                  <m:r>
-                    <m:t>θ</m:t>
-                  </m:r>
-                </m:e>
-              </m:d>
-              <m:r>
-                <m:t>​</m:t>
-              </m:r>
-              <m:r>
-                <m:t>&amp;</m:t>
-              </m:r>
-              <m:r>
-                <m:rPr>
-                  <m:sty m:val="p"/>
-                </m:rPr>
-                <m:t>=</m:t>
-              </m:r>
-              <m:limLow>
-                <m:e>
-                  <m:r>
-                    <m:rPr>
-                      <m:sty m:val="p"/>
-                    </m:rPr>
-                    <m:t>Pr</m:t>
-                  </m:r>
-                </m:e>
-                <m:lim>
-                  <m:r>
-                    <m:t>θ</m:t>
-                  </m:r>
-                </m:lim>
-              </m:limLow>
-              <m:r>
-                <m:t>​</m:t>
-              </m:r>
-              <m:d>
-                <m:dPr>
-                  <m:begChr m:val="("/>
-                  <m:sepChr m:val=""/>
-                  <m:endChr m:val=")"/>
-                  <m:grow/>
-                </m:dPr>
-                <m:e>
-                  <m:limLow>
-                    <m:e>
-                      <m:r>
-                        <m:t>X</m:t>
-                      </m:r>
-                    </m:e>
-                    <m:lim>
-                      <m:r>
-                        <m:rPr>
-                          <m:sty m:val="p"/>
-                        </m:rPr>
-                        <m:t>∼</m:t>
-                      </m:r>
-                    </m:lim>
-                  </m:limLow>
-                  <m:r>
-                    <m:rPr>
-                      <m:sty m:val="p"/>
-                    </m:rPr>
-                    <m:t>=</m:t>
-                  </m:r>
-                  <m:limLow>
-                    <m:e>
-                      <m:r>
-                        <m:t>x</m:t>
-                      </m:r>
-                    </m:e>
-                    <m:lim>
-                      <m:r>
-                        <m:rPr>
-                          <m:sty m:val="p"/>
-                        </m:rPr>
-                        <m:t>∼</m:t>
-                      </m:r>
-                    </m:lim>
-                  </m:limLow>
-                </m:e>
-              </m:d>
-              <m:r>
-                <m:t>​</m:t>
-              </m:r>
-              <m:r>
-                <m:t>&amp;</m:t>
-              </m:r>
-              <m:r>
-                <m:t>&amp;</m:t>
-              </m:r>
-              <m:r>
-                <m:rPr>
-                  <m:nor/>
-                  <m:sty m:val="p"/>
-                </m:rPr>
-                <m:t>(definition of the joint mass function)</m:t>
-              </m:r>
-            </m:e>
-            <m:e>
-              <m:r>
-                <m:t>&amp;</m:t>
-              </m:r>
-              <m:r>
-                <m:rPr>
-                  <m:sty m:val="p"/>
-                </m:rPr>
-                <m:t>=</m:t>
-              </m:r>
-              <m:limLow>
-                <m:e>
-                  <m:r>
-                    <m:rPr>
-                      <m:sty m:val="p"/>
-                    </m:rPr>
-                    <m:t>Pr</m:t>
-                  </m:r>
-                </m:e>
-                <m:lim>
-                  <m:r>
-                    <m:t>θ</m:t>
-                  </m:r>
-                </m:lim>
-              </m:limLow>
-              <m:r>
-                <m:t>​</m:t>
-              </m:r>
-              <m:d>
-                <m:dPr>
-                  <m:begChr m:val="("/>
-                  <m:sepChr m:val=""/>
-                  <m:endChr m:val=")"/>
-                  <m:grow/>
-                </m:dPr>
-                <m:e>
-                  <m:limLow>
-                    <m:e>
-                      <m:r>
-                        <m:t>X</m:t>
-                      </m:r>
-                    </m:e>
-                    <m:lim>
-                      <m:r>
-                        <m:rPr>
-                          <m:sty m:val="p"/>
-                        </m:rPr>
-                        <m:t>∼</m:t>
-                      </m:r>
-                    </m:lim>
-                  </m:limLow>
-                  <m:r>
-                    <m:rPr>
-                      <m:sty m:val="p"/>
-                    </m:rPr>
-                    <m:t>=</m:t>
-                  </m:r>
-                  <m:limLow>
-                    <m:e>
-                      <m:r>
-                        <m:t>x</m:t>
-                      </m:r>
-                    </m:e>
-                    <m:lim>
-                      <m:r>
-                        <m:rPr>
-                          <m:sty m:val="p"/>
-                        </m:rPr>
-                        <m:t>∼</m:t>
-                      </m:r>
-                    </m:lim>
-                  </m:limLow>
-                  <m:r>
-                    <m:rPr>
-                      <m:sty m:val="p"/>
-                    </m:rPr>
-                    <m:t>,</m:t>
-                  </m:r>
-                  <m:r>
-                    <m:t> </m:t>
-                  </m:r>
-                  <m:r>
-                    <m:t>T</m:t>
-                  </m:r>
-                  <m:r>
-                    <m:t>​</m:t>
-                  </m:r>
-                  <m:d>
-                    <m:dPr>
-                      <m:begChr m:val="("/>
-                      <m:sepChr m:val=""/>
-                      <m:endChr m:val=")"/>
-                      <m:grow/>
-                    </m:dPr>
-                    <m:e>
-                      <m:limLow>
-                        <m:e>
-                          <m:r>
-                            <m:t>X</m:t>
-                          </m:r>
-                        </m:e>
-                        <m:lim>
-                          <m:r>
-                            <m:rPr>
-                              <m:sty m:val="p"/>
-                            </m:rPr>
-                            <m:t>∼</m:t>
-                          </m:r>
-                        </m:lim>
-                      </m:limLow>
-                    </m:e>
-                  </m:d>
-                  <m:r>
-                    <m:t>​</m:t>
-                  </m:r>
-                  <m:r>
-                    <m:rPr>
-                      <m:sty m:val="p"/>
-                    </m:rPr>
-                    <m:t>=</m:t>
-                  </m:r>
-                  <m:r>
-                    <m:t>t</m:t>
-                  </m:r>
-                </m:e>
-              </m:d>
-              <m:r>
-                <m:t>​</m:t>
-              </m:r>
-              <m:r>
-                <m:t>&amp;</m:t>
-              </m:r>
-              <m:r>
-                <m:t>&amp;</m:t>
-              </m:r>
-              <m:r>
-                <m:rPr>
-                  <m:nor/>
-                  <m:sty m:val="p"/>
-                </m:rPr>
-                <m:t>(the first event is inside the second)</m:t>
-              </m:r>
-            </m:e>
-            <m:e>
-              <m:r>
-                <m:t>&amp;</m:t>
-              </m:r>
-              <m:r>
-                <m:rPr>
-                  <m:sty m:val="p"/>
-                </m:rPr>
-                <m:t>=</m:t>
-              </m:r>
-              <m:limLow>
-                <m:e>
-                  <m:r>
-                    <m:rPr>
-                      <m:sty m:val="p"/>
-                    </m:rPr>
-                    <m:t>Pr</m:t>
-                  </m:r>
-                </m:e>
-                <m:lim>
-                  <m:r>
-                    <m:t>θ</m:t>
-                  </m:r>
-                </m:lim>
-              </m:limLow>
-              <m:r>
-                <m:t>​</m:t>
-              </m:r>
-              <m:d>
-                <m:dPr>
-                  <m:begChr m:val="("/>
-                  <m:sepChr m:val=""/>
-                  <m:endChr m:val=")"/>
-                  <m:grow/>
-                </m:dPr>
-                <m:e>
-                  <m:r>
-                    <m:t>T</m:t>
-                  </m:r>
-                  <m:r>
-                    <m:t>​</m:t>
-                  </m:r>
-                  <m:d>
-                    <m:dPr>
-                      <m:begChr m:val="("/>
-                      <m:sepChr m:val=""/>
-                      <m:endChr m:val=")"/>
-                      <m:grow/>
-                    </m:dPr>
-                    <m:e>
-                      <m:limLow>
-                        <m:e>
-                          <m:r>
-                            <m:t>X</m:t>
-                          </m:r>
-                        </m:e>
-                        <m:lim>
-                          <m:r>
-                            <m:rPr>
-                              <m:sty m:val="p"/>
-                            </m:rPr>
-                            <m:t>∼</m:t>
-                          </m:r>
-                        </m:lim>
-                      </m:limLow>
-                    </m:e>
-                  </m:d>
-                  <m:r>
-                    <m:t>​</m:t>
-                  </m:r>
-                  <m:r>
-                    <m:rPr>
-                      <m:sty m:val="p"/>
-                    </m:rPr>
-                    <m:t>=</m:t>
-                  </m:r>
-                  <m:r>
-                    <m:t>t</m:t>
-                  </m:r>
-                </m:e>
-              </m:d>
-              <m:r>
-                <m:t>​</m:t>
-              </m:r>
-              <m:r>
-                <m:t> </m:t>
-              </m:r>
-              <m:limLow>
-                <m:e>
-                  <m:r>
-                    <m:rPr>
-                      <m:sty m:val="p"/>
-                    </m:rPr>
-                    <m:t>Pr</m:t>
-                  </m:r>
-                </m:e>
-                <m:lim>
-                  <m:r>
-                    <m:t>θ</m:t>
-                  </m:r>
-                </m:lim>
-              </m:limLow>
-              <m:r>
-                <m:t>​</m:t>
-              </m:r>
-              <m:d>
-                <m:dPr>
-                  <m:begChr m:val="("/>
-                  <m:sepChr m:val=""/>
-                  <m:endChr m:val=")"/>
-                  <m:grow/>
-                </m:dPr>
-                <m:e>
-                  <m:limLow>
-                    <m:e>
-                      <m:r>
-                        <m:t>X</m:t>
-                      </m:r>
-                    </m:e>
-                    <m:lim>
-                      <m:r>
-                        <m:rPr>
-                          <m:sty m:val="p"/>
-                        </m:rPr>
-                        <m:t>∼</m:t>
-                      </m:r>
-                    </m:lim>
-                  </m:limLow>
-                  <m:r>
-                    <m:rPr>
-                      <m:sty m:val="p"/>
-                    </m:rPr>
-                    <m:t>=</m:t>
-                  </m:r>
-                  <m:limLow>
-                    <m:e>
-                      <m:r>
-                        <m:t>x</m:t>
-                      </m:r>
-                    </m:e>
-                    <m:lim>
-                      <m:r>
-                        <m:rPr>
-                          <m:sty m:val="p"/>
-                        </m:rPr>
-                        <m:t>∼</m:t>
-                      </m:r>
-                    </m:lim>
-                  </m:limLow>
-                  <m:r>
-                    <m:rPr>
-                      <m:sty m:val="p"/>
-                    </m:rPr>
-                    <m:t>∣</m:t>
-                  </m:r>
-                  <m:r>
-                    <m:t>T</m:t>
-                  </m:r>
-                  <m:r>
-                    <m:t>​</m:t>
-                  </m:r>
-                  <m:d>
-                    <m:dPr>
-                      <m:begChr m:val="("/>
-                      <m:sepChr m:val=""/>
-                      <m:endChr m:val=")"/>
-                      <m:grow/>
-                    </m:dPr>
-                    <m:e>
-                      <m:limLow>
-                        <m:e>
-                          <m:r>
-                            <m:t>X</m:t>
-                          </m:r>
-                        </m:e>
-                        <m:lim>
-                          <m:r>
-                            <m:rPr>
-                              <m:sty m:val="p"/>
-                            </m:rPr>
-                            <m:t>∼</m:t>
-                          </m:r>
-                        </m:lim>
-                      </m:limLow>
-                    </m:e>
-                  </m:d>
-                  <m:r>
-                    <m:t>​</m:t>
-                  </m:r>
-                  <m:r>
-                    <m:rPr>
-                      <m:sty m:val="p"/>
-                    </m:rPr>
-                    <m:t>=</m:t>
-                  </m:r>
-                  <m:r>
-                    <m:t>t</m:t>
-                  </m:r>
-                </m:e>
-              </m:d>
-              <m:r>
-                <m:t>​</m:t>
-              </m:r>
-              <m:r>
-                <m:t>&amp;</m:t>
-              </m:r>
-              <m:r>
-                <m:t>&amp;</m:t>
-              </m:r>
-              <m:r>
-                <m:rPr>
-                  <m:nor/>
-                  <m:sty m:val="p"/>
-                </m:rPr>
-                <m:t>(conditional probability)</m:t>
-              </m:r>
-            </m:e>
-            <m:e>
-              <m:r>
-                <m:t>&amp;</m:t>
-              </m:r>
-              <m:r>
-                <m:rPr>
-                  <m:sty m:val="p"/>
-                </m:rPr>
-                <m:t>=</m:t>
-              </m:r>
-              <m:r>
-                <m:t>g</m:t>
-              </m:r>
-              <m:r>
-                <m:t>​</m:t>
-              </m:r>
-              <m:d>
-                <m:dPr>
-                  <m:begChr m:val="("/>
-                  <m:sepChr m:val=""/>
-                  <m:endChr m:val=")"/>
-                  <m:grow/>
-                </m:dPr>
-                <m:e>
-                  <m:r>
-                    <m:t>t</m:t>
-                  </m:r>
-                  <m:r>
-                    <m:rPr>
-                      <m:sty m:val="p"/>
-                    </m:rPr>
-                    <m:t>;</m:t>
-                  </m:r>
-                  <m:r>
-                    <m:t>θ</m:t>
-                  </m:r>
-                </m:e>
-              </m:d>
-              <m:r>
-                <m:t>​</m:t>
-              </m:r>
-              <m:r>
-                <m:t> </m:t>
-              </m:r>
-              <m:r>
-                <m:t>h</m:t>
-              </m:r>
-              <m:r>
-                <m:t>​</m:t>
-              </m:r>
-              <m:d>
-                <m:dPr>
-                  <m:begChr m:val="("/>
-                  <m:sepChr m:val=""/>
-                  <m:endChr m:val=")"/>
-                  <m:grow/>
-                </m:dPr>
-                <m:e>
-                  <m:limLow>
-                    <m:e>
-                      <m:r>
-                        <m:t>x</m:t>
-                      </m:r>
-                    </m:e>
-                    <m:lim>
-                      <m:r>
-                        <m:rPr>
-                          <m:sty m:val="p"/>
-                        </m:rPr>
-                        <m:t>∼</m:t>
-                      </m:r>
-                    </m:lim>
-                  </m:limLow>
-                </m:e>
-              </m:d>
-              <m:r>
-                <m:t>​</m:t>
-              </m:r>
-              <m:r>
-                <m:t>&amp;</m:t>
-              </m:r>
-              <m:r>
-                <m:t>&amp;</m:t>
-              </m:r>
-              <m:r>
-                <m:rPr>
-                  <m:nor/>
-                  <m:sty m:val="p"/>
-                </m:rPr>
-                <m:t>(definitions of </m:t>
-              </m:r>
-              <m:r>
-                <m:t>g</m:t>
-              </m:r>
-              <m:r>
-                <m:rPr>
-                  <m:nor/>
-                  <m:sty m:val="p"/>
-                </m:rPr>
-                <m:t> and </m:t>
-              </m:r>
-              <m:r>
-                <m:t>h</m:t>
-              </m:r>
-              <m:r>
-                <m:rPr>
-                  <m:nor/>
-                  <m:sty m:val="p"/>
-                </m:rPr>
-                <m:t>)</m:t>
-              </m:r>
-            </m:e>
-          </m:eqArr>
-        </m:oMath>
-      </m:oMathPara>
-    </w:p>
-    <w:p>
-      <w:pPr>
-        <w:pStyle w:val="FirstParagraph"/>
-      </w:pPr>
-      <w:r>
-        <w:rPr>
-          <w:b/>
-          <w:bCs/>
-        </w:rPr>
-        <w:t xml:space="preserve">A factorization implies sufficient.</w:t>
-      </w:r>
-      <w:r>
-        <w:t xml:space="preserve"> </w:t>
-      </w:r>
-      <w:r>
-        <w:t xml:space="preserve">Suppose</w:t>
-      </w:r>
-      <w:r>
-        <w:t xml:space="preserve"> </w:t>
-      </w:r>
-      <w:hyperlink w:anchor="eq-factorization">
-        <w:r>
-          <w:rPr>
-            <w:rStyle w:val="Hyperlink"/>
-          </w:rPr>
-          <w:t xml:space="preserve">Equation 2</w:t>
-        </w:r>
-      </w:hyperlink>
-      <w:r>
-        <w:t xml:space="preserve"> </w:t>
-      </w:r>
-      <w:r>
-        <w:t xml:space="preserve">holds, and let</w:t>
-      </w:r>
-      <w:r>
-        <w:t xml:space="preserve"> </w:t>
-      </w:r>
-      <m:oMath>
-        <m:r>
-          <m:t>t</m:t>
-        </m:r>
-      </m:oMath>
-      <w:r>
-        <w:t xml:space="preserve"> </w:t>
-      </w:r>
-      <w:r>
-        <w:t xml:space="preserve">be a value with</w:t>
-      </w:r>
-      <w:r>
-        <w:t xml:space="preserve"> </w:t>
-      </w:r>
-      <m:oMath>
-        <m:sSub>
-          <m:e>
-            <m:r>
-              <m:rPr>
-                <m:sty m:val="p"/>
-              </m:rPr>
-              <m:t>Pr</m:t>
-            </m:r>
-          </m:e>
-          <m:sub>
-            <m:r>
-              <m:t>θ</m:t>
-            </m:r>
-          </m:sub>
-        </m:sSub>
-        <m:r>
-          <m:t>​</m:t>
-        </m:r>
-        <m:d>
-          <m:dPr>
-            <m:begChr m:val="("/>
-            <m:sepChr m:val=""/>
-            <m:endChr m:val=")"/>
-            <m:grow/>
-          </m:dPr>
-          <m:e>
-            <m:r>
-              <m:t>T</m:t>
-            </m:r>
-            <m:r>
-              <m:t>​</m:t>
-            </m:r>
-            <m:d>
-              <m:dPr>
-                <m:begChr m:val="("/>
-                <m:sepChr m:val=""/>
-                <m:endChr m:val=")"/>
-                <m:grow/>
-              </m:dPr>
-              <m:e>
-                <m:limLow>
-                  <m:e>
-                    <m:r>
-                      <m:t>X</m:t>
-                    </m:r>
-                  </m:e>
-                  <m:lim>
-                    <m:r>
-                      <m:rPr>
-                        <m:sty m:val="p"/>
-                      </m:rPr>
-                      <m:t>∼</m:t>
-                    </m:r>
-                  </m:lim>
-                </m:limLow>
-              </m:e>
-            </m:d>
-            <m:r>
-              <m:t>​</m:t>
-            </m:r>
-            <m:r>
-              <m:rPr>
-                <m:sty m:val="p"/>
-              </m:rPr>
-              <m:t>=</m:t>
-            </m:r>
-            <m:r>
-              <m:t>t</m:t>
-            </m:r>
-          </m:e>
-        </m:d>
-        <m:r>
-          <m:t>​</m:t>
-        </m:r>
-        <m:r>
-          <m:rPr>
-            <m:sty m:val="p"/>
-          </m:rPr>
-          <m:t>&gt;</m:t>
-        </m:r>
-        <m:r>
-          <m:t>0</m:t>
-        </m:r>
-      </m:oMath>
-      <w:r>
-        <w:t xml:space="preserve">.</w:t>
-      </w:r>
-      <w:r>
-        <w:t xml:space="preserve"> </w:t>
-      </w:r>
-      <w:r>
-        <w:t xml:space="preserve">The event</w:t>
-      </w:r>
-      <w:r>
-        <w:t xml:space="preserve"> </w:t>
-      </w:r>
-      <m:oMath>
-        <m:r>
-          <m:t>T</m:t>
-        </m:r>
-        <m:r>
-          <m:t>​</m:t>
-        </m:r>
-        <m:d>
-          <m:dPr>
-            <m:begChr m:val="("/>
-            <m:sepChr m:val=""/>
-            <m:endChr m:val=")"/>
-            <m:grow/>
-          </m:dPr>
-          <m:e>
-            <m:limLow>
-              <m:e>
-                <m:r>
-                  <m:t>X</m:t>
-                </m:r>
-              </m:e>
-              <m:lim>
-                <m:r>
-                  <m:rPr>
-                    <m:sty m:val="p"/>
-                  </m:rPr>
-                  <m:t>∼</m:t>
-                </m:r>
-              </m:lim>
-            </m:limLow>
-          </m:e>
-        </m:d>
-        <m:r>
-          <m:t>​</m:t>
-        </m:r>
-        <m:r>
-          <m:rPr>
-            <m:sty m:val="p"/>
-          </m:rPr>
-          <m:t>=</m:t>
-        </m:r>
-        <m:r>
-          <m:t>t</m:t>
-        </m:r>
-      </m:oMath>
-      <w:r>
-        <w:t xml:space="preserve"> </w:t>
-      </w:r>
-      <w:r>
-        <w:t xml:space="preserve">is the union of the disjoint events</w:t>
-      </w:r>
-      <w:r>
-        <w:t xml:space="preserve"> </w:t>
-      </w:r>
-      <m:oMath>
-        <m:limLow>
-          <m:e>
-            <m:r>
-              <m:t>X</m:t>
-            </m:r>
-          </m:e>
-          <m:lim>
-            <m:r>
-              <m:rPr>
-                <m:sty m:val="p"/>
-              </m:rPr>
-              <m:t>∼</m:t>
-            </m:r>
-          </m:lim>
-        </m:limLow>
-        <m:r>
-          <m:rPr>
-            <m:sty m:val="p"/>
-          </m:rPr>
-          <m:t>=</m:t>
-        </m:r>
-        <m:limLow>
-          <m:e>
-            <m:r>
-              <m:t>y</m:t>
-            </m:r>
-          </m:e>
-          <m:lim>
-            <m:r>
-              <m:rPr>
-                <m:sty m:val="p"/>
-              </m:rPr>
-              <m:t>∼</m:t>
-            </m:r>
-          </m:lim>
-        </m:limLow>
-      </m:oMath>
-      <w:r>
-        <w:t xml:space="preserve"> </w:t>
-      </w:r>
-      <w:r>
-        <w:t xml:space="preserve">over the samples</w:t>
-      </w:r>
-      <w:r>
-        <w:t xml:space="preserve"> </w:t>
-      </w:r>
-      <m:oMath>
-        <m:limLow>
-          <m:e>
-            <m:r>
-              <m:t>y</m:t>
-            </m:r>
-          </m:e>
-          <m:lim>
-            <m:r>
-              <m:rPr>
-                <m:sty m:val="p"/>
-              </m:rPr>
-              <m:t>∼</m:t>
-            </m:r>
-          </m:lim>
-        </m:limLow>
-      </m:oMath>
-      <w:r>
-        <w:t xml:space="preserve"> </w:t>
-      </w:r>
-      <w:r>
-        <w:t xml:space="preserve">with</w:t>
-      </w:r>
-      <w:r>
-        <w:t xml:space="preserve"> </w:t>
-      </w:r>
-      <m:oMath>
-        <m:r>
-          <m:t>T</m:t>
-        </m:r>
-        <m:r>
-          <m:t>​</m:t>
-        </m:r>
-        <m:d>
-          <m:dPr>
-            <m:begChr m:val="("/>
-            <m:sepChr m:val=""/>
-            <m:endChr m:val=")"/>
-            <m:grow/>
-          </m:dPr>
-          <m:e>
-            <m:limLow>
-              <m:e>
-                <m:r>
-                  <m:t>y</m:t>
-                </m:r>
-              </m:e>
-              <m:lim>
-                <m:r>
-                  <m:rPr>
-                    <m:sty m:val="p"/>
-                  </m:rPr>
-                  <m:t>∼</m:t>
-                </m:r>
-              </m:lim>
-            </m:limLow>
-          </m:e>
-        </m:d>
-        <m:r>
-          <m:t>​</m:t>
-        </m:r>
-        <m:r>
-          <m:rPr>
-            <m:sty m:val="p"/>
-          </m:rPr>
-          <m:t>=</m:t>
-        </m:r>
-        <m:r>
-          <m:t>t</m:t>
-        </m:r>
-      </m:oMath>
-      <w:r>
-        <w:t xml:space="preserve">, so</w:t>
-      </w:r>
-    </w:p>
-    <w:p>
-      <w:pPr>
-        <w:pStyle w:val="BodyText"/>
-      </w:pPr>
-      <m:oMathPara>
-        <m:oMathParaPr>
-          <m:jc m:val="center"/>
-        </m:oMathParaPr>
-        <m:oMath>
-          <m:eqArr>
-            <m:e>
-              <m:limLow>
-                <m:e>
-                  <m:r>
-                    <m:rPr>
-                      <m:sty m:val="p"/>
-                    </m:rPr>
-                    <m:t>Pr</m:t>
-                  </m:r>
-                </m:e>
-                <m:lim>
-                  <m:r>
-                    <m:t>θ</m:t>
-                  </m:r>
-                </m:lim>
-              </m:limLow>
-              <m:r>
-                <m:t>​</m:t>
-              </m:r>
-              <m:d>
-                <m:dPr>
-                  <m:begChr m:val="("/>
-                  <m:sepChr m:val=""/>
-                  <m:endChr m:val=")"/>
-                  <m:grow/>
-                </m:dPr>
-                <m:e>
-                  <m:r>
-                    <m:t>T</m:t>
-                  </m:r>
-                  <m:r>
-                    <m:t>​</m:t>
-                  </m:r>
-                  <m:d>
-                    <m:dPr>
-                      <m:begChr m:val="("/>
-                      <m:sepChr m:val=""/>
-                      <m:endChr m:val=")"/>
-                      <m:grow/>
-                    </m:dPr>
-                    <m:e>
-                      <m:limLow>
-                        <m:e>
-                          <m:r>
-                            <m:t>X</m:t>
-                          </m:r>
-                        </m:e>
-                        <m:lim>
-                          <m:r>
-                            <m:rPr>
-                              <m:sty m:val="p"/>
-                            </m:rPr>
-                            <m:t>∼</m:t>
-                          </m:r>
-                        </m:lim>
-                      </m:limLow>
-                    </m:e>
-                  </m:d>
-                  <m:r>
-                    <m:t>​</m:t>
-                  </m:r>
-                  <m:r>
-                    <m:rPr>
-                      <m:sty m:val="p"/>
-                    </m:rPr>
-                    <m:t>=</m:t>
-                  </m:r>
-                  <m:r>
-                    <m:t>t</m:t>
-                  </m:r>
-                </m:e>
-              </m:d>
-              <m:r>
-                <m:t>​</m:t>
-              </m:r>
-              <m:r>
-                <m:t>&amp;</m:t>
-              </m:r>
-              <m:r>
-                <m:rPr>
-                  <m:sty m:val="p"/>
-                </m:rPr>
-                <m:t>=</m:t>
-              </m:r>
-              <m:nary>
-                <m:naryPr>
-                  <m:chr m:val="∑"/>
-                  <m:limLoc m:val="undOvr"/>
-                  <m:subHide m:val="off"/>
-                  <m:supHide m:val="on"/>
-                </m:naryPr>
-                <m:sub>
-                  <m:limLow>
-                    <m:e>
-                      <m:r>
-                        <m:t>y</m:t>
-                      </m:r>
-                    </m:e>
-                    <m:lim>
-                      <m:r>
-                        <m:rPr>
-                          <m:sty m:val="p"/>
-                        </m:rPr>
-                        <m:t>∼</m:t>
-                      </m:r>
-                    </m:lim>
-                  </m:limLow>
-                  <m:r>
-                    <m:rPr>
-                      <m:sty m:val="p"/>
-                    </m:rPr>
-                    <m:t>:</m:t>
-                  </m:r>
-                  <m:r>
-                    <m:t> </m:t>
-                  </m:r>
-                  <m:r>
-                    <m:t>T</m:t>
-                  </m:r>
-                  <m:r>
-                    <m:t>​</m:t>
-                  </m:r>
-                  <m:d>
-                    <m:dPr>
-                      <m:begChr m:val="("/>
-                      <m:sepChr m:val=""/>
-                      <m:endChr m:val=")"/>
-                      <m:grow/>
-                    </m:dPr>
-                    <m:e>
-                      <m:limLow>
-                        <m:e>
-                          <m:r>
-                            <m:t>y</m:t>
-                          </m:r>
-                        </m:e>
-                        <m:lim>
-                          <m:r>
-                            <m:rPr>
-                              <m:sty m:val="p"/>
-                            </m:rPr>
-                            <m:t>∼</m:t>
-                          </m:r>
-                        </m:lim>
-                      </m:limLow>
-                    </m:e>
-                  </m:d>
-                  <m:r>
-                    <m:t>​</m:t>
-                  </m:r>
-                  <m:r>
-                    <m:rPr>
-                      <m:sty m:val="p"/>
-                    </m:rPr>
-                    <m:t>=</m:t>
-                  </m:r>
-                  <m:r>
-                    <m:t>t</m:t>
-                  </m:r>
-                </m:sub>
-                <m:sup>
-                  <m:r>
-                    <m:t>​</m:t>
-                  </m:r>
-                </m:sup>
-                <m:e>
-                  <m:r>
-                    <m:rPr>
-                      <m:sty m:val="p"/>
-                    </m:rPr>
-                    <m:t>f</m:t>
-                  </m:r>
-                </m:e>
-              </m:nary>
-              <m:r>
-                <m:t>​</m:t>
-              </m:r>
-              <m:d>
-                <m:dPr>
-                  <m:begChr m:val="("/>
-                  <m:sepChr m:val=""/>
-                  <m:endChr m:val=")"/>
-                  <m:grow/>
-                </m:dPr>
-                <m:e>
-                  <m:limLow>
-                    <m:e>
-                      <m:r>
-                        <m:t>y</m:t>
-                      </m:r>
-                    </m:e>
-                    <m:lim>
-                      <m:r>
-                        <m:rPr>
-                          <m:sty m:val="p"/>
-                        </m:rPr>
-                        <m:t>∼</m:t>
-                      </m:r>
-                    </m:lim>
-                  </m:limLow>
-                  <m:r>
-                    <m:rPr>
-                      <m:sty m:val="p"/>
-                    </m:rPr>
-                    <m:t>;</m:t>
-                  </m:r>
-                  <m:r>
-                    <m:t>θ</m:t>
-                  </m:r>
-                </m:e>
-              </m:d>
-              <m:r>
-                <m:t>​</m:t>
-              </m:r>
-              <m:r>
-                <m:t>&amp;</m:t>
-              </m:r>
-              <m:r>
-                <m:t>&amp;</m:t>
-              </m:r>
-              <m:r>
-                <m:rPr>
-                  <m:nor/>
-                  <m:sty m:val="p"/>
-                </m:rPr>
-                <m:t>(disjoint events add)</m:t>
-              </m:r>
-            </m:e>
-            <m:e>
-              <m:r>
-                <m:t>&amp;</m:t>
-              </m:r>
-              <m:r>
-                <m:rPr>
-                  <m:sty m:val="p"/>
-                </m:rPr>
-                <m:t>=</m:t>
-              </m:r>
-              <m:nary>
-                <m:naryPr>
-                  <m:chr m:val="∑"/>
-                  <m:limLoc m:val="undOvr"/>
-                  <m:subHide m:val="off"/>
-                  <m:supHide m:val="on"/>
-                </m:naryPr>
-                <m:sub>
-                  <m:limLow>
-                    <m:e>
-                      <m:r>
-                        <m:t>y</m:t>
-                      </m:r>
-                    </m:e>
-                    <m:lim>
-                      <m:r>
-                        <m:rPr>
-                          <m:sty m:val="p"/>
-                        </m:rPr>
-                        <m:t>∼</m:t>
-                      </m:r>
-                    </m:lim>
-                  </m:limLow>
-                  <m:r>
-                    <m:rPr>
-                      <m:sty m:val="p"/>
-                    </m:rPr>
-                    <m:t>:</m:t>
-                  </m:r>
-                  <m:r>
-                    <m:t> </m:t>
-                  </m:r>
-                  <m:r>
-                    <m:t>T</m:t>
-                  </m:r>
-                  <m:r>
-                    <m:t>​</m:t>
-                  </m:r>
-                  <m:d>
-                    <m:dPr>
-                      <m:begChr m:val="("/>
-                      <m:sepChr m:val=""/>
-                      <m:endChr m:val=")"/>
-                      <m:grow/>
-                    </m:dPr>
-                    <m:e>
-                      <m:limLow>
-                        <m:e>
-                          <m:r>
-                            <m:t>y</m:t>
-                          </m:r>
-                        </m:e>
-                        <m:lim>
-                          <m:r>
-                            <m:rPr>
-                              <m:sty m:val="p"/>
-                            </m:rPr>
-                            <m:t>∼</m:t>
-                          </m:r>
-                        </m:lim>
-                      </m:limLow>
-                    </m:e>
-                  </m:d>
-                  <m:r>
-                    <m:t>​</m:t>
-                  </m:r>
-                  <m:r>
-                    <m:rPr>
-                      <m:sty m:val="p"/>
-                    </m:rPr>
-                    <m:t>=</m:t>
-                  </m:r>
-                  <m:r>
-                    <m:t>t</m:t>
-                  </m:r>
-                </m:sub>
-                <m:sup>
-                  <m:r>
-                    <m:t>​</m:t>
-                  </m:r>
-                </m:sup>
-                <m:e>
-                  <m:r>
-                    <m:t>g</m:t>
-                  </m:r>
-                </m:e>
-              </m:nary>
-              <m:r>
-                <m:t>​</m:t>
-              </m:r>
-              <m:d>
-                <m:dPr>
-                  <m:begChr m:val="("/>
-                  <m:sepChr m:val=""/>
-                  <m:endChr m:val=")"/>
-                  <m:grow/>
-                </m:dPr>
-                <m:e>
-                  <m:r>
-                    <m:t>T</m:t>
-                  </m:r>
-                  <m:r>
-                    <m:t>​</m:t>
-                  </m:r>
-                  <m:d>
-                    <m:dPr>
-                      <m:begChr m:val="("/>
-                      <m:sepChr m:val=""/>
-                      <m:endChr m:val=")"/>
-                      <m:grow/>
-                    </m:dPr>
-                    <m:e>
-                      <m:limLow>
-                        <m:e>
-                          <m:r>
-                            <m:t>y</m:t>
-                          </m:r>
-                        </m:e>
-                        <m:lim>
-                          <m:r>
-                            <m:rPr>
-                              <m:sty m:val="p"/>
-                            </m:rPr>
-                            <m:t>∼</m:t>
-                          </m:r>
-                        </m:lim>
-                      </m:limLow>
-                    </m:e>
-                  </m:d>
-                  <m:r>
-                    <m:t>​</m:t>
-                  </m:r>
-                  <m:r>
-                    <m:rPr>
-                      <m:sty m:val="p"/>
-                    </m:rPr>
-                    <m:t>;</m:t>
-                  </m:r>
-                  <m:r>
-                    <m:t>θ</m:t>
-                  </m:r>
-                </m:e>
-              </m:d>
-              <m:r>
-                <m:t>​</m:t>
-              </m:r>
-              <m:r>
-                <m:t> </m:t>
-              </m:r>
-              <m:r>
-                <m:t>h</m:t>
-              </m:r>
-              <m:r>
-                <m:t>​</m:t>
-              </m:r>
-              <m:d>
-                <m:dPr>
-                  <m:begChr m:val="("/>
-                  <m:sepChr m:val=""/>
-                  <m:endChr m:val=")"/>
-                  <m:grow/>
-                </m:dPr>
-                <m:e>
-                  <m:limLow>
-                    <m:e>
-                      <m:r>
-                        <m:t>y</m:t>
-                      </m:r>
-                    </m:e>
-                    <m:lim>
-                      <m:r>
-                        <m:rPr>
-                          <m:sty m:val="p"/>
-                        </m:rPr>
-                        <m:t>∼</m:t>
-                      </m:r>
-                    </m:lim>
-                  </m:limLow>
-                </m:e>
-              </m:d>
-              <m:r>
-                <m:t>​</m:t>
-              </m:r>
-              <m:r>
-                <m:t>&amp;</m:t>
-              </m:r>
-              <m:r>
-                <m:t>&amp;</m:t>
-              </m:r>
-              <m:r>
-                <m:rPr>
-                  <m:nor/>
-                  <m:sty m:val="p"/>
-                </m:rPr>
-                <m:t>(factorization)</m:t>
-              </m:r>
-            </m:e>
-            <m:e>
-              <m:r>
-                <m:t>&amp;</m:t>
-              </m:r>
-              <m:r>
-                <m:rPr>
-                  <m:sty m:val="p"/>
-                </m:rPr>
-                <m:t>=</m:t>
-              </m:r>
-              <m:nary>
-                <m:naryPr>
-                  <m:chr m:val="∑"/>
-                  <m:limLoc m:val="undOvr"/>
-                  <m:subHide m:val="off"/>
-                  <m:supHide m:val="on"/>
-                </m:naryPr>
-                <m:sub>
-                  <m:limLow>
-                    <m:e>
-                      <m:r>
-                        <m:t>y</m:t>
-                      </m:r>
-                    </m:e>
-                    <m:lim>
-                      <m:r>
-                        <m:rPr>
-                          <m:sty m:val="p"/>
-                        </m:rPr>
-                        <m:t>∼</m:t>
-                      </m:r>
-                    </m:lim>
-                  </m:limLow>
-                  <m:r>
-                    <m:rPr>
-                      <m:sty m:val="p"/>
-                    </m:rPr>
-                    <m:t>:</m:t>
-                  </m:r>
-                  <m:r>
-                    <m:t> </m:t>
-                  </m:r>
-                  <m:r>
-                    <m:t>T</m:t>
-                  </m:r>
-                  <m:r>
-                    <m:t>​</m:t>
-                  </m:r>
-                  <m:d>
-                    <m:dPr>
-                      <m:begChr m:val="("/>
-                      <m:sepChr m:val=""/>
-                      <m:endChr m:val=")"/>
-                      <m:grow/>
-                    </m:dPr>
-                    <m:e>
-                      <m:limLow>
-                        <m:e>
-                          <m:r>
-                            <m:t>y</m:t>
-                          </m:r>
-                        </m:e>
-                        <m:lim>
-                          <m:r>
-                            <m:rPr>
-                              <m:sty m:val="p"/>
-                            </m:rPr>
-                            <m:t>∼</m:t>
-                          </m:r>
-                        </m:lim>
-                      </m:limLow>
-                    </m:e>
-                  </m:d>
-                  <m:r>
-                    <m:t>​</m:t>
-                  </m:r>
-                  <m:r>
-                    <m:rPr>
-                      <m:sty m:val="p"/>
-                    </m:rPr>
-                    <m:t>=</m:t>
-                  </m:r>
-                  <m:r>
-                    <m:t>t</m:t>
-                  </m:r>
-                </m:sub>
-                <m:sup>
-                  <m:r>
-                    <m:t>​</m:t>
-                  </m:r>
-                </m:sup>
-                <m:e>
-                  <m:r>
-                    <m:t>g</m:t>
-                  </m:r>
-                </m:e>
-              </m:nary>
-              <m:r>
-                <m:t>​</m:t>
-              </m:r>
-              <m:d>
-                <m:dPr>
-                  <m:begChr m:val="("/>
-                  <m:sepChr m:val=""/>
-                  <m:endChr m:val=")"/>
-                  <m:grow/>
-                </m:dPr>
-                <m:e>
-                  <m:r>
-                    <m:t>t</m:t>
-                  </m:r>
-                  <m:r>
-                    <m:rPr>
-                      <m:sty m:val="p"/>
-                    </m:rPr>
-                    <m:t>;</m:t>
-                  </m:r>
-                  <m:r>
-                    <m:t>θ</m:t>
-                  </m:r>
-                </m:e>
-              </m:d>
-              <m:r>
-                <m:t>​</m:t>
-              </m:r>
-              <m:r>
-                <m:t> </m:t>
-              </m:r>
-              <m:r>
-                <m:t>h</m:t>
-              </m:r>
-              <m:r>
-                <m:t>​</m:t>
-              </m:r>
-              <m:d>
-                <m:dPr>
-                  <m:begChr m:val="("/>
-                  <m:sepChr m:val=""/>
-                  <m:endChr m:val=")"/>
-                  <m:grow/>
-                </m:dPr>
-                <m:e>
-                  <m:limLow>
-                    <m:e>
-                      <m:r>
-                        <m:t>y</m:t>
-                      </m:r>
-                    </m:e>
-                    <m:lim>
-                      <m:r>
-                        <m:rPr>
-                          <m:sty m:val="p"/>
-                        </m:rPr>
-                        <m:t>∼</m:t>
-                      </m:r>
-                    </m:lim>
-                  </m:limLow>
-                </m:e>
-              </m:d>
-              <m:r>
-                <m:t>​</m:t>
-              </m:r>
-              <m:r>
-                <m:t>&amp;</m:t>
-              </m:r>
-              <m:r>
-                <m:t>&amp;</m:t>
-              </m:r>
-              <m:r>
-                <m:rPr>
-                  <m:nor/>
-                  <m:sty m:val="p"/>
-                </m:rPr>
-                <m:t>(each term has </m:t>
-              </m:r>
-              <m:r>
-                <m:t>T</m:t>
-              </m:r>
-              <m:r>
-                <m:t>​</m:t>
-              </m:r>
-              <m:d>
-                <m:dPr>
-                  <m:begChr m:val="("/>
-                  <m:sepChr m:val=""/>
-                  <m:endChr m:val=")"/>
-                  <m:grow/>
-                </m:dPr>
-                <m:e>
-                  <m:limLow>
-                    <m:e>
-                      <m:r>
-                        <m:t>y</m:t>
-                      </m:r>
-                    </m:e>
-                    <m:lim>
-                      <m:r>
-                        <m:rPr>
-                          <m:sty m:val="p"/>
-                        </m:rPr>
-                        <m:t>∼</m:t>
-                      </m:r>
-                    </m:lim>
-                  </m:limLow>
-                </m:e>
-              </m:d>
-              <m:r>
-                <m:t>​</m:t>
-              </m:r>
-              <m:r>
-                <m:rPr>
-                  <m:sty m:val="p"/>
-                </m:rPr>
-                <m:t>=</m:t>
-              </m:r>
-              <m:r>
-                <m:t>t</m:t>
-              </m:r>
-              <m:r>
-                <m:rPr>
-                  <m:nor/>
-                  <m:sty m:val="p"/>
-                </m:rPr>
-                <m:t>)</m:t>
-              </m:r>
-            </m:e>
-            <m:e>
-              <m:r>
-                <m:t>&amp;</m:t>
-              </m:r>
-              <m:r>
-                <m:rPr>
-                  <m:sty m:val="p"/>
-                </m:rPr>
-                <m:t>=</m:t>
-              </m:r>
-              <m:r>
-                <m:t>g</m:t>
-              </m:r>
-              <m:r>
-                <m:t>​</m:t>
-              </m:r>
-              <m:d>
-                <m:dPr>
-                  <m:begChr m:val="("/>
-                  <m:sepChr m:val=""/>
-                  <m:endChr m:val=")"/>
-                  <m:grow/>
-                </m:dPr>
-                <m:e>
-                  <m:r>
-                    <m:t>t</m:t>
-                  </m:r>
-                  <m:r>
-                    <m:rPr>
-                      <m:sty m:val="p"/>
-                    </m:rPr>
-                    <m:t>;</m:t>
-                  </m:r>
-                  <m:r>
-                    <m:t>θ</m:t>
-                  </m:r>
-                </m:e>
-              </m:d>
-              <m:r>
-                <m:t>​</m:t>
-              </m:r>
-              <m:nary>
-                <m:naryPr>
-                  <m:chr m:val="∑"/>
-                  <m:limLoc m:val="undOvr"/>
-                  <m:subHide m:val="off"/>
-                  <m:supHide m:val="on"/>
-                </m:naryPr>
-                <m:sub>
-                  <m:limLow>
-                    <m:e>
-                      <m:r>
-                        <m:t>y</m:t>
-                      </m:r>
-                    </m:e>
-                    <m:lim>
-                      <m:r>
-                        <m:rPr>
-                          <m:sty m:val="p"/>
-                        </m:rPr>
-                        <m:t>∼</m:t>
-                      </m:r>
-                    </m:lim>
-                  </m:limLow>
-                  <m:r>
-                    <m:rPr>
-                      <m:sty m:val="p"/>
-                    </m:rPr>
-                    <m:t>:</m:t>
-                  </m:r>
-                  <m:r>
-                    <m:t> </m:t>
-                  </m:r>
-                  <m:r>
-                    <m:t>T</m:t>
-                  </m:r>
-                  <m:r>
-                    <m:t>​</m:t>
-                  </m:r>
-                  <m:d>
-                    <m:dPr>
-                      <m:begChr m:val="("/>
-                      <m:sepChr m:val=""/>
-                      <m:endChr m:val=")"/>
-                      <m:grow/>
-                    </m:dPr>
-                    <m:e>
-                      <m:limLow>
-                        <m:e>
-                          <m:r>
-                            <m:t>y</m:t>
-                          </m:r>
-                        </m:e>
-                        <m:lim>
-                          <m:r>
-                            <m:rPr>
-                              <m:sty m:val="p"/>
-                            </m:rPr>
-                            <m:t>∼</m:t>
-                          </m:r>
-                        </m:lim>
-                      </m:limLow>
-                    </m:e>
-                  </m:d>
-                  <m:r>
-                    <m:t>​</m:t>
-                  </m:r>
-                  <m:r>
-                    <m:rPr>
-                      <m:sty m:val="p"/>
-                    </m:rPr>
-                    <m:t>=</m:t>
-                  </m:r>
-                  <m:r>
-                    <m:t>t</m:t>
-                  </m:r>
-                </m:sub>
-                <m:sup>
-                  <m:r>
-                    <m:t>​</m:t>
-                  </m:r>
-                </m:sup>
-                <m:e>
-                  <m:r>
-                    <m:t>h</m:t>
-                  </m:r>
-                </m:e>
-              </m:nary>
-              <m:r>
-                <m:t>​</m:t>
-              </m:r>
-              <m:d>
-                <m:dPr>
-                  <m:begChr m:val="("/>
-                  <m:sepChr m:val=""/>
-                  <m:endChr m:val=")"/>
-                  <m:grow/>
-                </m:dPr>
-                <m:e>
-                  <m:limLow>
-                    <m:e>
-                      <m:r>
-                        <m:t>y</m:t>
-                      </m:r>
-                    </m:e>
-                    <m:lim>
-                      <m:r>
-                        <m:rPr>
-                          <m:sty m:val="p"/>
-                        </m:rPr>
-                        <m:t>∼</m:t>
-                      </m:r>
-                    </m:lim>
-                  </m:limLow>
-                </m:e>
-              </m:d>
-              <m:r>
-                <m:t>​</m:t>
-              </m:r>
-              <m:r>
-                <m:t>&amp;</m:t>
-              </m:r>
-              <m:r>
-                <m:t>&amp;</m:t>
-              </m:r>
-              <m:r>
-                <m:rPr>
-                  <m:nor/>
-                  <m:sty m:val="p"/>
-                </m:rPr>
-                <m:t>(factor out the common term)</m:t>
-              </m:r>
-            </m:e>
-          </m:eqArr>
-        </m:oMath>
-      </m:oMathPara>
-    </w:p>
-    <w:p>
-      <w:pPr>
-        <w:pStyle w:val="FirstParagraph"/>
-      </w:pPr>
-      <w:r>
-        <w:t xml:space="preserve">This is positive, so</w:t>
-      </w:r>
-      <w:r>
-        <w:t xml:space="preserve"> </w:t>
-      </w:r>
-      <m:oMath>
-        <m:r>
-          <m:t>g</m:t>
-        </m:r>
-        <m:r>
-          <m:t>​</m:t>
-        </m:r>
-        <m:d>
-          <m:dPr>
-            <m:begChr m:val="("/>
-            <m:sepChr m:val=""/>
-            <m:endChr m:val=")"/>
-            <m:grow/>
-          </m:dPr>
-          <m:e>
-            <m:r>
-              <m:t>t</m:t>
-            </m:r>
-            <m:r>
-              <m:rPr>
-                <m:sty m:val="p"/>
-              </m:rPr>
-              <m:t>;</m:t>
-            </m:r>
-            <m:r>
-              <m:t>θ</m:t>
-            </m:r>
-          </m:e>
-        </m:d>
-        <m:r>
-          <m:t>​</m:t>
-        </m:r>
-        <m:r>
-          <m:rPr>
-            <m:sty m:val="p"/>
-          </m:rPr>
-          <m:t>&gt;</m:t>
-        </m:r>
-        <m:r>
-          <m:t>0</m:t>
-        </m:r>
-      </m:oMath>
-      <w:r>
-        <w:t xml:space="preserve">.</w:t>
-      </w:r>
-      <w:r>
-        <w:t xml:space="preserve"> </w:t>
-      </w:r>
-      <w:r>
-        <w:t xml:space="preserve">For a sample</w:t>
-      </w:r>
-      <w:r>
-        <w:t xml:space="preserve"> </w:t>
-      </w:r>
-      <m:oMath>
-        <m:limLow>
-          <m:e>
-            <m:r>
-              <m:t>x</m:t>
-            </m:r>
-          </m:e>
-          <m:lim>
-            <m:r>
-              <m:rPr>
-                <m:sty m:val="p"/>
-              </m:rPr>
-              <m:t>∼</m:t>
-            </m:r>
-          </m:lim>
-        </m:limLow>
-      </m:oMath>
-      <w:r>
-        <w:t xml:space="preserve"> </w:t>
-      </w:r>
-      <w:r>
-        <w:t xml:space="preserve">with</w:t>
-      </w:r>
-      <w:r>
-        <w:t xml:space="preserve"> </w:t>
-      </w:r>
-      <m:oMath>
-        <m:r>
-          <m:t>T</m:t>
-        </m:r>
-        <m:r>
-          <m:t>​</m:t>
-        </m:r>
-        <m:d>
-          <m:dPr>
-            <m:begChr m:val="("/>
-            <m:sepChr m:val=""/>
-            <m:endChr m:val=")"/>
-            <m:grow/>
-          </m:dPr>
-          <m:e>
-            <m:limLow>
-              <m:e>
-                <m:r>
-                  <m:t>x</m:t>
-                </m:r>
-              </m:e>
-              <m:lim>
-                <m:r>
-                  <m:rPr>
-                    <m:sty m:val="p"/>
-                  </m:rPr>
-                  <m:t>∼</m:t>
-                </m:r>
-              </m:lim>
-            </m:limLow>
-          </m:e>
-        </m:d>
-        <m:r>
-          <m:t>​</m:t>
-        </m:r>
-        <m:r>
-          <m:rPr>
-            <m:sty m:val="p"/>
-          </m:rPr>
-          <m:t>=</m:t>
-        </m:r>
-        <m:r>
-          <m:t>t</m:t>
-        </m:r>
-      </m:oMath>
-      <w:r>
-        <w:t xml:space="preserve">,</w:t>
-      </w:r>
-    </w:p>
-    <w:p>
-      <w:pPr>
-        <w:pStyle w:val="BodyText"/>
-      </w:pPr>
-      <m:oMathPara>
-        <m:oMathParaPr>
-          <m:jc m:val="center"/>
-        </m:oMathParaPr>
-        <m:oMath>
-          <m:eqArr>
-            <m:e>
-              <m:limLow>
-                <m:e>
-                  <m:r>
-                    <m:rPr>
-                      <m:sty m:val="p"/>
-                    </m:rPr>
-                    <m:t>Pr</m:t>
-                  </m:r>
-                </m:e>
-                <m:lim>
-                  <m:r>
-                    <m:t>θ</m:t>
-                  </m:r>
-                </m:lim>
-              </m:limLow>
-              <m:r>
-                <m:t>​</m:t>
-              </m:r>
-              <m:d>
-                <m:dPr>
-                  <m:begChr m:val="("/>
-                  <m:sepChr m:val=""/>
-                  <m:endChr m:val=")"/>
-                  <m:grow/>
-                </m:dPr>
-                <m:e>
-                  <m:limLow>
-                    <m:e>
-                      <m:r>
-                        <m:t>X</m:t>
-                      </m:r>
-                    </m:e>
-                    <m:lim>
-                      <m:r>
-                        <m:rPr>
-                          <m:sty m:val="p"/>
-                        </m:rPr>
-                        <m:t>∼</m:t>
-                      </m:r>
-                    </m:lim>
-                  </m:limLow>
-                  <m:r>
-                    <m:rPr>
-                      <m:sty m:val="p"/>
-                    </m:rPr>
-                    <m:t>=</m:t>
-                  </m:r>
-                  <m:limLow>
-                    <m:e>
-                      <m:r>
-                        <m:t>x</m:t>
-                      </m:r>
-                    </m:e>
-                    <m:lim>
-                      <m:r>
-                        <m:rPr>
-                          <m:sty m:val="p"/>
-                        </m:rPr>
-                        <m:t>∼</m:t>
-                      </m:r>
-                    </m:lim>
-                  </m:limLow>
-                  <m:r>
-                    <m:rPr>
-                      <m:sty m:val="p"/>
-                    </m:rPr>
-                    <m:t>∣</m:t>
-                  </m:r>
-                  <m:r>
-                    <m:t>T</m:t>
-                  </m:r>
-                  <m:r>
-                    <m:t>​</m:t>
-                  </m:r>
-                  <m:d>
-                    <m:dPr>
-                      <m:begChr m:val="("/>
-                      <m:sepChr m:val=""/>
-                      <m:endChr m:val=")"/>
-                      <m:grow/>
-                    </m:dPr>
-                    <m:e>
-                      <m:limLow>
-                        <m:e>
-                          <m:r>
-                            <m:t>X</m:t>
-                          </m:r>
-                        </m:e>
-                        <m:lim>
-                          <m:r>
-                            <m:rPr>
-                              <m:sty m:val="p"/>
-                            </m:rPr>
-                            <m:t>∼</m:t>
-                          </m:r>
-                        </m:lim>
-                      </m:limLow>
-                    </m:e>
-                  </m:d>
-                  <m:r>
-                    <m:t>​</m:t>
-                  </m:r>
-                  <m:r>
-                    <m:rPr>
-                      <m:sty m:val="p"/>
-                    </m:rPr>
-                    <m:t>=</m:t>
-                  </m:r>
-                  <m:r>
-                    <m:t>t</m:t>
-                  </m:r>
-                </m:e>
-              </m:d>
-              <m:r>
-                <m:t>​</m:t>
-              </m:r>
-              <m:r>
-                <m:t>&amp;</m:t>
-              </m:r>
-              <m:r>
-                <m:rPr>
-                  <m:sty m:val="p"/>
-                </m:rPr>
-                <m:t>=</m:t>
-              </m:r>
-              <m:f>
-                <m:fPr>
-                  <m:type m:val="bar"/>
-                </m:fPr>
-                <m:num>
-                  <m:r>
-                    <m:rPr>
-                      <m:sty m:val="p"/>
-                    </m:rPr>
-                    <m:t>f</m:t>
-                  </m:r>
-                  <m:r>
-                    <m:t>​</m:t>
-                  </m:r>
-                  <m:d>
-                    <m:dPr>
-                      <m:begChr m:val="("/>
-                      <m:sepChr m:val=""/>
-                      <m:endChr m:val=")"/>
-                      <m:grow/>
-                    </m:dPr>
-                    <m:e>
-                      <m:limLow>
-                        <m:e>
-                          <m:r>
-                            <m:t>x</m:t>
-                          </m:r>
-                        </m:e>
-                        <m:lim>
-                          <m:r>
-                            <m:rPr>
-                              <m:sty m:val="p"/>
-                            </m:rPr>
-                            <m:t>∼</m:t>
-                          </m:r>
-                        </m:lim>
-                      </m:limLow>
-                      <m:r>
-                        <m:rPr>
-                          <m:sty m:val="p"/>
-                        </m:rPr>
-                        <m:t>;</m:t>
-                      </m:r>
-                      <m:r>
-                        <m:t>θ</m:t>
-                      </m:r>
-                    </m:e>
-                  </m:d>
-                  <m:r>
-                    <m:t>​</m:t>
-                  </m:r>
-                </m:num>
-                <m:den>
-                  <m:limLow>
-                    <m:e>
-                      <m:r>
-                        <m:rPr>
-                          <m:sty m:val="p"/>
-                        </m:rPr>
-                        <m:t>Pr</m:t>
-                      </m:r>
-                    </m:e>
-                    <m:lim>
-                      <m:r>
-                        <m:t>θ</m:t>
-                      </m:r>
-                    </m:lim>
-                  </m:limLow>
-                  <m:r>
-                    <m:t>​</m:t>
-                  </m:r>
-                  <m:d>
-                    <m:dPr>
-                      <m:begChr m:val="("/>
-                      <m:sepChr m:val=""/>
-                      <m:endChr m:val=")"/>
-                      <m:grow/>
-                    </m:dPr>
-                    <m:e>
-                      <m:r>
-                        <m:t>T</m:t>
-                      </m:r>
-                      <m:r>
-                        <m:t>​</m:t>
-                      </m:r>
-                      <m:d>
-                        <m:dPr>
-                          <m:begChr m:val="("/>
-                          <m:sepChr m:val=""/>
-                          <m:endChr m:val=")"/>
-                          <m:grow/>
-                        </m:dPr>
-                        <m:e>
-                          <m:limLow>
-                            <m:e>
-                              <m:r>
-                                <m:t>X</m:t>
-                              </m:r>
-                            </m:e>
-                            <m:lim>
-                              <m:r>
-                                <m:rPr>
-                                  <m:sty m:val="p"/>
-                                </m:rPr>
-                                <m:t>∼</m:t>
-                              </m:r>
-                            </m:lim>
-                          </m:limLow>
-                        </m:e>
-                      </m:d>
-                      <m:r>
-                        <m:t>​</m:t>
-                      </m:r>
-                      <m:r>
-                        <m:rPr>
-                          <m:sty m:val="p"/>
-                        </m:rPr>
-                        <m:t>=</m:t>
-                      </m:r>
-                      <m:r>
-                        <m:t>t</m:t>
-                      </m:r>
-                    </m:e>
-                  </m:d>
-                  <m:r>
-                    <m:t>​</m:t>
-                  </m:r>
-                </m:den>
-              </m:f>
-              <m:r>
-                <m:t>&amp;</m:t>
-              </m:r>
-              <m:r>
-                <m:t>&amp;</m:t>
-              </m:r>
-              <m:r>
-                <m:rPr>
-                  <m:nor/>
-                  <m:sty m:val="p"/>
-                </m:rPr>
-                <m:t>(conditional probability)</m:t>
-              </m:r>
-            </m:e>
-            <m:e>
-              <m:r>
-                <m:t>&amp;</m:t>
-              </m:r>
-              <m:r>
-                <m:rPr>
-                  <m:sty m:val="p"/>
-                </m:rPr>
-                <m:t>=</m:t>
-              </m:r>
-              <m:f>
-                <m:fPr>
-                  <m:type m:val="bar"/>
-                </m:fPr>
-                <m:num>
-                  <m:r>
-                    <m:t>g</m:t>
-                  </m:r>
-                  <m:r>
-                    <m:t>​</m:t>
-                  </m:r>
-                  <m:d>
-                    <m:dPr>
-                      <m:begChr m:val="("/>
-                      <m:sepChr m:val=""/>
-                      <m:endChr m:val=")"/>
-                      <m:grow/>
-                    </m:dPr>
-                    <m:e>
-                      <m:r>
-                        <m:t>t</m:t>
-                      </m:r>
-                      <m:r>
-                        <m:rPr>
-                          <m:sty m:val="p"/>
-                        </m:rPr>
-                        <m:t>;</m:t>
-                      </m:r>
-                      <m:r>
-                        <m:t>θ</m:t>
-                      </m:r>
-                    </m:e>
-                  </m:d>
-                  <m:r>
-                    <m:t>​</m:t>
-                  </m:r>
-                  <m:r>
-                    <m:t> </m:t>
-                  </m:r>
-                  <m:r>
-                    <m:t>h</m:t>
-                  </m:r>
-                  <m:r>
-                    <m:t>​</m:t>
-                  </m:r>
-                  <m:d>
-                    <m:dPr>
-                      <m:begChr m:val="("/>
-                      <m:sepChr m:val=""/>
-                      <m:endChr m:val=")"/>
-                      <m:grow/>
-                    </m:dPr>
-                    <m:e>
-                      <m:limLow>
-                        <m:e>
-                          <m:r>
-                            <m:t>x</m:t>
-                          </m:r>
-                        </m:e>
-                        <m:lim>
-                          <m:r>
-                            <m:rPr>
-                              <m:sty m:val="p"/>
-                            </m:rPr>
-                            <m:t>∼</m:t>
-                          </m:r>
-                        </m:lim>
-                      </m:limLow>
-                    </m:e>
-                  </m:d>
-                  <m:r>
-                    <m:t>​</m:t>
-                  </m:r>
-                </m:num>
-                <m:den>
-                  <m:r>
-                    <m:t>g</m:t>
-                  </m:r>
-                  <m:r>
-                    <m:t>​</m:t>
-                  </m:r>
-                  <m:d>
-                    <m:dPr>
-                      <m:begChr m:val="("/>
-                      <m:sepChr m:val=""/>
-                      <m:endChr m:val=")"/>
-                      <m:grow/>
-                    </m:dPr>
-                    <m:e>
-                      <m:r>
-                        <m:t>t</m:t>
-                      </m:r>
-                      <m:r>
-                        <m:rPr>
-                          <m:sty m:val="p"/>
-                        </m:rPr>
-                        <m:t>;</m:t>
-                      </m:r>
-                      <m:r>
-                        <m:t>θ</m:t>
-                      </m:r>
-                    </m:e>
-                  </m:d>
-                  <m:r>
-                    <m:t>​</m:t>
-                  </m:r>
-                  <m:nary>
-                    <m:naryPr>
-                      <m:chr m:val="∑"/>
-                      <m:limLoc m:val="undOvr"/>
-                      <m:subHide m:val="off"/>
-                      <m:supHide m:val="on"/>
-                    </m:naryPr>
-                    <m:sub>
-                      <m:limLow>
-                        <m:e>
-                          <m:r>
-                            <m:t>y</m:t>
-                          </m:r>
-                        </m:e>
-                        <m:lim>
-                          <m:r>
-                            <m:rPr>
-                              <m:sty m:val="p"/>
-                            </m:rPr>
-                            <m:t>∼</m:t>
-                          </m:r>
-                        </m:lim>
-                      </m:limLow>
-                      <m:r>
-                        <m:rPr>
-                          <m:sty m:val="p"/>
-                        </m:rPr>
-                        <m:t>:</m:t>
-                      </m:r>
-                      <m:r>
-                        <m:t> </m:t>
-                      </m:r>
-                      <m:r>
-                        <m:t>T</m:t>
-                      </m:r>
-                      <m:r>
-                        <m:t>​</m:t>
-                      </m:r>
-                      <m:d>
-                        <m:dPr>
-                          <m:begChr m:val="("/>
-                          <m:sepChr m:val=""/>
-                          <m:endChr m:val=")"/>
-                          <m:grow/>
-                        </m:dPr>
-                        <m:e>
-                          <m:limLow>
-                            <m:e>
-                              <m:r>
-                                <m:t>y</m:t>
-                              </m:r>
-                            </m:e>
-                            <m:lim>
-                              <m:r>
-                                <m:rPr>
-                                  <m:sty m:val="p"/>
-                                </m:rPr>
-                                <m:t>∼</m:t>
-                              </m:r>
-                            </m:lim>
-                          </m:limLow>
-                        </m:e>
-                      </m:d>
-                      <m:r>
-                        <m:t>​</m:t>
-                      </m:r>
-                      <m:r>
-                        <m:rPr>
-                          <m:sty m:val="p"/>
-                        </m:rPr>
-                        <m:t>=</m:t>
-                      </m:r>
-                      <m:r>
-                        <m:t>t</m:t>
-                      </m:r>
-                    </m:sub>
-                    <m:sup>
-                      <m:r>
-                        <m:t>​</m:t>
-                      </m:r>
-                    </m:sup>
-                    <m:e>
-                      <m:r>
-                        <m:t>h</m:t>
-                      </m:r>
-                    </m:e>
-                  </m:nary>
-                  <m:r>
-                    <m:t>​</m:t>
-                  </m:r>
-                  <m:d>
-                    <m:dPr>
-                      <m:begChr m:val="("/>
-                      <m:sepChr m:val=""/>
-                      <m:endChr m:val=")"/>
-                      <m:grow/>
-                    </m:dPr>
-                    <m:e>
-                      <m:limLow>
-                        <m:e>
-                          <m:r>
-                            <m:t>y</m:t>
-                          </m:r>
-                        </m:e>
-                        <m:lim>
-                          <m:r>
-                            <m:rPr>
-                              <m:sty m:val="p"/>
-                            </m:rPr>
-                            <m:t>∼</m:t>
-                          </m:r>
-                        </m:lim>
-                      </m:limLow>
-                    </m:e>
-                  </m:d>
-                  <m:r>
-                    <m:t>​</m:t>
-                  </m:r>
-                </m:den>
-              </m:f>
-              <m:r>
-                <m:t>&amp;</m:t>
-              </m:r>
-              <m:r>
-                <m:t>&amp;</m:t>
-              </m:r>
-              <m:r>
-                <m:rPr>
-                  <m:nor/>
-                  <m:sty m:val="p"/>
-                </m:rPr>
-                <m:t>(factorization, and the display above)</m:t>
-              </m:r>
-            </m:e>
-            <m:e>
-              <m:r>
-                <m:t>&amp;</m:t>
-              </m:r>
-              <m:r>
-                <m:rPr>
-                  <m:sty m:val="p"/>
-                </m:rPr>
-                <m:t>=</m:t>
-              </m:r>
-              <m:f>
-                <m:fPr>
-                  <m:type m:val="bar"/>
-                </m:fPr>
-                <m:num>
-                  <m:r>
-                    <m:t>h</m:t>
-                  </m:r>
-                  <m:r>
-                    <m:t>​</m:t>
-                  </m:r>
-                  <m:d>
-                    <m:dPr>
-                      <m:begChr m:val="("/>
-                      <m:sepChr m:val=""/>
-                      <m:endChr m:val=")"/>
-                      <m:grow/>
-                    </m:dPr>
-                    <m:e>
-                      <m:limLow>
-                        <m:e>
-                          <m:r>
-                            <m:t>x</m:t>
-                          </m:r>
-                        </m:e>
-                        <m:lim>
-                          <m:r>
-                            <m:rPr>
-                              <m:sty m:val="p"/>
-                            </m:rPr>
-                            <m:t>∼</m:t>
-                          </m:r>
-                        </m:lim>
-                      </m:limLow>
-                    </m:e>
-                  </m:d>
-                  <m:r>
-                    <m:t>​</m:t>
-                  </m:r>
-                </m:num>
-                <m:den>
-                  <m:nary>
-                    <m:naryPr>
-                      <m:chr m:val="∑"/>
-                      <m:limLoc m:val="undOvr"/>
-                      <m:subHide m:val="off"/>
-                      <m:supHide m:val="on"/>
-                    </m:naryPr>
-                    <m:sub>
-                      <m:limLow>
-                        <m:e>
-                          <m:r>
-                            <m:t>y</m:t>
-                          </m:r>
-                        </m:e>
-                        <m:lim>
-                          <m:r>
-                            <m:rPr>
-                              <m:sty m:val="p"/>
-                            </m:rPr>
-                            <m:t>∼</m:t>
-                          </m:r>
-                        </m:lim>
-                      </m:limLow>
-                      <m:r>
-                        <m:rPr>
-                          <m:sty m:val="p"/>
-                        </m:rPr>
-                        <m:t>:</m:t>
-                      </m:r>
-                      <m:r>
-                        <m:t> </m:t>
-                      </m:r>
-                      <m:r>
-                        <m:t>T</m:t>
-                      </m:r>
-                      <m:r>
-                        <m:t>​</m:t>
-                      </m:r>
-                      <m:d>
-                        <m:dPr>
-                          <m:begChr m:val="("/>
-                          <m:sepChr m:val=""/>
-                          <m:endChr m:val=")"/>
-                          <m:grow/>
-                        </m:dPr>
-                        <m:e>
-                          <m:limLow>
-                            <m:e>
-                              <m:r>
-                                <m:t>y</m:t>
-                              </m:r>
-                            </m:e>
-                            <m:lim>
-                              <m:r>
-                                <m:rPr>
-                                  <m:sty m:val="p"/>
-                                </m:rPr>
-                                <m:t>∼</m:t>
-                              </m:r>
-                            </m:lim>
-                          </m:limLow>
-                        </m:e>
-                      </m:d>
-                      <m:r>
-                        <m:t>​</m:t>
-                      </m:r>
-                      <m:r>
-                        <m:rPr>
-                          <m:sty m:val="p"/>
-                        </m:rPr>
-                        <m:t>=</m:t>
-                      </m:r>
-                      <m:r>
-                        <m:t>t</m:t>
-                      </m:r>
-                    </m:sub>
-                    <m:sup>
-                      <m:r>
-                        <m:t>​</m:t>
-                      </m:r>
-                    </m:sup>
-                    <m:e>
-                      <m:r>
-                        <m:t>h</m:t>
-                      </m:r>
-                    </m:e>
-                  </m:nary>
-                  <m:r>
-                    <m:t>​</m:t>
-                  </m:r>
-                  <m:d>
-                    <m:dPr>
-                      <m:begChr m:val="("/>
-                      <m:sepChr m:val=""/>
-                      <m:endChr m:val=")"/>
-                      <m:grow/>
-                    </m:dPr>
-                    <m:e>
-                      <m:limLow>
-                        <m:e>
-                          <m:r>
-                            <m:t>y</m:t>
-                          </m:r>
-                        </m:e>
-                        <m:lim>
-                          <m:r>
-                            <m:rPr>
-                              <m:sty m:val="p"/>
-                            </m:rPr>
-                            <m:t>∼</m:t>
-                          </m:r>
-                        </m:lim>
-                      </m:limLow>
-                    </m:e>
-                  </m:d>
-                  <m:r>
-                    <m:t>​</m:t>
-                  </m:r>
-                </m:den>
-              </m:f>
-              <m:r>
-                <m:t>&amp;</m:t>
-              </m:r>
-              <m:r>
-                <m:t>&amp;</m:t>
-              </m:r>
-              <m:r>
-                <m:rPr>
-                  <m:nor/>
-                  <m:sty m:val="p"/>
-                </m:rPr>
-                <m:t>(divide by </m:t>
-              </m:r>
-              <m:r>
-                <m:t>g</m:t>
-              </m:r>
-              <m:r>
-                <m:t>​</m:t>
-              </m:r>
-              <m:d>
-                <m:dPr>
-                  <m:begChr m:val="("/>
-                  <m:sepChr m:val=""/>
-                  <m:endChr m:val=")"/>
-                  <m:grow/>
-                </m:dPr>
-                <m:e>
-                  <m:r>
-                    <m:t>t</m:t>
-                  </m:r>
-                  <m:r>
-                    <m:rPr>
-                      <m:sty m:val="p"/>
-                    </m:rPr>
-                    <m:t>;</m:t>
-                  </m:r>
-                  <m:r>
-                    <m:t>θ</m:t>
-                  </m:r>
-                </m:e>
-              </m:d>
-              <m:r>
-                <m:t>​</m:t>
-              </m:r>
-              <m:r>
-                <m:rPr>
-                  <m:sty m:val="p"/>
-                </m:rPr>
-                <m:t>&gt;</m:t>
-              </m:r>
-              <m:r>
-                <m:t>0</m:t>
-              </m:r>
-              <m:r>
-                <m:rPr>
-                  <m:nor/>
-                  <m:sty m:val="p"/>
-                </m:rPr>
-                <m:t>)</m:t>
-              </m:r>
-            </m:e>
-          </m:eqArr>
-        </m:oMath>
-      </m:oMathPara>
-    </w:p>
-    <w:p>
-      <w:pPr>
-        <w:pStyle w:val="FirstParagraph"/>
-      </w:pPr>
-      <w:r>
-        <w:t xml:space="preserve">which does not depend on</w:t>
-      </w:r>
-      <w:r>
-        <w:t xml:space="preserve"> </w:t>
-      </w:r>
-      <m:oMath>
-        <m:r>
-          <m:t>θ</m:t>
-        </m:r>
-      </m:oMath>
-      <w:r>
-        <w:t xml:space="preserve">.</w:t>
-      </w:r>
-      <w:r>
-        <w:t xml:space="preserve"> </w:t>
-      </w:r>
-      <w:r>
-        <w:t xml:space="preserve">For a sample</w:t>
-      </w:r>
-      <w:r>
-        <w:t xml:space="preserve"> </w:t>
-      </w:r>
-      <m:oMath>
-        <m:limLow>
-          <m:e>
-            <m:r>
-              <m:t>x</m:t>
-            </m:r>
-          </m:e>
-          <m:lim>
-            <m:r>
-              <m:rPr>
-                <m:sty m:val="p"/>
-              </m:rPr>
-              <m:t>∼</m:t>
-            </m:r>
-          </m:lim>
-        </m:limLow>
-      </m:oMath>
-      <w:r>
-        <w:t xml:space="preserve"> </w:t>
-      </w:r>
-      <w:r>
-        <w:t xml:space="preserve">with</w:t>
-      </w:r>
-      <w:r>
-        <w:t xml:space="preserve"> </w:t>
-      </w:r>
-      <m:oMath>
-        <m:r>
-          <m:t>T</m:t>
-        </m:r>
-        <m:r>
-          <m:t>​</m:t>
-        </m:r>
-        <m:d>
-          <m:dPr>
-            <m:begChr m:val="("/>
-            <m:sepChr m:val=""/>
-            <m:endChr m:val=")"/>
-            <m:grow/>
-          </m:dPr>
-          <m:e>
-            <m:limLow>
-              <m:e>
-                <m:r>
-                  <m:t>x</m:t>
-                </m:r>
-              </m:e>
-              <m:lim>
-                <m:r>
-                  <m:rPr>
-                    <m:sty m:val="p"/>
-                  </m:rPr>
-                  <m:t>∼</m:t>
-                </m:r>
-              </m:lim>
-            </m:limLow>
-          </m:e>
-        </m:d>
-        <m:r>
-          <m:t>​</m:t>
-        </m:r>
-        <m:r>
-          <m:rPr>
-            <m:sty m:val="p"/>
-          </m:rPr>
-          <m:t>≠</m:t>
-        </m:r>
-        <m:r>
-          <m:t>t</m:t>
-        </m:r>
-      </m:oMath>
-      <w:r>
-        <w:t xml:space="preserve"> </w:t>
-      </w:r>
-      <w:r>
-        <w:t xml:space="preserve">the conditional probability is zero,</w:t>
-      </w:r>
-      <w:r>
-        <w:t xml:space="preserve"> </w:t>
-      </w:r>
-      <w:r>
-        <w:t xml:space="preserve">which does not depend on</w:t>
-      </w:r>
-      <w:r>
-        <w:t xml:space="preserve"> </w:t>
-      </w:r>
-      <m:oMath>
-        <m:r>
-          <m:t>θ</m:t>
-        </m:r>
-      </m:oMath>
-      <w:r>
         <w:t xml:space="preserve"> </w:t>
       </w:r>
       <w:r>
@@ -5527,42 +1402,9 @@
       <w:r>
         <w:t xml:space="preserve"> </w:t>
       </w:r>
-      <m:oMath>
-        <m:r>
-          <m:t>T</m:t>
-        </m:r>
-        <m:r>
-          <m:t>​</m:t>
-        </m:r>
-        <m:d>
-          <m:dPr>
-            <m:begChr m:val="("/>
-            <m:sepChr m:val=""/>
-            <m:endChr m:val=")"/>
-            <m:grow/>
-          </m:dPr>
-          <m:e>
-            <m:limLow>
-              <m:e>
-                <m:r>
-                  <m:t>X</m:t>
-                </m:r>
-              </m:e>
-              <m:lim>
-                <m:r>
-                  <m:rPr>
-                    <m:sty m:val="p"/>
-                  </m:rPr>
-                  <m:t>∼</m:t>
-                </m:r>
-              </m:lim>
-            </m:limLow>
-          </m:e>
-        </m:d>
-        <m:r>
-          <m:t>​</m:t>
-        </m:r>
-      </m:oMath>
+      <w:r>
+        <w:t xml:space="preserve">$T\mathopen{}\left(\mathord{\smash[b]{\underset{\raise.3ex\hbox{$\scriptstyle\sim$}}{X}}\vphantom{X}}\right)\mathclose{}$</w:t>
+      </w:r>
       <w:r>
         <w:t xml:space="preserve"> </w:t>
       </w:r>
@@ -5803,334 +1645,17 @@
       <w:pPr>
         <w:pStyle w:val="BodyText"/>
       </w:pPr>
-      <m:oMathPara>
-        <m:oMathParaPr>
-          <m:jc m:val="center"/>
-        </m:oMathParaPr>
-        <m:oMath>
-          <m:eqArr>
-            <m:e>
-              <m:r>
-                <m:rPr>
-                  <m:sty m:val="p"/>
-                </m:rPr>
-                <m:t>f</m:t>
-              </m:r>
-              <m:r>
-                <m:t>​</m:t>
-              </m:r>
-              <m:d>
-                <m:dPr>
-                  <m:begChr m:val="("/>
-                  <m:sepChr m:val=""/>
-                  <m:endChr m:val=")"/>
-                  <m:grow/>
-                </m:dPr>
-                <m:e>
-                  <m:limLow>
-                    <m:e>
-                      <m:r>
-                        <m:t>x</m:t>
-                      </m:r>
-                    </m:e>
-                    <m:lim>
-                      <m:r>
-                        <m:rPr>
-                          <m:sty m:val="p"/>
-                        </m:rPr>
-                        <m:t>∼</m:t>
-                      </m:r>
-                    </m:lim>
-                  </m:limLow>
-                  <m:r>
-                    <m:rPr>
-                      <m:sty m:val="p"/>
-                    </m:rPr>
-                    <m:t>;</m:t>
-                  </m:r>
-                  <m:r>
-                    <m:t>λ</m:t>
-                  </m:r>
-                </m:e>
-              </m:d>
-              <m:r>
-                <m:t>​</m:t>
-              </m:r>
-              <m:r>
-                <m:t>&amp;</m:t>
-              </m:r>
-              <m:r>
-                <m:rPr>
-                  <m:sty m:val="p"/>
-                </m:rPr>
-                <m:t>=</m:t>
-              </m:r>
-              <m:nary>
-                <m:naryPr>
-                  <m:chr m:val="∏"/>
-                  <m:limLoc m:val="undOvr"/>
-                  <m:subHide m:val="off"/>
-                  <m:supHide m:val="off"/>
-                </m:naryPr>
-                <m:sub>
-                  <m:r>
-                    <m:t>i</m:t>
-                  </m:r>
-                  <m:r>
-                    <m:rPr>
-                      <m:sty m:val="p"/>
-                    </m:rPr>
-                    <m:t>=</m:t>
-                  </m:r>
-                  <m:r>
-                    <m:t>1</m:t>
-                  </m:r>
-                </m:sub>
-                <m:sup>
-                  <m:r>
-                    <m:t>n</m:t>
-                  </m:r>
-                </m:sup>
-                <m:e>
-                  <m:f>
-                    <m:fPr>
-                      <m:type m:val="bar"/>
-                    </m:fPr>
-                    <m:num>
-                      <m:sSup>
-                        <m:e>
-                          <m:r>
-                            <m:t>e</m:t>
-                          </m:r>
-                        </m:e>
-                        <m:sup>
-                          <m:r>
-                            <m:rPr>
-                              <m:sty m:val="p"/>
-                            </m:rPr>
-                            <m:t>−</m:t>
-                          </m:r>
-                          <m:r>
-                            <m:t>λ</m:t>
-                          </m:r>
-                        </m:sup>
-                      </m:sSup>
-                      <m:sSup>
-                        <m:e>
-                          <m:r>
-                            <m:t>λ</m:t>
-                          </m:r>
-                        </m:e>
-                        <m:sup>
-                          <m:sSub>
-                            <m:e>
-                              <m:r>
-                                <m:t>x</m:t>
-                              </m:r>
-                            </m:e>
-                            <m:sub>
-                              <m:r>
-                                <m:t>i</m:t>
-                              </m:r>
-                            </m:sub>
-                          </m:sSub>
-                        </m:sup>
-                      </m:sSup>
-                    </m:num>
-                    <m:den>
-                      <m:sSub>
-                        <m:e>
-                          <m:r>
-                            <m:t>x</m:t>
-                          </m:r>
-                        </m:e>
-                        <m:sub>
-                          <m:r>
-                            <m:t>i</m:t>
-                          </m:r>
-                        </m:sub>
-                      </m:sSub>
-                      <m:r>
-                        <m:rPr>
-                          <m:sty m:val="p"/>
-                        </m:rPr>
-                        <m:t>!</m:t>
-                      </m:r>
-                    </m:den>
-                  </m:f>
-                </m:e>
-              </m:nary>
-              <m:r>
-                <m:t>&amp;</m:t>
-              </m:r>
-              <m:r>
-                <m:t>&amp;</m:t>
-              </m:r>
-              <m:r>
-                <m:rPr>
-                  <m:nor/>
-                  <m:sty m:val="p"/>
-                </m:rPr>
-                <m:t>(independent Poisson mass functions)</m:t>
-              </m:r>
-            </m:e>
-            <m:e>
-              <m:r>
-                <m:t>&amp;</m:t>
-              </m:r>
-              <m:r>
-                <m:rPr>
-                  <m:sty m:val="p"/>
-                </m:rPr>
-                <m:t>=</m:t>
-              </m:r>
-              <m:sSup>
-                <m:e>
-                  <m:r>
-                    <m:t>e</m:t>
-                  </m:r>
-                </m:e>
-                <m:sup>
-                  <m:r>
-                    <m:rPr>
-                      <m:sty m:val="p"/>
-                    </m:rPr>
-                    <m:t>−</m:t>
-                  </m:r>
-                  <m:r>
-                    <m:t>n</m:t>
-                  </m:r>
-                  <m:r>
-                    <m:t>λ</m:t>
-                  </m:r>
-                </m:sup>
-              </m:sSup>
-              <m:sSup>
-                <m:e>
-                  <m:r>
-                    <m:t>λ</m:t>
-                  </m:r>
-                </m:e>
-                <m:sup>
-                  <m:nary>
-                    <m:naryPr>
-                      <m:chr m:val="∑"/>
-                      <m:limLoc m:val="undOvr"/>
-                      <m:subHide m:val="off"/>
-                      <m:supHide m:val="off"/>
-                    </m:naryPr>
-                    <m:sub>
-                      <m:r>
-                        <m:t>i</m:t>
-                      </m:r>
-                      <m:r>
-                        <m:rPr>
-                          <m:sty m:val="p"/>
-                        </m:rPr>
-                        <m:t>=</m:t>
-                      </m:r>
-                      <m:r>
-                        <m:t>1</m:t>
-                      </m:r>
-                    </m:sub>
-                    <m:sup>
-                      <m:r>
-                        <m:t>n</m:t>
-                      </m:r>
-                    </m:sup>
-                    <m:e>
-                      <m:sSub>
-                        <m:e>
-                          <m:r>
-                            <m:t>x</m:t>
-                          </m:r>
-                        </m:e>
-                        <m:sub>
-                          <m:r>
-                            <m:t>i</m:t>
-                          </m:r>
-                        </m:sub>
-                      </m:sSub>
-                    </m:e>
-                  </m:nary>
-                </m:sup>
-              </m:sSup>
-              <m:nary>
-                <m:naryPr>
-                  <m:chr m:val="∏"/>
-                  <m:limLoc m:val="undOvr"/>
-                  <m:subHide m:val="off"/>
-                  <m:supHide m:val="off"/>
-                </m:naryPr>
-                <m:sub>
-                  <m:r>
-                    <m:t>i</m:t>
-                  </m:r>
-                  <m:r>
-                    <m:rPr>
-                      <m:sty m:val="p"/>
-                    </m:rPr>
-                    <m:t>=</m:t>
-                  </m:r>
-                  <m:r>
-                    <m:t>1</m:t>
-                  </m:r>
-                </m:sub>
-                <m:sup>
-                  <m:r>
-                    <m:t>n</m:t>
-                  </m:r>
-                </m:sup>
-                <m:e>
-                  <m:f>
-                    <m:fPr>
-                      <m:type m:val="bar"/>
-                    </m:fPr>
-                    <m:num>
-                      <m:r>
-                        <m:t>1</m:t>
-                      </m:r>
-                    </m:num>
-                    <m:den>
-                      <m:sSub>
-                        <m:e>
-                          <m:r>
-                            <m:t>x</m:t>
-                          </m:r>
-                        </m:e>
-                        <m:sub>
-                          <m:r>
-                            <m:t>i</m:t>
-                          </m:r>
-                        </m:sub>
-                      </m:sSub>
-                      <m:r>
-                        <m:rPr>
-                          <m:sty m:val="p"/>
-                        </m:rPr>
-                        <m:t>!</m:t>
-                      </m:r>
-                    </m:den>
-                  </m:f>
-                </m:e>
-              </m:nary>
-              <m:r>
-                <m:t>&amp;</m:t>
-              </m:r>
-              <m:r>
-                <m:t>&amp;</m:t>
-              </m:r>
-              <m:r>
-                <m:rPr>
-                  <m:nor/>
-                  <m:sty m:val="p"/>
-                </m:rPr>
-                <m:t>(collect the factors)</m:t>
-              </m:r>
-            </m:e>
-          </m:eqArr>
-        </m:oMath>
-      </m:oMathPara>
+      <w:r>
+        <w:t xml:space="preserve">$$
+    \begin{aligned}
+    \operatorname{f}\mathopen{}\left(\mathord{\smash[b]{\underset{\raise.3ex\hbox{$\scriptstyle\sim$}}{x}}\vphantom{x}}; {\lambda}\right)\mathclose{}
+    &amp;= \prod_{i=1}^n \frac{e^{-{\lambda}} {\lambda}^{x_i}}{x_i!}
+    &amp;&amp; \text{(independent Poisson mass functions)}\\
+    &amp;= e^{-n{\lambda}} {\lambda}^{\sum_{i=1}^nx_i} \prod_{i=1}^n \frac{1}{x_i!}
+    &amp;&amp; \text{(collect the factors)}
+    \end{aligned}
+    $$</w:t>
+      </w:r>
     </w:p>
     <w:p>
       <w:pPr>
@@ -6240,104 +1765,9 @@
       <w:r>
         <w:t xml:space="preserve"> </w:t>
       </w:r>
-      <m:oMath>
-        <m:r>
-          <m:t>h</m:t>
-        </m:r>
-        <m:r>
-          <m:t>​</m:t>
-        </m:r>
-        <m:d>
-          <m:dPr>
-            <m:begChr m:val="("/>
-            <m:sepChr m:val=""/>
-            <m:endChr m:val=")"/>
-            <m:grow/>
-          </m:dPr>
-          <m:e>
-            <m:limLow>
-              <m:e>
-                <m:r>
-                  <m:t>x</m:t>
-                </m:r>
-              </m:e>
-              <m:lim>
-                <m:r>
-                  <m:rPr>
-                    <m:sty m:val="p"/>
-                  </m:rPr>
-                  <m:t>∼</m:t>
-                </m:r>
-              </m:lim>
-            </m:limLow>
-          </m:e>
-        </m:d>
-        <m:r>
-          <m:t>​</m:t>
-        </m:r>
-        <m:r>
-          <m:rPr>
-            <m:sty m:val="p"/>
-          </m:rPr>
-          <m:t>=</m:t>
-        </m:r>
-        <m:nary>
-          <m:naryPr>
-            <m:chr m:val="∏"/>
-            <m:limLoc m:val="undOvr"/>
-            <m:subHide m:val="off"/>
-            <m:supHide m:val="off"/>
-          </m:naryPr>
-          <m:sub>
-            <m:r>
-              <m:t>i</m:t>
-            </m:r>
-            <m:r>
-              <m:rPr>
-                <m:sty m:val="p"/>
-              </m:rPr>
-              <m:t>=</m:t>
-            </m:r>
-            <m:r>
-              <m:t>1</m:t>
-            </m:r>
-          </m:sub>
-          <m:sup>
-            <m:r>
-              <m:t>n</m:t>
-            </m:r>
-          </m:sup>
-          <m:e>
-            <m:r>
-              <m:t>1</m:t>
-            </m:r>
-          </m:e>
-        </m:nary>
-        <m:r>
-          <m:rPr>
-            <m:sty m:val="p"/>
-          </m:rPr>
-          <m:t>/</m:t>
-        </m:r>
-        <m:sSub>
-          <m:e>
-            <m:r>
-              <m:t>x</m:t>
-            </m:r>
-          </m:e>
-          <m:sub>
-            <m:r>
-              <m:t>i</m:t>
-            </m:r>
-          </m:sub>
-        </m:sSub>
-        <m:r>
-          <m:rPr>
-            <m:sty m:val="p"/>
-          </m:rPr>
-          <m:t>!</m:t>
-        </m:r>
-      </m:oMath>
+      <w:r>
+        <w:t xml:space="preserve">$h\mathopen{}\left(\mathord{\smash[b]{\underset{\raise.3ex\hbox{$\scriptstyle\sim$}}{x}}\vphantom{x}}\right)\mathclose{} = \prod_{i=1}^n 1 / x_i!$</w:t>
+      </w:r>
       <w:r>
         <w:t xml:space="preserve">,</w:t>
       </w:r>
@@ -6558,42 +1988,9 @@
       <w:r>
         <w:t xml:space="preserve"> </w:t>
       </w:r>
-      <m:oMath>
-        <m:r>
-          <m:t>T</m:t>
-        </m:r>
-        <m:r>
-          <m:t>​</m:t>
-        </m:r>
-        <m:d>
-          <m:dPr>
-            <m:begChr m:val="("/>
-            <m:sepChr m:val=""/>
-            <m:endChr m:val=")"/>
-            <m:grow/>
-          </m:dPr>
-          <m:e>
-            <m:limLow>
-              <m:e>
-                <m:r>
-                  <m:t>X</m:t>
-                </m:r>
-              </m:e>
-              <m:lim>
-                <m:r>
-                  <m:rPr>
-                    <m:sty m:val="p"/>
-                  </m:rPr>
-                  <m:t>∼</m:t>
-                </m:r>
-              </m:lim>
-            </m:limLow>
-          </m:e>
-        </m:d>
-        <m:r>
-          <m:t>​</m:t>
-        </m:r>
-      </m:oMath>
+      <w:r>
+        <w:t xml:space="preserve">$T\mathopen{}\left(\mathord{\smash[b]{\underset{\raise.3ex\hbox{$\scriptstyle\sim$}}{X}}\vphantom{X}}\right)\mathclose{}$</w:t>
+      </w:r>
       <w:r>
         <w:t xml:space="preserve"> </w:t>
       </w:r>
@@ -6677,150 +2074,11 @@
         <w:pStyle w:val="BodyText"/>
       </w:pPr>
       <w:bookmarkStart w:id="22" w:name="eq-rao-blackwellized"/>
-      <m:oMathPara>
-        <m:oMathParaPr>
-          <m:jc m:val="center"/>
-        </m:oMathParaPr>
-        <m:oMath>
-          <m:sSub>
-            <m:e>
-              <m:acc>
-                <m:accPr>
-                  <m:chr m:val="̂"/>
-                </m:accPr>
-                <m:e>
-                  <m:r>
-                    <m:t>θ</m:t>
-                  </m:r>
-                </m:e>
-              </m:acc>
-            </m:e>
-            <m:sub>
-              <m:r>
-                <m:rPr>
-                  <m:sty m:val="p"/>
-                </m:rPr>
-                <m:t>R</m:t>
-              </m:r>
-              <m:r>
-                <m:rPr>
-                  <m:sty m:val="p"/>
-                </m:rPr>
-                <m:t>B</m:t>
-              </m:r>
-            </m:sub>
-          </m:sSub>
-          <m:limUpp>
-            <m:e>
-              <m:r>
-                <m:rPr>
-                  <m:sty m:val="p"/>
-                </m:rPr>
-                <m:t>=</m:t>
-              </m:r>
-            </m:e>
-            <m:lim>
-              <m:r>
-                <m:rPr>
-                  <m:nor/>
-                  <m:sty m:val="p"/>
-                </m:rPr>
-                <m:t>def</m:t>
-              </m:r>
-            </m:lim>
-          </m:limUpp>
-          <m:r>
-            <m:rPr>
-              <m:sty m:val="p"/>
-            </m:rPr>
-            <m:t>E</m:t>
-          </m:r>
-          <m:r>
-            <m:t>​</m:t>
-          </m:r>
-          <m:d>
-            <m:dPr>
-              <m:begChr m:val="["/>
-              <m:sepChr m:val=""/>
-              <m:endChr m:val="]"/>
-              <m:grow/>
-            </m:dPr>
-            <m:e>
-              <m:acc>
-                <m:accPr>
-                  <m:chr m:val="̂"/>
-                </m:accPr>
-                <m:e>
-                  <m:r>
-                    <m:t>θ</m:t>
-                  </m:r>
-                </m:e>
-              </m:acc>
-              <m:r>
-                <m:rPr>
-                  <m:sty m:val="p"/>
-                </m:rPr>
-                <m:t>∣</m:t>
-              </m:r>
-              <m:r>
-                <m:t>T</m:t>
-              </m:r>
-              <m:r>
-                <m:t>​</m:t>
-              </m:r>
-              <m:d>
-                <m:dPr>
-                  <m:begChr m:val="("/>
-                  <m:sepChr m:val=""/>
-                  <m:endChr m:val=")"/>
-                  <m:grow/>
-                </m:dPr>
-                <m:e>
-                  <m:limLow>
-                    <m:e>
-                      <m:r>
-                        <m:t>X</m:t>
-                      </m:r>
-                    </m:e>
-                    <m:lim>
-                      <m:r>
-                        <m:rPr>
-                          <m:sty m:val="p"/>
-                        </m:rPr>
-                        <m:t>∼</m:t>
-                      </m:r>
-                    </m:lim>
-                  </m:limLow>
-                </m:e>
-              </m:d>
-              <m:r>
-                <m:t>​</m:t>
-              </m:r>
-            </m:e>
-          </m:d>
-          <m:r>
-            <m:t>​</m:t>
-          </m:r>
-          <m:r>
-            <m:t>  </m:t>
-          </m:r>
-          <m:r>
-            <m:rPr>
-              <m:sty m:val="p"/>
-            </m:rPr>
-            <m:t>(</m:t>
-          </m:r>
-          <m:r>
-            <m:t>3</m:t>
-          </m:r>
-          <m:r>
-            <m:rPr>
-              <m:sty m:val="p"/>
-            </m:rPr>
-            <m:t>)</m:t>
-          </m:r>
-        </m:oMath>
-      </m:oMathPara>
+      <w:r>
+        <w:t xml:space="preserve">$$
+    \hat{\theta}_{\mathrm{RB}} \stackrel{\text{def}}{=}{\operatorname{E}\mathopen{}\left[\hat{\theta} \mid T\mathopen{}\left(\mathord{\smash[b]{\underset{\raise.3ex\hbox{$\scriptstyle\sim$}}{X}}\vphantom{X}}\right)\mathclose{}\right]\mathclose{}}
+     \qquad(3)$$</w:t>
+      </w:r>
       <w:bookmarkEnd w:id="22"/>
     </w:p>
     <w:bookmarkEnd w:id="23"/>
@@ -6845,42 +2103,9 @@
       <w:r>
         <w:t xml:space="preserve"> </w:t>
       </w:r>
-      <m:oMath>
-        <m:r>
-          <m:t>T</m:t>
-        </m:r>
-        <m:r>
-          <m:t>​</m:t>
-        </m:r>
-        <m:d>
-          <m:dPr>
-            <m:begChr m:val="("/>
-            <m:sepChr m:val=""/>
-            <m:endChr m:val=")"/>
-            <m:grow/>
-          </m:dPr>
-          <m:e>
-            <m:limLow>
-              <m:e>
-                <m:r>
-                  <m:t>X</m:t>
-                </m:r>
-              </m:e>
-              <m:lim>
-                <m:r>
-                  <m:rPr>
-                    <m:sty m:val="p"/>
-                  </m:rPr>
-                  <m:t>∼</m:t>
-                </m:r>
-              </m:lim>
-            </m:limLow>
-          </m:e>
-        </m:d>
-        <m:r>
-          <m:t>​</m:t>
-        </m:r>
-      </m:oMath>
+      <w:r>
+        <w:t xml:space="preserve">$T\mathopen{}\left(\mathord{\smash[b]{\underset{\raise.3ex\hbox{$\scriptstyle\sim$}}{X}}\vphantom{X}}\right)\mathclose{}$</w:t>
+      </w:r>
       <w:r>
         <w:t xml:space="preserve"> </w:t>
       </w:r>
@@ -6962,80 +2187,9 @@
       <w:r>
         <w:t xml:space="preserve"> </w:t>
       </w:r>
-      <m:oMath>
-        <m:r>
-          <m:rPr>
-            <m:sty m:val="p"/>
-          </m:rPr>
-          <m:t>E</m:t>
-        </m:r>
-        <m:r>
-          <m:t>​</m:t>
-        </m:r>
-        <m:d>
-          <m:dPr>
-            <m:begChr m:val="["/>
-            <m:sepChr m:val=""/>
-            <m:endChr m:val="]"/>
-            <m:grow/>
-          </m:dPr>
-          <m:e>
-            <m:acc>
-              <m:accPr>
-                <m:chr m:val="̂"/>
-              </m:accPr>
-              <m:e>
-                <m:r>
-                  <m:t>θ</m:t>
-                </m:r>
-              </m:e>
-            </m:acc>
-            <m:r>
-              <m:rPr>
-                <m:sty m:val="p"/>
-              </m:rPr>
-              <m:t>∣</m:t>
-            </m:r>
-            <m:r>
-              <m:t>T</m:t>
-            </m:r>
-            <m:r>
-              <m:t>​</m:t>
-            </m:r>
-            <m:d>
-              <m:dPr>
-                <m:begChr m:val="("/>
-                <m:sepChr m:val=""/>
-                <m:endChr m:val=")"/>
-                <m:grow/>
-              </m:dPr>
-              <m:e>
-                <m:limLow>
-                  <m:e>
-                    <m:r>
-                      <m:t>X</m:t>
-                    </m:r>
-                  </m:e>
-                  <m:lim>
-                    <m:r>
-                      <m:rPr>
-                        <m:sty m:val="p"/>
-                      </m:rPr>
-                      <m:t>∼</m:t>
-                    </m:r>
-                  </m:lim>
-                </m:limLow>
-              </m:e>
-            </m:d>
-            <m:r>
-              <m:t>​</m:t>
-            </m:r>
-          </m:e>
-        </m:d>
-        <m:r>
-          <m:t>​</m:t>
-        </m:r>
-      </m:oMath>
+      <w:r>
+        <w:t xml:space="preserve">${\operatorname{E}\mathopen{}\left[\hat{\theta} \mid T\mathopen{}\left(\mathord{\smash[b]{\underset{\raise.3ex\hbox{$\scriptstyle\sim$}}{X}}\vphantom{X}}\right)\mathclose{}\right]\mathclose{}}$</w:t>
+      </w:r>
       <w:r>
         <w:t xml:space="preserve"> </w:t>
       </w:r>
@@ -7112,42 +2266,9 @@
       <w:r>
         <w:t xml:space="preserve"> </w:t>
       </w:r>
-      <m:oMath>
-        <m:r>
-          <m:t>T</m:t>
-        </m:r>
-        <m:r>
-          <m:t>​</m:t>
-        </m:r>
-        <m:d>
-          <m:dPr>
-            <m:begChr m:val="("/>
-            <m:sepChr m:val=""/>
-            <m:endChr m:val=")"/>
-            <m:grow/>
-          </m:dPr>
-          <m:e>
-            <m:limLow>
-              <m:e>
-                <m:r>
-                  <m:t>X</m:t>
-                </m:r>
-              </m:e>
-              <m:lim>
-                <m:r>
-                  <m:rPr>
-                    <m:sty m:val="p"/>
-                  </m:rPr>
-                  <m:t>∼</m:t>
-                </m:r>
-              </m:lim>
-            </m:limLow>
-          </m:e>
-        </m:d>
-        <m:r>
-          <m:t>​</m:t>
-        </m:r>
-      </m:oMath>
+      <w:r>
+        <w:t xml:space="preserve">$T\mathopen{}\left(\mathord{\smash[b]{\underset{\raise.3ex\hbox{$\scriptstyle\sim$}}{X}}\vphantom{X}}\right)\mathclose{}$</w:t>
+      </w:r>
       <w:r>
         <w:t xml:space="preserve"> </w:t>
       </w:r>
@@ -7163,65 +2284,9 @@
       <w:r>
         <w:t xml:space="preserve"> </w:t>
       </w:r>
-      <m:oMath>
-        <m:acc>
-          <m:accPr>
-            <m:chr m:val="̂"/>
-          </m:accPr>
-          <m:e>
-            <m:r>
-              <m:t>θ</m:t>
-            </m:r>
-          </m:e>
-        </m:acc>
-        <m:r>
-          <m:rPr>
-            <m:sty m:val="p"/>
-          </m:rPr>
-          <m:t>=</m:t>
-        </m:r>
-        <m:acc>
-          <m:accPr>
-            <m:chr m:val="̂"/>
-          </m:accPr>
-          <m:e>
-            <m:r>
-              <m:t>θ</m:t>
-            </m:r>
-          </m:e>
-        </m:acc>
-        <m:r>
-          <m:t>​</m:t>
-        </m:r>
-        <m:d>
-          <m:dPr>
-            <m:begChr m:val="("/>
-            <m:sepChr m:val=""/>
-            <m:endChr m:val=")"/>
-            <m:grow/>
-          </m:dPr>
-          <m:e>
-            <m:limLow>
-              <m:e>
-                <m:r>
-                  <m:t>X</m:t>
-                </m:r>
-              </m:e>
-              <m:lim>
-                <m:r>
-                  <m:rPr>
-                    <m:sty m:val="p"/>
-                  </m:rPr>
-                  <m:t>∼</m:t>
-                </m:r>
-              </m:lim>
-            </m:limLow>
-          </m:e>
-        </m:d>
-        <m:r>
-          <m:t>​</m:t>
-        </m:r>
-      </m:oMath>
+      <w:r>
+        <w:t xml:space="preserve">$\hat{\theta}= \hat{\theta}\mathopen{}\left(\mathord{\smash[b]{\underset{\raise.3ex\hbox{$\scriptstyle\sim$}}{X}}\vphantom{X}}\right)\mathclose{}$</w:t>
+      </w:r>
       <w:r>
         <w:t xml:space="preserve">.</w:t>
       </w:r>
@@ -7230,312 +2295,15 @@
       <w:pPr>
         <w:pStyle w:val="BodyText"/>
       </w:pPr>
-      <m:oMathPara>
-        <m:oMathParaPr>
-          <m:jc m:val="center"/>
-        </m:oMathParaPr>
-        <m:oMath>
-          <m:eqArr>
-            <m:e>
-              <m:r>
-                <m:rPr>
-                  <m:sty m:val="p"/>
-                </m:rPr>
-                <m:t>E</m:t>
-              </m:r>
-              <m:r>
-                <m:t>​</m:t>
-              </m:r>
-              <m:d>
-                <m:dPr>
-                  <m:begChr m:val="["/>
-                  <m:sepChr m:val=""/>
-                  <m:endChr m:val="]"/>
-                  <m:grow/>
-                </m:dPr>
-                <m:e>
-                  <m:acc>
-                    <m:accPr>
-                      <m:chr m:val="̂"/>
-                    </m:accPr>
-                    <m:e>
-                      <m:r>
-                        <m:t>θ</m:t>
-                      </m:r>
-                    </m:e>
-                  </m:acc>
-                  <m:r>
-                    <m:rPr>
-                      <m:sty m:val="p"/>
-                    </m:rPr>
-                    <m:t>∣</m:t>
-                  </m:r>
-                  <m:r>
-                    <m:t>T</m:t>
-                  </m:r>
-                  <m:r>
-                    <m:t>​</m:t>
-                  </m:r>
-                  <m:d>
-                    <m:dPr>
-                      <m:begChr m:val="("/>
-                      <m:sepChr m:val=""/>
-                      <m:endChr m:val=")"/>
-                      <m:grow/>
-                    </m:dPr>
-                    <m:e>
-                      <m:limLow>
-                        <m:e>
-                          <m:r>
-                            <m:t>X</m:t>
-                          </m:r>
-                        </m:e>
-                        <m:lim>
-                          <m:r>
-                            <m:rPr>
-                              <m:sty m:val="p"/>
-                            </m:rPr>
-                            <m:t>∼</m:t>
-                          </m:r>
-                        </m:lim>
-                      </m:limLow>
-                    </m:e>
-                  </m:d>
-                  <m:r>
-                    <m:t>​</m:t>
-                  </m:r>
-                  <m:r>
-                    <m:rPr>
-                      <m:sty m:val="p"/>
-                    </m:rPr>
-                    <m:t>=</m:t>
-                  </m:r>
-                  <m:r>
-                    <m:t>t</m:t>
-                  </m:r>
-                </m:e>
-              </m:d>
-              <m:r>
-                <m:t>​</m:t>
-              </m:r>
-              <m:r>
-                <m:t>&amp;</m:t>
-              </m:r>
-              <m:r>
-                <m:rPr>
-                  <m:sty m:val="p"/>
-                </m:rPr>
-                <m:t>=</m:t>
-              </m:r>
-              <m:nary>
-                <m:naryPr>
-                  <m:chr m:val="∑"/>
-                  <m:limLoc m:val="undOvr"/>
-                  <m:subHide m:val="off"/>
-                  <m:supHide m:val="on"/>
-                </m:naryPr>
-                <m:sub>
-                  <m:limLow>
-                    <m:e>
-                      <m:r>
-                        <m:t>x</m:t>
-                      </m:r>
-                    </m:e>
-                    <m:lim>
-                      <m:r>
-                        <m:rPr>
-                          <m:sty m:val="p"/>
-                        </m:rPr>
-                        <m:t>∼</m:t>
-                      </m:r>
-                    </m:lim>
-                  </m:limLow>
-                </m:sub>
-                <m:sup>
-                  <m:r>
-                    <m:t>​</m:t>
-                  </m:r>
-                </m:sup>
-                <m:e>
-                  <m:acc>
-                    <m:accPr>
-                      <m:chr m:val="̂"/>
-                    </m:accPr>
-                    <m:e>
-                      <m:r>
-                        <m:t>θ</m:t>
-                      </m:r>
-                    </m:e>
-                  </m:acc>
-                </m:e>
-              </m:nary>
-              <m:r>
-                <m:t>​</m:t>
-              </m:r>
-              <m:d>
-                <m:dPr>
-                  <m:begChr m:val="("/>
-                  <m:sepChr m:val=""/>
-                  <m:endChr m:val=")"/>
-                  <m:grow/>
-                </m:dPr>
-                <m:e>
-                  <m:limLow>
-                    <m:e>
-                      <m:r>
-                        <m:t>x</m:t>
-                      </m:r>
-                    </m:e>
-                    <m:lim>
-                      <m:r>
-                        <m:rPr>
-                          <m:sty m:val="p"/>
-                        </m:rPr>
-                        <m:t>∼</m:t>
-                      </m:r>
-                    </m:lim>
-                  </m:limLow>
-                </m:e>
-              </m:d>
-              <m:r>
-                <m:t>​</m:t>
-              </m:r>
-              <m:r>
-                <m:t> </m:t>
-              </m:r>
-              <m:limLow>
-                <m:e>
-                  <m:r>
-                    <m:rPr>
-                      <m:sty m:val="p"/>
-                    </m:rPr>
-                    <m:t>Pr</m:t>
-                  </m:r>
-                </m:e>
-                <m:lim>
-                  <m:r>
-                    <m:t>θ</m:t>
-                  </m:r>
-                </m:lim>
-              </m:limLow>
-              <m:r>
-                <m:t>​</m:t>
-              </m:r>
-              <m:d>
-                <m:dPr>
-                  <m:begChr m:val="("/>
-                  <m:sepChr m:val=""/>
-                  <m:endChr m:val=")"/>
-                  <m:grow/>
-                </m:dPr>
-                <m:e>
-                  <m:limLow>
-                    <m:e>
-                      <m:r>
-                        <m:t>X</m:t>
-                      </m:r>
-                    </m:e>
-                    <m:lim>
-                      <m:r>
-                        <m:rPr>
-                          <m:sty m:val="p"/>
-                        </m:rPr>
-                        <m:t>∼</m:t>
-                      </m:r>
-                    </m:lim>
-                  </m:limLow>
-                  <m:r>
-                    <m:rPr>
-                      <m:sty m:val="p"/>
-                    </m:rPr>
-                    <m:t>=</m:t>
-                  </m:r>
-                  <m:limLow>
-                    <m:e>
-                      <m:r>
-                        <m:t>x</m:t>
-                      </m:r>
-                    </m:e>
-                    <m:lim>
-                      <m:r>
-                        <m:rPr>
-                          <m:sty m:val="p"/>
-                        </m:rPr>
-                        <m:t>∼</m:t>
-                      </m:r>
-                    </m:lim>
-                  </m:limLow>
-                  <m:r>
-                    <m:rPr>
-                      <m:sty m:val="p"/>
-                    </m:rPr>
-                    <m:t>∣</m:t>
-                  </m:r>
-                  <m:r>
-                    <m:t>T</m:t>
-                  </m:r>
-                  <m:r>
-                    <m:t>​</m:t>
-                  </m:r>
-                  <m:d>
-                    <m:dPr>
-                      <m:begChr m:val="("/>
-                      <m:sepChr m:val=""/>
-                      <m:endChr m:val=")"/>
-                      <m:grow/>
-                    </m:dPr>
-                    <m:e>
-                      <m:limLow>
-                        <m:e>
-                          <m:r>
-                            <m:t>X</m:t>
-                          </m:r>
-                        </m:e>
-                        <m:lim>
-                          <m:r>
-                            <m:rPr>
-                              <m:sty m:val="p"/>
-                            </m:rPr>
-                            <m:t>∼</m:t>
-                          </m:r>
-                        </m:lim>
-                      </m:limLow>
-                    </m:e>
-                  </m:d>
-                  <m:r>
-                    <m:t>​</m:t>
-                  </m:r>
-                  <m:r>
-                    <m:rPr>
-                      <m:sty m:val="p"/>
-                    </m:rPr>
-                    <m:t>=</m:t>
-                  </m:r>
-                  <m:r>
-                    <m:t>t</m:t>
-                  </m:r>
-                </m:e>
-              </m:d>
-              <m:r>
-                <m:t>​</m:t>
-              </m:r>
-              <m:r>
-                <m:t>&amp;</m:t>
-              </m:r>
-              <m:r>
-                <m:t>&amp;</m:t>
-              </m:r>
-              <m:r>
-                <m:rPr>
-                  <m:nor/>
-                  <m:sty m:val="p"/>
-                </m:rPr>
-                <m:t>(conditional expectation)</m:t>
-              </m:r>
-            </m:e>
-          </m:eqArr>
-        </m:oMath>
-      </m:oMathPara>
+      <w:r>
+        <w:t xml:space="preserve">$$
+    \begin{aligned}
+    {\operatorname{E}\mathopen{}\left[\hat{\theta} \mid T\mathopen{}\left(\mathord{\smash[b]{\underset{\raise.3ex\hbox{$\scriptstyle\sim$}}{X}}\vphantom{X}}\right)\mathclose{} = t\right]\mathclose{}}
+    &amp;= \sum_{\mathord{\smash[b]{\underset{\raise.3ex\hbox{$\scriptstyle\sim$}}{x}}\vphantom{x}}} \hat{\theta}\mathopen{}\left(\mathord{\smash[b]{\underset{\raise.3ex\hbox{$\scriptstyle\sim$}}{x}}\vphantom{x}}\right)\mathclose{} \, \Pr_{\theta}\mathopen{}\left(\mathord{\smash[b]{\underset{\raise.3ex\hbox{$\scriptstyle\sim$}}{X}}\vphantom{X}}= \mathord{\smash[b]{\underset{\raise.3ex\hbox{$\scriptstyle\sim$}}{x}}\vphantom{x}}\mid T\mathopen{}\left(\mathord{\smash[b]{\underset{\raise.3ex\hbox{$\scriptstyle\sim$}}{X}}\vphantom{X}}\right)\mathclose{} = t\right)\mathclose{}
+    &amp;&amp; \text{(conditional expectation)}
+    \end{aligned}
+    $$</w:t>
+      </w:r>
     </w:p>
     <w:p>
       <w:pPr>
@@ -7547,49 +2315,9 @@
       <w:r>
         <w:t xml:space="preserve"> </w:t>
       </w:r>
-      <m:oMath>
-        <m:acc>
-          <m:accPr>
-            <m:chr m:val="̂"/>
-          </m:accPr>
-          <m:e>
-            <m:r>
-              <m:t>θ</m:t>
-            </m:r>
-          </m:e>
-        </m:acc>
-        <m:r>
-          <m:t>​</m:t>
-        </m:r>
-        <m:d>
-          <m:dPr>
-            <m:begChr m:val="("/>
-            <m:sepChr m:val=""/>
-            <m:endChr m:val=")"/>
-            <m:grow/>
-          </m:dPr>
-          <m:e>
-            <m:limLow>
-              <m:e>
-                <m:r>
-                  <m:t>x</m:t>
-                </m:r>
-              </m:e>
-              <m:lim>
-                <m:r>
-                  <m:rPr>
-                    <m:sty m:val="p"/>
-                  </m:rPr>
-                  <m:t>∼</m:t>
-                </m:r>
-              </m:lim>
-            </m:limLow>
-          </m:e>
-        </m:d>
-        <m:r>
-          <m:t>​</m:t>
-        </m:r>
-      </m:oMath>
+      <w:r>
+        <w:t xml:space="preserve">$\hat{\theta}\mathopen{}\left(\mathord{\smash[b]{\underset{\raise.3ex\hbox{$\scriptstyle\sim$}}{x}}\vphantom{x}}\right)\mathclose{}$</w:t>
+      </w:r>
       <w:r>
         <w:t xml:space="preserve">, which does not depend on</w:t>
       </w:r>
@@ -7729,42 +2457,9 @@
       <w:r>
         <w:t xml:space="preserve"> </w:t>
       </w:r>
-      <m:oMath>
-        <m:r>
-          <m:t>T</m:t>
-        </m:r>
-        <m:r>
-          <m:t>​</m:t>
-        </m:r>
-        <m:d>
-          <m:dPr>
-            <m:begChr m:val="("/>
-            <m:sepChr m:val=""/>
-            <m:endChr m:val=")"/>
-            <m:grow/>
-          </m:dPr>
-          <m:e>
-            <m:limLow>
-              <m:e>
-                <m:r>
-                  <m:t>X</m:t>
-                </m:r>
-              </m:e>
-              <m:lim>
-                <m:r>
-                  <m:rPr>
-                    <m:sty m:val="p"/>
-                  </m:rPr>
-                  <m:t>∼</m:t>
-                </m:r>
-              </m:lim>
-            </m:limLow>
-          </m:e>
-        </m:d>
-        <m:r>
-          <m:t>​</m:t>
-        </m:r>
-      </m:oMath>
+      <w:r>
+        <w:t xml:space="preserve">$T\mathopen{}\left(\mathord{\smash[b]{\underset{\raise.3ex\hbox{$\scriptstyle\sim$}}{X}}\vphantom{X}}\right)\mathclose{}$</w:t>
+      </w:r>
       <w:r>
         <w:t xml:space="preserve"> </w:t>
       </w:r>
@@ -7808,80 +2503,9 @@
       <w:r>
         <w:t xml:space="preserve"> </w:t>
       </w:r>
-      <m:oMath>
-        <m:r>
-          <m:rPr>
-            <m:sty m:val="p"/>
-          </m:rPr>
-          <m:t>E</m:t>
-        </m:r>
-        <m:r>
-          <m:t>​</m:t>
-        </m:r>
-        <m:d>
-          <m:dPr>
-            <m:begChr m:val="["/>
-            <m:sepChr m:val=""/>
-            <m:endChr m:val="]"/>
-            <m:grow/>
-          </m:dPr>
-          <m:e>
-            <m:acc>
-              <m:accPr>
-                <m:chr m:val="̂"/>
-              </m:accPr>
-              <m:e>
-                <m:r>
-                  <m:t>θ</m:t>
-                </m:r>
-              </m:e>
-            </m:acc>
-            <m:r>
-              <m:rPr>
-                <m:sty m:val="p"/>
-              </m:rPr>
-              <m:t>∣</m:t>
-            </m:r>
-            <m:r>
-              <m:t>T</m:t>
-            </m:r>
-            <m:r>
-              <m:t>​</m:t>
-            </m:r>
-            <m:d>
-              <m:dPr>
-                <m:begChr m:val="("/>
-                <m:sepChr m:val=""/>
-                <m:endChr m:val=")"/>
-                <m:grow/>
-              </m:dPr>
-              <m:e>
-                <m:limLow>
-                  <m:e>
-                    <m:r>
-                      <m:t>X</m:t>
-                    </m:r>
-                  </m:e>
-                  <m:lim>
-                    <m:r>
-                      <m:rPr>
-                        <m:sty m:val="p"/>
-                      </m:rPr>
-                      <m:t>∼</m:t>
-                    </m:r>
-                  </m:lim>
-                </m:limLow>
-              </m:e>
-            </m:d>
-            <m:r>
-              <m:t>​</m:t>
-            </m:r>
-          </m:e>
-        </m:d>
-        <m:r>
-          <m:t>​</m:t>
-        </m:r>
-      </m:oMath>
+      <w:r>
+        <w:t xml:space="preserve">${\operatorname{E}\mathopen{}\left[\hat{\theta} \mid T\mathopen{}\left(\mathord{\smash[b]{\underset{\raise.3ex\hbox{$\scriptstyle\sim$}}{X}}\vphantom{X}}\right)\mathclose{}\right]\mathclose{}}$</w:t>
+      </w:r>
       <w:r>
         <w:t xml:space="preserve"> </w:t>
       </w:r>
@@ -7937,209 +2561,17 @@
       <w:pPr>
         <w:pStyle w:val="BodyText"/>
       </w:pPr>
-      <m:oMathPara>
-        <m:oMathParaPr>
-          <m:jc m:val="center"/>
-        </m:oMathParaPr>
-        <m:oMath>
-          <m:eqArr>
-            <m:e>
-              <m:r>
-                <m:rPr>
-                  <m:sty m:val="p"/>
-                </m:rPr>
-                <m:t>E</m:t>
-              </m:r>
-              <m:r>
-                <m:t>​</m:t>
-              </m:r>
-              <m:d>
-                <m:dPr>
-                  <m:begChr m:val="["/>
-                  <m:sepChr m:val=""/>
-                  <m:endChr m:val="]"/>
-                  <m:grow/>
-                </m:dPr>
-                <m:e>
-                  <m:r>
-                    <m:rPr>
-                      <m:sty m:val="p"/>
-                    </m:rPr>
-                    <m:t>E</m:t>
-                  </m:r>
-                  <m:r>
-                    <m:t>​</m:t>
-                  </m:r>
-                  <m:d>
-                    <m:dPr>
-                      <m:begChr m:val="["/>
-                      <m:sepChr m:val=""/>
-                      <m:endChr m:val="]"/>
-                      <m:grow/>
-                    </m:dPr>
-                    <m:e>
-                      <m:acc>
-                        <m:accPr>
-                          <m:chr m:val="̂"/>
-                        </m:accPr>
-                        <m:e>
-                          <m:r>
-                            <m:t>θ</m:t>
-                          </m:r>
-                        </m:e>
-                      </m:acc>
-                      <m:r>
-                        <m:rPr>
-                          <m:sty m:val="p"/>
-                        </m:rPr>
-                        <m:t>∣</m:t>
-                      </m:r>
-                      <m:r>
-                        <m:t>T</m:t>
-                      </m:r>
-                      <m:r>
-                        <m:t>​</m:t>
-                      </m:r>
-                      <m:d>
-                        <m:dPr>
-                          <m:begChr m:val="("/>
-                          <m:sepChr m:val=""/>
-                          <m:endChr m:val=")"/>
-                          <m:grow/>
-                        </m:dPr>
-                        <m:e>
-                          <m:limLow>
-                            <m:e>
-                              <m:r>
-                                <m:t>X</m:t>
-                              </m:r>
-                            </m:e>
-                            <m:lim>
-                              <m:r>
-                                <m:rPr>
-                                  <m:sty m:val="p"/>
-                                </m:rPr>
-                                <m:t>∼</m:t>
-                              </m:r>
-                            </m:lim>
-                          </m:limLow>
-                        </m:e>
-                      </m:d>
-                      <m:r>
-                        <m:t>​</m:t>
-                      </m:r>
-                    </m:e>
-                  </m:d>
-                  <m:r>
-                    <m:t>​</m:t>
-                  </m:r>
-                </m:e>
-              </m:d>
-              <m:r>
-                <m:t>​</m:t>
-              </m:r>
-              <m:r>
-                <m:t>&amp;</m:t>
-              </m:r>
-              <m:r>
-                <m:rPr>
-                  <m:sty m:val="p"/>
-                </m:rPr>
-                <m:t>=</m:t>
-              </m:r>
-              <m:r>
-                <m:rPr>
-                  <m:sty m:val="p"/>
-                </m:rPr>
-                <m:t>E</m:t>
-              </m:r>
-              <m:r>
-                <m:t>​</m:t>
-              </m:r>
-              <m:d>
-                <m:dPr>
-                  <m:begChr m:val="["/>
-                  <m:sepChr m:val=""/>
-                  <m:endChr m:val="]"/>
-                  <m:grow/>
-                </m:dPr>
-                <m:e>
-                  <m:acc>
-                    <m:accPr>
-                      <m:chr m:val="̂"/>
-                    </m:accPr>
-                    <m:e>
-                      <m:r>
-                        <m:t>θ</m:t>
-                      </m:r>
-                    </m:e>
-                  </m:acc>
-                </m:e>
-              </m:d>
-              <m:r>
-                <m:t>​</m:t>
-              </m:r>
-              <m:r>
-                <m:t>&amp;</m:t>
-              </m:r>
-              <m:r>
-                <m:t>&amp;</m:t>
-              </m:r>
-              <m:r>
-                <m:rPr>
-                  <m:nor/>
-                  <m:sty m:val="p"/>
-                </m:rPr>
-                <m:t>(law of iterated expectations)</m:t>
-              </m:r>
-            </m:e>
-            <m:e>
-              <m:r>
-                <m:t>&amp;</m:t>
-              </m:r>
-              <m:r>
-                <m:rPr>
-                  <m:sty m:val="p"/>
-                </m:rPr>
-                <m:t>=</m:t>
-              </m:r>
-              <m:r>
-                <m:t>θ</m:t>
-              </m:r>
-              <m:r>
-                <m:t>&amp;</m:t>
-              </m:r>
-              <m:r>
-                <m:t>&amp;</m:t>
-              </m:r>
-              <m:r>
-                <m:rPr>
-                  <m:nor/>
-                  <m:sty m:val="p"/>
-                </m:rPr>
-                <m:t>(</m:t>
-              </m:r>
-              <m:acc>
-                <m:accPr>
-                  <m:chr m:val="̂"/>
-                </m:accPr>
-                <m:e>
-                  <m:r>
-                    <m:t>θ</m:t>
-                  </m:r>
-                </m:e>
-              </m:acc>
-              <m:r>
-                <m:rPr>
-                  <m:nor/>
-                  <m:sty m:val="p"/>
-                </m:rPr>
-                <m:t> is unbiased)</m:t>
-              </m:r>
-            </m:e>
-          </m:eqArr>
-        </m:oMath>
-      </m:oMathPara>
+      <w:r>
+        <w:t xml:space="preserve">$$
+    \begin{aligned}
+    \operatorname{E}\mathopen{}\left[{\operatorname{E}\mathopen{}\left[\hat{\theta} \mid T\mathopen{}\left(\mathord{\smash[b]{\underset{\raise.3ex\hbox{$\scriptstyle\sim$}}{X}}\vphantom{X}}\right)\mathclose{}\right]\mathclose{}}\right]\mathclose{}
+    &amp;= \operatorname{E}\mathopen{}\left[\hat{\theta}\right]\mathclose{}
+    &amp;&amp; \text{(law of iterated expectations)}\\
+    &amp;= \theta
+    &amp;&amp; \text{($\hat{\theta}$ is unbiased)}
+    \end{aligned}
+    $$</w:t>
+      </w:r>
     </w:p>
     <w:bookmarkStart w:id="29" w:name="thm-rao-blackwell"/>
     <w:p>
@@ -8220,42 +2652,9 @@
       <w:r>
         <w:t xml:space="preserve"> </w:t>
       </w:r>
-      <m:oMath>
-        <m:r>
-          <m:t>T</m:t>
-        </m:r>
-        <m:r>
-          <m:t>​</m:t>
-        </m:r>
-        <m:d>
-          <m:dPr>
-            <m:begChr m:val="("/>
-            <m:sepChr m:val=""/>
-            <m:endChr m:val=")"/>
-            <m:grow/>
-          </m:dPr>
-          <m:e>
-            <m:limLow>
-              <m:e>
-                <m:r>
-                  <m:t>X</m:t>
-                </m:r>
-              </m:e>
-              <m:lim>
-                <m:r>
-                  <m:rPr>
-                    <m:sty m:val="p"/>
-                  </m:rPr>
-                  <m:t>∼</m:t>
-                </m:r>
-              </m:lim>
-            </m:limLow>
-          </m:e>
-        </m:d>
-        <m:r>
-          <m:t>​</m:t>
-        </m:r>
-      </m:oMath>
+      <w:r>
+        <w:t xml:space="preserve">$T\mathopen{}\left(\mathord{\smash[b]{\underset{\raise.3ex\hbox{$\scriptstyle\sim$}}{X}}\vphantom{X}}\right)\mathclose{}$</w:t>
+      </w:r>
       <w:r>
         <w:t xml:space="preserve"> </w:t>
       </w:r>
@@ -8354,163 +2753,11 @@
         <w:pStyle w:val="BodyText"/>
       </w:pPr>
       <w:bookmarkStart w:id="28" w:name="eq-rao-blackwell"/>
-      <m:oMathPara>
-        <m:oMathParaPr>
-          <m:jc m:val="center"/>
-        </m:oMathParaPr>
-        <m:oMath>
-          <m:r>
-            <m:rPr>
-              <m:sty m:val="p"/>
-            </m:rPr>
-            <m:t>Var</m:t>
-          </m:r>
-          <m:r>
-            <m:t>​</m:t>
-          </m:r>
-          <m:d>
-            <m:dPr>
-              <m:begChr m:val="("/>
-              <m:sepChr m:val=""/>
-              <m:endChr m:val=")"/>
-              <m:grow/>
-            </m:dPr>
-            <m:e>
-              <m:r>
-                <m:rPr>
-                  <m:sty m:val="p"/>
-                </m:rPr>
-                <m:t>E</m:t>
-              </m:r>
-              <m:r>
-                <m:t>​</m:t>
-              </m:r>
-              <m:d>
-                <m:dPr>
-                  <m:begChr m:val="["/>
-                  <m:sepChr m:val=""/>
-                  <m:endChr m:val="]"/>
-                  <m:grow/>
-                </m:dPr>
-                <m:e>
-                  <m:acc>
-                    <m:accPr>
-                      <m:chr m:val="̂"/>
-                    </m:accPr>
-                    <m:e>
-                      <m:r>
-                        <m:t>θ</m:t>
-                      </m:r>
-                    </m:e>
-                  </m:acc>
-                  <m:r>
-                    <m:rPr>
-                      <m:sty m:val="p"/>
-                    </m:rPr>
-                    <m:t>∣</m:t>
-                  </m:r>
-                  <m:r>
-                    <m:t>T</m:t>
-                  </m:r>
-                  <m:r>
-                    <m:t>​</m:t>
-                  </m:r>
-                  <m:d>
-                    <m:dPr>
-                      <m:begChr m:val="("/>
-                      <m:sepChr m:val=""/>
-                      <m:endChr m:val=")"/>
-                      <m:grow/>
-                    </m:dPr>
-                    <m:e>
-                      <m:limLow>
-                        <m:e>
-                          <m:r>
-                            <m:t>X</m:t>
-                          </m:r>
-                        </m:e>
-                        <m:lim>
-                          <m:r>
-                            <m:rPr>
-                              <m:sty m:val="p"/>
-                            </m:rPr>
-                            <m:t>∼</m:t>
-                          </m:r>
-                        </m:lim>
-                      </m:limLow>
-                    </m:e>
-                  </m:d>
-                  <m:r>
-                    <m:t>​</m:t>
-                  </m:r>
-                </m:e>
-              </m:d>
-              <m:r>
-                <m:t>​</m:t>
-              </m:r>
-            </m:e>
-          </m:d>
-          <m:r>
-            <m:t>​</m:t>
-          </m:r>
-          <m:r>
-            <m:rPr>
-              <m:sty m:val="p"/>
-            </m:rPr>
-            <m:t>≤</m:t>
-          </m:r>
-          <m:r>
-            <m:rPr>
-              <m:sty m:val="p"/>
-            </m:rPr>
-            <m:t>Var</m:t>
-          </m:r>
-          <m:r>
-            <m:t>​</m:t>
-          </m:r>
-          <m:d>
-            <m:dPr>
-              <m:begChr m:val="("/>
-              <m:sepChr m:val=""/>
-              <m:endChr m:val=")"/>
-              <m:grow/>
-            </m:dPr>
-            <m:e>
-              <m:acc>
-                <m:accPr>
-                  <m:chr m:val="̂"/>
-                </m:accPr>
-                <m:e>
-                  <m:r>
-                    <m:t>θ</m:t>
-                  </m:r>
-                </m:e>
-              </m:acc>
-            </m:e>
-          </m:d>
-          <m:r>
-            <m:t>​</m:t>
-          </m:r>
-          <m:r>
-            <m:t>  </m:t>
-          </m:r>
-          <m:r>
-            <m:rPr>
-              <m:sty m:val="p"/>
-            </m:rPr>
-            <m:t>(</m:t>
-          </m:r>
-          <m:r>
-            <m:t>4</m:t>
-          </m:r>
-          <m:r>
-            <m:rPr>
-              <m:sty m:val="p"/>
-            </m:rPr>
-            <m:t>)</m:t>
-          </m:r>
-        </m:oMath>
-      </m:oMathPara>
+      <w:r>
+        <w:t xml:space="preserve">$$
+    \operatorname{Var}\mathopen{}\left({\operatorname{E}\mathopen{}\left[\hat{\theta} \mid T\mathopen{}\left(\mathord{\smash[b]{\underset{\raise.3ex\hbox{$\scriptstyle\sim$}}{X}}\vphantom{X}}\right)\mathclose{}\right]\mathclose{}}\right)\mathclose{} \le \operatorname{Var}\mathopen{}\left(\hat{\theta}\right)\mathclose{}
+     \qquad(4)$$</w:t>
+      </w:r>
       <w:bookmarkEnd w:id="28"/>
     </w:p>
     <w:p>
@@ -8587,383 +2834,17 @@
       <w:pPr>
         <w:pStyle w:val="BodyText"/>
       </w:pPr>
-      <m:oMathPara>
-        <m:oMathParaPr>
-          <m:jc m:val="center"/>
-        </m:oMathParaPr>
-        <m:oMath>
-          <m:eqArr>
-            <m:e>
-              <m:r>
-                <m:rPr>
-                  <m:sty m:val="p"/>
-                </m:rPr>
-                <m:t>Var</m:t>
-              </m:r>
-              <m:r>
-                <m:t>​</m:t>
-              </m:r>
-              <m:d>
-                <m:dPr>
-                  <m:begChr m:val="("/>
-                  <m:sepChr m:val=""/>
-                  <m:endChr m:val=")"/>
-                  <m:grow/>
-                </m:dPr>
-                <m:e>
-                  <m:acc>
-                    <m:accPr>
-                      <m:chr m:val="̂"/>
-                    </m:accPr>
-                    <m:e>
-                      <m:r>
-                        <m:t>θ</m:t>
-                      </m:r>
-                    </m:e>
-                  </m:acc>
-                </m:e>
-              </m:d>
-              <m:r>
-                <m:t>​</m:t>
-              </m:r>
-              <m:r>
-                <m:t>&amp;</m:t>
-              </m:r>
-              <m:r>
-                <m:rPr>
-                  <m:sty m:val="p"/>
-                </m:rPr>
-                <m:t>=</m:t>
-              </m:r>
-              <m:r>
-                <m:rPr>
-                  <m:sty m:val="p"/>
-                </m:rPr>
-                <m:t>Var</m:t>
-              </m:r>
-              <m:r>
-                <m:t>​</m:t>
-              </m:r>
-              <m:d>
-                <m:dPr>
-                  <m:begChr m:val="("/>
-                  <m:sepChr m:val=""/>
-                  <m:endChr m:val=")"/>
-                  <m:grow/>
-                </m:dPr>
-                <m:e>
-                  <m:r>
-                    <m:rPr>
-                      <m:sty m:val="p"/>
-                    </m:rPr>
-                    <m:t>E</m:t>
-                  </m:r>
-                  <m:r>
-                    <m:t>​</m:t>
-                  </m:r>
-                  <m:d>
-                    <m:dPr>
-                      <m:begChr m:val="["/>
-                      <m:sepChr m:val=""/>
-                      <m:endChr m:val="]"/>
-                      <m:grow/>
-                    </m:dPr>
-                    <m:e>
-                      <m:acc>
-                        <m:accPr>
-                          <m:chr m:val="̂"/>
-                        </m:accPr>
-                        <m:e>
-                          <m:r>
-                            <m:t>θ</m:t>
-                          </m:r>
-                        </m:e>
-                      </m:acc>
-                      <m:r>
-                        <m:rPr>
-                          <m:sty m:val="p"/>
-                        </m:rPr>
-                        <m:t>∣</m:t>
-                      </m:r>
-                      <m:r>
-                        <m:t>T</m:t>
-                      </m:r>
-                      <m:r>
-                        <m:t>​</m:t>
-                      </m:r>
-                      <m:d>
-                        <m:dPr>
-                          <m:begChr m:val="("/>
-                          <m:sepChr m:val=""/>
-                          <m:endChr m:val=")"/>
-                          <m:grow/>
-                        </m:dPr>
-                        <m:e>
-                          <m:limLow>
-                            <m:e>
-                              <m:r>
-                                <m:t>X</m:t>
-                              </m:r>
-                            </m:e>
-                            <m:lim>
-                              <m:r>
-                                <m:rPr>
-                                  <m:sty m:val="p"/>
-                                </m:rPr>
-                                <m:t>∼</m:t>
-                              </m:r>
-                            </m:lim>
-                          </m:limLow>
-                        </m:e>
-                      </m:d>
-                      <m:r>
-                        <m:t>​</m:t>
-                      </m:r>
-                    </m:e>
-                  </m:d>
-                  <m:r>
-                    <m:t>​</m:t>
-                  </m:r>
-                </m:e>
-              </m:d>
-              <m:r>
-                <m:t>​</m:t>
-              </m:r>
-              <m:r>
-                <m:rPr>
-                  <m:sty m:val="p"/>
-                </m:rPr>
-                <m:t>+</m:t>
-              </m:r>
-              <m:r>
-                <m:rPr>
-                  <m:sty m:val="p"/>
-                </m:rPr>
-                <m:t>E</m:t>
-              </m:r>
-              <m:r>
-                <m:t>​</m:t>
-              </m:r>
-              <m:d>
-                <m:dPr>
-                  <m:begChr m:val="["/>
-                  <m:sepChr m:val=""/>
-                  <m:endChr m:val="]"/>
-                  <m:grow/>
-                </m:dPr>
-                <m:e>
-                  <m:r>
-                    <m:rPr>
-                      <m:sty m:val="p"/>
-                    </m:rPr>
-                    <m:t>Var</m:t>
-                  </m:r>
-                  <m:r>
-                    <m:t>​</m:t>
-                  </m:r>
-                  <m:d>
-                    <m:dPr>
-                      <m:begChr m:val="("/>
-                      <m:sepChr m:val=""/>
-                      <m:endChr m:val=")"/>
-                      <m:grow/>
-                    </m:dPr>
-                    <m:e>
-                      <m:acc>
-                        <m:accPr>
-                          <m:chr m:val="̂"/>
-                        </m:accPr>
-                        <m:e>
-                          <m:r>
-                            <m:t>θ</m:t>
-                          </m:r>
-                        </m:e>
-                      </m:acc>
-                      <m:r>
-                        <m:rPr>
-                          <m:sty m:val="p"/>
-                        </m:rPr>
-                        <m:t>∣</m:t>
-                      </m:r>
-                      <m:r>
-                        <m:t>T</m:t>
-                      </m:r>
-                      <m:r>
-                        <m:t>​</m:t>
-                      </m:r>
-                      <m:d>
-                        <m:dPr>
-                          <m:begChr m:val="("/>
-                          <m:sepChr m:val=""/>
-                          <m:endChr m:val=")"/>
-                          <m:grow/>
-                        </m:dPr>
-                        <m:e>
-                          <m:limLow>
-                            <m:e>
-                              <m:r>
-                                <m:t>X</m:t>
-                              </m:r>
-                            </m:e>
-                            <m:lim>
-                              <m:r>
-                                <m:rPr>
-                                  <m:sty m:val="p"/>
-                                </m:rPr>
-                                <m:t>∼</m:t>
-                              </m:r>
-                            </m:lim>
-                          </m:limLow>
-                        </m:e>
-                      </m:d>
-                      <m:r>
-                        <m:t>​</m:t>
-                      </m:r>
-                    </m:e>
-                  </m:d>
-                  <m:r>
-                    <m:t>​</m:t>
-                  </m:r>
-                </m:e>
-              </m:d>
-              <m:r>
-                <m:t>​</m:t>
-              </m:r>
-              <m:r>
-                <m:t>&amp;</m:t>
-              </m:r>
-              <m:r>
-                <m:t>&amp;</m:t>
-              </m:r>
-              <m:r>
-                <m:rPr>
-                  <m:nor/>
-                  <m:sty m:val="p"/>
-                </m:rPr>
-                <m:t>(law of total variance)</m:t>
-              </m:r>
-            </m:e>
-            <m:e>
-              <m:r>
-                <m:t>&amp;</m:t>
-              </m:r>
-              <m:r>
-                <m:rPr>
-                  <m:sty m:val="p"/>
-                </m:rPr>
-                <m:t>≥</m:t>
-              </m:r>
-              <m:r>
-                <m:rPr>
-                  <m:sty m:val="p"/>
-                </m:rPr>
-                <m:t>Var</m:t>
-              </m:r>
-              <m:r>
-                <m:t>​</m:t>
-              </m:r>
-              <m:d>
-                <m:dPr>
-                  <m:begChr m:val="("/>
-                  <m:sepChr m:val=""/>
-                  <m:endChr m:val=")"/>
-                  <m:grow/>
-                </m:dPr>
-                <m:e>
-                  <m:r>
-                    <m:rPr>
-                      <m:sty m:val="p"/>
-                    </m:rPr>
-                    <m:t>E</m:t>
-                  </m:r>
-                  <m:r>
-                    <m:t>​</m:t>
-                  </m:r>
-                  <m:d>
-                    <m:dPr>
-                      <m:begChr m:val="["/>
-                      <m:sepChr m:val=""/>
-                      <m:endChr m:val="]"/>
-                      <m:grow/>
-                    </m:dPr>
-                    <m:e>
-                      <m:acc>
-                        <m:accPr>
-                          <m:chr m:val="̂"/>
-                        </m:accPr>
-                        <m:e>
-                          <m:r>
-                            <m:t>θ</m:t>
-                          </m:r>
-                        </m:e>
-                      </m:acc>
-                      <m:r>
-                        <m:rPr>
-                          <m:sty m:val="p"/>
-                        </m:rPr>
-                        <m:t>∣</m:t>
-                      </m:r>
-                      <m:r>
-                        <m:t>T</m:t>
-                      </m:r>
-                      <m:r>
-                        <m:t>​</m:t>
-                      </m:r>
-                      <m:d>
-                        <m:dPr>
-                          <m:begChr m:val="("/>
-                          <m:sepChr m:val=""/>
-                          <m:endChr m:val=")"/>
-                          <m:grow/>
-                        </m:dPr>
-                        <m:e>
-                          <m:limLow>
-                            <m:e>
-                              <m:r>
-                                <m:t>X</m:t>
-                              </m:r>
-                            </m:e>
-                            <m:lim>
-                              <m:r>
-                                <m:rPr>
-                                  <m:sty m:val="p"/>
-                                </m:rPr>
-                                <m:t>∼</m:t>
-                              </m:r>
-                            </m:lim>
-                          </m:limLow>
-                        </m:e>
-                      </m:d>
-                      <m:r>
-                        <m:t>​</m:t>
-                      </m:r>
-                    </m:e>
-                  </m:d>
-                  <m:r>
-                    <m:t>​</m:t>
-                  </m:r>
-                </m:e>
-              </m:d>
-              <m:r>
-                <m:t>​</m:t>
-              </m:r>
-              <m:r>
-                <m:t>&amp;</m:t>
-              </m:r>
-              <m:r>
-                <m:t>&amp;</m:t>
-              </m:r>
-              <m:r>
-                <m:rPr>
-                  <m:nor/>
-                  <m:sty m:val="p"/>
-                </m:rPr>
-                <m:t>(a variance is nonnegative)</m:t>
-              </m:r>
-            </m:e>
-          </m:eqArr>
-        </m:oMath>
-      </m:oMathPara>
+      <w:r>
+        <w:t xml:space="preserve">$$
+    \begin{aligned}
+    \operatorname{Var}\mathopen{}\left(\hat{\theta}\right)\mathclose{}
+    &amp;= \operatorname{Var}\mathopen{}\left({\operatorname{E}\mathopen{}\left[\hat{\theta} \mid T\mathopen{}\left(\mathord{\smash[b]{\underset{\raise.3ex\hbox{$\scriptstyle\sim$}}{X}}\vphantom{X}}\right)\mathclose{}\right]\mathclose{}}\right)\mathclose{} + \operatorname{E}\mathopen{}\left[{\operatorname{Var}\mathopen{}\left(\hat{\theta} \mid T\mathopen{}\left(\mathord{\smash[b]{\underset{\raise.3ex\hbox{$\scriptstyle\sim$}}{X}}\vphantom{X}}\right)\mathclose{}\right)\mathclose{}}\right]\mathclose{}
+    &amp;&amp; \text{(law of total variance)}\\
+    &amp;\ge \operatorname{Var}\mathopen{}\left({\operatorname{E}\mathopen{}\left[\hat{\theta} \mid T\mathopen{}\left(\mathord{\smash[b]{\underset{\raise.3ex\hbox{$\scriptstyle\sim$}}{X}}\vphantom{X}}\right)\mathclose{}\right]\mathclose{}}\right)\mathclose{}
+    &amp;&amp; \text{(a variance is nonnegative)}
+    \end{aligned}
+    $$</w:t>
+      </w:r>
     </w:p>
     <w:bookmarkStart w:id="32" w:name="exr-poisson-zero-conditional"/>
     <w:p>
@@ -14427,42 +8308,9 @@
       <w:r>
         <w:t xml:space="preserve"> </w:t>
       </w:r>
-      <m:oMath>
-        <m:r>
-          <m:t>T</m:t>
-        </m:r>
-        <m:r>
-          <m:t>​</m:t>
-        </m:r>
-        <m:d>
-          <m:dPr>
-            <m:begChr m:val="("/>
-            <m:sepChr m:val=""/>
-            <m:endChr m:val=")"/>
-            <m:grow/>
-          </m:dPr>
-          <m:e>
-            <m:limLow>
-              <m:e>
-                <m:r>
-                  <m:t>X</m:t>
-                </m:r>
-              </m:e>
-              <m:lim>
-                <m:r>
-                  <m:rPr>
-                    <m:sty m:val="p"/>
-                  </m:rPr>
-                  <m:t>∼</m:t>
-                </m:r>
-              </m:lim>
-            </m:limLow>
-          </m:e>
-        </m:d>
-        <m:r>
-          <m:t>​</m:t>
-        </m:r>
-      </m:oMath>
+      <w:r>
+        <w:t xml:space="preserve">$T\mathopen{}\left(\mathord{\smash[b]{\underset{\raise.3ex\hbox{$\scriptstyle\sim$}}{X}}\vphantom{X}}\right)\mathclose{}$</w:t>
+      </w:r>
       <w:r>
         <w:t xml:space="preserve"> </w:t>
       </w:r>
@@ -14472,80 +8320,9 @@
       <w:r>
         <w:t xml:space="preserve"> </w:t>
       </w:r>
-      <m:oMath>
-        <m:r>
-          <m:rPr>
-            <m:sty m:val="p"/>
-          </m:rPr>
-          <m:t>E</m:t>
-        </m:r>
-        <m:r>
-          <m:t>​</m:t>
-        </m:r>
-        <m:d>
-          <m:dPr>
-            <m:begChr m:val="["/>
-            <m:sepChr m:val=""/>
-            <m:endChr m:val="]"/>
-            <m:grow/>
-          </m:dPr>
-          <m:e>
-            <m:acc>
-              <m:accPr>
-                <m:chr m:val="̂"/>
-              </m:accPr>
-              <m:e>
-                <m:r>
-                  <m:t>θ</m:t>
-                </m:r>
-              </m:e>
-            </m:acc>
-            <m:r>
-              <m:rPr>
-                <m:sty m:val="p"/>
-              </m:rPr>
-              <m:t>∣</m:t>
-            </m:r>
-            <m:r>
-              <m:t>T</m:t>
-            </m:r>
-            <m:r>
-              <m:t>​</m:t>
-            </m:r>
-            <m:d>
-              <m:dPr>
-                <m:begChr m:val="("/>
-                <m:sepChr m:val=""/>
-                <m:endChr m:val=")"/>
-                <m:grow/>
-              </m:dPr>
-              <m:e>
-                <m:limLow>
-                  <m:e>
-                    <m:r>
-                      <m:t>X</m:t>
-                    </m:r>
-                  </m:e>
-                  <m:lim>
-                    <m:r>
-                      <m:rPr>
-                        <m:sty m:val="p"/>
-                      </m:rPr>
-                      <m:t>∼</m:t>
-                    </m:r>
-                  </m:lim>
-                </m:limLow>
-              </m:e>
-            </m:d>
-            <m:r>
-              <m:t>​</m:t>
-            </m:r>
-          </m:e>
-        </m:d>
-        <m:r>
-          <m:t>​</m:t>
-        </m:r>
-      </m:oMath>
+      <w:r>
+        <w:t xml:space="preserve">${\operatorname{E}\mathopen{}\left[\hat{\theta} \mid T\mathopen{}\left(\mathord{\smash[b]{\underset{\raise.3ex\hbox{$\scriptstyle\sim$}}{X}}\vphantom{X}}\right)\mathclose{}\right]\mathclose{}}$</w:t>
+      </w:r>
       <w:r>
         <w:t xml:space="preserve"> </w:t>
       </w:r>

--- a/sufficiency-handout.docx
+++ b/sufficiency-handout.docx
@@ -15,7 +15,7 @@
         <w:pStyle w:val="Date"/>
       </w:pPr>
       <w:r>
-        <w:t xml:space="preserve">Last modified: 2026-10-16 18:58:08 (PDT)</w:t>
+        <w:t xml:space="preserve">Last modified: 2026-10-16 23:52:56 (PDT)</w:t>
       </w:r>
     </w:p>
     <w:p>

--- a/sufficiency-handout.docx
+++ b/sufficiency-handout.docx
@@ -15,7 +15,7 @@
         <w:pStyle w:val="Date"/>
       </w:pPr>
       <w:r>
-        <w:t xml:space="preserve">Last modified: 2026-10-16 23:52:56 (PDT)</w:t>
+        <w:t xml:space="preserve">Last modified: 2026-10-17 00:12:44 (PDT)</w:t>
       </w:r>
     </w:p>
     <w:p>

--- a/sufficiency-handout.docx
+++ b/sufficiency-handout.docx
@@ -15,7 +15,7 @@
         <w:pStyle w:val="Date"/>
       </w:pPr>
       <w:r>
-        <w:t xml:space="preserve">Last modified: 2026-10-17 00:12:44 (PDT)</w:t>
+        <w:t xml:space="preserve">Last modified: 2026-10-17 00:53:34 (PDT)</w:t>
       </w:r>
     </w:p>
     <w:p>

--- a/sufficiency-handout.docx
+++ b/sufficiency-handout.docx
@@ -15,7 +15,7 @@
         <w:pStyle w:val="Date"/>
       </w:pPr>
       <w:r>
-        <w:t xml:space="preserve">Last modified: 2026-10-17 00:53:34 (PDT)</w:t>
+        <w:t xml:space="preserve">Last modified: 2026-10-17 02:02:33 (PDT)</w:t>
       </w:r>
     </w:p>
     <w:p>

--- a/sufficiency-handout.docx
+++ b/sufficiency-handout.docx
@@ -15,7 +15,7 @@
         <w:pStyle w:val="Date"/>
       </w:pPr>
       <w:r>
-        <w:t xml:space="preserve">Last modified: 2026-10-17 02:02:33 (PDT)</w:t>
+        <w:t xml:space="preserve">Last modified: 2026-10-17 02:34:28 (PDT)</w:t>
       </w:r>
     </w:p>
     <w:p>

--- a/sufficiency-handout.docx
+++ b/sufficiency-handout.docx
@@ -15,7 +15,7 @@
         <w:pStyle w:val="Date"/>
       </w:pPr>
       <w:r>
-        <w:t xml:space="preserve">Last modified: 2026-10-17 02:34:28 (PDT)</w:t>
+        <w:t xml:space="preserve">Last modified: 2026-10-17 03:00:25 (PDT)</w:t>
       </w:r>
     </w:p>
     <w:p>

--- a/sufficiency-handout.docx
+++ b/sufficiency-handout.docx
@@ -15,7 +15,7 @@
         <w:pStyle w:val="Date"/>
       </w:pPr>
       <w:r>
-        <w:t xml:space="preserve">Last modified: 2026-10-17 03:00:25 (PDT)</w:t>
+        <w:t xml:space="preserve">Last modified: 2026-10-17 03:27:59 (PDT)</w:t>
       </w:r>
     </w:p>
     <w:p>

--- a/sufficiency-handout.docx
+++ b/sufficiency-handout.docx
@@ -15,7 +15,7 @@
         <w:pStyle w:val="Date"/>
       </w:pPr>
       <w:r>
-        <w:t xml:space="preserve">Last modified: 2026-10-17 03:27:59 (PDT)</w:t>
+        <w:t xml:space="preserve">Last modified: 2026-10-17 07:29:54 (PDT)</w:t>
       </w:r>
     </w:p>
     <w:p>

--- a/sufficiency-handout.docx
+++ b/sufficiency-handout.docx
@@ -15,7 +15,7 @@
         <w:pStyle w:val="Date"/>
       </w:pPr>
       <w:r>
-        <w:t xml:space="preserve">Last modified: 2026-10-17 07:29:54 (PDT)</w:t>
+        <w:t xml:space="preserve">Last modified: 2026-10-17 07:59:21 (PDT)</w:t>
       </w:r>
     </w:p>
     <w:p>

--- a/sufficiency-handout.docx
+++ b/sufficiency-handout.docx
@@ -15,7 +15,7 @@
         <w:pStyle w:val="Date"/>
       </w:pPr>
       <w:r>
-        <w:t xml:space="preserve">Last modified: 2026-10-17 07:59:21 (PDT)</w:t>
+        <w:t xml:space="preserve">Last modified: 2026-10-17 08:14:32 (PDT)</w:t>
       </w:r>
     </w:p>
     <w:p>

--- a/sufficiency-handout.docx
+++ b/sufficiency-handout.docx
@@ -15,7 +15,7 @@
         <w:pStyle w:val="Date"/>
       </w:pPr>
       <w:r>
-        <w:t xml:space="preserve">Last modified: 2026-10-17 08:14:32 (PDT)</w:t>
+        <w:t xml:space="preserve">Last modified: 2026-10-17 08:57:23 (PDT)</w:t>
       </w:r>
     </w:p>
     <w:p>

--- a/sufficiency-handout.docx
+++ b/sufficiency-handout.docx
@@ -15,7 +15,7 @@
         <w:pStyle w:val="Date"/>
       </w:pPr>
       <w:r>
-        <w:t xml:space="preserve">Last modified: 2026-10-17 08:57:23 (PDT)</w:t>
+        <w:t xml:space="preserve">Last modified: 2026-10-17 10:19:16 (PDT)</w:t>
       </w:r>
     </w:p>
     <w:p>

--- a/sufficiency-handout.docx
+++ b/sufficiency-handout.docx
@@ -15,7 +15,7 @@
         <w:pStyle w:val="Date"/>
       </w:pPr>
       <w:r>
-        <w:t xml:space="preserve">Last modified: 2026-10-17 10:19:16 (PDT)</w:t>
+        <w:t xml:space="preserve">Last modified: 2026-10-17 10:42:15 (PDT)</w:t>
       </w:r>
     </w:p>
     <w:p>

--- a/sufficiency-handout.docx
+++ b/sufficiency-handout.docx
@@ -15,7 +15,7 @@
         <w:pStyle w:val="Date"/>
       </w:pPr>
       <w:r>
-        <w:t xml:space="preserve">Last modified: 2026-10-17 18:16:37 (PDT)</w:t>
+        <w:t xml:space="preserve">Last modified: 2026-10-17 19:06:28 (PDT)</w:t>
       </w:r>
     </w:p>
     <w:p>

--- a/sufficiency-handout.docx
+++ b/sufficiency-handout.docx
@@ -15,7 +15,7 @@
         <w:pStyle w:val="Date"/>
       </w:pPr>
       <w:r>
-        <w:t xml:space="preserve">Last modified: 2026-10-17 19:06:28 (PDT)</w:t>
+        <w:t xml:space="preserve">Last modified: 2026-10-17 21:08:29 (PDT)</w:t>
       </w:r>
     </w:p>
     <w:p>

--- a/sufficiency-handout.docx
+++ b/sufficiency-handout.docx
@@ -15,7 +15,7 @@
         <w:pStyle w:val="Date"/>
       </w:pPr>
       <w:r>
-        <w:t xml:space="preserve">Last modified: 2026-10-17 21:08:29 (PDT)</w:t>
+        <w:t xml:space="preserve">Last modified: 2026-10-18 01:13:21 (PDT)</w:t>
       </w:r>
     </w:p>
     <w:p>

--- a/sufficiency-handout.docx
+++ b/sufficiency-handout.docx
@@ -15,7 +15,7 @@
         <w:pStyle w:val="Date"/>
       </w:pPr>
       <w:r>
-        <w:t xml:space="preserve">Last modified: 2026-10-18 01:13:21 (PDT)</w:t>
+        <w:t xml:space="preserve">Last modified: 2026-10-18 11:21:26 (PDT)</w:t>
       </w:r>
     </w:p>
     <w:p>
@@ -152,7 +152,7 @@
         <w:t xml:space="preserve"> </w:t>
       </w:r>
       <w:r>
-        <w:t xml:space="preserve">Wikipedia contributors (2026b)</w:t>
+        <w:t xml:space="preserve">Wikipedia contributors [1]</w:t>
       </w:r>
       <w:r>
         <w:t xml:space="preserve">.</w:t>
@@ -417,7 +417,7 @@
         <w:t xml:space="preserve"> </w:t>
       </w:r>
       <w:r>
-        <w:t xml:space="preserve">Wikipedia contributors (2026c)</w:t>
+        <w:t xml:space="preserve">Wikipedia contributors [2]</w:t>
       </w:r>
       <w:r>
         <w:t xml:space="preserve">.</w:t>
@@ -440,7 +440,7 @@
         <w:t xml:space="preserve"> (Source: Sufficient statistic). </w:t>
       </w:r>
       <w:r>
-        <w:t xml:space="preserve">Fisher (1922)</w:t>
+        <w:t xml:space="preserve">Fisher [3]</w:t>
       </w:r>
       <w:r>
         <w:t xml:space="preserve"> </w:t>
@@ -452,7 +452,7 @@
         <w:t xml:space="preserve"> </w:t>
       </w:r>
       <w:r>
-        <w:t xml:space="preserve">Casella and Berger (2002, Def. 6.2.1, p. 272)</w:t>
+        <w:t xml:space="preserve">Casella and Berger [4], Def. 6.2.1, p. 272</w:t>
       </w:r>
       <w:r>
         <w:t xml:space="preserve">.</w:t>
@@ -803,7 +803,7 @@
         <w:t xml:space="preserve"> </w:t>
       </w:r>
       <w:r>
-        <w:t xml:space="preserve">Wikipedia contributors (2026c)</w:t>
+        <w:t xml:space="preserve">Wikipedia contributors [2]</w:t>
       </w:r>
       <w:r>
         <w:t xml:space="preserve">.</w:t>
@@ -1479,7 +1479,7 @@
         <w:t xml:space="preserve"> (Source: Factorization theorem). </w:t>
       </w:r>
       <w:r>
-        <w:t xml:space="preserve">Halmos and Savage (1949)</w:t>
+        <w:t xml:space="preserve">Halmos and Savage [5]</w:t>
       </w:r>
       <w:r>
         <w:t xml:space="preserve">, whom</w:t>
@@ -1488,7 +1488,7 @@
         <w:t xml:space="preserve"> </w:t>
       </w:r>
       <w:r>
-        <w:t xml:space="preserve">Casella and Berger (2002, Thm. 6.2.6, p. 276, and its footnote)</w:t>
+        <w:t xml:space="preserve">Casella and Berger [4], Thm. 6.2.6, p. 276, and its footnote</w:t>
       </w:r>
       <w:r>
         <w:t xml:space="preserve"> </w:t>
@@ -2822,7 +2822,7 @@
         <w:t xml:space="preserve"> </w:t>
       </w:r>
       <w:r>
-        <w:t xml:space="preserve">(Rao 1945; Blackwell 1947; Casella and Berger 2002, Thm. 7.3.17, p. 342; Wikipedia contributors 2026a)</w:t>
+        <w:t xml:space="preserve">[6], [7], [4], Thm. 7.3.17, p. 342, [8]</w:t>
       </w:r>
       <w:r>
         <w:t xml:space="preserve">.</w:t>
@@ -5431,7 +5431,7 @@
         <w:t xml:space="preserve"> </w:t>
       </w:r>
       <w:r>
-        <w:t xml:space="preserve">(Hosmer and Lemeshow 1989)</w:t>
+        <w:t xml:space="preserve">[9]</w:t>
       </w:r>
       <w:r>
         <w:t xml:space="preserve">; the data ship with the R package</w:t>
@@ -8404,7 +8404,7 @@
         <w:t xml:space="preserve">(</w:t>
       </w:r>
       <w:r>
-        <w:t xml:space="preserve">Casella and Berger (2002, Example 7.3.18)</w:t>
+        <w:t xml:space="preserve">Casella and Berger [4], Example 7.3.18</w:t>
       </w:r>
       <w:r>
         <w:t xml:space="preserve">).</w:t>
@@ -8481,7 +8481,7 @@
         </w:numPr>
       </w:pPr>
       <w:r>
-        <w:t xml:space="preserve">Wikipedia contributors (2026c)</w:t>
+        <w:t xml:space="preserve">Wikipedia contributors [2]</w:t>
       </w:r>
       <w:r>
         <w:t xml:space="preserve"> </w:t>
@@ -8498,7 +8498,7 @@
         </w:numPr>
       </w:pPr>
       <w:r>
-        <w:t xml:space="preserve">Wikipedia contributors (2026a)</w:t>
+        <w:t xml:space="preserve">Wikipedia contributors [8]</w:t>
       </w:r>
       <w:r>
         <w:t xml:space="preserve"> </w:t>
@@ -8515,7 +8515,7 @@
         </w:numPr>
       </w:pPr>
       <w:r>
-        <w:t xml:space="preserve">Wikipedia contributors (2026b)</w:t>
+        <w:t xml:space="preserve">Wikipedia contributors [1]</w:t>
       </w:r>
       <w:r>
         <w:t xml:space="preserve"> </w:t>
@@ -8536,35 +8536,49 @@
       </w:r>
     </w:p>
     <w:bookmarkStart w:id="64" w:name="refs"/>
-    <w:bookmarkStart w:id="49" w:name="ref-blackwell1947conditional"/>
+    <w:bookmarkStart w:id="49" w:name="ref-wikipedia_statistic"/>
     <w:p>
       <w:pPr>
         <w:pStyle w:val="Bibliography"/>
       </w:pPr>
       <w:r>
-        <w:t xml:space="preserve">Blackwell, David. 1947.</w:t>
-      </w:r>
-      <w:r>
-        <w:t xml:space="preserve"> </w:t>
-      </w:r>
-      <w:r>
-        <w:t xml:space="preserve">“Conditional Expectation and Unbiased Sequential Estimation.”</w:t>
-      </w:r>
-      <w:r>
-        <w:t xml:space="preserve"> </w:t>
-      </w:r>
-      <w:r>
-        <w:rPr>
-          <w:i/>
-          <w:iCs/>
-        </w:rPr>
-        <w:t xml:space="preserve">The Annals of Mathematical Statistics</w:t>
-      </w:r>
-      <w:r>
-        <w:t xml:space="preserve"> </w:t>
-      </w:r>
-      <w:r>
-        <w:t xml:space="preserve">18 (1): 105–10.</w:t>
+        <w:t xml:space="preserve">[1]</w:t>
+      </w:r>
+      <w:r>
+        <w:t xml:space="preserve"> </w:t>
+      </w:r>
+      <w:r>
+        <w:t xml:space="preserve">	</w:t>
+      </w:r>
+      <w:r>
+        <w:t xml:space="preserve">Wikipedia contributors,</w:t>
+      </w:r>
+      <w:r>
+        <w:t xml:space="preserve"> </w:t>
+      </w:r>
+      <w:r>
+        <w:t xml:space="preserve">“Statistic —</w:t>
+      </w:r>
+      <w:r>
+        <w:t xml:space="preserve"> </w:t>
+      </w:r>
+      <w:r>
+        <w:t xml:space="preserve">Wikipedia</w:t>
+      </w:r>
+      <w:r>
+        <w:t xml:space="preserve">,</w:t>
+      </w:r>
+      <w:r>
+        <w:t xml:space="preserve"> </w:t>
+      </w:r>
+      <w:r>
+        <w:t xml:space="preserve">the free encyclopedia.”</w:t>
+      </w:r>
+      <w:r>
+        <w:t xml:space="preserve"> </w:t>
+      </w:r>
+      <w:r>
+        <w:t xml:space="preserve">2026. Available:</w:t>
       </w:r>
       <w:r>
         <w:t xml:space="preserve"> </w:t>
@@ -8574,21 +8588,90 @@
           <w:rPr>
             <w:rStyle w:val="Hyperlink"/>
           </w:rPr>
-          <w:t xml:space="preserve">https://doi.org/10.1214/aoms/1177730497</w:t>
+          <w:t xml:space="preserve">https://en.wikipedia.org/wiki/Statistic</w:t>
         </w:r>
       </w:hyperlink>
-      <w:r>
-        <w:t xml:space="preserve">.</w:t>
-      </w:r>
     </w:p>
     <w:bookmarkEnd w:id="49"/>
-    <w:bookmarkStart w:id="51" w:name="ref-CaseBerg01"/>
+    <w:bookmarkStart w:id="51" w:name="ref-wikipedia_sufficient_statistic"/>
     <w:p>
       <w:pPr>
         <w:pStyle w:val="Bibliography"/>
       </w:pPr>
       <w:r>
-        <w:t xml:space="preserve">Casella, George, and Roger Berger. 2002.</w:t>
+        <w:t xml:space="preserve">[2]</w:t>
+      </w:r>
+      <w:r>
+        <w:t xml:space="preserve"> </w:t>
+      </w:r>
+      <w:r>
+        <w:t xml:space="preserve">	</w:t>
+      </w:r>
+      <w:r>
+        <w:t xml:space="preserve">Wikipedia contributors,</w:t>
+      </w:r>
+      <w:r>
+        <w:t xml:space="preserve"> </w:t>
+      </w:r>
+      <w:r>
+        <w:t xml:space="preserve">“Sufficient statistic —</w:t>
+      </w:r>
+      <w:r>
+        <w:t xml:space="preserve"> </w:t>
+      </w:r>
+      <w:r>
+        <w:t xml:space="preserve">Wikipedia</w:t>
+      </w:r>
+      <w:r>
+        <w:t xml:space="preserve">,</w:t>
+      </w:r>
+      <w:r>
+        <w:t xml:space="preserve"> </w:t>
+      </w:r>
+      <w:r>
+        <w:t xml:space="preserve">the free encyclopedia.”</w:t>
+      </w:r>
+      <w:r>
+        <w:t xml:space="preserve"> </w:t>
+      </w:r>
+      <w:r>
+        <w:t xml:space="preserve">2026. Available:</w:t>
+      </w:r>
+      <w:r>
+        <w:t xml:space="preserve"> </w:t>
+      </w:r>
+      <w:hyperlink r:id="rId50">
+        <w:r>
+          <w:rPr>
+            <w:rStyle w:val="Hyperlink"/>
+          </w:rPr>
+          <w:t xml:space="preserve">https://en.wikipedia.org/wiki/Sufficient_statistic</w:t>
+        </w:r>
+      </w:hyperlink>
+    </w:p>
+    <w:bookmarkEnd w:id="51"/>
+    <w:bookmarkStart w:id="53" w:name="ref-fisher1922mathematical"/>
+    <w:p>
+      <w:pPr>
+        <w:pStyle w:val="Bibliography"/>
+      </w:pPr>
+      <w:r>
+        <w:t xml:space="preserve">[3]</w:t>
+      </w:r>
+      <w:r>
+        <w:t xml:space="preserve"> </w:t>
+      </w:r>
+      <w:r>
+        <w:t xml:space="preserve">	</w:t>
+      </w:r>
+      <w:r>
+        <w:t xml:space="preserve">R. A. Fisher,</w:t>
+      </w:r>
+      <w:r>
+        <w:t xml:space="preserve"> </w:t>
+      </w:r>
+      <w:r>
+        <w:t xml:space="preserve">“On the mathematical foundations of theoretical statistics,”</w:t>
       </w:r>
       <w:r>
         <w:t xml:space="preserve"> </w:t>
@@ -8598,15 +8681,61 @@
           <w:i/>
           <w:iCs/>
         </w:rPr>
-        <w:t xml:space="preserve">Statistical Inference</w:t>
-      </w:r>
-      <w:r>
-        <w:t xml:space="preserve">. 2nd ed. Cengage Learning.</w:t>
-      </w:r>
-      <w:r>
-        <w:t xml:space="preserve"> </w:t>
-      </w:r>
-      <w:hyperlink r:id="rId50">
+        <w:t xml:space="preserve">Philosophical Transactions of the Royal Society of London. Series A</w:t>
+      </w:r>
+      <w:r>
+        <w:t xml:space="preserve">, vol. 222, no. 594–604, pp. 309–368, 1922, doi:</w:t>
+      </w:r>
+      <w:r>
+        <w:t xml:space="preserve"> </w:t>
+      </w:r>
+      <w:hyperlink r:id="rId52">
+        <w:r>
+          <w:rPr>
+            <w:rStyle w:val="Hyperlink"/>
+          </w:rPr>
+          <w:t xml:space="preserve">10.1098/rsta.1922.0009</w:t>
+        </w:r>
+      </w:hyperlink>
+      <w:r>
+        <w:t xml:space="preserve">.</w:t>
+      </w:r>
+    </w:p>
+    <w:bookmarkEnd w:id="53"/>
+    <w:bookmarkStart w:id="55" w:name="ref-CaseBerg01"/>
+    <w:p>
+      <w:pPr>
+        <w:pStyle w:val="Bibliography"/>
+      </w:pPr>
+      <w:r>
+        <w:t xml:space="preserve">[4]</w:t>
+      </w:r>
+      <w:r>
+        <w:t xml:space="preserve"> </w:t>
+      </w:r>
+      <w:r>
+        <w:t xml:space="preserve">	</w:t>
+      </w:r>
+      <w:r>
+        <w:t xml:space="preserve">G. Casella and R. Berger,</w:t>
+      </w:r>
+      <w:r>
+        <w:t xml:space="preserve"> </w:t>
+      </w:r>
+      <w:r>
+        <w:rPr>
+          <w:i/>
+          <w:iCs/>
+        </w:rPr>
+        <w:t xml:space="preserve">Statistical inference</w:t>
+      </w:r>
+      <w:r>
+        <w:t xml:space="preserve">, 2nd ed. Cengage Learning, 2002. Available:</w:t>
+      </w:r>
+      <w:r>
+        <w:t xml:space="preserve"> </w:t>
+      </w:r>
+      <w:hyperlink r:id="rId54">
         <w:r>
           <w:rPr>
             <w:rStyle w:val="Hyperlink"/>
@@ -8614,24 +8743,42 @@
           <w:t xml:space="preserve">https://www.cengage.com/c/statistical-inference-2e-casella-berger/9780534243128/</w:t>
         </w:r>
       </w:hyperlink>
-      <w:r>
-        <w:t xml:space="preserve">.</w:t>
-      </w:r>
     </w:p>
-    <w:bookmarkEnd w:id="51"/>
-    <w:bookmarkStart w:id="53" w:name="ref-fisher1922mathematical"/>
+    <w:bookmarkEnd w:id="55"/>
+    <w:bookmarkStart w:id="57" w:name="ref-halmos1949application"/>
     <w:p>
       <w:pPr>
         <w:pStyle w:val="Bibliography"/>
       </w:pPr>
       <w:r>
-        <w:t xml:space="preserve">Fisher, Ronald A. 1922.</w:t>
-      </w:r>
-      <w:r>
-        <w:t xml:space="preserve"> </w:t>
-      </w:r>
-      <w:r>
-        <w:t xml:space="preserve">“On the Mathematical Foundations of Theoretical Statistics.”</w:t>
+        <w:t xml:space="preserve">[5]</w:t>
+      </w:r>
+      <w:r>
+        <w:t xml:space="preserve"> </w:t>
+      </w:r>
+      <w:r>
+        <w:t xml:space="preserve">	</w:t>
+      </w:r>
+      <w:r>
+        <w:t xml:space="preserve">P. R. Halmos and L. J. Savage,</w:t>
+      </w:r>
+      <w:r>
+        <w:t xml:space="preserve"> </w:t>
+      </w:r>
+      <w:r>
+        <w:t xml:space="preserve">“Application of the</w:t>
+      </w:r>
+      <w:r>
+        <w:t xml:space="preserve"> </w:t>
+      </w:r>
+      <w:r>
+        <w:t xml:space="preserve">Radon–Nikodym</w:t>
+      </w:r>
+      <w:r>
+        <w:t xml:space="preserve"> </w:t>
+      </w:r>
+      <w:r>
+        <w:t xml:space="preserve">theorem to the theory of sufficient statistics,”</w:t>
       </w:r>
       <w:r>
         <w:t xml:space="preserve"> </w:t>
@@ -8641,55 +8788,49 @@
           <w:i/>
           <w:iCs/>
         </w:rPr>
-        <w:t xml:space="preserve">Philosophical Transactions of the Royal Society of London. Series A</w:t>
-      </w:r>
-      <w:r>
-        <w:t xml:space="preserve"> </w:t>
-      </w:r>
-      <w:r>
-        <w:t xml:space="preserve">222 (594–604): 309–68.</w:t>
-      </w:r>
-      <w:r>
-        <w:t xml:space="preserve"> </w:t>
-      </w:r>
-      <w:hyperlink r:id="rId52">
+        <w:t xml:space="preserve">The Annals of Mathematical Statistics</w:t>
+      </w:r>
+      <w:r>
+        <w:t xml:space="preserve">, vol. 20, no. 2, pp. 225–241, 1949, doi:</w:t>
+      </w:r>
+      <w:r>
+        <w:t xml:space="preserve"> </w:t>
+      </w:r>
+      <w:hyperlink r:id="rId56">
         <w:r>
           <w:rPr>
             <w:rStyle w:val="Hyperlink"/>
           </w:rPr>
-          <w:t xml:space="preserve">https://doi.org/10.1098/rsta.1922.0009</w:t>
+          <w:t xml:space="preserve">10.1214/aoms/1177730032</w:t>
         </w:r>
       </w:hyperlink>
       <w:r>
         <w:t xml:space="preserve">.</w:t>
       </w:r>
     </w:p>
-    <w:bookmarkEnd w:id="53"/>
-    <w:bookmarkStart w:id="55" w:name="ref-halmos1949application"/>
+    <w:bookmarkEnd w:id="57"/>
+    <w:bookmarkStart w:id="58" w:name="ref-rao1945information"/>
     <w:p>
       <w:pPr>
         <w:pStyle w:val="Bibliography"/>
       </w:pPr>
       <w:r>
-        <w:t xml:space="preserve">Halmos, Paul R., and Leonard J. Savage. 1949.</w:t>
-      </w:r>
-      <w:r>
-        <w:t xml:space="preserve"> </w:t>
-      </w:r>
-      <w:r>
-        <w:t xml:space="preserve">“Application of the</w:t>
-      </w:r>
-      <w:r>
-        <w:t xml:space="preserve"> </w:t>
-      </w:r>
-      <w:r>
-        <w:t xml:space="preserve">Radon–Nikodym</w:t>
-      </w:r>
-      <w:r>
-        <w:t xml:space="preserve"> </w:t>
-      </w:r>
-      <w:r>
-        <w:t xml:space="preserve">Theorem to the Theory of Sufficient Statistics.”</w:t>
+        <w:t xml:space="preserve">[6]</w:t>
+      </w:r>
+      <w:r>
+        <w:t xml:space="preserve"> </w:t>
+      </w:r>
+      <w:r>
+        <w:t xml:space="preserve">	</w:t>
+      </w:r>
+      <w:r>
+        <w:t xml:space="preserve">C. R. Rao,</w:t>
+      </w:r>
+      <w:r>
+        <w:t xml:space="preserve"> </w:t>
+      </w:r>
+      <w:r>
+        <w:t xml:space="preserve">“Information and the accuracy attainable in the estimation of statistical parameters,”</w:t>
       </w:r>
       <w:r>
         <w:t xml:space="preserve"> </w:t>
@@ -8699,145 +8840,113 @@
           <w:i/>
           <w:iCs/>
         </w:rPr>
+        <w:t xml:space="preserve">Bulletin of the Calcutta Mathematical Society</w:t>
+      </w:r>
+      <w:r>
+        <w:t xml:space="preserve">, vol. 37, pp. 81–91, 1945.</w:t>
+      </w:r>
+    </w:p>
+    <w:bookmarkEnd w:id="58"/>
+    <w:bookmarkStart w:id="60" w:name="ref-blackwell1947conditional"/>
+    <w:p>
+      <w:pPr>
+        <w:pStyle w:val="Bibliography"/>
+      </w:pPr>
+      <w:r>
+        <w:t xml:space="preserve">[7]</w:t>
+      </w:r>
+      <w:r>
+        <w:t xml:space="preserve"> </w:t>
+      </w:r>
+      <w:r>
+        <w:t xml:space="preserve">	</w:t>
+      </w:r>
+      <w:r>
+        <w:t xml:space="preserve">D. Blackwell,</w:t>
+      </w:r>
+      <w:r>
+        <w:t xml:space="preserve"> </w:t>
+      </w:r>
+      <w:r>
+        <w:t xml:space="preserve">“Conditional expectation and unbiased sequential estimation,”</w:t>
+      </w:r>
+      <w:r>
+        <w:t xml:space="preserve"> </w:t>
+      </w:r>
+      <w:r>
+        <w:rPr>
+          <w:i/>
+          <w:iCs/>
+        </w:rPr>
         <w:t xml:space="preserve">The Annals of Mathematical Statistics</w:t>
       </w:r>
       <w:r>
-        <w:t xml:space="preserve"> </w:t>
-      </w:r>
-      <w:r>
-        <w:t xml:space="preserve">20 (2): 225–41.</w:t>
-      </w:r>
-      <w:r>
-        <w:t xml:space="preserve"> </w:t>
-      </w:r>
-      <w:hyperlink r:id="rId54">
+        <w:t xml:space="preserve">, vol. 18, no. 1, pp. 105–110, 1947, doi:</w:t>
+      </w:r>
+      <w:r>
+        <w:t xml:space="preserve"> </w:t>
+      </w:r>
+      <w:hyperlink r:id="rId59">
         <w:r>
           <w:rPr>
             <w:rStyle w:val="Hyperlink"/>
           </w:rPr>
-          <w:t xml:space="preserve">https://doi.org/10.1214/aoms/1177730032</w:t>
+          <w:t xml:space="preserve">10.1214/aoms/1177730497</w:t>
         </w:r>
       </w:hyperlink>
       <w:r>
         <w:t xml:space="preserve">.</w:t>
       </w:r>
     </w:p>
-    <w:bookmarkEnd w:id="55"/>
-    <w:bookmarkStart w:id="56" w:name="ref-hosmer1989applied"/>
+    <w:bookmarkEnd w:id="60"/>
+    <w:bookmarkStart w:id="62" w:name="ref-wikipedia_rao_blackwell_theorem"/>
     <w:p>
       <w:pPr>
         <w:pStyle w:val="Bibliography"/>
       </w:pPr>
       <w:r>
-        <w:t xml:space="preserve">Hosmer, David W., and Stanley Lemeshow. 1989.</w:t>
-      </w:r>
-      <w:r>
-        <w:t xml:space="preserve"> </w:t>
-      </w:r>
-      <w:r>
-        <w:rPr>
-          <w:i/>
-          <w:iCs/>
-        </w:rPr>
-        <w:t xml:space="preserve">Applied Logistic Regression</w:t>
-      </w:r>
-      <w:r>
-        <w:t xml:space="preserve">. Wiley.</w:t>
-      </w:r>
-    </w:p>
-    <w:bookmarkEnd w:id="56"/>
-    <w:bookmarkStart w:id="57" w:name="ref-rao1945information"/>
-    <w:p>
-      <w:pPr>
-        <w:pStyle w:val="Bibliography"/>
-      </w:pPr>
-      <w:r>
-        <w:t xml:space="preserve">Rao, C. Radhakrishna. 1945.</w:t>
-      </w:r>
-      <w:r>
-        <w:t xml:space="preserve"> </w:t>
-      </w:r>
-      <w:r>
-        <w:t xml:space="preserve">“Information and the Accuracy Attainable in the Estimation of Statistical Parameters.”</w:t>
-      </w:r>
-      <w:r>
-        <w:t xml:space="preserve"> </w:t>
-      </w:r>
-      <w:r>
-        <w:rPr>
-          <w:i/>
-          <w:iCs/>
-        </w:rPr>
-        <w:t xml:space="preserve">Bulletin of the Calcutta Mathematical Society</w:t>
-      </w:r>
-      <w:r>
-        <w:t xml:space="preserve"> </w:t>
-      </w:r>
-      <w:r>
-        <w:t xml:space="preserve">37: 81–91.</w:t>
-      </w:r>
-    </w:p>
-    <w:bookmarkEnd w:id="57"/>
-    <w:bookmarkStart w:id="59" w:name="ref-wikipedia_rao_blackwell_theorem"/>
-    <w:p>
-      <w:pPr>
-        <w:pStyle w:val="Bibliography"/>
-      </w:pPr>
-      <w:r>
-        <w:t xml:space="preserve">Wikipedia contributors. 2026a.</w:t>
-      </w:r>
-      <w:r>
-        <w:t xml:space="preserve"> </w:t>
-      </w:r>
-      <w:r>
-        <w:rPr>
-          <w:i/>
-          <w:iCs/>
-        </w:rPr>
-        <w:t xml:space="preserve">Rao–Blackwell Theorem —</w:t>
-      </w:r>
-      <w:r>
-        <w:rPr>
-          <w:i/>
-          <w:iCs/>
-        </w:rPr>
-        <w:t xml:space="preserve"> </w:t>
-      </w:r>
-      <w:r>
-        <w:rPr>
-          <w:i/>
-          <w:iCs/>
-        </w:rPr>
+        <w:t xml:space="preserve">[8]</w:t>
+      </w:r>
+      <w:r>
+        <w:t xml:space="preserve"> </w:t>
+      </w:r>
+      <w:r>
+        <w:t xml:space="preserve">	</w:t>
+      </w:r>
+      <w:r>
+        <w:t xml:space="preserve">Wikipedia contributors,</w:t>
+      </w:r>
+      <w:r>
+        <w:t xml:space="preserve"> </w:t>
+      </w:r>
+      <w:r>
+        <w:t xml:space="preserve">“Rao–blackwell theorem —</w:t>
+      </w:r>
+      <w:r>
+        <w:t xml:space="preserve"> </w:t>
+      </w:r>
+      <w:r>
         <w:t xml:space="preserve">Wikipedia</w:t>
       </w:r>
       <w:r>
-        <w:rPr>
-          <w:i/>
-          <w:iCs/>
-        </w:rPr>
         <w:t xml:space="preserve">,</w:t>
       </w:r>
       <w:r>
-        <w:rPr>
-          <w:i/>
-          <w:iCs/>
-        </w:rPr>
-        <w:t xml:space="preserve"> </w:t>
-      </w:r>
-      <w:r>
-        <w:rPr>
-          <w:i/>
-          <w:iCs/>
-        </w:rPr>
-        <w:t xml:space="preserve">the Free Encyclopedia</w:t>
-      </w:r>
-      <w:r>
-        <w:t xml:space="preserve">.</w:t>
-      </w:r>
-      <w:r>
-        <w:t xml:space="preserve"> </w:t>
-      </w:r>
-      <w:hyperlink r:id="rId58">
+        <w:t xml:space="preserve"> </w:t>
+      </w:r>
+      <w:r>
+        <w:t xml:space="preserve">the free encyclopedia.”</w:t>
+      </w:r>
+      <w:r>
+        <w:t xml:space="preserve"> </w:t>
+      </w:r>
+      <w:r>
+        <w:t xml:space="preserve">2026. Available:</w:t>
+      </w:r>
+      <w:r>
+        <w:t xml:space="preserve"> </w:t>
+      </w:r>
+      <w:hyperlink r:id="rId61">
         <w:r>
           <w:rPr>
             <w:rStyle w:val="Hyperlink"/>
@@ -8845,18 +8954,24 @@
           <w:t xml:space="preserve">https://en.wikipedia.org/wiki/Rao%E2%80%93Blackwell_theorem</w:t>
         </w:r>
       </w:hyperlink>
-      <w:r>
-        <w:t xml:space="preserve">.</w:t>
-      </w:r>
     </w:p>
-    <w:bookmarkEnd w:id="59"/>
-    <w:bookmarkStart w:id="61" w:name="ref-wikipedia_statistic"/>
+    <w:bookmarkEnd w:id="62"/>
+    <w:bookmarkStart w:id="63" w:name="ref-hosmer1989applied"/>
     <w:p>
       <w:pPr>
         <w:pStyle w:val="Bibliography"/>
       </w:pPr>
       <w:r>
-        <w:t xml:space="preserve">Wikipedia contributors. 2026b.</w:t>
+        <w:t xml:space="preserve">[9]</w:t>
+      </w:r>
+      <w:r>
+        <w:t xml:space="preserve"> </w:t>
+      </w:r>
+      <w:r>
+        <w:t xml:space="preserve">	</w:t>
+      </w:r>
+      <w:r>
+        <w:t xml:space="preserve">D. W. Hosmer and S. Lemeshow,</w:t>
       </w:r>
       <w:r>
         <w:t xml:space="preserve"> </w:t>
@@ -8866,131 +8981,10 @@
           <w:i/>
           <w:iCs/>
         </w:rPr>
-        <w:t xml:space="preserve">Statistic —</w:t>
-      </w:r>
-      <w:r>
-        <w:rPr>
-          <w:i/>
-          <w:iCs/>
-        </w:rPr>
-        <w:t xml:space="preserve"> </w:t>
-      </w:r>
-      <w:r>
-        <w:rPr>
-          <w:i/>
-          <w:iCs/>
-        </w:rPr>
-        <w:t xml:space="preserve">Wikipedia</w:t>
-      </w:r>
-      <w:r>
-        <w:rPr>
-          <w:i/>
-          <w:iCs/>
-        </w:rPr>
-        <w:t xml:space="preserve">,</w:t>
-      </w:r>
-      <w:r>
-        <w:rPr>
-          <w:i/>
-          <w:iCs/>
-        </w:rPr>
-        <w:t xml:space="preserve"> </w:t>
-      </w:r>
-      <w:r>
-        <w:rPr>
-          <w:i/>
-          <w:iCs/>
-        </w:rPr>
-        <w:t xml:space="preserve">the Free Encyclopedia</w:t>
-      </w:r>
-      <w:r>
-        <w:t xml:space="preserve">.</w:t>
-      </w:r>
-      <w:r>
-        <w:t xml:space="preserve"> </w:t>
-      </w:r>
-      <w:hyperlink r:id="rId60">
-        <w:r>
-          <w:rPr>
-            <w:rStyle w:val="Hyperlink"/>
-          </w:rPr>
-          <w:t xml:space="preserve">https://en.wikipedia.org/wiki/Statistic</w:t>
-        </w:r>
-      </w:hyperlink>
-      <w:r>
-        <w:t xml:space="preserve">.</w:t>
-      </w:r>
-    </w:p>
-    <w:bookmarkEnd w:id="61"/>
-    <w:bookmarkStart w:id="63" w:name="ref-wikipedia_sufficient_statistic"/>
-    <w:p>
-      <w:pPr>
-        <w:pStyle w:val="Bibliography"/>
-      </w:pPr>
-      <w:r>
-        <w:t xml:space="preserve">Wikipedia contributors. 2026c.</w:t>
-      </w:r>
-      <w:r>
-        <w:t xml:space="preserve"> </w:t>
-      </w:r>
-      <w:r>
-        <w:rPr>
-          <w:i/>
-          <w:iCs/>
-        </w:rPr>
-        <w:t xml:space="preserve">Sufficient Statistic —</w:t>
-      </w:r>
-      <w:r>
-        <w:rPr>
-          <w:i/>
-          <w:iCs/>
-        </w:rPr>
-        <w:t xml:space="preserve"> </w:t>
-      </w:r>
-      <w:r>
-        <w:rPr>
-          <w:i/>
-          <w:iCs/>
-        </w:rPr>
-        <w:t xml:space="preserve">Wikipedia</w:t>
-      </w:r>
-      <w:r>
-        <w:rPr>
-          <w:i/>
-          <w:iCs/>
-        </w:rPr>
-        <w:t xml:space="preserve">,</w:t>
-      </w:r>
-      <w:r>
-        <w:rPr>
-          <w:i/>
-          <w:iCs/>
-        </w:rPr>
-        <w:t xml:space="preserve"> </w:t>
-      </w:r>
-      <w:r>
-        <w:rPr>
-          <w:i/>
-          <w:iCs/>
-        </w:rPr>
-        <w:t xml:space="preserve">the Free Encyclopedia</w:t>
-      </w:r>
-      <w:r>
-        <w:t xml:space="preserve">.</w:t>
-      </w:r>
-      <w:r>
-        <w:t xml:space="preserve"> </w:t>
-      </w:r>
-      <w:hyperlink r:id="rId62">
-        <w:r>
-          <w:rPr>
-            <w:rStyle w:val="Hyperlink"/>
-          </w:rPr>
-          <w:t xml:space="preserve">https://en.wikipedia.org/wiki/Sufficient_statistic</w:t>
-        </w:r>
-      </w:hyperlink>
-      <w:r>
-        <w:t xml:space="preserve">.</w:t>
+        <w:t xml:space="preserve">Applied logistic regression</w:t>
+      </w:r>
+      <w:r>
+        <w:t xml:space="preserve">. New York: Wiley, 1989.</w:t>
       </w:r>
     </w:p>
     <w:bookmarkEnd w:id="63"/>

--- a/sufficiency-handout.docx
+++ b/sufficiency-handout.docx
@@ -15,7 +15,7 @@
         <w:pStyle w:val="Date"/>
       </w:pPr>
       <w:r>
-        <w:t xml:space="preserve">Last modified: 2026-10-18 11:21:26 (PDT)</w:t>
+        <w:t xml:space="preserve">Last modified: 2026-10-18 11:43:25 (PDT)</w:t>
       </w:r>
     </w:p>
     <w:p>

--- a/sufficiency-handout.docx
+++ b/sufficiency-handout.docx
@@ -15,7 +15,7 @@
         <w:pStyle w:val="Date"/>
       </w:pPr>
       <w:r>
-        <w:t xml:space="preserve">Last modified: 2026-10-18 11:43:25 (PDT)</w:t>
+        <w:t xml:space="preserve">Last modified: 2026-10-18 12:03:55 (PDT)</w:t>
       </w:r>
     </w:p>
     <w:p>

--- a/sufficiency-handout.docx
+++ b/sufficiency-handout.docx
@@ -15,7 +15,7 @@
         <w:pStyle w:val="Date"/>
       </w:pPr>
       <w:r>
-        <w:t xml:space="preserve">Last modified: 2026-10-18 12:03:55 (PDT)</w:t>
+        <w:t xml:space="preserve">Last modified: 2026-10-18 13:22:01 (PDT)</w:t>
       </w:r>
     </w:p>
     <w:p>
@@ -123,7 +123,16 @@
         <w:t xml:space="preserve"> </w:t>
       </w:r>
       <w:r>
-        <w:t xml:space="preserve">that does not depend on any unknown parameter.</w:t>
+        <w:t xml:space="preserve">that does not depend on any unknown parameter</w:t>
+      </w:r>
+      <w:r>
+        <w:t xml:space="preserve"> </w:t>
+      </w:r>
+      <w:r>
+        <w:t xml:space="preserve">[1]</w:t>
+      </w:r>
+      <w:r>
+        <w:t xml:space="preserve">.</w:t>
       </w:r>
       <w:r>
         <w:t xml:space="preserve"> </w:t>
@@ -389,7 +398,16 @@
         <w:t xml:space="preserve"> </w:t>
       </w:r>
       <w:r>
-        <w:t xml:space="preserve">with positive probability:</w:t>
+        <w:t xml:space="preserve">with positive probability</w:t>
+      </w:r>
+      <w:r>
+        <w:t xml:space="preserve"> </w:t>
+      </w:r>
+      <w:r>
+        <w:t xml:space="preserve">[2]</w:t>
+      </w:r>
+      <w:r>
+        <w:t xml:space="preserve">:</w:t>
       </w:r>
     </w:p>
     <w:p>
@@ -2796,6 +2814,12 @@
         </m:r>
       </m:oMath>
       <w:r>
+        <w:t xml:space="preserve"> </w:t>
+      </w:r>
+      <w:r>
+        <w:t xml:space="preserve">[6]</w:t>
+      </w:r>
+      <w:r>
         <w:t xml:space="preserve">:</w:t>
       </w:r>
     </w:p>
@@ -2822,7 +2846,7 @@
         <w:t xml:space="preserve"> </w:t>
       </w:r>
       <w:r>
-        <w:t xml:space="preserve">[6], [7], [4], Thm. 7.3.17, p. 342, [8]</w:t>
+        <w:t xml:space="preserve">[7], [8], [4], Thm. 7.3.17, p. 342, [6]</w:t>
       </w:r>
       <w:r>
         <w:t xml:space="preserve">.</w:t>
@@ -8412,7 +8436,7 @@
     </w:p>
     <w:bookmarkEnd w:id="43"/>
     <w:bookmarkEnd w:id="44"/>
-    <w:bookmarkStart w:id="47" w:name="sec-sufficiency-reading"/>
+    <w:bookmarkStart w:id="46" w:name="sec-sufficiency-reading"/>
     <w:p>
       <w:pPr>
         <w:pStyle w:val="Heading2"/>
@@ -8464,69 +8488,8 @@
         <w:t xml:space="preserve">(Will Fithian) has a course reader on exponential families, sufficiency, completeness and unbiased estimation.</w:t>
       </w:r>
     </w:p>
-    <w:bookmarkStart w:id="46" w:name="online-references"/>
-    <w:p>
-      <w:pPr>
-        <w:pStyle w:val="Heading3"/>
-      </w:pPr>
-      <w:r>
-        <w:t xml:space="preserve">3.1 Online references</w:t>
-      </w:r>
-    </w:p>
-    <w:p>
-      <w:pPr>
-        <w:numPr>
-          <w:ilvl w:val="0"/>
-          <w:numId w:val="1002"/>
-        </w:numPr>
-      </w:pPr>
-      <w:r>
-        <w:t xml:space="preserve">Wikipedia contributors [2]</w:t>
-      </w:r>
-      <w:r>
-        <w:t xml:space="preserve"> </w:t>
-      </w:r>
-      <w:r>
-        <w:t xml:space="preserve">— sufficiency and the factorization theorem</w:t>
-      </w:r>
-    </w:p>
-    <w:p>
-      <w:pPr>
-        <w:numPr>
-          <w:ilvl w:val="0"/>
-          <w:numId w:val="1002"/>
-        </w:numPr>
-      </w:pPr>
-      <w:r>
-        <w:t xml:space="preserve">Wikipedia contributors [8]</w:t>
-      </w:r>
-      <w:r>
-        <w:t xml:space="preserve"> </w:t>
-      </w:r>
-      <w:r>
-        <w:t xml:space="preserve">— improving an estimator by conditioning on a sufficient statistic</w:t>
-      </w:r>
-    </w:p>
-    <w:p>
-      <w:pPr>
-        <w:numPr>
-          <w:ilvl w:val="0"/>
-          <w:numId w:val="1002"/>
-        </w:numPr>
-      </w:pPr>
-      <w:r>
-        <w:t xml:space="preserve">Wikipedia contributors [1]</w:t>
-      </w:r>
-      <w:r>
-        <w:t xml:space="preserve"> </w:t>
-      </w:r>
-      <w:r>
-        <w:t xml:space="preserve">— the Wikipedia article on statistic</w:t>
-      </w:r>
-    </w:p>
     <w:bookmarkEnd w:id="46"/>
-    <w:bookmarkEnd w:id="47"/>
-    <w:bookmarkStart w:id="65" w:name="references"/>
+    <w:bookmarkStart w:id="64" w:name="references"/>
     <w:p>
       <w:pPr>
         <w:pStyle w:val="Heading2"/>
@@ -8535,8 +8498,8 @@
         <w:t xml:space="preserve">References</w:t>
       </w:r>
     </w:p>
-    <w:bookmarkStart w:id="64" w:name="refs"/>
-    <w:bookmarkStart w:id="49" w:name="ref-wikipedia_statistic"/>
+    <w:bookmarkStart w:id="63" w:name="refs"/>
+    <w:bookmarkStart w:id="48" w:name="ref-wikipedia_statistic"/>
     <w:p>
       <w:pPr>
         <w:pStyle w:val="Bibliography"/>
@@ -8583,7 +8546,7 @@
       <w:r>
         <w:t xml:space="preserve"> </w:t>
       </w:r>
-      <w:hyperlink r:id="rId48">
+      <w:hyperlink r:id="rId47">
         <w:r>
           <w:rPr>
             <w:rStyle w:val="Hyperlink"/>
@@ -8592,8 +8555,8 @@
         </w:r>
       </w:hyperlink>
     </w:p>
-    <w:bookmarkEnd w:id="49"/>
-    <w:bookmarkStart w:id="51" w:name="ref-wikipedia_sufficient_statistic"/>
+    <w:bookmarkEnd w:id="48"/>
+    <w:bookmarkStart w:id="50" w:name="ref-wikipedia_sufficient_statistic"/>
     <w:p>
       <w:pPr>
         <w:pStyle w:val="Bibliography"/>
@@ -8640,7 +8603,7 @@
       <w:r>
         <w:t xml:space="preserve"> </w:t>
       </w:r>
-      <w:hyperlink r:id="rId50">
+      <w:hyperlink r:id="rId49">
         <w:r>
           <w:rPr>
             <w:rStyle w:val="Hyperlink"/>
@@ -8649,8 +8612,8 @@
         </w:r>
       </w:hyperlink>
     </w:p>
-    <w:bookmarkEnd w:id="51"/>
-    <w:bookmarkStart w:id="53" w:name="ref-fisher1922mathematical"/>
+    <w:bookmarkEnd w:id="50"/>
+    <w:bookmarkStart w:id="52" w:name="ref-fisher1922mathematical"/>
     <w:p>
       <w:pPr>
         <w:pStyle w:val="Bibliography"/>
@@ -8689,7 +8652,7 @@
       <w:r>
         <w:t xml:space="preserve"> </w:t>
       </w:r>
-      <w:hyperlink r:id="rId52">
+      <w:hyperlink r:id="rId51">
         <w:r>
           <w:rPr>
             <w:rStyle w:val="Hyperlink"/>
@@ -8701,8 +8664,8 @@
         <w:t xml:space="preserve">.</w:t>
       </w:r>
     </w:p>
-    <w:bookmarkEnd w:id="53"/>
-    <w:bookmarkStart w:id="55" w:name="ref-CaseBerg01"/>
+    <w:bookmarkEnd w:id="52"/>
+    <w:bookmarkStart w:id="54" w:name="ref-CaseBerg01"/>
     <w:p>
       <w:pPr>
         <w:pStyle w:val="Bibliography"/>
@@ -8735,7 +8698,7 @@
       <w:r>
         <w:t xml:space="preserve"> </w:t>
       </w:r>
-      <w:hyperlink r:id="rId54">
+      <w:hyperlink r:id="rId53">
         <w:r>
           <w:rPr>
             <w:rStyle w:val="Hyperlink"/>
@@ -8744,8 +8707,8 @@
         </w:r>
       </w:hyperlink>
     </w:p>
-    <w:bookmarkEnd w:id="55"/>
-    <w:bookmarkStart w:id="57" w:name="ref-halmos1949application"/>
+    <w:bookmarkEnd w:id="54"/>
+    <w:bookmarkStart w:id="56" w:name="ref-halmos1949application"/>
     <w:p>
       <w:pPr>
         <w:pStyle w:val="Bibliography"/>
@@ -8796,7 +8759,7 @@
       <w:r>
         <w:t xml:space="preserve"> </w:t>
       </w:r>
-      <w:hyperlink r:id="rId56">
+      <w:hyperlink r:id="rId55">
         <w:r>
           <w:rPr>
             <w:rStyle w:val="Hyperlink"/>
@@ -8808,8 +8771,8 @@
         <w:t xml:space="preserve">.</w:t>
       </w:r>
     </w:p>
-    <w:bookmarkEnd w:id="57"/>
-    <w:bookmarkStart w:id="58" w:name="ref-rao1945information"/>
+    <w:bookmarkEnd w:id="56"/>
+    <w:bookmarkStart w:id="58" w:name="ref-wikipedia_rao_blackwell_theorem"/>
     <w:p>
       <w:pPr>
         <w:pStyle w:val="Bibliography"/>
@@ -8824,96 +8787,6 @@
         <w:t xml:space="preserve">	</w:t>
       </w:r>
       <w:r>
-        <w:t xml:space="preserve">C. R. Rao,</w:t>
-      </w:r>
-      <w:r>
-        <w:t xml:space="preserve"> </w:t>
-      </w:r>
-      <w:r>
-        <w:t xml:space="preserve">“Information and the accuracy attainable in the estimation of statistical parameters,”</w:t>
-      </w:r>
-      <w:r>
-        <w:t xml:space="preserve"> </w:t>
-      </w:r>
-      <w:r>
-        <w:rPr>
-          <w:i/>
-          <w:iCs/>
-        </w:rPr>
-        <w:t xml:space="preserve">Bulletin of the Calcutta Mathematical Society</w:t>
-      </w:r>
-      <w:r>
-        <w:t xml:space="preserve">, vol. 37, pp. 81–91, 1945.</w:t>
-      </w:r>
-    </w:p>
-    <w:bookmarkEnd w:id="58"/>
-    <w:bookmarkStart w:id="60" w:name="ref-blackwell1947conditional"/>
-    <w:p>
-      <w:pPr>
-        <w:pStyle w:val="Bibliography"/>
-      </w:pPr>
-      <w:r>
-        <w:t xml:space="preserve">[7]</w:t>
-      </w:r>
-      <w:r>
-        <w:t xml:space="preserve"> </w:t>
-      </w:r>
-      <w:r>
-        <w:t xml:space="preserve">	</w:t>
-      </w:r>
-      <w:r>
-        <w:t xml:space="preserve">D. Blackwell,</w:t>
-      </w:r>
-      <w:r>
-        <w:t xml:space="preserve"> </w:t>
-      </w:r>
-      <w:r>
-        <w:t xml:space="preserve">“Conditional expectation and unbiased sequential estimation,”</w:t>
-      </w:r>
-      <w:r>
-        <w:t xml:space="preserve"> </w:t>
-      </w:r>
-      <w:r>
-        <w:rPr>
-          <w:i/>
-          <w:iCs/>
-        </w:rPr>
-        <w:t xml:space="preserve">The Annals of Mathematical Statistics</w:t>
-      </w:r>
-      <w:r>
-        <w:t xml:space="preserve">, vol. 18, no. 1, pp. 105–110, 1947, doi:</w:t>
-      </w:r>
-      <w:r>
-        <w:t xml:space="preserve"> </w:t>
-      </w:r>
-      <w:hyperlink r:id="rId59">
-        <w:r>
-          <w:rPr>
-            <w:rStyle w:val="Hyperlink"/>
-          </w:rPr>
-          <w:t xml:space="preserve">10.1214/aoms/1177730497</w:t>
-        </w:r>
-      </w:hyperlink>
-      <w:r>
-        <w:t xml:space="preserve">.</w:t>
-      </w:r>
-    </w:p>
-    <w:bookmarkEnd w:id="60"/>
-    <w:bookmarkStart w:id="62" w:name="ref-wikipedia_rao_blackwell_theorem"/>
-    <w:p>
-      <w:pPr>
-        <w:pStyle w:val="Bibliography"/>
-      </w:pPr>
-      <w:r>
-        <w:t xml:space="preserve">[8]</w:t>
-      </w:r>
-      <w:r>
-        <w:t xml:space="preserve"> </w:t>
-      </w:r>
-      <w:r>
-        <w:t xml:space="preserve">	</w:t>
-      </w:r>
-      <w:r>
         <w:t xml:space="preserve">Wikipedia contributors,</w:t>
       </w:r>
       <w:r>
@@ -8946,7 +8819,7 @@
       <w:r>
         <w:t xml:space="preserve"> </w:t>
       </w:r>
-      <w:hyperlink r:id="rId61">
+      <w:hyperlink r:id="rId57">
         <w:r>
           <w:rPr>
             <w:rStyle w:val="Hyperlink"/>
@@ -8955,14 +8828,14 @@
         </w:r>
       </w:hyperlink>
     </w:p>
-    <w:bookmarkEnd w:id="62"/>
-    <w:bookmarkStart w:id="63" w:name="ref-hosmer1989applied"/>
+    <w:bookmarkEnd w:id="58"/>
+    <w:bookmarkStart w:id="59" w:name="ref-rao1945information"/>
     <w:p>
       <w:pPr>
         <w:pStyle w:val="Bibliography"/>
       </w:pPr>
       <w:r>
-        <w:t xml:space="preserve">[9]</w:t>
+        <w:t xml:space="preserve">[7]</w:t>
       </w:r>
       <w:r>
         <w:t xml:space="preserve"> </w:t>
@@ -8971,7 +8844,13 @@
         <w:t xml:space="preserve">	</w:t>
       </w:r>
       <w:r>
-        <w:t xml:space="preserve">D. W. Hosmer and S. Lemeshow,</w:t>
+        <w:t xml:space="preserve">C. R. Rao,</w:t>
+      </w:r>
+      <w:r>
+        <w:t xml:space="preserve"> </w:t>
+      </w:r>
+      <w:r>
+        <w:t xml:space="preserve">“Information and the accuracy attainable in the estimation of statistical parameters,”</w:t>
       </w:r>
       <w:r>
         <w:t xml:space="preserve"> </w:t>
@@ -8981,15 +8860,99 @@
           <w:i/>
           <w:iCs/>
         </w:rPr>
+        <w:t xml:space="preserve">Bulletin of the Calcutta Mathematical Society</w:t>
+      </w:r>
+      <w:r>
+        <w:t xml:space="preserve">, vol. 37, pp. 81–91, 1945.</w:t>
+      </w:r>
+    </w:p>
+    <w:bookmarkEnd w:id="59"/>
+    <w:bookmarkStart w:id="61" w:name="ref-blackwell1947conditional"/>
+    <w:p>
+      <w:pPr>
+        <w:pStyle w:val="Bibliography"/>
+      </w:pPr>
+      <w:r>
+        <w:t xml:space="preserve">[8]</w:t>
+      </w:r>
+      <w:r>
+        <w:t xml:space="preserve"> </w:t>
+      </w:r>
+      <w:r>
+        <w:t xml:space="preserve">	</w:t>
+      </w:r>
+      <w:r>
+        <w:t xml:space="preserve">D. Blackwell,</w:t>
+      </w:r>
+      <w:r>
+        <w:t xml:space="preserve"> </w:t>
+      </w:r>
+      <w:r>
+        <w:t xml:space="preserve">“Conditional expectation and unbiased sequential estimation,”</w:t>
+      </w:r>
+      <w:r>
+        <w:t xml:space="preserve"> </w:t>
+      </w:r>
+      <w:r>
+        <w:rPr>
+          <w:i/>
+          <w:iCs/>
+        </w:rPr>
+        <w:t xml:space="preserve">The Annals of Mathematical Statistics</w:t>
+      </w:r>
+      <w:r>
+        <w:t xml:space="preserve">, vol. 18, no. 1, pp. 105–110, 1947, doi:</w:t>
+      </w:r>
+      <w:r>
+        <w:t xml:space="preserve"> </w:t>
+      </w:r>
+      <w:hyperlink r:id="rId60">
+        <w:r>
+          <w:rPr>
+            <w:rStyle w:val="Hyperlink"/>
+          </w:rPr>
+          <w:t xml:space="preserve">10.1214/aoms/1177730497</w:t>
+        </w:r>
+      </w:hyperlink>
+      <w:r>
+        <w:t xml:space="preserve">.</w:t>
+      </w:r>
+    </w:p>
+    <w:bookmarkEnd w:id="61"/>
+    <w:bookmarkStart w:id="62" w:name="ref-hosmer1989applied"/>
+    <w:p>
+      <w:pPr>
+        <w:pStyle w:val="Bibliography"/>
+      </w:pPr>
+      <w:r>
+        <w:t xml:space="preserve">[9]</w:t>
+      </w:r>
+      <w:r>
+        <w:t xml:space="preserve"> </w:t>
+      </w:r>
+      <w:r>
+        <w:t xml:space="preserve">	</w:t>
+      </w:r>
+      <w:r>
+        <w:t xml:space="preserve">D. W. Hosmer and S. Lemeshow,</w:t>
+      </w:r>
+      <w:r>
+        <w:t xml:space="preserve"> </w:t>
+      </w:r>
+      <w:r>
+        <w:rPr>
+          <w:i/>
+          <w:iCs/>
+        </w:rPr>
         <w:t xml:space="preserve">Applied logistic regression</w:t>
       </w:r>
       <w:r>
         <w:t xml:space="preserve">. New York: Wiley, 1989.</w:t>
       </w:r>
     </w:p>
+    <w:bookmarkEnd w:id="62"/>
     <w:bookmarkEnd w:id="63"/>
     <w:bookmarkEnd w:id="64"/>
-    <w:bookmarkEnd w:id="65"/>
     <w:sectPr>
       <w:footnotePr>
         <w:numRestart w:val="eachSect"/>
@@ -9207,9 +9170,6 @@
     <w:abstractNumId w:val="990"/>
   </w:num>
   <w:num w:numId="1001">
-    <w:abstractNumId w:val="991"/>
-  </w:num>
-  <w:num w:numId="1002">
     <w:abstractNumId w:val="991"/>
   </w:num>
 </w:numbering>

--- a/sufficiency-handout.docx
+++ b/sufficiency-handout.docx
@@ -15,7 +15,7 @@
         <w:pStyle w:val="Date"/>
       </w:pPr>
       <w:r>
-        <w:t xml:space="preserve">Last modified: 2026-10-18 13:22:01 (PDT)</w:t>
+        <w:t xml:space="preserve">Last modified: 2026-10-18 13:50:54 (PDT)</w:t>
       </w:r>
     </w:p>
     <w:p>

--- a/sufficiency-handout.docx
+++ b/sufficiency-handout.docx
@@ -15,7 +15,7 @@
         <w:pStyle w:val="Date"/>
       </w:pPr>
       <w:r>
-        <w:t xml:space="preserve">Last modified: 2026-10-18 13:50:54 (PDT)</w:t>
+        <w:t xml:space="preserve">Last modified: 2026-10-18 14:21:43 (PDT)</w:t>
       </w:r>
     </w:p>
     <w:p>

--- a/sufficiency-handout.docx
+++ b/sufficiency-handout.docx
@@ -15,7 +15,7 @@
         <w:pStyle w:val="Date"/>
       </w:pPr>
       <w:r>
-        <w:t xml:space="preserve">Last modified: 2026-10-18 14:21:43 (PDT)</w:t>
+        <w:t xml:space="preserve">Last modified: 2026-10-18 17:33:29 (PDT)</w:t>
       </w:r>
     </w:p>
     <w:p>

--- a/sufficiency-handout.docx
+++ b/sufficiency-handout.docx
@@ -15,7 +15,7 @@
         <w:pStyle w:val="Date"/>
       </w:pPr>
       <w:r>
-        <w:t xml:space="preserve">Last modified: 2026-10-18 17:33:29 (PDT)</w:t>
+        <w:t xml:space="preserve">Last modified: 2026-10-18 23:56:26 (PDT)</w:t>
       </w:r>
     </w:p>
     <w:p>

--- a/sufficiency-handout.docx
+++ b/sufficiency-handout.docx
@@ -15,7 +15,7 @@
         <w:pStyle w:val="Date"/>
       </w:pPr>
       <w:r>
-        <w:t xml:space="preserve">Last modified: 2026-10-18 23:56:26 (PDT)</w:t>
+        <w:t xml:space="preserve">Last modified: 2026-10-19 00:18:04 (PDT)</w:t>
       </w:r>
     </w:p>
     <w:p>

--- a/sufficiency-handout.docx
+++ b/sufficiency-handout.docx
@@ -15,7 +15,7 @@
         <w:pStyle w:val="Date"/>
       </w:pPr>
       <w:r>
-        <w:t xml:space="preserve">Last modified: 2026-10-19 00:18:04 (PDT)</w:t>
+        <w:t xml:space="preserve">Last modified: 2026-10-19 00:31:45 (PDT)</w:t>
       </w:r>
     </w:p>
     <w:p>

--- a/sufficiency-handout.docx
+++ b/sufficiency-handout.docx
@@ -15,7 +15,7 @@
         <w:pStyle w:val="Date"/>
       </w:pPr>
       <w:r>
-        <w:t xml:space="preserve">Last modified: 2026-10-19 00:31:45 (PDT)</w:t>
+        <w:t xml:space="preserve">Last modified: 2026-10-19 00:48:10 (PDT)</w:t>
       </w:r>
     </w:p>
     <w:p>
@@ -67,7 +67,7 @@
         <w:t xml:space="preserve">without making it more biased.</w:t>
       </w:r>
     </w:p>
-    <w:bookmarkStart w:id="21" w:name="sec-sufficiency"/>
+    <w:bookmarkStart w:id="22" w:name="sec-sufficiency"/>
     <w:p>
       <w:pPr>
         <w:pStyle w:val="Heading2"/>
@@ -843,13 +843,36 @@
         <w:t xml:space="preserve">. </w:t>
       </w:r>
       <w:r>
-        <w:t xml:space="preserve">Fix a sample</w:t>
+        <w:t xml:space="preserve">Let</w:t>
       </w:r>
       <w:r>
         <w:t xml:space="preserve"> </w:t>
       </w:r>
       <w:r>
         <w:t xml:space="preserve">$\mathord{\smash[b]{\underset{\raise.3ex\hbox{$\scriptstyle\sim$}}{x}}\vphantom{x}}$</w:t>
+      </w:r>
+      <w:r>
+        <w:t xml:space="preserve"> </w:t>
+      </w:r>
+      <w:r>
+        <w:t xml:space="preserve">be a value of the</w:t>
+      </w:r>
+      <w:r>
+        <w:t xml:space="preserve"> </w:t>
+      </w:r>
+      <w:hyperlink r:id="rId19">
+        <w:r>
+          <w:rPr>
+            <w:rStyle w:val="Hyperlink"/>
+          </w:rPr>
+          <w:t xml:space="preserve">sample</w:t>
+        </w:r>
+      </w:hyperlink>
+      <w:r>
+        <w:t xml:space="preserve"> </w:t>
+      </w:r>
+      <w:r>
+        <w:t xml:space="preserve">$\mathord{\smash[b]{\underset{\raise.3ex\hbox{$\scriptstyle\sim$}}{X}}\vphantom{X}}$</w:t>
       </w:r>
       <w:r>
         <w:t xml:space="preserve"> </w:t>
@@ -1481,7 +1504,7 @@
         <w:t xml:space="preserve">is sufficient.</w:t>
       </w:r>
     </w:p>
-    <w:bookmarkStart w:id="19" w:name="rem-source-factorization"/>
+    <w:bookmarkStart w:id="20" w:name="rem-source-factorization"/>
     <w:p>
       <w:pPr>
         <w:pStyle w:val="BodyText"/>
@@ -1515,8 +1538,8 @@
         <w:t xml:space="preserve">credit with the general form, and Neyman (1935) with an earlier one.</w:t>
       </w:r>
     </w:p>
-    <w:bookmarkEnd w:id="19"/>
-    <w:bookmarkStart w:id="20" w:name="exm-poisson-sufficient"/>
+    <w:bookmarkEnd w:id="20"/>
+    <w:bookmarkStart w:id="21" w:name="exm-poisson-sufficient"/>
     <w:p>
       <w:pPr>
         <w:pStyle w:val="BodyText"/>
@@ -1970,9 +1993,9 @@
         <w:t xml:space="preserve">.</w:t>
       </w:r>
     </w:p>
-    <w:bookmarkEnd w:id="20"/>
     <w:bookmarkEnd w:id="21"/>
-    <w:bookmarkStart w:id="44" w:name="sec-rao-blackwell"/>
+    <w:bookmarkEnd w:id="22"/>
+    <w:bookmarkStart w:id="47" w:name="sec-rao-blackwell"/>
     <w:p>
       <w:pPr>
         <w:pStyle w:val="Heading2"/>
@@ -1981,7 +2004,7 @@
         <w:t xml:space="preserve">2 The Rao–Blackwell theorem</w:t>
       </w:r>
     </w:p>
-    <w:bookmarkStart w:id="23" w:name="def-rao-blackwellized"/>
+    <w:bookmarkStart w:id="24" w:name="def-rao-blackwellized"/>
     <w:p>
       <w:pPr>
         <w:pStyle w:val="FirstParagraph"/>
@@ -2142,16 +2165,16 @@
       <w:pPr>
         <w:pStyle w:val="BodyText"/>
       </w:pPr>
-      <w:bookmarkStart w:id="22" w:name="eq-rao-blackwellized"/>
+      <w:bookmarkStart w:id="23" w:name="eq-rao-blackwellized"/>
       <w:r>
         <w:t xml:space="preserve">$$
     \hat{\theta}_{\mathrm{RB}} \stackrel{\text{def}}{=}{\operatorname{E}\mathopen{}\left[\hat{\theta} \mid T\mathopen{}\left(\mathord{\smash[b]{\underset{\raise.3ex\hbox{$\scriptstyle\sim$}}{X}}\vphantom{X}}\right)\mathclose{}\right]\mathclose{}}
      \qquad(3)$$</w:t>
       </w:r>
-      <w:bookmarkEnd w:id="22"/>
+      <w:bookmarkEnd w:id="23"/>
     </w:p>
-    <w:bookmarkEnd w:id="23"/>
-    <w:bookmarkStart w:id="24" w:name="lem-rb-statistic"/>
+    <w:bookmarkEnd w:id="24"/>
+    <w:bookmarkStart w:id="25" w:name="lem-rb-statistic"/>
     <w:p>
       <w:pPr>
         <w:pStyle w:val="FirstParagraph"/>
@@ -2300,7 +2323,7 @@
         <w:t xml:space="preserve">and an estimator.</w:t>
       </w:r>
     </w:p>
-    <w:bookmarkEnd w:id="24"/>
+    <w:bookmarkEnd w:id="25"/>
     <w:p>
       <w:pPr>
         <w:pStyle w:val="BodyText"/>
@@ -2316,7 +2339,32 @@
         <w:t xml:space="preserve">. </w:t>
       </w:r>
       <w:r>
-        <w:t xml:space="preserve">Take a discrete sample, and fix a value</w:t>
+        <w:t xml:space="preserve">Take a</w:t>
+      </w:r>
+      <w:r>
+        <w:t xml:space="preserve"> </w:t>
+      </w:r>
+      <w:hyperlink r:id="rId26">
+        <w:r>
+          <w:rPr>
+            <w:rStyle w:val="Hyperlink"/>
+          </w:rPr>
+          <w:t xml:space="preserve">discrete</w:t>
+        </w:r>
+      </w:hyperlink>
+      <w:r>
+        <w:t xml:space="preserve"> </w:t>
+      </w:r>
+      <w:hyperlink r:id="rId19">
+        <w:r>
+          <w:rPr>
+            <w:rStyle w:val="Hyperlink"/>
+          </w:rPr>
+          <w:t xml:space="preserve">sample</w:t>
+        </w:r>
+      </w:hyperlink>
+      <w:r>
+        <w:t xml:space="preserve">, and choose a value</w:t>
       </w:r>
       <w:r>
         <w:t xml:space="preserve"> </w:t>
@@ -2330,8 +2378,19 @@
         <w:t xml:space="preserve"> </w:t>
       </w:r>
       <w:r>
-        <w:t xml:space="preserve">that</w:t>
-      </w:r>
+        <w:t xml:space="preserve">that the</w:t>
+      </w:r>
+      <w:r>
+        <w:t xml:space="preserve"> </w:t>
+      </w:r>
+      <w:hyperlink w:anchor="def-statistic">
+        <w:r>
+          <w:rPr>
+            <w:rStyle w:val="Hyperlink"/>
+          </w:rPr>
+          <w:t xml:space="preserve">statistic</w:t>
+        </w:r>
+      </w:hyperlink>
       <w:r>
         <w:t xml:space="preserve"> </w:t>
       </w:r>
@@ -2342,7 +2401,21 @@
         <w:t xml:space="preserve"> </w:t>
       </w:r>
       <w:r>
-        <w:t xml:space="preserve">takes with positive probability.</w:t>
+        <w:t xml:space="preserve">takes with positive</w:t>
+      </w:r>
+      <w:r>
+        <w:t xml:space="preserve"> </w:t>
+      </w:r>
+      <w:hyperlink r:id="rId27">
+        <w:r>
+          <w:rPr>
+            <w:rStyle w:val="Hyperlink"/>
+          </w:rPr>
+          <w:t xml:space="preserve">probability</w:t>
+        </w:r>
+      </w:hyperlink>
+      <w:r>
+        <w:t xml:space="preserve">.</w:t>
       </w:r>
       <w:r>
         <w:t xml:space="preserve"> </w:t>
@@ -2453,7 +2526,7 @@
         <w:t xml:space="preserve">.</w:t>
       </w:r>
     </w:p>
-    <w:bookmarkStart w:id="26" w:name="thm-rb-unbiased"/>
+    <w:bookmarkStart w:id="29" w:name="thm-rb-unbiased"/>
     <w:p>
       <w:pPr>
         <w:pStyle w:val="BodyText"/>
@@ -2495,7 +2568,7 @@
       <w:r>
         <w:t xml:space="preserve"> </w:t>
       </w:r>
-      <w:hyperlink r:id="rId25">
+      <w:hyperlink r:id="rId28">
         <w:r>
           <w:rPr>
             <w:rStyle w:val="Hyperlink"/>
@@ -2593,7 +2666,7 @@
         <w:t xml:space="preserve">.</w:t>
       </w:r>
     </w:p>
-    <w:bookmarkEnd w:id="26"/>
+    <w:bookmarkEnd w:id="29"/>
     <w:p>
       <w:pPr>
         <w:pStyle w:val="BodyText"/>
@@ -2614,7 +2687,7 @@
       <w:r>
         <w:t xml:space="preserve"> </w:t>
       </w:r>
-      <w:hyperlink r:id="rId27">
+      <w:hyperlink r:id="rId30">
         <w:r>
           <w:rPr>
             <w:rStyle w:val="Hyperlink"/>
@@ -2642,7 +2715,7 @@
     $$</w:t>
       </w:r>
     </w:p>
-    <w:bookmarkStart w:id="29" w:name="thm-rao-blackwell"/>
+    <w:bookmarkStart w:id="32" w:name="thm-rao-blackwell"/>
     <w:p>
       <w:pPr>
         <w:pStyle w:val="FirstParagraph"/>
@@ -2684,7 +2757,7 @@
       <w:r>
         <w:t xml:space="preserve"> </w:t>
       </w:r>
-      <w:hyperlink r:id="rId25">
+      <w:hyperlink r:id="rId28">
         <w:r>
           <w:rPr>
             <w:rStyle w:val="Hyperlink"/>
@@ -2827,13 +2900,13 @@
       <w:pPr>
         <w:pStyle w:val="BodyText"/>
       </w:pPr>
-      <w:bookmarkStart w:id="28" w:name="eq-rao-blackwell"/>
+      <w:bookmarkStart w:id="31" w:name="eq-rao-blackwell"/>
       <w:r>
         <w:t xml:space="preserve">$$
     \operatorname{Var}\mathopen{}\left({\operatorname{E}\mathopen{}\left[\hat{\theta} \mid T\mathopen{}\left(\mathord{\smash[b]{\underset{\raise.3ex\hbox{$\scriptstyle\sim$}}{X}}\vphantom{X}}\right)\mathclose{}\right]\mathclose{}}\right)\mathclose{} \le \operatorname{Var}\mathopen{}\left(\hat{\theta}\right)\mathclose{}
      \qquad(4)$$</w:t>
       </w:r>
-      <w:bookmarkEnd w:id="28"/>
+      <w:bookmarkEnd w:id="31"/>
     </w:p>
     <w:p>
       <w:pPr>
@@ -2852,7 +2925,7 @@
         <w:t xml:space="preserve">.</w:t>
       </w:r>
     </w:p>
-    <w:bookmarkEnd w:id="29"/>
+    <w:bookmarkEnd w:id="32"/>
     <w:p>
       <w:pPr>
         <w:pStyle w:val="BodyText"/>
@@ -2893,7 +2966,7 @@
       <w:r>
         <w:t xml:space="preserve"> </w:t>
       </w:r>
-      <w:hyperlink r:id="rId30">
+      <w:hyperlink r:id="rId33">
         <w:r>
           <w:rPr>
             <w:rStyle w:val="Hyperlink"/>
@@ -2921,7 +2994,7 @@
     $$</w:t>
       </w:r>
     </w:p>
-    <w:bookmarkStart w:id="32" w:name="exr-poisson-zero-conditional"/>
+    <w:bookmarkStart w:id="35" w:name="exr-poisson-zero-conditional"/>
     <w:p>
       <w:pPr>
         <w:pStyle w:val="FirstParagraph"/>
@@ -3286,7 +3359,7 @@
       <w:r>
         <w:t xml:space="preserve"> </w:t>
       </w:r>
-      <w:hyperlink r:id="rId31">
+      <w:hyperlink r:id="rId34">
         <w:r>
           <w:rPr>
             <w:rStyle w:val="Hyperlink"/>
@@ -3312,8 +3385,8 @@
         <w:t xml:space="preserve">.</w:t>
       </w:r>
     </w:p>
-    <w:bookmarkEnd w:id="32"/>
-    <w:bookmarkStart w:id="33" w:name="sol-poisson-zero-conditional"/>
+    <w:bookmarkEnd w:id="35"/>
+    <w:bookmarkStart w:id="36" w:name="sol-poisson-zero-conditional"/>
     <w:p>
       <w:pPr>
         <w:pStyle w:val="BodyText"/>
@@ -4975,8 +5048,8 @@
         </m:oMath>
       </m:oMathPara>
     </w:p>
-    <w:bookmarkEnd w:id="33"/>
-    <w:bookmarkStart w:id="35" w:name="lem-poisson-zero-rb"/>
+    <w:bookmarkEnd w:id="36"/>
+    <w:bookmarkStart w:id="38" w:name="lem-poisson-zero-rb"/>
     <w:p>
       <w:pPr>
         <w:pStyle w:val="FirstParagraph"/>
@@ -5168,7 +5241,7 @@
       <w:pPr>
         <w:pStyle w:val="BodyText"/>
       </w:pPr>
-      <w:bookmarkStart w:id="34" w:name="eq-poisson-zero-conditional"/>
+      <w:bookmarkStart w:id="37" w:name="eq-poisson-zero-conditional"/>
       <m:oMathPara>
         <m:oMathParaPr>
           <m:jc m:val="center"/>
@@ -5310,7 +5383,7 @@
           </m:r>
         </m:oMath>
       </m:oMathPara>
-      <w:bookmarkEnd w:id="34"/>
+      <w:bookmarkEnd w:id="37"/>
     </w:p>
     <w:p>
       <w:pPr>
@@ -5370,7 +5443,7 @@
         <w:t xml:space="preserve">.</w:t>
       </w:r>
     </w:p>
-    <w:bookmarkEnd w:id="35"/>
+    <w:bookmarkEnd w:id="38"/>
     <w:p>
       <w:pPr>
         <w:pStyle w:val="BodyText"/>
@@ -5403,7 +5476,7 @@
         <w:t xml:space="preserve">.</w:t>
       </w:r>
     </w:p>
-    <w:bookmarkStart w:id="42" w:name="exm-rao-blackwell-poisson"/>
+    <w:bookmarkStart w:id="45" w:name="exm-rao-blackwell-poisson"/>
     <w:p>
       <w:pPr>
         <w:pStyle w:val="BodyText"/>
@@ -5463,7 +5536,7 @@
       <w:r>
         <w:t xml:space="preserve"> </w:t>
       </w:r>
-      <w:hyperlink r:id="rId36">
+      <w:hyperlink r:id="rId39">
         <w:r>
           <w:rPr>
             <w:rStyle w:val="VerbatimChar"/>
@@ -5495,7 +5568,7 @@
       <w:r>
         <w:t xml:space="preserve"> </w:t>
       </w:r>
-      <w:hyperlink r:id="rId37">
+      <w:hyperlink r:id="rId40">
         <w:r>
           <w:rPr>
             <w:rStyle w:val="VerbatimChar"/>
@@ -7673,7 +7746,7 @@
       <w:tr>
         <w:tc>
           <w:tcPr/>
-          <w:bookmarkStart w:id="41" w:name="fig-rao-blackwell-poisson"/>
+          <w:bookmarkStart w:id="44" w:name="fig-rao-blackwell-poisson"/>
           <w:p>
             <w:pPr>
               <w:pStyle w:val="SourceCode"/>
@@ -8289,18 +8362,18 @@
                 <wp:inline>
                   <wp:extent cx="4620126" cy="3696101"/>
                   <wp:effectExtent b="0" l="0" r="0" t="0"/>
-                  <wp:docPr descr="" title="" id="39" name="Picture"/>
+                  <wp:docPr descr="" title="" id="42" name="Picture"/>
                   <a:graphic>
                     <a:graphicData uri="http://schemas.openxmlformats.org/drawingml/2006/picture">
                       <pic:pic>
                         <pic:nvPicPr>
-                          <pic:cNvPr descr="sufficiency_files/figure-docx/rao-blackwell-poisson-plot-1.png" id="40" name="Picture"/>
+                          <pic:cNvPr descr="sufficiency_files/figure-docx/rao-blackwell-poisson-plot-1.png" id="43" name="Picture"/>
                           <pic:cNvPicPr>
                             <a:picLocks noChangeArrowheads="1" noChangeAspect="1"/>
                           </pic:cNvPicPr>
                         </pic:nvPicPr>
                         <pic:blipFill>
-                          <a:blip r:embed="rId38"/>
+                          <a:blip r:embed="rId41"/>
                           <a:stretch>
                             <a:fillRect/>
                           </a:stretch>
@@ -8357,12 +8430,12 @@
               <w:t xml:space="preserve">, 10,000 samples); the dashed line marks the estimand</w:t>
             </w:r>
           </w:p>
-          <w:bookmarkEnd w:id="41"/>
+          <w:bookmarkEnd w:id="44"/>
         </w:tc>
       </w:tr>
     </w:tbl>
-    <w:bookmarkEnd w:id="42"/>
-    <w:bookmarkStart w:id="43" w:name="rem-rb-insufficient"/>
+    <w:bookmarkEnd w:id="45"/>
+    <w:bookmarkStart w:id="46" w:name="rem-rb-insufficient"/>
     <w:p>
       <w:pPr>
         <w:pStyle w:val="BodyText"/>
@@ -8434,9 +8507,9 @@
         <w:t xml:space="preserve">).</w:t>
       </w:r>
     </w:p>
-    <w:bookmarkEnd w:id="43"/>
-    <w:bookmarkEnd w:id="44"/>
-    <w:bookmarkStart w:id="46" w:name="sec-sufficiency-reading"/>
+    <w:bookmarkEnd w:id="46"/>
+    <w:bookmarkEnd w:id="47"/>
+    <w:bookmarkStart w:id="49" w:name="sec-sufficiency-reading"/>
     <w:p>
       <w:pPr>
         <w:pStyle w:val="Heading2"/>
@@ -8459,7 +8532,7 @@
       <w:r>
         <w:t xml:space="preserve"> </w:t>
       </w:r>
-      <w:hyperlink r:id="rId45">
+      <w:hyperlink r:id="rId48">
         <w:r>
           <w:rPr>
             <w:rStyle w:val="Hyperlink"/>
@@ -8488,8 +8561,8 @@
         <w:t xml:space="preserve">(Will Fithian) has a course reader on exponential families, sufficiency, completeness and unbiased estimation.</w:t>
       </w:r>
     </w:p>
-    <w:bookmarkEnd w:id="46"/>
-    <w:bookmarkStart w:id="64" w:name="references"/>
+    <w:bookmarkEnd w:id="49"/>
+    <w:bookmarkStart w:id="67" w:name="references"/>
     <w:p>
       <w:pPr>
         <w:pStyle w:val="Heading2"/>
@@ -8498,8 +8571,8 @@
         <w:t xml:space="preserve">References</w:t>
       </w:r>
     </w:p>
-    <w:bookmarkStart w:id="63" w:name="refs"/>
-    <w:bookmarkStart w:id="48" w:name="ref-wikipedia_statistic"/>
+    <w:bookmarkStart w:id="66" w:name="refs"/>
+    <w:bookmarkStart w:id="51" w:name="ref-wikipedia_statistic"/>
     <w:p>
       <w:pPr>
         <w:pStyle w:val="Bibliography"/>
@@ -8546,7 +8619,7 @@
       <w:r>
         <w:t xml:space="preserve"> </w:t>
       </w:r>
-      <w:hyperlink r:id="rId47">
+      <w:hyperlink r:id="rId50">
         <w:r>
           <w:rPr>
             <w:rStyle w:val="Hyperlink"/>
@@ -8555,8 +8628,8 @@
         </w:r>
       </w:hyperlink>
     </w:p>
-    <w:bookmarkEnd w:id="48"/>
-    <w:bookmarkStart w:id="50" w:name="ref-wikipedia_sufficient_statistic"/>
+    <w:bookmarkEnd w:id="51"/>
+    <w:bookmarkStart w:id="53" w:name="ref-wikipedia_sufficient_statistic"/>
     <w:p>
       <w:pPr>
         <w:pStyle w:val="Bibliography"/>
@@ -8603,7 +8676,7 @@
       <w:r>
         <w:t xml:space="preserve"> </w:t>
       </w:r>
-      <w:hyperlink r:id="rId49">
+      <w:hyperlink r:id="rId52">
         <w:r>
           <w:rPr>
             <w:rStyle w:val="Hyperlink"/>
@@ -8612,8 +8685,8 @@
         </w:r>
       </w:hyperlink>
     </w:p>
-    <w:bookmarkEnd w:id="50"/>
-    <w:bookmarkStart w:id="52" w:name="ref-fisher1922mathematical"/>
+    <w:bookmarkEnd w:id="53"/>
+    <w:bookmarkStart w:id="55" w:name="ref-fisher1922mathematical"/>
     <w:p>
       <w:pPr>
         <w:pStyle w:val="Bibliography"/>
@@ -8652,7 +8725,7 @@
       <w:r>
         <w:t xml:space="preserve"> </w:t>
       </w:r>
-      <w:hyperlink r:id="rId51">
+      <w:hyperlink r:id="rId54">
         <w:r>
           <w:rPr>
             <w:rStyle w:val="Hyperlink"/>
@@ -8664,8 +8737,8 @@
         <w:t xml:space="preserve">.</w:t>
       </w:r>
     </w:p>
-    <w:bookmarkEnd w:id="52"/>
-    <w:bookmarkStart w:id="54" w:name="ref-CaseBerg01"/>
+    <w:bookmarkEnd w:id="55"/>
+    <w:bookmarkStart w:id="57" w:name="ref-CaseBerg01"/>
     <w:p>
       <w:pPr>
         <w:pStyle w:val="Bibliography"/>
@@ -8698,7 +8771,7 @@
       <w:r>
         <w:t xml:space="preserve"> </w:t>
       </w:r>
-      <w:hyperlink r:id="rId53">
+      <w:hyperlink r:id="rId56">
         <w:r>
           <w:rPr>
             <w:rStyle w:val="Hyperlink"/>
@@ -8707,8 +8780,8 @@
         </w:r>
       </w:hyperlink>
     </w:p>
-    <w:bookmarkEnd w:id="54"/>
-    <w:bookmarkStart w:id="56" w:name="ref-halmos1949application"/>
+    <w:bookmarkEnd w:id="57"/>
+    <w:bookmarkStart w:id="59" w:name="ref-halmos1949application"/>
     <w:p>
       <w:pPr>
         <w:pStyle w:val="Bibliography"/>
@@ -8759,7 +8832,7 @@
       <w:r>
         <w:t xml:space="preserve"> </w:t>
       </w:r>
-      <w:hyperlink r:id="rId55">
+      <w:hyperlink r:id="rId58">
         <w:r>
           <w:rPr>
             <w:rStyle w:val="Hyperlink"/>
@@ -8771,8 +8844,8 @@
         <w:t xml:space="preserve">.</w:t>
       </w:r>
     </w:p>
-    <w:bookmarkEnd w:id="56"/>
-    <w:bookmarkStart w:id="58" w:name="ref-wikipedia_rao_blackwell_theorem"/>
+    <w:bookmarkEnd w:id="59"/>
+    <w:bookmarkStart w:id="61" w:name="ref-wikipedia_rao_blackwell_theorem"/>
     <w:p>
       <w:pPr>
         <w:pStyle w:val="Bibliography"/>
@@ -8819,7 +8892,7 @@
       <w:r>
         <w:t xml:space="preserve"> </w:t>
       </w:r>
-      <w:hyperlink r:id="rId57">
+      <w:hyperlink r:id="rId60">
         <w:r>
           <w:rPr>
             <w:rStyle w:val="Hyperlink"/>
@@ -8828,8 +8901,8 @@
         </w:r>
       </w:hyperlink>
     </w:p>
-    <w:bookmarkEnd w:id="58"/>
-    <w:bookmarkStart w:id="59" w:name="ref-rao1945information"/>
+    <w:bookmarkEnd w:id="61"/>
+    <w:bookmarkStart w:id="62" w:name="ref-rao1945information"/>
     <w:p>
       <w:pPr>
         <w:pStyle w:val="Bibliography"/>
@@ -8866,8 +8939,8 @@
         <w:t xml:space="preserve">, vol. 37, pp. 81–91, 1945.</w:t>
       </w:r>
     </w:p>
-    <w:bookmarkEnd w:id="59"/>
-    <w:bookmarkStart w:id="61" w:name="ref-blackwell1947conditional"/>
+    <w:bookmarkEnd w:id="62"/>
+    <w:bookmarkStart w:id="64" w:name="ref-blackwell1947conditional"/>
     <w:p>
       <w:pPr>
         <w:pStyle w:val="Bibliography"/>
@@ -8906,7 +8979,7 @@
       <w:r>
         <w:t xml:space="preserve"> </w:t>
       </w:r>
-      <w:hyperlink r:id="rId60">
+      <w:hyperlink r:id="rId63">
         <w:r>
           <w:rPr>
             <w:rStyle w:val="Hyperlink"/>
@@ -8918,8 +8991,8 @@
         <w:t xml:space="preserve">.</w:t>
       </w:r>
     </w:p>
-    <w:bookmarkEnd w:id="61"/>
-    <w:bookmarkStart w:id="62" w:name="ref-hosmer1989applied"/>
+    <w:bookmarkEnd w:id="64"/>
+    <w:bookmarkStart w:id="65" w:name="ref-hosmer1989applied"/>
     <w:p>
       <w:pPr>
         <w:pStyle w:val="Bibliography"/>
@@ -8950,9 +9023,9 @@
         <w:t xml:space="preserve">. New York: Wiley, 1989.</w:t>
       </w:r>
     </w:p>
-    <w:bookmarkEnd w:id="62"/>
-    <w:bookmarkEnd w:id="63"/>
-    <w:bookmarkEnd w:id="64"/>
+    <w:bookmarkEnd w:id="65"/>
+    <w:bookmarkEnd w:id="66"/>
+    <w:bookmarkEnd w:id="67"/>
     <w:sectPr>
       <w:footnotePr>
         <w:numRestart w:val="eachSect"/>

--- a/sufficiency-handout.docx
+++ b/sufficiency-handout.docx
@@ -15,7 +15,7 @@
         <w:pStyle w:val="Date"/>
       </w:pPr>
       <w:r>
-        <w:t xml:space="preserve">Last modified: 2026-10-19 00:48:10 (PDT)</w:t>
+        <w:t xml:space="preserve">Last modified: 2026-10-19 01:04:06 (PDT)</w:t>
       </w:r>
     </w:p>
     <w:p>
@@ -123,16 +123,7 @@
         <w:t xml:space="preserve"> </w:t>
       </w:r>
       <w:r>
-        <w:t xml:space="preserve">that does not depend on any unknown parameter</w:t>
-      </w:r>
-      <w:r>
-        <w:t xml:space="preserve"> </w:t>
-      </w:r>
-      <w:r>
-        <w:t xml:space="preserve">[1]</w:t>
-      </w:r>
-      <w:r>
-        <w:t xml:space="preserve">.</w:t>
+        <w:t xml:space="preserve">that does not depend on any unknown parameter.</w:t>
       </w:r>
       <w:r>
         <w:t xml:space="preserve"> </w:t>
@@ -398,16 +389,7 @@
         <w:t xml:space="preserve"> </w:t>
       </w:r>
       <w:r>
-        <w:t xml:space="preserve">with positive probability</w:t>
-      </w:r>
-      <w:r>
-        <w:t xml:space="preserve"> </w:t>
-      </w:r>
-      <w:r>
-        <w:t xml:space="preserve">[2]</w:t>
-      </w:r>
-      <w:r>
-        <w:t xml:space="preserve">:</w:t>
+        <w:t xml:space="preserve">with positive probability:</w:t>
       </w:r>
     </w:p>
     <w:p>
@@ -2887,12 +2869,6 @@
         </m:r>
       </m:oMath>
       <w:r>
-        <w:t xml:space="preserve"> </w:t>
-      </w:r>
-      <w:r>
-        <w:t xml:space="preserve">[6]</w:t>
-      </w:r>
-      <w:r>
         <w:t xml:space="preserve">:</w:t>
       </w:r>
     </w:p>
@@ -2919,7 +2895,7 @@
         <w:t xml:space="preserve"> </w:t>
       </w:r>
       <w:r>
-        <w:t xml:space="preserve">[7], [8], [4], Thm. 7.3.17, p. 342, [6]</w:t>
+        <w:t xml:space="preserve">[6], [7], [4], Thm. 7.3.17, p. 342, [8]</w:t>
       </w:r>
       <w:r>
         <w:t xml:space="preserve">.</w:t>
@@ -8845,7 +8821,7 @@
       </w:r>
     </w:p>
     <w:bookmarkEnd w:id="59"/>
-    <w:bookmarkStart w:id="61" w:name="ref-wikipedia_rao_blackwell_theorem"/>
+    <w:bookmarkStart w:id="60" w:name="ref-rao1945information"/>
     <w:p>
       <w:pPr>
         <w:pStyle w:val="Bibliography"/>
@@ -8860,6 +8836,96 @@
         <w:t xml:space="preserve">	</w:t>
       </w:r>
       <w:r>
+        <w:t xml:space="preserve">C. R. Rao,</w:t>
+      </w:r>
+      <w:r>
+        <w:t xml:space="preserve"> </w:t>
+      </w:r>
+      <w:r>
+        <w:t xml:space="preserve">“Information and the accuracy attainable in the estimation of statistical parameters,”</w:t>
+      </w:r>
+      <w:r>
+        <w:t xml:space="preserve"> </w:t>
+      </w:r>
+      <w:r>
+        <w:rPr>
+          <w:i/>
+          <w:iCs/>
+        </w:rPr>
+        <w:t xml:space="preserve">Bulletin of the Calcutta Mathematical Society</w:t>
+      </w:r>
+      <w:r>
+        <w:t xml:space="preserve">, vol. 37, pp. 81–91, 1945.</w:t>
+      </w:r>
+    </w:p>
+    <w:bookmarkEnd w:id="60"/>
+    <w:bookmarkStart w:id="62" w:name="ref-blackwell1947conditional"/>
+    <w:p>
+      <w:pPr>
+        <w:pStyle w:val="Bibliography"/>
+      </w:pPr>
+      <w:r>
+        <w:t xml:space="preserve">[7]</w:t>
+      </w:r>
+      <w:r>
+        <w:t xml:space="preserve"> </w:t>
+      </w:r>
+      <w:r>
+        <w:t xml:space="preserve">	</w:t>
+      </w:r>
+      <w:r>
+        <w:t xml:space="preserve">D. Blackwell,</w:t>
+      </w:r>
+      <w:r>
+        <w:t xml:space="preserve"> </w:t>
+      </w:r>
+      <w:r>
+        <w:t xml:space="preserve">“Conditional expectation and unbiased sequential estimation,”</w:t>
+      </w:r>
+      <w:r>
+        <w:t xml:space="preserve"> </w:t>
+      </w:r>
+      <w:r>
+        <w:rPr>
+          <w:i/>
+          <w:iCs/>
+        </w:rPr>
+        <w:t xml:space="preserve">The Annals of Mathematical Statistics</w:t>
+      </w:r>
+      <w:r>
+        <w:t xml:space="preserve">, vol. 18, no. 1, pp. 105–110, 1947, doi:</w:t>
+      </w:r>
+      <w:r>
+        <w:t xml:space="preserve"> </w:t>
+      </w:r>
+      <w:hyperlink r:id="rId61">
+        <w:r>
+          <w:rPr>
+            <w:rStyle w:val="Hyperlink"/>
+          </w:rPr>
+          <w:t xml:space="preserve">10.1214/aoms/1177730497</w:t>
+        </w:r>
+      </w:hyperlink>
+      <w:r>
+        <w:t xml:space="preserve">.</w:t>
+      </w:r>
+    </w:p>
+    <w:bookmarkEnd w:id="62"/>
+    <w:bookmarkStart w:id="64" w:name="ref-wikipedia_rao_blackwell_theorem"/>
+    <w:p>
+      <w:pPr>
+        <w:pStyle w:val="Bibliography"/>
+      </w:pPr>
+      <w:r>
+        <w:t xml:space="preserve">[8]</w:t>
+      </w:r>
+      <w:r>
+        <w:t xml:space="preserve"> </w:t>
+      </w:r>
+      <w:r>
+        <w:t xml:space="preserve">	</w:t>
+      </w:r>
+      <w:r>
         <w:t xml:space="preserve">Wikipedia contributors,</w:t>
       </w:r>
       <w:r>
@@ -8892,7 +8958,7 @@
       <w:r>
         <w:t xml:space="preserve"> </w:t>
       </w:r>
-      <w:hyperlink r:id="rId60">
+      <w:hyperlink r:id="rId63">
         <w:r>
           <w:rPr>
             <w:rStyle w:val="Hyperlink"/>
@@ -8900,96 +8966,6 @@
           <w:t xml:space="preserve">https://en.wikipedia.org/wiki/Rao%E2%80%93Blackwell_theorem</w:t>
         </w:r>
       </w:hyperlink>
-    </w:p>
-    <w:bookmarkEnd w:id="61"/>
-    <w:bookmarkStart w:id="62" w:name="ref-rao1945information"/>
-    <w:p>
-      <w:pPr>
-        <w:pStyle w:val="Bibliography"/>
-      </w:pPr>
-      <w:r>
-        <w:t xml:space="preserve">[7]</w:t>
-      </w:r>
-      <w:r>
-        <w:t xml:space="preserve"> </w:t>
-      </w:r>
-      <w:r>
-        <w:t xml:space="preserve">	</w:t>
-      </w:r>
-      <w:r>
-        <w:t xml:space="preserve">C. R. Rao,</w:t>
-      </w:r>
-      <w:r>
-        <w:t xml:space="preserve"> </w:t>
-      </w:r>
-      <w:r>
-        <w:t xml:space="preserve">“Information and the accuracy attainable in the estimation of statistical parameters,”</w:t>
-      </w:r>
-      <w:r>
-        <w:t xml:space="preserve"> </w:t>
-      </w:r>
-      <w:r>
-        <w:rPr>
-          <w:i/>
-          <w:iCs/>
-        </w:rPr>
-        <w:t xml:space="preserve">Bulletin of the Calcutta Mathematical Society</w:t>
-      </w:r>
-      <w:r>
-        <w:t xml:space="preserve">, vol. 37, pp. 81–91, 1945.</w:t>
-      </w:r>
-    </w:p>
-    <w:bookmarkEnd w:id="62"/>
-    <w:bookmarkStart w:id="64" w:name="ref-blackwell1947conditional"/>
-    <w:p>
-      <w:pPr>
-        <w:pStyle w:val="Bibliography"/>
-      </w:pPr>
-      <w:r>
-        <w:t xml:space="preserve">[8]</w:t>
-      </w:r>
-      <w:r>
-        <w:t xml:space="preserve"> </w:t>
-      </w:r>
-      <w:r>
-        <w:t xml:space="preserve">	</w:t>
-      </w:r>
-      <w:r>
-        <w:t xml:space="preserve">D. Blackwell,</w:t>
-      </w:r>
-      <w:r>
-        <w:t xml:space="preserve"> </w:t>
-      </w:r>
-      <w:r>
-        <w:t xml:space="preserve">“Conditional expectation and unbiased sequential estimation,”</w:t>
-      </w:r>
-      <w:r>
-        <w:t xml:space="preserve"> </w:t>
-      </w:r>
-      <w:r>
-        <w:rPr>
-          <w:i/>
-          <w:iCs/>
-        </w:rPr>
-        <w:t xml:space="preserve">The Annals of Mathematical Statistics</w:t>
-      </w:r>
-      <w:r>
-        <w:t xml:space="preserve">, vol. 18, no. 1, pp. 105–110, 1947, doi:</w:t>
-      </w:r>
-      <w:r>
-        <w:t xml:space="preserve"> </w:t>
-      </w:r>
-      <w:hyperlink r:id="rId63">
-        <w:r>
-          <w:rPr>
-            <w:rStyle w:val="Hyperlink"/>
-          </w:rPr>
-          <w:t xml:space="preserve">10.1214/aoms/1177730497</w:t>
-        </w:r>
-      </w:hyperlink>
-      <w:r>
-        <w:t xml:space="preserve">.</w:t>
-      </w:r>
     </w:p>
     <w:bookmarkEnd w:id="64"/>
     <w:bookmarkStart w:id="65" w:name="ref-hosmer1989applied"/>

--- a/sufficiency-handout.docx
+++ b/sufficiency-handout.docx
@@ -15,7 +15,7 @@
         <w:pStyle w:val="Date"/>
       </w:pPr>
       <w:r>
-        <w:t xml:space="preserve">Last modified: 2026-10-19 01:04:06 (PDT)</w:t>
+        <w:t xml:space="preserve">Last modified: 2026-10-19 01:24:50 (PDT)</w:t>
       </w:r>
     </w:p>
     <w:p>

--- a/sufficiency-handout.docx
+++ b/sufficiency-handout.docx
@@ -15,7 +15,7 @@
         <w:pStyle w:val="Date"/>
       </w:pPr>
       <w:r>
-        <w:t xml:space="preserve">Last modified: 2026-10-19 01:24:50 (PDT)</w:t>
+        <w:t xml:space="preserve">Last modified: 2026-10-19 01:42:24 (PDT)</w:t>
       </w:r>
     </w:p>
     <w:p>

--- a/sufficiency-handout.docx
+++ b/sufficiency-handout.docx
@@ -15,7 +15,7 @@
         <w:pStyle w:val="Date"/>
       </w:pPr>
       <w:r>
-        <w:t xml:space="preserve">Last modified: 2026-10-19 01:42:24 (PDT)</w:t>
+        <w:t xml:space="preserve">Last modified: 2026-10-19 02:56:37 (PDT)</w:t>
       </w:r>
     </w:p>
     <w:p>

--- a/sufficiency-handout.docx
+++ b/sufficiency-handout.docx
@@ -15,7 +15,7 @@
         <w:pStyle w:val="Date"/>
       </w:pPr>
       <w:r>
-        <w:t xml:space="preserve">Last modified: 2026-10-19 02:56:37 (PDT)</w:t>
+        <w:t xml:space="preserve">Last modified: 2026-10-19 03:13:51 (PDT)</w:t>
       </w:r>
     </w:p>
     <w:p>

--- a/sufficiency-handout.docx
+++ b/sufficiency-handout.docx
@@ -15,7 +15,7 @@
         <w:pStyle w:val="Date"/>
       </w:pPr>
       <w:r>
-        <w:t xml:space="preserve">Last modified: 2026-10-19 03:13:51 (PDT)</w:t>
+        <w:t xml:space="preserve">Last modified: 2026-10-19 03:33:48 (PDT)</w:t>
       </w:r>
     </w:p>
     <w:p>

--- a/sufficiency-handout.docx
+++ b/sufficiency-handout.docx
@@ -15,7 +15,7 @@
         <w:pStyle w:val="Date"/>
       </w:pPr>
       <w:r>
-        <w:t xml:space="preserve">Last modified: 2026-10-19 03:33:48 (PDT)</w:t>
+        <w:t xml:space="preserve">Last modified: 2026-10-19 03:48:43 (PDT)</w:t>
       </w:r>
     </w:p>
     <w:p>

--- a/sufficiency-handout.docx
+++ b/sufficiency-handout.docx
@@ -15,7 +15,7 @@
         <w:pStyle w:val="Date"/>
       </w:pPr>
       <w:r>
-        <w:t xml:space="preserve">Last modified: 2026-10-19 03:48:43 (PDT)</w:t>
+        <w:t xml:space="preserve">Last modified: 2026-10-19 03:59:32 (PDT)</w:t>
       </w:r>
     </w:p>
     <w:p>

--- a/sufficiency-handout.docx
+++ b/sufficiency-handout.docx
@@ -15,7 +15,7 @@
         <w:pStyle w:val="Date"/>
       </w:pPr>
       <w:r>
-        <w:t xml:space="preserve">Last modified: 2026-10-19 03:59:32 (PDT)</w:t>
+        <w:t xml:space="preserve">Last modified: 2026-10-19 04:11:38 (PDT)</w:t>
       </w:r>
     </w:p>
     <w:p>
@@ -114,7 +114,7 @@
         <w:t xml:space="preserve"> </w:t>
       </w:r>
       <w:r>
-        <w:t xml:space="preserve">$T\mathopen{}\left(\mathord{\smash[b]{\underset{\raise.3ex\hbox{$\scriptstyle\sim$}}{X}}\vphantom{X}}\right)\mathclose{}$</w:t>
+        <w:t xml:space="preserve">${T\mathopen{}\left(\mathord{\smash[b]{\underset{\raise.3ex\hbox{$\scriptstyle\sim$}}{X}}\vphantom{X}}\right)\mathclose{}}$</w:t>
       </w:r>
       <w:r>
         <w:t xml:space="preserve">,</w:t>
@@ -135,7 +135,7 @@
         <w:t xml:space="preserve"> </w:t>
       </w:r>
       <w:r>
-        <w:t xml:space="preserve">$T\mathopen{}\left(\mathord{\smash[b]{\underset{\raise.3ex\hbox{$\scriptstyle\sim$}}{x}}\vphantom{x}}\right)\mathclose{}$</w:t>
+        <w:t xml:space="preserve">${T\mathopen{}\left(\mathord{\smash[b]{\underset{\raise.3ex\hbox{$\scriptstyle\sim$}}{x}}\vphantom{x}}\right)\mathclose{}}$</w:t>
       </w:r>
       <w:r>
         <w:t xml:space="preserve">, is a number or vector we can compute.</w:t>
@@ -290,7 +290,7 @@
         <w:t xml:space="preserve"> </w:t>
       </w:r>
       <w:r>
-        <w:t xml:space="preserve">$T\mathopen{}\left(\mathord{\smash[b]{\underset{\raise.3ex\hbox{$\scriptstyle\sim$}}{X}}\vphantom{X}}\right)\mathclose{}$</w:t>
+        <w:t xml:space="preserve">${T\mathopen{}\left(\mathord{\smash[b]{\underset{\raise.3ex\hbox{$\scriptstyle\sim$}}{X}}\vphantom{X}}\right)\mathclose{}}$</w:t>
       </w:r>
       <w:r>
         <w:t xml:space="preserve"> </w:t>
@@ -399,9 +399,9 @@
       <w:bookmarkStart w:id="13" w:name="eq-sufficient"/>
       <w:r>
         <w:t xml:space="preserve">$$
-    \Pr_{\theta}\mathopen{}\left(\mathord{\smash[b]{\underset{\raise.3ex\hbox{$\scriptstyle\sim$}}{X}}\vphantom{X}}= \mathord{\smash[b]{\underset{\raise.3ex\hbox{$\scriptstyle\sim$}}{x}}\vphantom{x}}\mid T\mathopen{}\left(\mathord{\smash[b]{\underset{\raise.3ex\hbox{$\scriptstyle\sim$}}{X}}\vphantom{X}}\right)\mathclose{} = t\right)\mathclose{}
+    \Pr_{\theta}\mathopen{}\left(\mathord{\smash[b]{\underset{\raise.3ex\hbox{$\scriptstyle\sim$}}{X}}\vphantom{X}}= \mathord{\smash[b]{\underset{\raise.3ex\hbox{$\scriptstyle\sim$}}{x}}\vphantom{x}}\mid{T\mathopen{}\left(\mathord{\smash[b]{\underset{\raise.3ex\hbox{$\scriptstyle\sim$}}{X}}\vphantom{X}}\right)\mathclose{}} = t\right)\mathclose{}
     \text{ does not depend on } \theta
-    \quad \text{wherever } \Pr_{\theta}\mathopen{}\left(T\mathopen{}\left(\mathord{\smash[b]{\underset{\raise.3ex\hbox{$\scriptstyle\sim$}}{X}}\vphantom{X}}\right)\mathclose{} = t\right)\mathclose{} &gt; 0
+    \quad \text{wherever } \Pr_{\theta}\mathopen{}\left({T\mathopen{}\left(\mathord{\smash[b]{\underset{\raise.3ex\hbox{$\scriptstyle\sim$}}{X}}\vphantom{X}}\right)\mathclose{}} = t\right)\mathclose{} &gt; 0
      \qquad(1)$$</w:t>
       </w:r>
       <w:bookmarkEnd w:id="13"/>
@@ -481,7 +481,7 @@
         <w:t xml:space="preserve"> </w:t>
       </w:r>
       <w:r>
-        <w:t xml:space="preserve">$T\mathopen{}\left(\mathord{\smash[b]{\underset{\raise.3ex\hbox{$\scriptstyle\sim$}}{X}}\vphantom{X}}\right)\mathclose{}$</w:t>
+        <w:t xml:space="preserve">${T\mathopen{}\left(\mathord{\smash[b]{\underset{\raise.3ex\hbox{$\scriptstyle\sim$}}{X}}\vphantom{X}}\right)\mathclose{}}$</w:t>
       </w:r>
       <w:r>
         <w:t xml:space="preserve">, the remaining randomness in the sample</w:t>
@@ -516,7 +516,7 @@
         <w:t xml:space="preserve"> </w:t>
       </w:r>
       <w:r>
-        <w:t xml:space="preserve">$T\mathopen{}\left(\mathord{\smash[b]{\underset{\raise.3ex\hbox{$\scriptstyle\sim$}}{X}}\vphantom{X}}\right)\mathclose{}$</w:t>
+        <w:t xml:space="preserve">${T\mathopen{}\left(\mathord{\smash[b]{\underset{\raise.3ex\hbox{$\scriptstyle\sim$}}{X}}\vphantom{X}}\right)\mathclose{}}$</w:t>
       </w:r>
       <w:r>
         <w:t xml:space="preserve">.</w:t>
@@ -550,7 +550,7 @@
         <w:t xml:space="preserve"> </w:t>
       </w:r>
       <w:r>
-        <w:t xml:space="preserve">$T\mathopen{}\left(\mathord{\smash[b]{\underset{\raise.3ex\hbox{$\scriptstyle\sim$}}{X}}\vphantom{X}}\right)\mathclose{} = \mathord{\smash[b]{\underset{\raise.3ex\hbox{$\scriptstyle\sim$}}{X}}\vphantom{X}}$</w:t>
+        <w:t xml:space="preserve">${T\mathopen{}\left(\mathord{\smash[b]{\underset{\raise.3ex\hbox{$\scriptstyle\sim$}}{X}}\vphantom{X}}\right)\mathclose{}} = \mathord{\smash[b]{\underset{\raise.3ex\hbox{$\scriptstyle\sim$}}{X}}\vphantom{X}}$</w:t>
       </w:r>
       <w:r>
         <w:t xml:space="preserve">, is always sufficient but does not reduce the data;</w:t>
@@ -652,7 +652,7 @@
         <w:t xml:space="preserve"> </w:t>
       </w:r>
       <w:r>
-        <w:t xml:space="preserve">$T\mathopen{}\left(\mathord{\smash[b]{\underset{\raise.3ex\hbox{$\scriptstyle\sim$}}{X}}\vphantom{X}}\right)\mathclose{}$</w:t>
+        <w:t xml:space="preserve">${T\mathopen{}\left(\mathord{\smash[b]{\underset{\raise.3ex\hbox{$\scriptstyle\sim$}}{X}}\vphantom{X}}\right)\mathclose{}}$</w:t>
       </w:r>
       <w:r>
         <w:t xml:space="preserve"> </w:t>
@@ -756,7 +756,7 @@
       <w:bookmarkStart w:id="17" w:name="eq-factorization"/>
       <w:r>
         <w:t xml:space="preserve">$$
-    \operatorname{f}\mathopen{}\left(\mathord{\smash[b]{\underset{\raise.3ex\hbox{$\scriptstyle\sim$}}{x}}\vphantom{x}}; \theta\right)\mathclose{} = g\mathopen{}\left(T\mathopen{}\left(\mathord{\smash[b]{\underset{\raise.3ex\hbox{$\scriptstyle\sim$}}{x}}\vphantom{x}}\right)\mathclose{} ; \theta\right)\mathclose{} \, h\mathopen{}\left(\mathord{\smash[b]{\underset{\raise.3ex\hbox{$\scriptstyle\sim$}}{x}}\vphantom{x}}\right)\mathclose{}
+    \operatorname{f}\mathopen{}\left(\mathord{\smash[b]{\underset{\raise.3ex\hbox{$\scriptstyle\sim$}}{x}}\vphantom{x}}; \theta\right)\mathclose{} = {g\mathopen{}\left({T\mathopen{}\left(\mathord{\smash[b]{\underset{\raise.3ex\hbox{$\scriptstyle\sim$}}{x}}\vphantom{x}}\right)\mathclose{}} ; \theta\right)\mathclose{}} \, {h\mathopen{}\left(\mathord{\smash[b]{\underset{\raise.3ex\hbox{$\scriptstyle\sim$}}{x}}\vphantom{x}}\right)\mathclose{}}
      \qquad(2)$$</w:t>
       </w:r>
       <w:bookmarkEnd w:id="17"/>
@@ -772,7 +772,7 @@
         <w:t xml:space="preserve"> </w:t>
       </w:r>
       <w:r>
-        <w:t xml:space="preserve">$h\mathopen{}\left(\mathord{\smash[b]{\underset{\raise.3ex\hbox{$\scriptstyle\sim$}}{x}}\vphantom{x}}\right)\mathclose{}$</w:t>
+        <w:t xml:space="preserve">${h\mathopen{}\left(\mathord{\smash[b]{\underset{\raise.3ex\hbox{$\scriptstyle\sim$}}{x}}\vphantom{x}}\right)\mathclose{}}$</w:t>
       </w:r>
       <w:r>
         <w:t xml:space="preserve"> </w:t>
@@ -866,7 +866,7 @@
         <w:t xml:space="preserve"> </w:t>
       </w:r>
       <w:r>
-        <w:t xml:space="preserve">$t \stackrel{\text{def}}{=}T\mathopen{}\left(\mathord{\smash[b]{\underset{\raise.3ex\hbox{$\scriptstyle\sim$}}{x}}\vphantom{x}}\right)\mathclose{}$</w:t>
+        <w:t xml:space="preserve">$t \stackrel{\text{def}}{=}{T\mathopen{}\left(\mathord{\smash[b]{\underset{\raise.3ex\hbox{$\scriptstyle\sim$}}{x}}\vphantom{x}}\right)\mathclose{}}$</w:t>
       </w:r>
       <w:r>
         <w:t xml:space="preserve">.</w:t>
@@ -893,7 +893,7 @@
         <w:t xml:space="preserve"> </w:t>
       </w:r>
       <w:r>
-        <w:t xml:space="preserve">$T\mathopen{}\left(\mathord{\smash[b]{\underset{\raise.3ex\hbox{$\scriptstyle\sim$}}{X}}\vphantom{X}}\right)\mathclose{} = t$</w:t>
+        <w:t xml:space="preserve">${T\mathopen{}\left(\mathord{\smash[b]{\underset{\raise.3ex\hbox{$\scriptstyle\sim$}}{X}}\vphantom{X}}\right)\mathclose{}} = t$</w:t>
       </w:r>
       <w:r>
         <w:t xml:space="preserve">.</w:t>
@@ -920,7 +920,7 @@
         <w:t xml:space="preserve"> </w:t>
       </w:r>
       <w:r>
-        <w:t xml:space="preserve">$g\mathopen{}\left(t ; \theta\right)\mathclose{} \stackrel{\text{def}}{=}\Pr_{\theta}\mathopen{}\left(T\mathopen{}\left(\mathord{\smash[b]{\underset{\raise.3ex\hbox{$\scriptstyle\sim$}}{X}}\vphantom{X}}\right)\mathclose{} = t\right)\mathclose{}$</w:t>
+        <w:t xml:space="preserve">${g\mathopen{}\left(t ; \theta\right)\mathclose{}} \stackrel{\text{def}}{=}\Pr_{\theta}\mathopen{}\left({T\mathopen{}\left(\mathord{\smash[b]{\underset{\raise.3ex\hbox{$\scriptstyle\sim$}}{X}}\vphantom{X}}\right)\mathclose{}} = t\right)\mathclose{}$</w:t>
       </w:r>
       <w:r>
         <w:t xml:space="preserve"> </w:t>
@@ -932,7 +932,7 @@
         <w:t xml:space="preserve"> </w:t>
       </w:r>
       <w:r>
-        <w:t xml:space="preserve">$h\mathopen{}\left(\mathord{\smash[b]{\underset{\raise.3ex\hbox{$\scriptstyle\sim$}}{x}}\vphantom{x}}\right)\mathclose{}$</w:t>
+        <w:t xml:space="preserve">${h\mathopen{}\left(\mathord{\smash[b]{\underset{\raise.3ex\hbox{$\scriptstyle\sim$}}{x}}\vphantom{x}}\right)\mathclose{}}$</w:t>
       </w:r>
       <w:r>
         <w:t xml:space="preserve"> </w:t>
@@ -944,7 +944,7 @@
         <w:t xml:space="preserve"> </w:t>
       </w:r>
       <w:r>
-        <w:t xml:space="preserve">$\Pr_{\theta}\mathopen{}\left(\mathord{\smash[b]{\underset{\raise.3ex\hbox{$\scriptstyle\sim$}}{X}}\vphantom{X}}= \mathord{\smash[b]{\underset{\raise.3ex\hbox{$\scriptstyle\sim$}}{x}}\vphantom{x}}\mid T\mathopen{}\left(\mathord{\smash[b]{\underset{\raise.3ex\hbox{$\scriptstyle\sim$}}{X}}\vphantom{X}}\right)\mathclose{} = t\right)\mathclose{}$</w:t>
+        <w:t xml:space="preserve">$\Pr_{\theta}\mathopen{}\left(\mathord{\smash[b]{\underset{\raise.3ex\hbox{$\scriptstyle\sim$}}{X}}\vphantom{X}}= \mathord{\smash[b]{\underset{\raise.3ex\hbox{$\scriptstyle\sim$}}{x}}\vphantom{x}}\mid{T\mathopen{}\left(\mathord{\smash[b]{\underset{\raise.3ex\hbox{$\scriptstyle\sim$}}{X}}\vphantom{X}}\right)\mathclose{}} = t\right)\mathclose{}$</w:t>
       </w:r>
       <w:r>
         <w:t xml:space="preserve"> </w:t>
@@ -970,7 +970,7 @@
         <w:t xml:space="preserve"> </w:t>
       </w:r>
       <w:r>
-        <w:t xml:space="preserve">$\Pr_{\theta}\mathopen{}\left(T\mathopen{}\left(\mathord{\smash[b]{\underset{\raise.3ex\hbox{$\scriptstyle\sim$}}{X}}\vphantom{X}}\right)\mathclose{} = t\right)\mathclose{} &gt; 0$</w:t>
+        <w:t xml:space="preserve">$\Pr_{\theta}\mathopen{}\left({T\mathopen{}\left(\mathord{\smash[b]{\underset{\raise.3ex\hbox{$\scriptstyle\sim$}}{X}}\vphantom{X}}\right)\mathclose{}} = t\right)\mathclose{} &gt; 0$</w:t>
       </w:r>
       <w:r>
         <w:t xml:space="preserve">.</w:t>
@@ -999,7 +999,7 @@
         <w:t xml:space="preserve"> </w:t>
       </w:r>
       <w:r>
-        <w:t xml:space="preserve">$h\mathopen{}\left(\mathord{\smash[b]{\underset{\raise.3ex\hbox{$\scriptstyle\sim$}}{x}}\vphantom{x}}\right)\mathclose{}$</w:t>
+        <w:t xml:space="preserve">${h\mathopen{}\left(\mathord{\smash[b]{\underset{\raise.3ex\hbox{$\scriptstyle\sim$}}{x}}\vphantom{x}}\right)\mathclose{}}$</w:t>
       </w:r>
       <w:r>
         <w:t xml:space="preserve"> </w:t>
@@ -1031,7 +1031,7 @@
         <w:t xml:space="preserve"> </w:t>
       </w:r>
       <w:r>
-        <w:t xml:space="preserve">$\Pr_{\theta}\mathopen{}\left(T\mathopen{}\left(\mathord{\smash[b]{\underset{\raise.3ex\hbox{$\scriptstyle\sim$}}{X}}\vphantom{X}}\right)\mathclose{} = t\right)\mathclose{} = 0$</w:t>
+        <w:t xml:space="preserve">$\Pr_{\theta}\mathopen{}\left({T\mathopen{}\left(\mathord{\smash[b]{\underset{\raise.3ex\hbox{$\scriptstyle\sim$}}{X}}\vphantom{X}}\right)\mathclose{}} = t\right)\mathclose{} = 0$</w:t>
       </w:r>
       <w:r>
         <w:t xml:space="preserve"> </w:t>
@@ -1054,7 +1054,7 @@
         <w:t xml:space="preserve"> </w:t>
       </w:r>
       <w:r>
-        <w:t xml:space="preserve">$h\mathopen{}\left(\mathord{\smash[b]{\underset{\raise.3ex\hbox{$\scriptstyle\sim$}}{x}}\vphantom{x}}\right)\mathclose{} \stackrel{\text{def}}{=}0$</w:t>
+        <w:t xml:space="preserve">${h\mathopen{}\left(\mathord{\smash[b]{\underset{\raise.3ex\hbox{$\scriptstyle\sim$}}{x}}\vphantom{x}}\right)\mathclose{}} \stackrel{\text{def}}{=}0$</w:t>
       </w:r>
       <w:r>
         <w:t xml:space="preserve">.)</w:t>
@@ -1083,7 +1083,7 @@
         <w:t xml:space="preserve"> </w:t>
       </w:r>
       <w:r>
-        <w:t xml:space="preserve">$\Pr_{\theta}\mathopen{}\left(T\mathopen{}\left(\mathord{\smash[b]{\underset{\raise.3ex\hbox{$\scriptstyle\sim$}}{X}}\vphantom{X}}\right)\mathclose{} = t\right)\mathclose{} = 0$</w:t>
+        <w:t xml:space="preserve">$\Pr_{\theta}\mathopen{}\left({T\mathopen{}\left(\mathord{\smash[b]{\underset{\raise.3ex\hbox{$\scriptstyle\sim$}}{X}}\vphantom{X}}\right)\mathclose{}} = t\right)\mathclose{} = 0$</w:t>
       </w:r>
       <w:r>
         <w:t xml:space="preserve"> </w:t>
@@ -1124,7 +1124,7 @@
         <w:t xml:space="preserve"> </w:t>
       </w:r>
       <w:r>
-        <w:t xml:space="preserve">$T\mathopen{}\left(\mathord{\smash[b]{\underset{\raise.3ex\hbox{$\scriptstyle\sim$}}{X}}\vphantom{X}}\right)\mathclose{} = t$</w:t>
+        <w:t xml:space="preserve">${T\mathopen{}\left(\mathord{\smash[b]{\underset{\raise.3ex\hbox{$\scriptstyle\sim$}}{X}}\vphantom{X}}\right)\mathclose{}} = t$</w:t>
       </w:r>
       <w:r>
         <w:t xml:space="preserve">.</w:t>
@@ -1157,12 +1157,12 @@
     \operatorname{f}\mathopen{}\left(\mathord{\smash[b]{\underset{\raise.3ex\hbox{$\scriptstyle\sim$}}{x}}\vphantom{x}}; \theta\right)\mathclose{}
     &amp;= \Pr_{\theta}\mathopen{}\left(\mathord{\smash[b]{\underset{\raise.3ex\hbox{$\scriptstyle\sim$}}{X}}\vphantom{X}}= \mathord{\smash[b]{\underset{\raise.3ex\hbox{$\scriptstyle\sim$}}{x}}\vphantom{x}}\right)\mathclose{}
     &amp;&amp; \text{(definition of the joint mass function)}\\
-    &amp;= \Pr_{\theta}\mathopen{}\left(\mathord{\smash[b]{\underset{\raise.3ex\hbox{$\scriptstyle\sim$}}{X}}\vphantom{X}}= \mathord{\smash[b]{\underset{\raise.3ex\hbox{$\scriptstyle\sim$}}{x}}\vphantom{x}},\ T\mathopen{}\left(\mathord{\smash[b]{\underset{\raise.3ex\hbox{$\scriptstyle\sim$}}{X}}\vphantom{X}}\right)\mathclose{} = t\right)\mathclose{}
+    &amp;= \Pr_{\theta}\mathopen{}\left(\mathord{\smash[b]{\underset{\raise.3ex\hbox{$\scriptstyle\sim$}}{X}}\vphantom{X}}= \mathord{\smash[b]{\underset{\raise.3ex\hbox{$\scriptstyle\sim$}}{x}}\vphantom{x}},\ {T\mathopen{}\left(\mathord{\smash[b]{\underset{\raise.3ex\hbox{$\scriptstyle\sim$}}{X}}\vphantom{X}}\right)\mathclose{}} = t\right)\mathclose{}
     &amp;&amp; \text{(the first event is inside the second)}\\
-    &amp;= \Pr_{\theta}\mathopen{}\left(T\mathopen{}\left(\mathord{\smash[b]{\underset{\raise.3ex\hbox{$\scriptstyle\sim$}}{X}}\vphantom{X}}\right)\mathclose{} = t\right)\mathclose{} \,
-       \Pr_{\theta}\mathopen{}\left(\mathord{\smash[b]{\underset{\raise.3ex\hbox{$\scriptstyle\sim$}}{X}}\vphantom{X}}= \mathord{\smash[b]{\underset{\raise.3ex\hbox{$\scriptstyle\sim$}}{x}}\vphantom{x}}\mid T\mathopen{}\left(\mathord{\smash[b]{\underset{\raise.3ex\hbox{$\scriptstyle\sim$}}{X}}\vphantom{X}}\right)\mathclose{} = t\right)\mathclose{}
+    &amp;= \Pr_{\theta}\mathopen{}\left({T\mathopen{}\left(\mathord{\smash[b]{\underset{\raise.3ex\hbox{$\scriptstyle\sim$}}{X}}\vphantom{X}}\right)\mathclose{}} = t\right)\mathclose{} \,
+       \Pr_{\theta}\mathopen{}\left(\mathord{\smash[b]{\underset{\raise.3ex\hbox{$\scriptstyle\sim$}}{X}}\vphantom{X}}= \mathord{\smash[b]{\underset{\raise.3ex\hbox{$\scriptstyle\sim$}}{x}}\vphantom{x}}\mid{T\mathopen{}\left(\mathord{\smash[b]{\underset{\raise.3ex\hbox{$\scriptstyle\sim$}}{X}}\vphantom{X}}\right)\mathclose{}} = t\right)\mathclose{}
     &amp;&amp; \text{(conditional probability)}\\
-    &amp;= g\mathopen{}\left(t ; \theta\right)\mathclose{} \, h\mathopen{}\left(\mathord{\smash[b]{\underset{\raise.3ex\hbox{$\scriptstyle\sim$}}{x}}\vphantom{x}}\right)\mathclose{}
+    &amp;= {g\mathopen{}\left(t ; \theta\right)\mathclose{}} \, {h\mathopen{}\left(\mathord{\smash[b]{\underset{\raise.3ex\hbox{$\scriptstyle\sim$}}{x}}\vphantom{x}}\right)\mathclose{}}
     &amp;&amp; \text{(definitions of $g$ and $h$)}
     \end{aligned}
     $$</w:t>
@@ -1220,7 +1220,7 @@
         <w:t xml:space="preserve"> </w:t>
       </w:r>
       <w:r>
-        <w:t xml:space="preserve">$\Pr_{\theta}\mathopen{}\left(T\mathopen{}\left(\mathord{\smash[b]{\underset{\raise.3ex\hbox{$\scriptstyle\sim$}}{X}}\vphantom{X}}\right)\mathclose{} = t\right)\mathclose{} &gt; 0$</w:t>
+        <w:t xml:space="preserve">$\Pr_{\theta}\mathopen{}\left({T\mathopen{}\left(\mathord{\smash[b]{\underset{\raise.3ex\hbox{$\scriptstyle\sim$}}{X}}\vphantom{X}}\right)\mathclose{}} = t\right)\mathclose{} &gt; 0$</w:t>
       </w:r>
       <w:r>
         <w:t xml:space="preserve">.</w:t>
@@ -1235,7 +1235,7 @@
         <w:t xml:space="preserve"> </w:t>
       </w:r>
       <w:r>
-        <w:t xml:space="preserve">$T\mathopen{}\left(\mathord{\smash[b]{\underset{\raise.3ex\hbox{$\scriptstyle\sim$}}{X}}\vphantom{X}}\right)\mathclose{} = t$</w:t>
+        <w:t xml:space="preserve">${T\mathopen{}\left(\mathord{\smash[b]{\underset{\raise.3ex\hbox{$\scriptstyle\sim$}}{X}}\vphantom{X}}\right)\mathclose{}} = t$</w:t>
       </w:r>
       <w:r>
         <w:t xml:space="preserve"> </w:t>
@@ -1271,7 +1271,7 @@
         <w:t xml:space="preserve"> </w:t>
       </w:r>
       <w:r>
-        <w:t xml:space="preserve">$T\mathopen{}\left(\mathord{\smash[b]{\underset{\raise.3ex\hbox{$\scriptstyle\sim$}}{y}}\vphantom{y}}\right)\mathclose{} = t$</w:t>
+        <w:t xml:space="preserve">${T\mathopen{}\left(\mathord{\smash[b]{\underset{\raise.3ex\hbox{$\scriptstyle\sim$}}{y}}\vphantom{y}}\right)\mathclose{}} = t$</w:t>
       </w:r>
       <w:r>
         <w:t xml:space="preserve">, so</w:t>
@@ -1284,14 +1284,14 @@
       <w:r>
         <w:t xml:space="preserve">$$
     \begin{aligned}
-    \Pr_{\theta}\mathopen{}\left(T\mathopen{}\left(\mathord{\smash[b]{\underset{\raise.3ex\hbox{$\scriptstyle\sim$}}{X}}\vphantom{X}}\right)\mathclose{} = t\right)\mathclose{}
-    &amp;= \sum_{\mathord{\smash[b]{\underset{\raise.3ex\hbox{$\scriptstyle\sim$}}{y}}\vphantom{y}}:\, T\mathopen{}\left(\mathord{\smash[b]{\underset{\raise.3ex\hbox{$\scriptstyle\sim$}}{y}}\vphantom{y}}\right)\mathclose{} = t} \operatorname{f}\mathopen{}\left(\mathord{\smash[b]{\underset{\raise.3ex\hbox{$\scriptstyle\sim$}}{y}}\vphantom{y}}; \theta\right)\mathclose{}
+    \Pr_{\theta}\mathopen{}\left({T\mathopen{}\left(\mathord{\smash[b]{\underset{\raise.3ex\hbox{$\scriptstyle\sim$}}{X}}\vphantom{X}}\right)\mathclose{}} = t\right)\mathclose{}
+    &amp;= \sum_{\mathord{\smash[b]{\underset{\raise.3ex\hbox{$\scriptstyle\sim$}}{y}}\vphantom{y}}:\, {T\mathopen{}\left(\mathord{\smash[b]{\underset{\raise.3ex\hbox{$\scriptstyle\sim$}}{y}}\vphantom{y}}\right)\mathclose{}} = t} \operatorname{f}\mathopen{}\left(\mathord{\smash[b]{\underset{\raise.3ex\hbox{$\scriptstyle\sim$}}{y}}\vphantom{y}}; \theta\right)\mathclose{}
     &amp;&amp; \text{(disjoint events add)}\\
-    &amp;= \sum_{\mathord{\smash[b]{\underset{\raise.3ex\hbox{$\scriptstyle\sim$}}{y}}\vphantom{y}}:\, T\mathopen{}\left(\mathord{\smash[b]{\underset{\raise.3ex\hbox{$\scriptstyle\sim$}}{y}}\vphantom{y}}\right)\mathclose{} = t} g\mathopen{}\left(T\mathopen{}\left(\mathord{\smash[b]{\underset{\raise.3ex\hbox{$\scriptstyle\sim$}}{y}}\vphantom{y}}\right)\mathclose{} ; \theta\right)\mathclose{} \, h\mathopen{}\left(\mathord{\smash[b]{\underset{\raise.3ex\hbox{$\scriptstyle\sim$}}{y}}\vphantom{y}}\right)\mathclose{}
+    &amp;= \sum_{\mathord{\smash[b]{\underset{\raise.3ex\hbox{$\scriptstyle\sim$}}{y}}\vphantom{y}}:\, {T\mathopen{}\left(\mathord{\smash[b]{\underset{\raise.3ex\hbox{$\scriptstyle\sim$}}{y}}\vphantom{y}}\right)\mathclose{}} = t} {g\mathopen{}\left({T\mathopen{}\left(\mathord{\smash[b]{\underset{\raise.3ex\hbox{$\scriptstyle\sim$}}{y}}\vphantom{y}}\right)\mathclose{}} ; \theta\right)\mathclose{}} \, {h\mathopen{}\left(\mathord{\smash[b]{\underset{\raise.3ex\hbox{$\scriptstyle\sim$}}{y}}\vphantom{y}}\right)\mathclose{}}
     &amp;&amp; \text{(factorization)}\\
-    &amp;= \sum_{\mathord{\smash[b]{\underset{\raise.3ex\hbox{$\scriptstyle\sim$}}{y}}\vphantom{y}}:\, T\mathopen{}\left(\mathord{\smash[b]{\underset{\raise.3ex\hbox{$\scriptstyle\sim$}}{y}}\vphantom{y}}\right)\mathclose{} = t} g\mathopen{}\left(t ; \theta\right)\mathclose{} \, h\mathopen{}\left(\mathord{\smash[b]{\underset{\raise.3ex\hbox{$\scriptstyle\sim$}}{y}}\vphantom{y}}\right)\mathclose{}
-    &amp;&amp; \text{(each term has $T\mathopen{}\left(\mathord{\smash[b]{\underset{\raise.3ex\hbox{$\scriptstyle\sim$}}{y}}\vphantom{y}}\right)\mathclose{} = t$)}\\
-    &amp;= g\mathopen{}\left(t ; \theta\right)\mathclose{} \sum_{\mathord{\smash[b]{\underset{\raise.3ex\hbox{$\scriptstyle\sim$}}{y}}\vphantom{y}}:\, T\mathopen{}\left(\mathord{\smash[b]{\underset{\raise.3ex\hbox{$\scriptstyle\sim$}}{y}}\vphantom{y}}\right)\mathclose{} = t} h\mathopen{}\left(\mathord{\smash[b]{\underset{\raise.3ex\hbox{$\scriptstyle\sim$}}{y}}\vphantom{y}}\right)\mathclose{}
+    &amp;= \sum_{\mathord{\smash[b]{\underset{\raise.3ex\hbox{$\scriptstyle\sim$}}{y}}\vphantom{y}}:\, {T\mathopen{}\left(\mathord{\smash[b]{\underset{\raise.3ex\hbox{$\scriptstyle\sim$}}{y}}\vphantom{y}}\right)\mathclose{}} = t} {g\mathopen{}\left(t ; \theta\right)\mathclose{}} \, {h\mathopen{}\left(\mathord{\smash[b]{\underset{\raise.3ex\hbox{$\scriptstyle\sim$}}{y}}\vphantom{y}}\right)\mathclose{}}
+    &amp;&amp; \text{(each term has ${T\mathopen{}\left(\mathord{\smash[b]{\underset{\raise.3ex\hbox{$\scriptstyle\sim$}}{y}}\vphantom{y}}\right)\mathclose{}} = t$)}\\
+    &amp;= {g\mathopen{}\left(t ; \theta\right)\mathclose{}} \sum_{\mathord{\smash[b]{\underset{\raise.3ex\hbox{$\scriptstyle\sim$}}{y}}\vphantom{y}}:\, {T\mathopen{}\left(\mathord{\smash[b]{\underset{\raise.3ex\hbox{$\scriptstyle\sim$}}{y}}\vphantom{y}}\right)\mathclose{}} = t} {h\mathopen{}\left(\mathord{\smash[b]{\underset{\raise.3ex\hbox{$\scriptstyle\sim$}}{y}}\vphantom{y}}\right)\mathclose{}}
     &amp;&amp; \text{(factor out the common term)}
     \end{aligned}
     $$</w:t>
@@ -1374,7 +1374,7 @@
         <w:t xml:space="preserve"> </w:t>
       </w:r>
       <w:r>
-        <w:t xml:space="preserve">$T\mathopen{}\left(\mathord{\smash[b]{\underset{\raise.3ex\hbox{$\scriptstyle\sim$}}{x}}\vphantom{x}}\right)\mathclose{} = t$</w:t>
+        <w:t xml:space="preserve">${T\mathopen{}\left(\mathord{\smash[b]{\underset{\raise.3ex\hbox{$\scriptstyle\sim$}}{x}}\vphantom{x}}\right)\mathclose{}} = t$</w:t>
       </w:r>
       <w:r>
         <w:t xml:space="preserve">,</w:t>
@@ -1387,14 +1387,14 @@
       <w:r>
         <w:t xml:space="preserve">$$
     \begin{aligned}
-    \Pr_{\theta}\mathopen{}\left(\mathord{\smash[b]{\underset{\raise.3ex\hbox{$\scriptstyle\sim$}}{X}}\vphantom{X}}= \mathord{\smash[b]{\underset{\raise.3ex\hbox{$\scriptstyle\sim$}}{x}}\vphantom{x}}\mid T\mathopen{}\left(\mathord{\smash[b]{\underset{\raise.3ex\hbox{$\scriptstyle\sim$}}{X}}\vphantom{X}}\right)\mathclose{} = t\right)\mathclose{}
-    &amp;= \frac{\operatorname{f}\mathopen{}\left(\mathord{\smash[b]{\underset{\raise.3ex\hbox{$\scriptstyle\sim$}}{x}}\vphantom{x}}; \theta\right)\mathclose{}}{\Pr_{\theta}\mathopen{}\left(T\mathopen{}\left(\mathord{\smash[b]{\underset{\raise.3ex\hbox{$\scriptstyle\sim$}}{X}}\vphantom{X}}\right)\mathclose{} = t\right)\mathclose{}}
+    \Pr_{\theta}\mathopen{}\left(\mathord{\smash[b]{\underset{\raise.3ex\hbox{$\scriptstyle\sim$}}{X}}\vphantom{X}}= \mathord{\smash[b]{\underset{\raise.3ex\hbox{$\scriptstyle\sim$}}{x}}\vphantom{x}}\mid{T\mathopen{}\left(\mathord{\smash[b]{\underset{\raise.3ex\hbox{$\scriptstyle\sim$}}{X}}\vphantom{X}}\right)\mathclose{}} = t\right)\mathclose{}
+    &amp;= \frac{\operatorname{f}\mathopen{}\left(\mathord{\smash[b]{\underset{\raise.3ex\hbox{$\scriptstyle\sim$}}{x}}\vphantom{x}}; \theta\right)\mathclose{}}{\Pr_{\theta}\mathopen{}\left({T\mathopen{}\left(\mathord{\smash[b]{\underset{\raise.3ex\hbox{$\scriptstyle\sim$}}{X}}\vphantom{X}}\right)\mathclose{}} = t\right)\mathclose{}}
     &amp;&amp; \text{(conditional probability)}\\
-    &amp;= \frac{g\mathopen{}\left(t ; \theta\right)\mathclose{} \, h\mathopen{}\left(\mathord{\smash[b]{\underset{\raise.3ex\hbox{$\scriptstyle\sim$}}{x}}\vphantom{x}}\right)\mathclose{}}
-            {g\mathopen{}\left(t ; \theta\right)\mathclose{} \sum_{\mathord{\smash[b]{\underset{\raise.3ex\hbox{$\scriptstyle\sim$}}{y}}\vphantom{y}}:\, T\mathopen{}\left(\mathord{\smash[b]{\underset{\raise.3ex\hbox{$\scriptstyle\sim$}}{y}}\vphantom{y}}\right)\mathclose{} = t} h\mathopen{}\left(\mathord{\smash[b]{\underset{\raise.3ex\hbox{$\scriptstyle\sim$}}{y}}\vphantom{y}}\right)\mathclose{}}
+    &amp;= \frac{{g\mathopen{}\left(t ; \theta\right)\mathclose{}} \, {h\mathopen{}\left(\mathord{\smash[b]{\underset{\raise.3ex\hbox{$\scriptstyle\sim$}}{x}}\vphantom{x}}\right)\mathclose{}}}
+            {{g\mathopen{}\left(t ; \theta\right)\mathclose{}} \sum_{\mathord{\smash[b]{\underset{\raise.3ex\hbox{$\scriptstyle\sim$}}{y}}\vphantom{y}}:\, {T\mathopen{}\left(\mathord{\smash[b]{\underset{\raise.3ex\hbox{$\scriptstyle\sim$}}{y}}\vphantom{y}}\right)\mathclose{}} = t} {h\mathopen{}\left(\mathord{\smash[b]{\underset{\raise.3ex\hbox{$\scriptstyle\sim$}}{y}}\vphantom{y}}\right)\mathclose{}}}
     &amp;&amp; \text{(factorization, and the display above)}\\
-    &amp;= \frac{h\mathopen{}\left(\mathord{\smash[b]{\underset{\raise.3ex\hbox{$\scriptstyle\sim$}}{x}}\vphantom{x}}\right)\mathclose{}}{\sum_{\mathord{\smash[b]{\underset{\raise.3ex\hbox{$\scriptstyle\sim$}}{y}}\vphantom{y}}:\, T\mathopen{}\left(\mathord{\smash[b]{\underset{\raise.3ex\hbox{$\scriptstyle\sim$}}{y}}\vphantom{y}}\right)\mathclose{} = t} h\mathopen{}\left(\mathord{\smash[b]{\underset{\raise.3ex\hbox{$\scriptstyle\sim$}}{y}}\vphantom{y}}\right)\mathclose{}}
-    &amp;&amp; \text{(divide by $g\mathopen{}\left(t ; \theta\right)\mathclose{} &gt; 0$)}
+    &amp;= \frac{{h\mathopen{}\left(\mathord{\smash[b]{\underset{\raise.3ex\hbox{$\scriptstyle\sim$}}{x}}\vphantom{x}}\right)\mathclose{}}}{\sum_{\mathord{\smash[b]{\underset{\raise.3ex\hbox{$\scriptstyle\sim$}}{y}}\vphantom{y}}:\, {T\mathopen{}\left(\mathord{\smash[b]{\underset{\raise.3ex\hbox{$\scriptstyle\sim$}}{y}}\vphantom{y}}\right)\mathclose{}} = t} {h\mathopen{}\left(\mathord{\smash[b]{\underset{\raise.3ex\hbox{$\scriptstyle\sim$}}{y}}\vphantom{y}}\right)\mathclose{}}}
+    &amp;&amp; \text{(divide by ${g\mathopen{}\left(t ; \theta\right)\mathclose{}} &gt; 0$)}
     \end{aligned}
     $$</w:t>
       </w:r>
@@ -1439,7 +1439,7 @@
         <w:t xml:space="preserve"> </w:t>
       </w:r>
       <w:r>
-        <w:t xml:space="preserve">$T\mathopen{}\left(\mathord{\smash[b]{\underset{\raise.3ex\hbox{$\scriptstyle\sim$}}{x}}\vphantom{x}}\right)\mathclose{} \neq t$</w:t>
+        <w:t xml:space="preserve">${T\mathopen{}\left(\mathord{\smash[b]{\underset{\raise.3ex\hbox{$\scriptstyle\sim$}}{x}}\vphantom{x}}\right)\mathclose{}} \neq t$</w:t>
       </w:r>
       <w:r>
         <w:t xml:space="preserve"> </w:t>
@@ -1477,7 +1477,7 @@
         <w:t xml:space="preserve"> </w:t>
       </w:r>
       <w:r>
-        <w:t xml:space="preserve">$T\mathopen{}\left(\mathord{\smash[b]{\underset{\raise.3ex\hbox{$\scriptstyle\sim$}}{X}}\vphantom{X}}\right)\mathclose{}$</w:t>
+        <w:t xml:space="preserve">${T\mathopen{}\left(\mathord{\smash[b]{\underset{\raise.3ex\hbox{$\scriptstyle\sim$}}{X}}\vphantom{X}}\right)\mathclose{}}$</w:t>
       </w:r>
       <w:r>
         <w:t xml:space="preserve"> </w:t>
@@ -1840,7 +1840,7 @@
         <w:t xml:space="preserve"> </w:t>
       </w:r>
       <w:r>
-        <w:t xml:space="preserve">$h\mathopen{}\left(\mathord{\smash[b]{\underset{\raise.3ex\hbox{$\scriptstyle\sim$}}{x}}\vphantom{x}}\right)\mathclose{} = \prod_{i=1}^n 1 / x_i!$</w:t>
+        <w:t xml:space="preserve">${h\mathopen{}\left(\mathord{\smash[b]{\underset{\raise.3ex\hbox{$\scriptstyle\sim$}}{x}}\vphantom{x}}\right)\mathclose{}} = \prod_{i=1}^n 1 / x_i!$</w:t>
       </w:r>
       <w:r>
         <w:t xml:space="preserve">,</w:t>
@@ -2063,7 +2063,7 @@
         <w:t xml:space="preserve"> </w:t>
       </w:r>
       <w:r>
-        <w:t xml:space="preserve">$T\mathopen{}\left(\mathord{\smash[b]{\underset{\raise.3ex\hbox{$\scriptstyle\sim$}}{X}}\vphantom{X}}\right)\mathclose{}$</w:t>
+        <w:t xml:space="preserve">${T\mathopen{}\left(\mathord{\smash[b]{\underset{\raise.3ex\hbox{$\scriptstyle\sim$}}{X}}\vphantom{X}}\right)\mathclose{}}$</w:t>
       </w:r>
       <w:r>
         <w:t xml:space="preserve"> </w:t>
@@ -2150,7 +2150,7 @@
       <w:bookmarkStart w:id="23" w:name="eq-rao-blackwellized"/>
       <w:r>
         <w:t xml:space="preserve">$$
-    \hat{\theta}_{\mathrm{RB}} \stackrel{\text{def}}{=}{\operatorname{E}\mathopen{}\left[\hat{\theta} \mid T\mathopen{}\left(\mathord{\smash[b]{\underset{\raise.3ex\hbox{$\scriptstyle\sim$}}{X}}\vphantom{X}}\right)\mathclose{}\right]\mathclose{}}
+    \hat{\theta}_{\mathrm{RB}} \stackrel{\text{def}}{=}{{\operatorname{E}\mathopen{}\left[\hat{\theta} \mid{T\mathopen{}\left(\mathord{\smash[b]{\underset{\raise.3ex\hbox{$\scriptstyle\sim$}}{X}}\vphantom{X}}\right)\mathclose{}}\right]\mathclose{}}}
      \qquad(3)$$</w:t>
       </w:r>
       <w:bookmarkEnd w:id="23"/>
@@ -2178,7 +2178,7 @@
         <w:t xml:space="preserve"> </w:t>
       </w:r>
       <w:r>
-        <w:t xml:space="preserve">$T\mathopen{}\left(\mathord{\smash[b]{\underset{\raise.3ex\hbox{$\scriptstyle\sim$}}{X}}\vphantom{X}}\right)\mathclose{}$</w:t>
+        <w:t xml:space="preserve">${T\mathopen{}\left(\mathord{\smash[b]{\underset{\raise.3ex\hbox{$\scriptstyle\sim$}}{X}}\vphantom{X}}\right)\mathclose{}}$</w:t>
       </w:r>
       <w:r>
         <w:t xml:space="preserve"> </w:t>
@@ -2262,7 +2262,7 @@
         <w:t xml:space="preserve"> </w:t>
       </w:r>
       <w:r>
-        <w:t xml:space="preserve">${\operatorname{E}\mathopen{}\left[\hat{\theta} \mid T\mathopen{}\left(\mathord{\smash[b]{\underset{\raise.3ex\hbox{$\scriptstyle\sim$}}{X}}\vphantom{X}}\right)\mathclose{}\right]\mathclose{}}$</w:t>
+        <w:t xml:space="preserve">${{\operatorname{E}\mathopen{}\left[\hat{\theta} \mid{T\mathopen{}\left(\mathord{\smash[b]{\underset{\raise.3ex\hbox{$\scriptstyle\sim$}}{X}}\vphantom{X}}\right)\mathclose{}}\right]\mathclose{}}}$</w:t>
       </w:r>
       <w:r>
         <w:t xml:space="preserve"> </w:t>
@@ -2377,7 +2377,7 @@
         <w:t xml:space="preserve"> </w:t>
       </w:r>
       <w:r>
-        <w:t xml:space="preserve">$T\mathopen{}\left(\mathord{\smash[b]{\underset{\raise.3ex\hbox{$\scriptstyle\sim$}}{X}}\vphantom{X}}\right)\mathclose{}$</w:t>
+        <w:t xml:space="preserve">${T\mathopen{}\left(\mathord{\smash[b]{\underset{\raise.3ex\hbox{$\scriptstyle\sim$}}{X}}\vphantom{X}}\right)\mathclose{}}$</w:t>
       </w:r>
       <w:r>
         <w:t xml:space="preserve"> </w:t>
@@ -2422,8 +2422,8 @@
       <w:r>
         <w:t xml:space="preserve">$$
     \begin{aligned}
-    {\operatorname{E}\mathopen{}\left[\hat{\theta} \mid T\mathopen{}\left(\mathord{\smash[b]{\underset{\raise.3ex\hbox{$\scriptstyle\sim$}}{X}}\vphantom{X}}\right)\mathclose{} = t\right]\mathclose{}}
-    &amp;= \sum_{\mathord{\smash[b]{\underset{\raise.3ex\hbox{$\scriptstyle\sim$}}{x}}\vphantom{x}}} \hat{\theta}\mathopen{}\left(\mathord{\smash[b]{\underset{\raise.3ex\hbox{$\scriptstyle\sim$}}{x}}\vphantom{x}}\right)\mathclose{} \, \Pr_{\theta}\mathopen{}\left(\mathord{\smash[b]{\underset{\raise.3ex\hbox{$\scriptstyle\sim$}}{X}}\vphantom{X}}= \mathord{\smash[b]{\underset{\raise.3ex\hbox{$\scriptstyle\sim$}}{x}}\vphantom{x}}\mid T\mathopen{}\left(\mathord{\smash[b]{\underset{\raise.3ex\hbox{$\scriptstyle\sim$}}{X}}\vphantom{X}}\right)\mathclose{} = t\right)\mathclose{}
+    {{\operatorname{E}\mathopen{}\left[\hat{\theta} \mid{T\mathopen{}\left(\mathord{\smash[b]{\underset{\raise.3ex\hbox{$\scriptstyle\sim$}}{X}}\vphantom{X}}\right)\mathclose{}} = t\right]\mathclose{}}}
+    &amp;= \sum_{\mathord{\smash[b]{\underset{\raise.3ex\hbox{$\scriptstyle\sim$}}{x}}\vphantom{x}}} \hat{\theta}\mathopen{}\left(\mathord{\smash[b]{\underset{\raise.3ex\hbox{$\scriptstyle\sim$}}{x}}\vphantom{x}}\right)\mathclose{} \, \Pr_{\theta}\mathopen{}\left(\mathord{\smash[b]{\underset{\raise.3ex\hbox{$\scriptstyle\sim$}}{X}}\vphantom{X}}= \mathord{\smash[b]{\underset{\raise.3ex\hbox{$\scriptstyle\sim$}}{x}}\vphantom{x}}\mid{T\mathopen{}\left(\mathord{\smash[b]{\underset{\raise.3ex\hbox{$\scriptstyle\sim$}}{X}}\vphantom{X}}\right)\mathclose{}} = t\right)\mathclose{}
     &amp;&amp; \text{(conditional expectation)}
     \end{aligned}
     $$</w:t>
@@ -2582,7 +2582,7 @@
         <w:t xml:space="preserve"> </w:t>
       </w:r>
       <w:r>
-        <w:t xml:space="preserve">$T\mathopen{}\left(\mathord{\smash[b]{\underset{\raise.3ex\hbox{$\scriptstyle\sim$}}{X}}\vphantom{X}}\right)\mathclose{}$</w:t>
+        <w:t xml:space="preserve">${T\mathopen{}\left(\mathord{\smash[b]{\underset{\raise.3ex\hbox{$\scriptstyle\sim$}}{X}}\vphantom{X}}\right)\mathclose{}}$</w:t>
       </w:r>
       <w:r>
         <w:t xml:space="preserve"> </w:t>
@@ -2628,7 +2628,7 @@
         <w:t xml:space="preserve"> </w:t>
       </w:r>
       <w:r>
-        <w:t xml:space="preserve">${\operatorname{E}\mathopen{}\left[\hat{\theta} \mid T\mathopen{}\left(\mathord{\smash[b]{\underset{\raise.3ex\hbox{$\scriptstyle\sim$}}{X}}\vphantom{X}}\right)\mathclose{}\right]\mathclose{}}$</w:t>
+        <w:t xml:space="preserve">${{\operatorname{E}\mathopen{}\left[\hat{\theta} \mid{T\mathopen{}\left(\mathord{\smash[b]{\underset{\raise.3ex\hbox{$\scriptstyle\sim$}}{X}}\vphantom{X}}\right)\mathclose{}}\right]\mathclose{}}}$</w:t>
       </w:r>
       <w:r>
         <w:t xml:space="preserve"> </w:t>
@@ -2688,8 +2688,8 @@
       <w:r>
         <w:t xml:space="preserve">$$
     \begin{aligned}
-    \operatorname{E}\mathopen{}\left[{\operatorname{E}\mathopen{}\left[\hat{\theta} \mid T\mathopen{}\left(\mathord{\smash[b]{\underset{\raise.3ex\hbox{$\scriptstyle\sim$}}{X}}\vphantom{X}}\right)\mathclose{}\right]\mathclose{}}\right]\mathclose{}
-    &amp;= \operatorname{E}\mathopen{}\left[\hat{\theta}\right]\mathclose{}
+    {\operatorname{E}\mathopen{}\left[{{\operatorname{E}\mathopen{}\left[\hat{\theta} \mid{T\mathopen{}\left(\mathord{\smash[b]{\underset{\raise.3ex\hbox{$\scriptstyle\sim$}}{X}}\vphantom{X}}\right)\mathclose{}}\right]\mathclose{}}}\right]\mathclose{}}
+    &amp;= {\operatorname{E}\mathopen{}\left[\hat{\theta}\right]\mathclose{}}
     &amp;&amp; \text{(law of iterated expectations)}\\
     &amp;= \theta
     &amp;&amp; \text{($\hat{\theta}$ is unbiased)}
@@ -2777,7 +2777,7 @@
         <w:t xml:space="preserve"> </w:t>
       </w:r>
       <w:r>
-        <w:t xml:space="preserve">$T\mathopen{}\left(\mathord{\smash[b]{\underset{\raise.3ex\hbox{$\scriptstyle\sim$}}{X}}\vphantom{X}}\right)\mathclose{}$</w:t>
+        <w:t xml:space="preserve">${T\mathopen{}\left(\mathord{\smash[b]{\underset{\raise.3ex\hbox{$\scriptstyle\sim$}}{X}}\vphantom{X}}\right)\mathclose{}}$</w:t>
       </w:r>
       <w:r>
         <w:t xml:space="preserve"> </w:t>
@@ -2879,7 +2879,7 @@
       <w:bookmarkStart w:id="31" w:name="eq-rao-blackwell"/>
       <w:r>
         <w:t xml:space="preserve">$$
-    \operatorname{Var}\mathopen{}\left({\operatorname{E}\mathopen{}\left[\hat{\theta} \mid T\mathopen{}\left(\mathord{\smash[b]{\underset{\raise.3ex\hbox{$\scriptstyle\sim$}}{X}}\vphantom{X}}\right)\mathclose{}\right]\mathclose{}}\right)\mathclose{} \le \operatorname{Var}\mathopen{}\left(\hat{\theta}\right)\mathclose{}
+    {\operatorname{Var}\mathopen{}\left({{\operatorname{E}\mathopen{}\left[\hat{\theta} \mid{T\mathopen{}\left(\mathord{\smash[b]{\underset{\raise.3ex\hbox{$\scriptstyle\sim$}}{X}}\vphantom{X}}\right)\mathclose{}}\right]\mathclose{}}}\right)\mathclose{}} \le {\operatorname{Var}\mathopen{}\left(\hat{\theta}\right)\mathclose{}}
      \qquad(4)$$</w:t>
       </w:r>
       <w:bookmarkEnd w:id="31"/>
@@ -2961,10 +2961,10 @@
       <w:r>
         <w:t xml:space="preserve">$$
     \begin{aligned}
-    \operatorname{Var}\mathopen{}\left(\hat{\theta}\right)\mathclose{}
-    &amp;= \operatorname{Var}\mathopen{}\left({\operatorname{E}\mathopen{}\left[\hat{\theta} \mid T\mathopen{}\left(\mathord{\smash[b]{\underset{\raise.3ex\hbox{$\scriptstyle\sim$}}{X}}\vphantom{X}}\right)\mathclose{}\right]\mathclose{}}\right)\mathclose{} + \operatorname{E}\mathopen{}\left[{\operatorname{Var}\mathopen{}\left(\hat{\theta} \mid T\mathopen{}\left(\mathord{\smash[b]{\underset{\raise.3ex\hbox{$\scriptstyle\sim$}}{X}}\vphantom{X}}\right)\mathclose{}\right)\mathclose{}}\right]\mathclose{}
+    {\operatorname{Var}\mathopen{}\left(\hat{\theta}\right)\mathclose{}}
+    &amp;= {\operatorname{Var}\mathopen{}\left({{\operatorname{E}\mathopen{}\left[\hat{\theta} \mid{T\mathopen{}\left(\mathord{\smash[b]{\underset{\raise.3ex\hbox{$\scriptstyle\sim$}}{X}}\vphantom{X}}\right)\mathclose{}}\right]\mathclose{}}}\right)\mathclose{}} + {\operatorname{E}\mathopen{}\left[{{\operatorname{Var}\mathopen{}\left(\hat{\theta} \mid{T\mathopen{}\left(\mathord{\smash[b]{\underset{\raise.3ex\hbox{$\scriptstyle\sim$}}{X}}\vphantom{X}}\right)\mathclose{}}\right)\mathclose{}}}\right]\mathclose{}}
     &amp;&amp; \text{(law of total variance)}\\
-    &amp;\ge \operatorname{Var}\mathopen{}\left({\operatorname{E}\mathopen{}\left[\hat{\theta} \mid T\mathopen{}\left(\mathord{\smash[b]{\underset{\raise.3ex\hbox{$\scriptstyle\sim$}}{X}}\vphantom{X}}\right)\mathclose{}\right]\mathclose{}}\right)\mathclose{}
+    &amp;\ge {\operatorname{Var}\mathopen{}\left({{\operatorname{E}\mathopen{}\left[\hat{\theta} \mid{T\mathopen{}\left(\mathord{\smash[b]{\underset{\raise.3ex\hbox{$\scriptstyle\sim$}}{X}}\vphantom{X}}\right)\mathclose{}}\right]\mathclose{}}}\right)\mathclose{}}
     &amp;&amp; \text{(a variance is nonnegative)}
     \end{aligned}
     $$</w:t>
@@ -8433,7 +8433,7 @@
         <w:t xml:space="preserve"> </w:t>
       </w:r>
       <w:r>
-        <w:t xml:space="preserve">$T\mathopen{}\left(\mathord{\smash[b]{\underset{\raise.3ex\hbox{$\scriptstyle\sim$}}{X}}\vphantom{X}}\right)\mathclose{}$</w:t>
+        <w:t xml:space="preserve">${T\mathopen{}\left(\mathord{\smash[b]{\underset{\raise.3ex\hbox{$\scriptstyle\sim$}}{X}}\vphantom{X}}\right)\mathclose{}}$</w:t>
       </w:r>
       <w:r>
         <w:t xml:space="preserve"> </w:t>
@@ -8445,7 +8445,7 @@
         <w:t xml:space="preserve"> </w:t>
       </w:r>
       <w:r>
-        <w:t xml:space="preserve">${\operatorname{E}\mathopen{}\left[\hat{\theta} \mid T\mathopen{}\left(\mathord{\smash[b]{\underset{\raise.3ex\hbox{$\scriptstyle\sim$}}{X}}\vphantom{X}}\right)\mathclose{}\right]\mathclose{}}$</w:t>
+        <w:t xml:space="preserve">${{\operatorname{E}\mathopen{}\left[\hat{\theta} \mid{T\mathopen{}\left(\mathord{\smash[b]{\underset{\raise.3ex\hbox{$\scriptstyle\sim$}}{X}}\vphantom{X}}\right)\mathclose{}}\right]\mathclose{}}}$</w:t>
       </w:r>
       <w:r>
         <w:t xml:space="preserve"> </w:t>

--- a/sufficiency-handout.docx
+++ b/sufficiency-handout.docx
@@ -15,7 +15,7 @@
         <w:pStyle w:val="Date"/>
       </w:pPr>
       <w:r>
-        <w:t xml:space="preserve">Last modified: 2026-10-19 04:11:38 (PDT)</w:t>
+        <w:t xml:space="preserve">Last modified: 2026-10-19 04:44:20 (PDT)</w:t>
       </w:r>
     </w:p>
     <w:p>

--- a/sufficiency-handout.docx
+++ b/sufficiency-handout.docx
@@ -15,7 +15,7 @@
         <w:pStyle w:val="Date"/>
       </w:pPr>
       <w:r>
-        <w:t xml:space="preserve">Last modified: 2026-10-19 04:44:20 (PDT)</w:t>
+        <w:t xml:space="preserve">Last modified: 2026-10-19 05:06:08 (PDT)</w:t>
       </w:r>
     </w:p>
     <w:p>

--- a/sufficiency-handout.docx
+++ b/sufficiency-handout.docx
@@ -15,7 +15,7 @@
         <w:pStyle w:val="Date"/>
       </w:pPr>
       <w:r>
-        <w:t xml:space="preserve">Last modified: 2026-10-19 05:06:08 (PDT)</w:t>
+        <w:t xml:space="preserve">Last modified: 2026-10-19 09:39:54 (PDT)</w:t>
       </w:r>
     </w:p>
     <w:p>

--- a/sufficiency-handout.docx
+++ b/sufficiency-handout.docx
@@ -15,7 +15,7 @@
         <w:pStyle w:val="Date"/>
       </w:pPr>
       <w:r>
-        <w:t xml:space="preserve">Last modified: 2026-10-19 09:39:54 (PDT)</w:t>
+        <w:t xml:space="preserve">Last modified: 2026-10-19 09:50:23 (PDT)</w:t>
       </w:r>
     </w:p>
     <w:p>

--- a/sufficiency-handout.docx
+++ b/sufficiency-handout.docx
@@ -15,7 +15,7 @@
         <w:pStyle w:val="Date"/>
       </w:pPr>
       <w:r>
-        <w:t xml:space="preserve">Last modified: 2026-10-19 09:50:23 (PDT)</w:t>
+        <w:t xml:space="preserve">Last modified: 2026-10-19 10:06:41 (PDT)</w:t>
       </w:r>
     </w:p>
     <w:p>

--- a/sufficiency-handout.docx
+++ b/sufficiency-handout.docx
@@ -15,7 +15,7 @@
         <w:pStyle w:val="Date"/>
       </w:pPr>
       <w:r>
-        <w:t xml:space="preserve">Last modified: 2026-10-19 10:06:41 (PDT)</w:t>
+        <w:t xml:space="preserve">Last modified: 2026-10-19 11:09:03 (PDT)</w:t>
       </w:r>
     </w:p>
     <w:p>

--- a/sufficiency-handout.docx
+++ b/sufficiency-handout.docx
@@ -15,7 +15,7 @@
         <w:pStyle w:val="Date"/>
       </w:pPr>
       <w:r>
-        <w:t xml:space="preserve">Last modified: 2026-10-19 11:09:03 (PDT)</w:t>
+        <w:t xml:space="preserve">Last modified: 2026-10-19 11:24:13 (PDT)</w:t>
       </w:r>
     </w:p>
     <w:p>

--- a/sufficiency-handout.docx
+++ b/sufficiency-handout.docx
@@ -15,7 +15,7 @@
         <w:pStyle w:val="Date"/>
       </w:pPr>
       <w:r>
-        <w:t xml:space="preserve">Last modified: 2026-10-19 11:24:13 (PDT)</w:t>
+        <w:t xml:space="preserve">Last modified: 2026-10-19 12:05:59 (PDT)</w:t>
       </w:r>
     </w:p>
     <w:p>

--- a/sufficiency-handout.docx
+++ b/sufficiency-handout.docx
@@ -15,7 +15,7 @@
         <w:pStyle w:val="Date"/>
       </w:pPr>
       <w:r>
-        <w:t xml:space="preserve">Last modified: 2026-10-19 12:05:59 (PDT)</w:t>
+        <w:t xml:space="preserve">Last modified: 2026-10-19 13:11:59 (PDT)</w:t>
       </w:r>
     </w:p>
     <w:p>

--- a/sufficiency-handout.docx
+++ b/sufficiency-handout.docx
@@ -15,7 +15,7 @@
         <w:pStyle w:val="Date"/>
       </w:pPr>
       <w:r>
-        <w:t xml:space="preserve">Last modified: 2026-10-19 13:11:59 (PDT)</w:t>
+        <w:t xml:space="preserve">Last modified: 2026-10-19 13:28:02 (PDT)</w:t>
       </w:r>
     </w:p>
     <w:p>

--- a/sufficiency-handout.docx
+++ b/sufficiency-handout.docx
@@ -15,7 +15,7 @@
         <w:pStyle w:val="Date"/>
       </w:pPr>
       <w:r>
-        <w:t xml:space="preserve">Last modified: 2026-10-19 13:28:02 (PDT)</w:t>
+        <w:t xml:space="preserve">Last modified: 2026-10-19 13:38:50 (PDT)</w:t>
       </w:r>
     </w:p>
     <w:p>

--- a/sufficiency-handout.docx
+++ b/sufficiency-handout.docx
@@ -15,7 +15,7 @@
         <w:pStyle w:val="Date"/>
       </w:pPr>
       <w:r>
-        <w:t xml:space="preserve">Last modified: 2026-10-19 13:38:50 (PDT)</w:t>
+        <w:t xml:space="preserve">Last modified: 2026-10-19 14:20:11 (PDT)</w:t>
       </w:r>
     </w:p>
     <w:p>

--- a/sufficiency-handout.docx
+++ b/sufficiency-handout.docx
@@ -15,7 +15,7 @@
         <w:pStyle w:val="Date"/>
       </w:pPr>
       <w:r>
-        <w:t xml:space="preserve">Last modified: 2026-10-19 14:20:11 (PDT)</w:t>
+        <w:t xml:space="preserve">Last modified: 2026-10-19 14:31:55 (PDT)</w:t>
       </w:r>
     </w:p>
     <w:p>

--- a/sufficiency-handout.docx
+++ b/sufficiency-handout.docx
@@ -15,7 +15,7 @@
         <w:pStyle w:val="Date"/>
       </w:pPr>
       <w:r>
-        <w:t xml:space="preserve">Last modified: 2026-10-19 14:31:55 (PDT)</w:t>
+        <w:t xml:space="preserve">Last modified: 2026-10-19 14:45:09 (PDT)</w:t>
       </w:r>
     </w:p>
     <w:p>

--- a/sufficiency-handout.docx
+++ b/sufficiency-handout.docx
@@ -15,7 +15,7 @@
         <w:pStyle w:val="Date"/>
       </w:pPr>
       <w:r>
-        <w:t xml:space="preserve">Last modified: 2026-10-19 14:45:09 (PDT)</w:t>
+        <w:t xml:space="preserve">Last modified: 2026-10-19 23:28:03 (PDT)</w:t>
       </w:r>
     </w:p>
     <w:p>

--- a/sufficiency-handout.docx
+++ b/sufficiency-handout.docx
@@ -15,7 +15,7 @@
         <w:pStyle w:val="Date"/>
       </w:pPr>
       <w:r>
-        <w:t xml:space="preserve">Last modified: 2026-10-19 23:28:03 (PDT)</w:t>
+        <w:t xml:space="preserve">Last modified: 2026-10-19 23:38:52 (PDT)</w:t>
       </w:r>
     </w:p>
     <w:p>

--- a/sufficiency-handout.docx
+++ b/sufficiency-handout.docx
@@ -15,7 +15,7 @@
         <w:pStyle w:val="Date"/>
       </w:pPr>
       <w:r>
-        <w:t xml:space="preserve">Last modified: 2026-10-19 23:38:52 (PDT)</w:t>
+        <w:t xml:space="preserve">Last modified: 2026-10-20 11:01:50 (PDT)</w:t>
       </w:r>
     </w:p>
     <w:p>

--- a/sufficiency-handout.docx
+++ b/sufficiency-handout.docx
@@ -15,7 +15,7 @@
         <w:pStyle w:val="Date"/>
       </w:pPr>
       <w:r>
-        <w:t xml:space="preserve">Last modified: 2026-10-20 11:01:50 (PDT)</w:t>
+        <w:t xml:space="preserve">Last modified: 2026-10-20 14:23:26 (PDT)</w:t>
       </w:r>
     </w:p>
     <w:p>

--- a/sufficiency-handout.docx
+++ b/sufficiency-handout.docx
@@ -15,7 +15,7 @@
         <w:pStyle w:val="Date"/>
       </w:pPr>
       <w:r>
-        <w:t xml:space="preserve">Last modified: 2026-10-20 14:23:26 (PDT)</w:t>
+        <w:t xml:space="preserve">Last modified: 2026-10-22 00:47:52 (PDT)</w:t>
       </w:r>
     </w:p>
     <w:p>

--- a/sufficiency-handout.docx
+++ b/sufficiency-handout.docx
@@ -15,7 +15,7 @@
         <w:pStyle w:val="Date"/>
       </w:pPr>
       <w:r>
-        <w:t xml:space="preserve">Last modified: 2026-10-22 00:47:52 (PDT)</w:t>
+        <w:t xml:space="preserve">Last modified: 2026-10-22 01:18:40 (PDT)</w:t>
       </w:r>
     </w:p>
     <w:p>

--- a/sufficiency-handout.docx
+++ b/sufficiency-handout.docx
@@ -15,7 +15,7 @@
         <w:pStyle w:val="Date"/>
       </w:pPr>
       <w:r>
-        <w:t xml:space="preserve">Last modified: 2026-10-22 01:18:40 (PDT)</w:t>
+        <w:t xml:space="preserve">Last modified: 2026-10-22 01:42:18 (PDT)</w:t>
       </w:r>
     </w:p>
     <w:p>

--- a/sufficiency-handout.docx
+++ b/sufficiency-handout.docx
@@ -15,7 +15,7 @@
         <w:pStyle w:val="Date"/>
       </w:pPr>
       <w:r>
-        <w:t xml:space="preserve">Last modified: 2026-10-22 01:42:18 (PDT)</w:t>
+        <w:t xml:space="preserve">Last modified: 2026-10-22 02:04:59 (PDT)</w:t>
       </w:r>
     </w:p>
     <w:p>

--- a/sufficiency-handout.docx
+++ b/sufficiency-handout.docx
@@ -15,7 +15,7 @@
         <w:pStyle w:val="Date"/>
       </w:pPr>
       <w:r>
-        <w:t xml:space="preserve">Last modified: 2026-10-22 02:04:59 (PDT)</w:t>
+        <w:t xml:space="preserve">Last modified: 2026-10-22 02:34:23 (PDT)</w:t>
       </w:r>
     </w:p>
     <w:p>

--- a/sufficiency-handout.docx
+++ b/sufficiency-handout.docx
@@ -15,7 +15,7 @@
         <w:pStyle w:val="Date"/>
       </w:pPr>
       <w:r>
-        <w:t xml:space="preserve">Last modified: 2026-10-22 02:34:23 (PDT)</w:t>
+        <w:t xml:space="preserve">Last modified: 2026-10-22 09:54:26 (PDT)</w:t>
       </w:r>
     </w:p>
     <w:p>

--- a/sufficiency-handout.docx
+++ b/sufficiency-handout.docx
@@ -15,7 +15,7 @@
         <w:pStyle w:val="Date"/>
       </w:pPr>
       <w:r>
-        <w:t xml:space="preserve">Last modified: 2026-10-22 09:54:26 (PDT)</w:t>
+        <w:t xml:space="preserve">Last modified: 2026-10-22 11:32:21 (PDT)</w:t>
       </w:r>
     </w:p>
     <w:p>

--- a/sufficiency-handout.docx
+++ b/sufficiency-handout.docx
@@ -15,7 +15,7 @@
         <w:pStyle w:val="Date"/>
       </w:pPr>
       <w:r>
-        <w:t xml:space="preserve">Last modified: 2026-10-22 11:32:21 (PDT)</w:t>
+        <w:t xml:space="preserve">Last modified: 2026-10-22 12:55:38 (PDT)</w:t>
       </w:r>
     </w:p>
     <w:p>

--- a/sufficiency-handout.docx
+++ b/sufficiency-handout.docx
@@ -15,7 +15,7 @@
         <w:pStyle w:val="Date"/>
       </w:pPr>
       <w:r>
-        <w:t xml:space="preserve">Last modified: 2026-10-22 12:55:38 (PDT)</w:t>
+        <w:t xml:space="preserve">Last modified: 2026-10-22 13:24:46 (PDT)</w:t>
       </w:r>
     </w:p>
     <w:p>

--- a/sufficiency-handout.docx
+++ b/sufficiency-handout.docx
@@ -15,7 +15,7 @@
         <w:pStyle w:val="Date"/>
       </w:pPr>
       <w:r>
-        <w:t xml:space="preserve">Last modified: 2026-10-22 13:24:46 (PDT)</w:t>
+        <w:t xml:space="preserve">Last modified: 2026-10-22 14:07:34 (PDT)</w:t>
       </w:r>
     </w:p>
     <w:p>

--- a/sufficiency-handout.docx
+++ b/sufficiency-handout.docx
@@ -15,7 +15,7 @@
         <w:pStyle w:val="Date"/>
       </w:pPr>
       <w:r>
-        <w:t xml:space="preserve">Last modified: 2026-10-22 14:07:34 (PDT)</w:t>
+        <w:t xml:space="preserve">Last modified: 2026-10-22 15:19:15 (PDT)</w:t>
       </w:r>
     </w:p>
     <w:p>
@@ -2150,7 +2150,7 @@
       <w:bookmarkStart w:id="23" w:name="eq-rao-blackwellized"/>
       <w:r>
         <w:t xml:space="preserve">$$
-    \hat{\theta}_{\mathrm{RB}} \stackrel{\text{def}}{=}{{\operatorname{E}\mathopen{}\left[\hat{\theta} \mid{T\mathopen{}\left(\mathord{\smash[b]{\underset{\raise.3ex\hbox{$\scriptstyle\sim$}}{X}}\vphantom{X}}\right)\mathclose{}}\right]\mathclose{}}}
+    \hat{\theta}_{\mathrm{RB}} \stackrel{\text{def}}{=}{{\mathbb{E}\mathopen{}\left[\hat{\theta} \mid{T\mathopen{}\left(\mathord{\smash[b]{\underset{\raise.3ex\hbox{$\scriptstyle\sim$}}{X}}\vphantom{X}}\right)\mathclose{}}\right]\mathclose{}}}
      \qquad(3)$$</w:t>
       </w:r>
       <w:bookmarkEnd w:id="23"/>
@@ -2262,7 +2262,7 @@
         <w:t xml:space="preserve"> </w:t>
       </w:r>
       <w:r>
-        <w:t xml:space="preserve">${{\operatorname{E}\mathopen{}\left[\hat{\theta} \mid{T\mathopen{}\left(\mathord{\smash[b]{\underset{\raise.3ex\hbox{$\scriptstyle\sim$}}{X}}\vphantom{X}}\right)\mathclose{}}\right]\mathclose{}}}$</w:t>
+        <w:t xml:space="preserve">${{\mathbb{E}\mathopen{}\left[\hat{\theta} \mid{T\mathopen{}\left(\mathord{\smash[b]{\underset{\raise.3ex\hbox{$\scriptstyle\sim$}}{X}}\vphantom{X}}\right)\mathclose{}}\right]\mathclose{}}}$</w:t>
       </w:r>
       <w:r>
         <w:t xml:space="preserve"> </w:t>
@@ -2422,7 +2422,7 @@
       <w:r>
         <w:t xml:space="preserve">$$
     \begin{aligned}
-    {{\operatorname{E}\mathopen{}\left[\hat{\theta} \mid{T\mathopen{}\left(\mathord{\smash[b]{\underset{\raise.3ex\hbox{$\scriptstyle\sim$}}{X}}\vphantom{X}}\right)\mathclose{}} = t\right]\mathclose{}}}
+    {{\mathbb{E}\mathopen{}\left[\hat{\theta} \mid{T\mathopen{}\left(\mathord{\smash[b]{\underset{\raise.3ex\hbox{$\scriptstyle\sim$}}{X}}\vphantom{X}}\right)\mathclose{}} = t\right]\mathclose{}}}
     &amp;= \sum_{\mathord{\smash[b]{\underset{\raise.3ex\hbox{$\scriptstyle\sim$}}{x}}\vphantom{x}}} \hat{\theta}\mathopen{}\left(\mathord{\smash[b]{\underset{\raise.3ex\hbox{$\scriptstyle\sim$}}{x}}\vphantom{x}}\right)\mathclose{} \, \Pr_{\theta}\mathopen{}\left(\mathord{\smash[b]{\underset{\raise.3ex\hbox{$\scriptstyle\sim$}}{X}}\vphantom{X}}= \mathord{\smash[b]{\underset{\raise.3ex\hbox{$\scriptstyle\sim$}}{x}}\vphantom{x}}\mid{T\mathopen{}\left(\mathord{\smash[b]{\underset{\raise.3ex\hbox{$\scriptstyle\sim$}}{X}}\vphantom{X}}\right)\mathclose{}} = t\right)\mathclose{}
     &amp;&amp; \text{(conditional expectation)}
     \end{aligned}
@@ -2628,7 +2628,7 @@
         <w:t xml:space="preserve"> </w:t>
       </w:r>
       <w:r>
-        <w:t xml:space="preserve">${{\operatorname{E}\mathopen{}\left[\hat{\theta} \mid{T\mathopen{}\left(\mathord{\smash[b]{\underset{\raise.3ex\hbox{$\scriptstyle\sim$}}{X}}\vphantom{X}}\right)\mathclose{}}\right]\mathclose{}}}$</w:t>
+        <w:t xml:space="preserve">${{\mathbb{E}\mathopen{}\left[\hat{\theta} \mid{T\mathopen{}\left(\mathord{\smash[b]{\underset{\raise.3ex\hbox{$\scriptstyle\sim$}}{X}}\vphantom{X}}\right)\mathclose{}}\right]\mathclose{}}}$</w:t>
       </w:r>
       <w:r>
         <w:t xml:space="preserve"> </w:t>
@@ -2688,8 +2688,8 @@
       <w:r>
         <w:t xml:space="preserve">$$
     \begin{aligned}
-    {\operatorname{E}\mathopen{}\left[{{\operatorname{E}\mathopen{}\left[\hat{\theta} \mid{T\mathopen{}\left(\mathord{\smash[b]{\underset{\raise.3ex\hbox{$\scriptstyle\sim$}}{X}}\vphantom{X}}\right)\mathclose{}}\right]\mathclose{}}}\right]\mathclose{}}
-    &amp;= {\operatorname{E}\mathopen{}\left[\hat{\theta}\right]\mathclose{}}
+    {\mathbb{E}\mathopen{}\left[{{\mathbb{E}\mathopen{}\left[\hat{\theta} \mid{T\mathopen{}\left(\mathord{\smash[b]{\underset{\raise.3ex\hbox{$\scriptstyle\sim$}}{X}}\vphantom{X}}\right)\mathclose{}}\right]\mathclose{}}}\right]\mathclose{}}
+    &amp;= {\mathbb{E}\mathopen{}\left[\hat{\theta}\right]\mathclose{}}
     &amp;&amp; \text{(law of iterated expectations)}\\
     &amp;= \theta
     &amp;&amp; \text{($\hat{\theta}$ is unbiased)}
@@ -2879,7 +2879,7 @@
       <w:bookmarkStart w:id="31" w:name="eq-rao-blackwell"/>
       <w:r>
         <w:t xml:space="preserve">$$
-    {\operatorname{Var}\mathopen{}\left({{\operatorname{E}\mathopen{}\left[\hat{\theta} \mid{T\mathopen{}\left(\mathord{\smash[b]{\underset{\raise.3ex\hbox{$\scriptstyle\sim$}}{X}}\vphantom{X}}\right)\mathclose{}}\right]\mathclose{}}}\right)\mathclose{}} \le {\operatorname{Var}\mathopen{}\left(\hat{\theta}\right)\mathclose{}}
+    {\operatorname{Var}\mathopen{}\left({{\mathbb{E}\mathopen{}\left[\hat{\theta} \mid{T\mathopen{}\left(\mathord{\smash[b]{\underset{\raise.3ex\hbox{$\scriptstyle\sim$}}{X}}\vphantom{X}}\right)\mathclose{}}\right]\mathclose{}}}\right)\mathclose{}} \le {\operatorname{Var}\mathopen{}\left(\hat{\theta}\right)\mathclose{}}
      \qquad(4)$$</w:t>
       </w:r>
       <w:bookmarkEnd w:id="31"/>
@@ -2962,9 +2962,9 @@
         <w:t xml:space="preserve">$$
     \begin{aligned}
     {\operatorname{Var}\mathopen{}\left(\hat{\theta}\right)\mathclose{}}
-    &amp;= {\operatorname{Var}\mathopen{}\left({{\operatorname{E}\mathopen{}\left[\hat{\theta} \mid{T\mathopen{}\left(\mathord{\smash[b]{\underset{\raise.3ex\hbox{$\scriptstyle\sim$}}{X}}\vphantom{X}}\right)\mathclose{}}\right]\mathclose{}}}\right)\mathclose{}} + {\operatorname{E}\mathopen{}\left[{{\operatorname{Var}\mathopen{}\left(\hat{\theta} \mid{T\mathopen{}\left(\mathord{\smash[b]{\underset{\raise.3ex\hbox{$\scriptstyle\sim$}}{X}}\vphantom{X}}\right)\mathclose{}}\right)\mathclose{}}}\right]\mathclose{}}
+    &amp;= {\operatorname{Var}\mathopen{}\left({{\mathbb{E}\mathopen{}\left[\hat{\theta} \mid{T\mathopen{}\left(\mathord{\smash[b]{\underset{\raise.3ex\hbox{$\scriptstyle\sim$}}{X}}\vphantom{X}}\right)\mathclose{}}\right]\mathclose{}}}\right)\mathclose{}} + {\mathbb{E}\mathopen{}\left[{{\operatorname{Var}\mathopen{}\left(\hat{\theta} \mid{T\mathopen{}\left(\mathord{\smash[b]{\underset{\raise.3ex\hbox{$\scriptstyle\sim$}}{X}}\vphantom{X}}\right)\mathclose{}}\right)\mathclose{}}}\right]\mathclose{}}
     &amp;&amp; \text{(law of total variance)}\\
-    &amp;\ge {\operatorname{Var}\mathopen{}\left({{\operatorname{E}\mathopen{}\left[\hat{\theta} \mid{T\mathopen{}\left(\mathord{\smash[b]{\underset{\raise.3ex\hbox{$\scriptstyle\sim$}}{X}}\vphantom{X}}\right)\mathclose{}}\right]\mathclose{}}}\right)\mathclose{}}
+    &amp;\ge {\operatorname{Var}\mathopen{}\left({{\mathbb{E}\mathopen{}\left[\hat{\theta} \mid{T\mathopen{}\left(\mathord{\smash[b]{\underset{\raise.3ex\hbox{$\scriptstyle\sim$}}{X}}\vphantom{X}}\right)\mathclose{}}\right]\mathclose{}}}\right)\mathclose{}}
     &amp;&amp; \text{(a variance is nonnegative)}
     \end{aligned}
     $$</w:t>
@@ -6087,6 +6087,7 @@
               </m:r>
               <m:r>
                 <m:rPr>
+                  <m:scr m:val="double-struck"/>
                   <m:sty m:val="p"/>
                 </m:rPr>
                 <m:t>E</m:t>
@@ -8445,7 +8446,7 @@
         <w:t xml:space="preserve"> </w:t>
       </w:r>
       <w:r>
-        <w:t xml:space="preserve">${{\operatorname{E}\mathopen{}\left[\hat{\theta} \mid{T\mathopen{}\left(\mathord{\smash[b]{\underset{\raise.3ex\hbox{$\scriptstyle\sim$}}{X}}\vphantom{X}}\right)\mathclose{}}\right]\mathclose{}}}$</w:t>
+        <w:t xml:space="preserve">${{\mathbb{E}\mathopen{}\left[\hat{\theta} \mid{T\mathopen{}\left(\mathord{\smash[b]{\underset{\raise.3ex\hbox{$\scriptstyle\sim$}}{X}}\vphantom{X}}\right)\mathclose{}}\right]\mathclose{}}}$</w:t>
       </w:r>
       <w:r>
         <w:t xml:space="preserve"> </w:t>

--- a/sufficiency-handout.docx
+++ b/sufficiency-handout.docx
@@ -15,7 +15,7 @@
         <w:pStyle w:val="Date"/>
       </w:pPr>
       <w:r>
-        <w:t xml:space="preserve">Last modified: 2026-10-22 15:19:15 (PDT)</w:t>
+        <w:t xml:space="preserve">Last modified: 2026-10-22 16:10:27 (PDT)</w:t>
       </w:r>
     </w:p>
     <w:p>

--- a/sufficiency-handout.docx
+++ b/sufficiency-handout.docx
@@ -15,7 +15,7 @@
         <w:pStyle w:val="Date"/>
       </w:pPr>
       <w:r>
-        <w:t xml:space="preserve">Last modified: 2026-10-22 16:10:27 (PDT)</w:t>
+        <w:t xml:space="preserve">Last modified: 2026-10-22 16:26:34 (PDT)</w:t>
       </w:r>
     </w:p>
     <w:p>

--- a/sufficiency-handout.docx
+++ b/sufficiency-handout.docx
@@ -15,7 +15,7 @@
         <w:pStyle w:val="Date"/>
       </w:pPr>
       <w:r>
-        <w:t xml:space="preserve">Last modified: 2026-10-22 16:26:34 (PDT)</w:t>
+        <w:t xml:space="preserve">Last modified: 2026-10-22 20:25:07 (PDT)</w:t>
       </w:r>
     </w:p>
     <w:p>

--- a/sufficiency-handout.docx
+++ b/sufficiency-handout.docx
@@ -15,7 +15,7 @@
         <w:pStyle w:val="Date"/>
       </w:pPr>
       <w:r>
-        <w:t xml:space="preserve">Last modified: 2026-10-22 20:25:07 (PDT)</w:t>
+        <w:t xml:space="preserve">Last modified: 2026-10-22 20:42:24 (PDT)</w:t>
       </w:r>
     </w:p>
     <w:p>

--- a/sufficiency-handout.docx
+++ b/sufficiency-handout.docx
@@ -15,7 +15,7 @@
         <w:pStyle w:val="Date"/>
       </w:pPr>
       <w:r>
-        <w:t xml:space="preserve">Last modified: 2026-10-22 20:42:24 (PDT)</w:t>
+        <w:t xml:space="preserve">Last modified: 2026-10-22 21:40:01 (PDT)</w:t>
       </w:r>
     </w:p>
     <w:p>

--- a/sufficiency-handout.docx
+++ b/sufficiency-handout.docx
@@ -15,7 +15,7 @@
         <w:pStyle w:val="Date"/>
       </w:pPr>
       <w:r>
-        <w:t xml:space="preserve">Last modified: 2026-10-22 21:40:01 (PDT)</w:t>
+        <w:t xml:space="preserve">Last modified: 2026-10-22 22:09:49 (PDT)</w:t>
       </w:r>
     </w:p>
     <w:p>

--- a/sufficiency-handout.docx
+++ b/sufficiency-handout.docx
@@ -15,7 +15,7 @@
         <w:pStyle w:val="Date"/>
       </w:pPr>
       <w:r>
-        <w:t xml:space="preserve">Last modified: 2026-10-22 22:09:49 (PDT)</w:t>
+        <w:t xml:space="preserve">Last modified: 2026-10-22 22:33:09 (PDT)</w:t>
       </w:r>
     </w:p>
     <w:p>

--- a/sufficiency-handout.docx
+++ b/sufficiency-handout.docx
@@ -15,7 +15,7 @@
         <w:pStyle w:val="Date"/>
       </w:pPr>
       <w:r>
-        <w:t xml:space="preserve">Last modified: 2026-10-22 22:33:09 (PDT)</w:t>
+        <w:t xml:space="preserve">Last modified: 2026-10-23 00:09:24 (PDT)</w:t>
       </w:r>
     </w:p>
     <w:p>

--- a/sufficiency-handout.docx
+++ b/sufficiency-handout.docx
@@ -15,7 +15,7 @@
         <w:pStyle w:val="Date"/>
       </w:pPr>
       <w:r>
-        <w:t xml:space="preserve">Last modified: 2026-10-23 00:09:24 (PDT)</w:t>
+        <w:t xml:space="preserve">Last modified: 2026-10-23 00:37:42 (PDT)</w:t>
       </w:r>
     </w:p>
     <w:p>

--- a/sufficiency-handout.docx
+++ b/sufficiency-handout.docx
@@ -15,7 +15,7 @@
         <w:pStyle w:val="Date"/>
       </w:pPr>
       <w:r>
-        <w:t xml:space="preserve">Last modified: 2026-10-23 00:37:42 (PDT)</w:t>
+        <w:t xml:space="preserve">Last modified: 2026-10-23 01:51:06 (PDT)</w:t>
       </w:r>
     </w:p>
     <w:p>

--- a/sufficiency-handout.docx
+++ b/sufficiency-handout.docx
@@ -15,7 +15,7 @@
         <w:pStyle w:val="Date"/>
       </w:pPr>
       <w:r>
-        <w:t xml:space="preserve">Last modified: 2026-10-23 01:51:06 (PDT)</w:t>
+        <w:t xml:space="preserve">Last modified: 2026-10-23 11:56:24 (PDT)</w:t>
       </w:r>
     </w:p>
     <w:p>

--- a/sufficiency-handout.docx
+++ b/sufficiency-handout.docx
@@ -15,7 +15,7 @@
         <w:pStyle w:val="Date"/>
       </w:pPr>
       <w:r>
-        <w:t xml:space="preserve">Last modified: 2026-10-23 11:56:24 (PDT)</w:t>
+        <w:t xml:space="preserve">Last modified: 2026-10-23 15:57:13 (PDT)</w:t>
       </w:r>
     </w:p>
     <w:p>

--- a/sufficiency-handout.docx
+++ b/sufficiency-handout.docx
@@ -15,7 +15,7 @@
         <w:pStyle w:val="Date"/>
       </w:pPr>
       <w:r>
-        <w:t xml:space="preserve">Last modified: 2026-10-23 15:57:13 (PDT)</w:t>
+        <w:t xml:space="preserve">Last modified: 2026-10-23 16:25:36 (PDT)</w:t>
       </w:r>
     </w:p>
     <w:p>

--- a/sufficiency-handout.docx
+++ b/sufficiency-handout.docx
@@ -15,7 +15,7 @@
         <w:pStyle w:val="Date"/>
       </w:pPr>
       <w:r>
-        <w:t xml:space="preserve">Last modified: 2026-10-23 16:25:36 (PDT)</w:t>
+        <w:t xml:space="preserve">Last modified: 2026-10-23 16:56:15 (PDT)</w:t>
       </w:r>
     </w:p>
     <w:p>

--- a/sufficiency-handout.docx
+++ b/sufficiency-handout.docx
@@ -15,7 +15,7 @@
         <w:pStyle w:val="Date"/>
       </w:pPr>
       <w:r>
-        <w:t xml:space="preserve">Last modified: 2026-10-23 16:56:15 (PDT)</w:t>
+        <w:t xml:space="preserve">Last modified: 2026-10-23 17:28:11 (PDT)</w:t>
       </w:r>
     </w:p>
     <w:p>

--- a/sufficiency-handout.docx
+++ b/sufficiency-handout.docx
@@ -15,7 +15,7 @@
         <w:pStyle w:val="Date"/>
       </w:pPr>
       <w:r>
-        <w:t xml:space="preserve">Last modified: 2026-10-24 18:13:43 (PDT)</w:t>
+        <w:t xml:space="preserve">Last modified: 2026-10-24 20:18:33 (PDT)</w:t>
       </w:r>
     </w:p>
     <w:p>

--- a/sufficiency-handout.docx
+++ b/sufficiency-handout.docx
@@ -15,7 +15,7 @@
         <w:pStyle w:val="Date"/>
       </w:pPr>
       <w:r>
-        <w:t xml:space="preserve">Last modified: 2026-10-24 20:18:33 (PDT)</w:t>
+        <w:t xml:space="preserve">Last modified: 2026-10-25 16:51:29 (PDT)</w:t>
       </w:r>
     </w:p>
     <w:p>

--- a/sufficiency-handout.docx
+++ b/sufficiency-handout.docx
@@ -15,7 +15,7 @@
         <w:pStyle w:val="Date"/>
       </w:pPr>
       <w:r>
-        <w:t xml:space="preserve">Last modified: 2026-10-25 16:51:29 (PDT)</w:t>
+        <w:t xml:space="preserve">Last modified: 2026-10-26 01:50:35 (PDT)</w:t>
       </w:r>
     </w:p>
     <w:p>

--- a/sufficiency-handout.docx
+++ b/sufficiency-handout.docx
@@ -15,7 +15,7 @@
         <w:pStyle w:val="Date"/>
       </w:pPr>
       <w:r>
-        <w:t xml:space="preserve">Last modified: 2026-10-26 01:50:35 (PDT)</w:t>
+        <w:t xml:space="preserve">Last modified: 2026-10-26 03:19:48 (PDT)</w:t>
       </w:r>
     </w:p>
     <w:p>

--- a/sufficiency-handout.docx
+++ b/sufficiency-handout.docx
@@ -15,7 +15,7 @@
         <w:pStyle w:val="Date"/>
       </w:pPr>
       <w:r>
-        <w:t xml:space="preserve">Last modified: 2026-10-26 03:19:48 (PDT)</w:t>
+        <w:t xml:space="preserve">Last modified: 2026-10-26 09:42:48 (PDT)</w:t>
       </w:r>
     </w:p>
     <w:p>

--- a/sufficiency-handout.docx
+++ b/sufficiency-handout.docx
@@ -15,7 +15,7 @@
         <w:pStyle w:val="Date"/>
       </w:pPr>
       <w:r>
-        <w:t xml:space="preserve">Last modified: 2026-10-26 09:42:48 (PDT)</w:t>
+        <w:t xml:space="preserve">Last modified: 2026-10-26 09:58:58 (PDT)</w:t>
       </w:r>
     </w:p>
     <w:p>

--- a/sufficiency-handout.docx
+++ b/sufficiency-handout.docx
@@ -15,7 +15,7 @@
         <w:pStyle w:val="Date"/>
       </w:pPr>
       <w:r>
-        <w:t xml:space="preserve">Last modified: 2026-10-26 09:58:58 (PDT)</w:t>
+        <w:t xml:space="preserve">Last modified: 2026-10-26 12:20:42 (PDT)</w:t>
       </w:r>
     </w:p>
     <w:p>

--- a/sufficiency-handout.docx
+++ b/sufficiency-handout.docx
@@ -15,7 +15,7 @@
         <w:pStyle w:val="Date"/>
       </w:pPr>
       <w:r>
-        <w:t xml:space="preserve">Last modified: 2026-10-26 12:20:42 (PDT)</w:t>
+        <w:t xml:space="preserve">Last modified: 2026-10-26 13:14:30 (PDT)</w:t>
       </w:r>
     </w:p>
     <w:p>

--- a/sufficiency-handout.docx
+++ b/sufficiency-handout.docx
@@ -15,7 +15,7 @@
         <w:pStyle w:val="Date"/>
       </w:pPr>
       <w:r>
-        <w:t xml:space="preserve">Last modified: 2026-10-26 13:14:30 (PDT)</w:t>
+        <w:t xml:space="preserve">Last modified: 2026-10-26 13:33:48 (PDT)</w:t>
       </w:r>
     </w:p>
     <w:p>

--- a/sufficiency-handout.docx
+++ b/sufficiency-handout.docx
@@ -15,7 +15,7 @@
         <w:pStyle w:val="Date"/>
       </w:pPr>
       <w:r>
-        <w:t xml:space="preserve">Last modified: 2026-10-26 13:33:48 (PDT)</w:t>
+        <w:t xml:space="preserve">Last modified: 2026-10-26 16:14:21 (PDT)</w:t>
       </w:r>
     </w:p>
     <w:p>

--- a/sufficiency-handout.docx
+++ b/sufficiency-handout.docx
@@ -15,7 +15,7 @@
         <w:pStyle w:val="Date"/>
       </w:pPr>
       <w:r>
-        <w:t xml:space="preserve">Last modified: 2026-10-26 16:14:21 (PDT)</w:t>
+        <w:t xml:space="preserve">Last modified: 2026-10-26 16:37:41 (PDT)</w:t>
       </w:r>
     </w:p>
     <w:p>

--- a/sufficiency-handout.docx
+++ b/sufficiency-handout.docx
@@ -15,7 +15,7 @@
         <w:pStyle w:val="Date"/>
       </w:pPr>
       <w:r>
-        <w:t xml:space="preserve">Last modified: 2026-10-26 16:37:41 (PDT)</w:t>
+        <w:t xml:space="preserve">Last modified: 2026-10-26 18:20:41 (PDT)</w:t>
       </w:r>
     </w:p>
     <w:p>

--- a/sufficiency-handout.docx
+++ b/sufficiency-handout.docx
@@ -15,7 +15,7 @@
         <w:pStyle w:val="Date"/>
       </w:pPr>
       <w:r>
-        <w:t xml:space="preserve">Last modified: 2026-10-26 18:20:41 (PDT)</w:t>
+        <w:t xml:space="preserve">Last modified: 2026-10-26 23:10:36 (PDT)</w:t>
       </w:r>
     </w:p>
     <w:p>

--- a/sufficiency-handout.docx
+++ b/sufficiency-handout.docx
@@ -15,7 +15,7 @@
         <w:pStyle w:val="Date"/>
       </w:pPr>
       <w:r>
-        <w:t xml:space="preserve">Last modified: 2026-10-26 23:10:36 (PDT)</w:t>
+        <w:t xml:space="preserve">Last modified: 2026-10-26 23:44:21 (PDT)</w:t>
       </w:r>
     </w:p>
     <w:p>

--- a/sufficiency-handout.docx
+++ b/sufficiency-handout.docx
@@ -15,7 +15,7 @@
         <w:pStyle w:val="Date"/>
       </w:pPr>
       <w:r>
-        <w:t xml:space="preserve">Last modified: 2026-10-26 23:44:21 (PDT)</w:t>
+        <w:t xml:space="preserve">Last modified: 2026-10-26 23:56:39 (PDT)</w:t>
       </w:r>
     </w:p>
     <w:p>

--- a/sufficiency-handout.docx
+++ b/sufficiency-handout.docx
@@ -15,7 +15,7 @@
         <w:pStyle w:val="Date"/>
       </w:pPr>
       <w:r>
-        <w:t xml:space="preserve">Last modified: 2026-10-26 23:56:39 (PDT)</w:t>
+        <w:t xml:space="preserve">Last modified: 2026-10-27 10:45:41 (PDT)</w:t>
       </w:r>
     </w:p>
     <w:p>

--- a/sufficiency-handout.docx
+++ b/sufficiency-handout.docx
@@ -15,7 +15,7 @@
         <w:pStyle w:val="Date"/>
       </w:pPr>
       <w:r>
-        <w:t xml:space="preserve">Last modified: 2026-10-27 10:45:41 (PDT)</w:t>
+        <w:t xml:space="preserve">Last modified: 2026-10-27 11:13:53 (PDT)</w:t>
       </w:r>
     </w:p>
     <w:p>

--- a/sufficiency-handout.docx
+++ b/sufficiency-handout.docx
@@ -15,7 +15,7 @@
         <w:pStyle w:val="Date"/>
       </w:pPr>
       <w:r>
-        <w:t xml:space="preserve">Last modified: 2026-10-27 11:13:53 (PDT)</w:t>
+        <w:t xml:space="preserve">Last modified: 2026-10-27 16:11:29 (PDT)</w:t>
       </w:r>
     </w:p>
     <w:p>

--- a/sufficiency-handout.docx
+++ b/sufficiency-handout.docx
@@ -15,7 +15,7 @@
         <w:pStyle w:val="Date"/>
       </w:pPr>
       <w:r>
-        <w:t xml:space="preserve">Last modified: 2026-10-27 16:11:29 (PDT)</w:t>
+        <w:t xml:space="preserve">Last modified: 2026-10-27 19:56:56 (PDT)</w:t>
       </w:r>
     </w:p>
     <w:p>

--- a/sufficiency-handout.docx
+++ b/sufficiency-handout.docx
@@ -15,7 +15,7 @@
         <w:pStyle w:val="Date"/>
       </w:pPr>
       <w:r>
-        <w:t xml:space="preserve">Last modified: 2026-10-27 19:56:56 (PDT)</w:t>
+        <w:t xml:space="preserve">Last modified: 2026-10-27 22:35:55 (PDT)</w:t>
       </w:r>
     </w:p>
     <w:p>

--- a/sufficiency-handout.docx
+++ b/sufficiency-handout.docx
@@ -15,7 +15,7 @@
         <w:pStyle w:val="Date"/>
       </w:pPr>
       <w:r>
-        <w:t xml:space="preserve">Last modified: 2026-10-27 22:35:55 (PDT)</w:t>
+        <w:t xml:space="preserve">Last modified: 2026-10-27 23:24:14 (PDT)</w:t>
       </w:r>
     </w:p>
     <w:p>

--- a/sufficiency-handout.docx
+++ b/sufficiency-handout.docx
@@ -15,7 +15,7 @@
         <w:pStyle w:val="Date"/>
       </w:pPr>
       <w:r>
-        <w:t xml:space="preserve">Last modified: 2026-10-27 23:24:14 (PDT)</w:t>
+        <w:t xml:space="preserve">Last modified: 2026-10-28 16:00:07 (PDT)</w:t>
       </w:r>
     </w:p>
     <w:p>

--- a/sufficiency-handout.docx
+++ b/sufficiency-handout.docx
@@ -15,7 +15,7 @@
         <w:pStyle w:val="Date"/>
       </w:pPr>
       <w:r>
-        <w:t xml:space="preserve">Last modified: 2026-10-28 16:00:07 (PDT)</w:t>
+        <w:t xml:space="preserve">Last modified: 2026-10-28 20:06:30 (PDT)</w:t>
       </w:r>
     </w:p>
     <w:p>

--- a/sufficiency-handout.docx
+++ b/sufficiency-handout.docx
@@ -15,7 +15,7 @@
         <w:pStyle w:val="Date"/>
       </w:pPr>
       <w:r>
-        <w:t xml:space="preserve">Last modified: 2026-10-28 20:06:30 (PDT)</w:t>
+        <w:t xml:space="preserve">Last modified: 2026-10-28 20:36:41 (PDT)</w:t>
       </w:r>
     </w:p>
     <w:p>

--- a/sufficiency-handout.docx
+++ b/sufficiency-handout.docx
@@ -15,7 +15,7 @@
         <w:pStyle w:val="Date"/>
       </w:pPr>
       <w:r>
-        <w:t xml:space="preserve">Last modified: 2026-10-28 20:36:41 (PDT)</w:t>
+        <w:t xml:space="preserve">Last modified: 2026-10-29 08:00:30 (PDT)</w:t>
       </w:r>
     </w:p>
     <w:p>

--- a/sufficiency-handout.docx
+++ b/sufficiency-handout.docx
@@ -15,7 +15,7 @@
         <w:pStyle w:val="Date"/>
       </w:pPr>
       <w:r>
-        <w:t xml:space="preserve">Last modified: 2026-10-29 08:00:30 (PDT)</w:t>
+        <w:t xml:space="preserve">Last modified: 2026-10-29 13:30:02 (PDT)</w:t>
       </w:r>
     </w:p>
     <w:p>

--- a/sufficiency-handout.docx
+++ b/sufficiency-handout.docx
@@ -15,7 +15,7 @@
         <w:pStyle w:val="Date"/>
       </w:pPr>
       <w:r>
-        <w:t xml:space="preserve">Last modified: 2026-10-29 13:30:02 (PDT)</w:t>
+        <w:t xml:space="preserve">Last modified: 2026-10-29 15:05:35 (PDT)</w:t>
       </w:r>
     </w:p>
     <w:p>

--- a/sufficiency-handout.docx
+++ b/sufficiency-handout.docx
@@ -15,7 +15,7 @@
         <w:pStyle w:val="Date"/>
       </w:pPr>
       <w:r>
-        <w:t xml:space="preserve">Last modified: 2026-10-29 15:05:35 (PDT)</w:t>
+        <w:t xml:space="preserve">Last modified: 2026-10-29 15:24:42 (PDT)</w:t>
       </w:r>
     </w:p>
     <w:p>

--- a/sufficiency-handout.docx
+++ b/sufficiency-handout.docx
@@ -15,7 +15,7 @@
         <w:pStyle w:val="Date"/>
       </w:pPr>
       <w:r>
-        <w:t xml:space="preserve">Last modified: 2026-10-29 15:24:42 (PDT)</w:t>
+        <w:t xml:space="preserve">Last modified: 2026-10-29 18:15:36 (PDT)</w:t>
       </w:r>
     </w:p>
     <w:p>

--- a/sufficiency-handout.docx
+++ b/sufficiency-handout.docx
@@ -15,7 +15,7 @@
         <w:pStyle w:val="Date"/>
       </w:pPr>
       <w:r>
-        <w:t xml:space="preserve">Last modified: 2026-10-29 18:15:36 (PDT)</w:t>
+        <w:t xml:space="preserve">Last modified: 2026-10-30 00:29:08 (PDT)</w:t>
       </w:r>
     </w:p>
     <w:p>

--- a/sufficiency-handout.docx
+++ b/sufficiency-handout.docx
@@ -15,7 +15,7 @@
         <w:pStyle w:val="Date"/>
       </w:pPr>
       <w:r>
-        <w:t xml:space="preserve">Last modified: 2026-10-30 00:29:08 (PDT)</w:t>
+        <w:t xml:space="preserve">Last modified: 2026-10-30 07:36:33 (PDT)</w:t>
       </w:r>
     </w:p>
     <w:p>

--- a/sufficiency-handout.docx
+++ b/sufficiency-handout.docx
@@ -15,7 +15,7 @@
         <w:pStyle w:val="Date"/>
       </w:pPr>
       <w:r>
-        <w:t xml:space="preserve">Last modified: 2026-10-30 07:36:33 (PDT)</w:t>
+        <w:t xml:space="preserve">Last modified: 2026-10-30 11:26:23 (PDT)</w:t>
       </w:r>
     </w:p>
     <w:p>

--- a/sufficiency-handout.docx
+++ b/sufficiency-handout.docx
@@ -15,7 +15,7 @@
         <w:pStyle w:val="Date"/>
       </w:pPr>
       <w:r>
-        <w:t xml:space="preserve">Last modified: 2026-10-30 11:26:23 (PDT)</w:t>
+        <w:t xml:space="preserve">Last modified: 2026-10-30 11:51:54 (PDT)</w:t>
       </w:r>
     </w:p>
     <w:p>

--- a/sufficiency-handout.docx
+++ b/sufficiency-handout.docx
@@ -15,7 +15,7 @@
         <w:pStyle w:val="Date"/>
       </w:pPr>
       <w:r>
-        <w:t xml:space="preserve">Last modified: 2026-10-30 11:51:54 (PDT)</w:t>
+        <w:t xml:space="preserve">Last modified: 2026-10-30 17:27:44 (PDT)</w:t>
       </w:r>
     </w:p>
     <w:p>
